--- a/eng/docx/37.content.docx
+++ b/eng/docx/37.content.docx
@@ -755,6 +755,20 @@
       </w:r>
       <w:r>
         <w:rPr>
+          <w:lang w:val="en_US" w:bidi="en_US"/>
+        </w:rPr>
+        <w:t>בִּ⁠שְׁנַ֤ת שְׁתַּ֨יִם֙ לְ⁠דָרְיָ֣וֶשׁ הַ⁠מֶּ֔לֶךְ</w:t>
+      </w:r>
+    </w:p>
+    <w:p>
+      <w:pPr/>
+      <w:r>
+        <w:rPr>
+          <w:lang w:val="en_US" w:bidi="en_US"/>
+        </w:rPr>
+      </w:r>
+      <w:r>
+        <w:rPr>
           <w:b/>
           <w:lang w:val="en_US" w:bidi="en_US"/>
         </w:rPr>
@@ -851,6 +865,20 @@
       </w:r>
       <w:r>
         <w:rPr>
+          <w:lang w:val="en_US" w:bidi="en_US"/>
+        </w:rPr>
+        <w:t>בִּ⁠שְׁנַ֤ת שְׁתַּ֨יִם֙ &amp; בַּ⁠חֹ֨דֶשׁ֙ הַ⁠שִּׁשִּׁ֔י בְּ⁠י֥וֹם אֶחָ֖ד לַ⁠חֹ֑דֶשׁ</w:t>
+      </w:r>
+    </w:p>
+    <w:p>
+      <w:pPr/>
+      <w:r>
+        <w:rPr>
+          <w:lang w:val="en_US" w:bidi="en_US"/>
+        </w:rPr>
+      </w:r>
+      <w:r>
+        <w:rPr>
           <w:b/>
           <w:lang w:val="en_US" w:bidi="en_US"/>
         </w:rPr>
@@ -947,6 +975,20 @@
       </w:r>
       <w:r>
         <w:rPr>
+          <w:lang w:val="en_US" w:bidi="en_US"/>
+        </w:rPr>
+        <w:t>בַּ⁠חֹ֨דֶשׁ֙ הַ⁠שִּׁשִּׁ֔י בְּ⁠י֥וֹם אֶחָ֖ד לַ⁠חֹ֑דֶשׁ</w:t>
+      </w:r>
+    </w:p>
+    <w:p>
+      <w:pPr/>
+      <w:r>
+        <w:rPr>
+          <w:lang w:val="en_US" w:bidi="en_US"/>
+        </w:rPr>
+      </w:r>
+      <w:r>
+        <w:rPr>
           <w:b/>
           <w:lang w:val="en_US" w:bidi="en_US"/>
         </w:rPr>
@@ -1043,6 +1085,20 @@
       </w:r>
       <w:r>
         <w:rPr>
+          <w:lang w:val="en_US" w:bidi="en_US"/>
+        </w:rPr>
+        <w:t>הָיָ֨ה דְבַר־יְהוָ֜ה בְּ⁠יַד־חַגַּ֣י הַ⁠נָּבִ֗יא</w:t>
+      </w:r>
+    </w:p>
+    <w:p>
+      <w:pPr/>
+      <w:r>
+        <w:rPr>
+          <w:lang w:val="en_US" w:bidi="en_US"/>
+        </w:rPr>
+      </w:r>
+      <w:r>
+        <w:rPr>
           <w:b/>
           <w:lang w:val="en_US" w:bidi="en_US"/>
         </w:rPr>
@@ -1152,6 +1208,20 @@
       </w:r>
       <w:r>
         <w:rPr>
+          <w:lang w:val="en_US" w:bidi="en_US"/>
+        </w:rPr>
+        <w:t>דְבַר־יְהוָ֜ה</w:t>
+      </w:r>
+    </w:p>
+    <w:p>
+      <w:pPr/>
+      <w:r>
+        <w:rPr>
+          <w:lang w:val="en_US" w:bidi="en_US"/>
+        </w:rPr>
+      </w:r>
+      <w:r>
+        <w:rPr>
           <w:b/>
           <w:lang w:val="en_US" w:bidi="en_US"/>
         </w:rPr>
@@ -1248,6 +1318,20 @@
       </w:r>
       <w:r>
         <w:rPr>
+          <w:lang w:val="en_US" w:bidi="en_US"/>
+        </w:rPr>
+        <w:t>כֹּ֥ה אָמַ֛ר יְהוָ֥ה צְבָא֖וֹת לֵ⁠אמֹ֑ר הָ⁠עָ֤ם הַ⁠זֶּה֙ אָֽמְר֔וּ לֹ֥א עֶת־בֹּ֛א עֶת־בֵּ֥ית יְהוָ֖ה לְ⁠הִבָּנֽוֹת</w:t>
+      </w:r>
+    </w:p>
+    <w:p>
+      <w:pPr/>
+      <w:r>
+        <w:rPr>
+          <w:lang w:val="en_US" w:bidi="en_US"/>
+        </w:rPr>
+      </w:r>
+      <w:r>
+        <w:rPr>
           <w:b/>
           <w:lang w:val="en_US" w:bidi="en_US"/>
         </w:rPr>
@@ -1331,6 +1415,20 @@
       </w:r>
       <w:r>
         <w:rPr>
+          <w:lang w:val="en_US" w:bidi="en_US"/>
+        </w:rPr>
+        <w:t>יְהוָ֥ה צְבָא֖וֹת</w:t>
+      </w:r>
+    </w:p>
+    <w:p>
+      <w:pPr/>
+      <w:r>
+        <w:rPr>
+          <w:lang w:val="en_US" w:bidi="en_US"/>
+        </w:rPr>
+      </w:r>
+      <w:r>
+        <w:rPr>
           <w:b/>
           <w:lang w:val="en_US" w:bidi="en_US"/>
         </w:rPr>
@@ -1427,6 +1525,20 @@
       </w:r>
       <w:r>
         <w:rPr>
+          <w:lang w:val="en_US" w:bidi="en_US"/>
+        </w:rPr>
+        <w:t>הָ⁠עָ֤ם הַ⁠זֶּה֙</w:t>
+      </w:r>
+    </w:p>
+    <w:p>
+      <w:pPr/>
+      <w:r>
+        <w:rPr>
+          <w:lang w:val="en_US" w:bidi="en_US"/>
+        </w:rPr>
+      </w:r>
+      <w:r>
+        <w:rPr>
           <w:b/>
           <w:lang w:val="en_US" w:bidi="en_US"/>
         </w:rPr>
@@ -1523,6 +1635,20 @@
       </w:r>
       <w:r>
         <w:rPr>
+          <w:lang w:val="en_US" w:bidi="en_US"/>
+        </w:rPr>
+        <w:t>עֶת־בֵּ֥ית יְהוָ֖ה</w:t>
+      </w:r>
+    </w:p>
+    <w:p>
+      <w:pPr/>
+      <w:r>
+        <w:rPr>
+          <w:lang w:val="en_US" w:bidi="en_US"/>
+        </w:rPr>
+      </w:r>
+      <w:r>
+        <w:rPr>
           <w:b/>
           <w:lang w:val="en_US" w:bidi="en_US"/>
         </w:rPr>
@@ -1608,6 +1734,20 @@
         <w:rPr>
           <w:lang w:val="en_US" w:bidi="en_US"/>
         </w:rPr>
+      </w:r>
+    </w:p>
+    <w:p>
+      <w:pPr/>
+      <w:r>
+        <w:rPr>
+          <w:lang w:val="en_US" w:bidi="en_US"/>
+        </w:rPr>
+      </w:r>
+      <w:r>
+        <w:rPr>
+          <w:lang w:val="en_US" w:bidi="en_US"/>
+        </w:rPr>
+        <w:t>וַֽ⁠יְהִי֙ דְּבַר־יְהוָ֔ה בְּ⁠יַד־חַגַּ֥י הַ⁠נָּבִ֖יא</w:t>
       </w:r>
     </w:p>
     <w:p>
@@ -1720,6 +1860,20 @@
       </w:r>
       <w:r>
         <w:rPr>
+          <w:lang w:val="en_US" w:bidi="en_US"/>
+        </w:rPr>
+        <w:t>הַ⁠עֵ֤ת לָ⁠כֶם֙ אַתֶּ֔ם לָ⁠שֶׁ֖בֶת בְּ⁠בָתֵּי⁠כֶ֣ם סְפוּנִ֑ים וְ⁠הַ⁠בַּ֥יִת הַ⁠זֶּ֖ה חָרֵֽב</w:t>
+      </w:r>
+    </w:p>
+    <w:p>
+      <w:pPr/>
+      <w:r>
+        <w:rPr>
+          <w:lang w:val="en_US" w:bidi="en_US"/>
+        </w:rPr>
+      </w:r>
+      <w:r>
+        <w:rPr>
           <w:b/>
           <w:lang w:val="en_US" w:bidi="en_US"/>
         </w:rPr>
@@ -1803,6 +1957,20 @@
       </w:r>
       <w:r>
         <w:rPr>
+          <w:lang w:val="en_US" w:bidi="en_US"/>
+        </w:rPr>
+        <w:t>לָ⁠כֶם֙ אַתֶּ֔ם &amp; בְּ⁠בָתֵּי⁠כֶ֣ם</w:t>
+      </w:r>
+    </w:p>
+    <w:p>
+      <w:pPr/>
+      <w:r>
+        <w:rPr>
+          <w:lang w:val="en_US" w:bidi="en_US"/>
+        </w:rPr>
+      </w:r>
+      <w:r>
+        <w:rPr>
           <w:b/>
           <w:lang w:val="en_US" w:bidi="en_US"/>
         </w:rPr>
@@ -1951,6 +2119,20 @@
       </w:r>
       <w:r>
         <w:rPr>
+          <w:lang w:val="en_US" w:bidi="en_US"/>
+        </w:rPr>
+        <w:t>סְפוּנִ֑ים</w:t>
+      </w:r>
+    </w:p>
+    <w:p>
+      <w:pPr/>
+      <w:r>
+        <w:rPr>
+          <w:lang w:val="en_US" w:bidi="en_US"/>
+        </w:rPr>
+      </w:r>
+      <w:r>
+        <w:rPr>
           <w:b/>
           <w:lang w:val="en_US" w:bidi="en_US"/>
         </w:rPr>
@@ -2047,6 +2229,20 @@
       </w:r>
       <w:r>
         <w:rPr>
+          <w:lang w:val="en_US" w:bidi="en_US"/>
+        </w:rPr>
+        <w:t>וְ⁠עַתָּ֕ה כֹּ֥ה אָמַ֖ר יְהוָ֣ה צְבָא֑וֹת שִׂ֥ימוּ לְבַבְ⁠כֶ֖ם עַל־דַּרְכֵי⁠כֶֽם</w:t>
+      </w:r>
+    </w:p>
+    <w:p>
+      <w:pPr/>
+      <w:r>
+        <w:rPr>
+          <w:lang w:val="en_US" w:bidi="en_US"/>
+        </w:rPr>
+      </w:r>
+      <w:r>
+        <w:rPr>
           <w:b/>
           <w:lang w:val="en_US" w:bidi="en_US"/>
         </w:rPr>
@@ -2130,6 +2326,20 @@
       </w:r>
       <w:r>
         <w:rPr>
+          <w:lang w:val="en_US" w:bidi="en_US"/>
+        </w:rPr>
+        <w:t>שִׂ֥ימוּ לְבַבְ⁠כֶ֖ם עַל־דַּרְכֵי⁠כֶֽם</w:t>
+      </w:r>
+    </w:p>
+    <w:p>
+      <w:pPr/>
+      <w:r>
+        <w:rPr>
+          <w:lang w:val="en_US" w:bidi="en_US"/>
+        </w:rPr>
+      </w:r>
+      <w:r>
+        <w:rPr>
           <w:b/>
           <w:lang w:val="en_US" w:bidi="en_US"/>
         </w:rPr>
@@ -2226,6 +2436,20 @@
       </w:r>
       <w:r>
         <w:rPr>
+          <w:lang w:val="en_US" w:bidi="en_US"/>
+        </w:rPr>
+        <w:t>לְבַבְ⁠כֶ֖ם</w:t>
+      </w:r>
+    </w:p>
+    <w:p>
+      <w:pPr/>
+      <w:r>
+        <w:rPr>
+          <w:lang w:val="en_US" w:bidi="en_US"/>
+        </w:rPr>
+      </w:r>
+      <w:r>
+        <w:rPr>
           <w:b/>
           <w:lang w:val="en_US" w:bidi="en_US"/>
         </w:rPr>
@@ -2322,6 +2546,20 @@
       </w:r>
       <w:r>
         <w:rPr>
+          <w:lang w:val="en_US" w:bidi="en_US"/>
+        </w:rPr>
+        <w:t>דַּרְכֵי⁠כֶֽם</w:t>
+      </w:r>
+    </w:p>
+    <w:p>
+      <w:pPr/>
+      <w:r>
+        <w:rPr>
+          <w:lang w:val="en_US" w:bidi="en_US"/>
+        </w:rPr>
+      </w:r>
+      <w:r>
+        <w:rPr>
           <w:b/>
           <w:lang w:val="en_US" w:bidi="en_US"/>
         </w:rPr>
@@ -2418,6 +2656,20 @@
       </w:r>
       <w:r>
         <w:rPr>
+          <w:lang w:val="en_US" w:bidi="en_US"/>
+        </w:rPr>
+        <w:t>וְ⁠אֵין־לְ⁠שָׂבְעָה֙</w:t>
+      </w:r>
+    </w:p>
+    <w:p>
+      <w:pPr/>
+      <w:r>
+        <w:rPr>
+          <w:lang w:val="en_US" w:bidi="en_US"/>
+        </w:rPr>
+      </w:r>
+      <w:r>
+        <w:rPr>
           <w:b/>
           <w:lang w:val="en_US" w:bidi="en_US"/>
         </w:rPr>
@@ -2514,6 +2766,20 @@
       </w:r>
       <w:r>
         <w:rPr>
+          <w:lang w:val="en_US" w:bidi="en_US"/>
+        </w:rPr>
+        <w:t>וְ⁠אֵין־לְ⁠שָׁכְרָ֔ה</w:t>
+      </w:r>
+    </w:p>
+    <w:p>
+      <w:pPr/>
+      <w:r>
+        <w:rPr>
+          <w:lang w:val="en_US" w:bidi="en_US"/>
+        </w:rPr>
+      </w:r>
+      <w:r>
+        <w:rPr>
           <w:b/>
           <w:lang w:val="en_US" w:bidi="en_US"/>
         </w:rPr>
@@ -2597,6 +2863,20 @@
       </w:r>
       <w:r>
         <w:rPr>
+          <w:lang w:val="en_US" w:bidi="en_US"/>
+        </w:rPr>
+        <w:t>לָב֖וֹשׁ וְ⁠אֵין־לְ⁠חֹ֣ם ל֑⁠וֹ</w:t>
+      </w:r>
+    </w:p>
+    <w:p>
+      <w:pPr/>
+      <w:r>
+        <w:rPr>
+          <w:lang w:val="en_US" w:bidi="en_US"/>
+        </w:rPr>
+      </w:r>
+      <w:r>
+        <w:rPr>
           <w:b/>
           <w:lang w:val="en_US" w:bidi="en_US"/>
         </w:rPr>
@@ -2680,6 +2960,20 @@
       </w:r>
       <w:r>
         <w:rPr>
+          <w:lang w:val="en_US" w:bidi="en_US"/>
+        </w:rPr>
+        <w:t>וְ⁠הַ֨⁠מִּשְׂתַּכֵּ֔ר מִשְׂתַּכֵּ֖ר אֶל־צְר֥וֹר נָקֽוּב</w:t>
+      </w:r>
+    </w:p>
+    <w:p>
+      <w:pPr/>
+      <w:r>
+        <w:rPr>
+          <w:lang w:val="en_US" w:bidi="en_US"/>
+        </w:rPr>
+      </w:r>
+      <w:r>
+        <w:rPr>
           <w:b/>
           <w:lang w:val="en_US" w:bidi="en_US"/>
         </w:rPr>
@@ -2763,6 +3057,20 @@
       </w:r>
       <w:r>
         <w:rPr>
+          <w:lang w:val="en_US" w:bidi="en_US"/>
+        </w:rPr>
+        <w:t>וְ⁠הַ֨⁠מִּשְׂתַּכֵּ֔ר מִשְׂתַּכֵּ֖ר אֶל־צְר֥וֹר נָקֽוּב</w:t>
+      </w:r>
+    </w:p>
+    <w:p>
+      <w:pPr/>
+      <w:r>
+        <w:rPr>
+          <w:lang w:val="en_US" w:bidi="en_US"/>
+        </w:rPr>
+      </w:r>
+      <w:r>
+        <w:rPr>
           <w:b/>
           <w:lang w:val="en_US" w:bidi="en_US"/>
         </w:rPr>
@@ -2872,6 +3180,20 @@
       </w:r>
       <w:r>
         <w:rPr>
+          <w:lang w:val="en_US" w:bidi="en_US"/>
+        </w:rPr>
+        <w:t>צְר֥וֹר נָקֽוּב</w:t>
+      </w:r>
+    </w:p>
+    <w:p>
+      <w:pPr/>
+      <w:r>
+        <w:rPr>
+          <w:lang w:val="en_US" w:bidi="en_US"/>
+        </w:rPr>
+      </w:r>
+      <w:r>
+        <w:rPr>
           <w:b/>
           <w:lang w:val="en_US" w:bidi="en_US"/>
         </w:rPr>
@@ -2955,6 +3277,20 @@
       </w:r>
       <w:r>
         <w:rPr>
+          <w:lang w:val="en_US" w:bidi="en_US"/>
+        </w:rPr>
+        <w:t>כֹּ֥ה אָמַ֖ר יְהוָ֣ה צְבָא֑וֹת שִׂ֥ימוּ לְבַבְ⁠כֶ֖ם עַל־דַּרְכֵי⁠כֶֽם</w:t>
+      </w:r>
+    </w:p>
+    <w:p>
+      <w:pPr/>
+      <w:r>
+        <w:rPr>
+          <w:lang w:val="en_US" w:bidi="en_US"/>
+        </w:rPr>
+      </w:r>
+      <w:r>
+        <w:rPr>
           <w:b/>
           <w:lang w:val="en_US" w:bidi="en_US"/>
         </w:rPr>
@@ -3027,6 +3363,20 @@
         <w:rPr>
           <w:lang w:val="en_US" w:bidi="en_US"/>
         </w:rPr>
+      </w:r>
+    </w:p>
+    <w:p>
+      <w:pPr/>
+      <w:r>
+        <w:rPr>
+          <w:lang w:val="en_US" w:bidi="en_US"/>
+        </w:rPr>
+      </w:r>
+      <w:r>
+        <w:rPr>
+          <w:lang w:val="en_US" w:bidi="en_US"/>
+        </w:rPr>
+        <w:t>שִׂ֥ימוּ לְבַבְ⁠כֶ֖ם עַל־דַּרְכֵי⁠כֶֽם</w:t>
       </w:r>
     </w:p>
     <w:p>
@@ -3139,6 +3489,20 @@
       </w:r>
       <w:r>
         <w:rPr>
+          <w:lang w:val="en_US" w:bidi="en_US"/>
+        </w:rPr>
+        <w:t>עֲל֥וּ הָ⁠הָ֛ר וַ⁠הֲבֵאתֶ֥ם עֵ֖ץ וּ⁠בְנ֣וּ הַ⁠בָּ֑יִת וְ⁠אֶרְצֶה־בּ֥⁠וֹ ו⁠אכבד אָמַ֥ר יְהוָֽה</w:t>
+      </w:r>
+    </w:p>
+    <w:p>
+      <w:pPr/>
+      <w:r>
+        <w:rPr>
+          <w:lang w:val="en_US" w:bidi="en_US"/>
+        </w:rPr>
+      </w:r>
+      <w:r>
+        <w:rPr>
           <w:b/>
           <w:lang w:val="en_US" w:bidi="en_US"/>
         </w:rPr>
@@ -3222,6 +3586,20 @@
       </w:r>
       <w:r>
         <w:rPr>
+          <w:lang w:val="en_US" w:bidi="en_US"/>
+        </w:rPr>
+        <w:t>הָ⁠הָ֛ר</w:t>
+      </w:r>
+    </w:p>
+    <w:p>
+      <w:pPr/>
+      <w:r>
+        <w:rPr>
+          <w:lang w:val="en_US" w:bidi="en_US"/>
+        </w:rPr>
+      </w:r>
+      <w:r>
+        <w:rPr>
           <w:b/>
           <w:lang w:val="en_US" w:bidi="en_US"/>
         </w:rPr>
@@ -3318,6 +3696,20 @@
       </w:r>
       <w:r>
         <w:rPr>
+          <w:lang w:val="en_US" w:bidi="en_US"/>
+        </w:rPr>
+        <w:t>ו⁠אכבד</w:t>
+      </w:r>
+    </w:p>
+    <w:p>
+      <w:pPr/>
+      <w:r>
+        <w:rPr>
+          <w:lang w:val="en_US" w:bidi="en_US"/>
+        </w:rPr>
+      </w:r>
+      <w:r>
+        <w:rPr>
           <w:b/>
           <w:lang w:val="en_US" w:bidi="en_US"/>
         </w:rPr>
@@ -3414,6 +3806,20 @@
       </w:r>
       <w:r>
         <w:rPr>
+          <w:lang w:val="en_US" w:bidi="en_US"/>
+        </w:rPr>
+        <w:t>פָּנֹ֤ה אֶל־הַרְבֵּה֙ וְ⁠הִנֵּ֣ה לִ⁠מְעָ֔ט וַ⁠הֲבֵאתֶ֥ם הַ⁠בַּ֖יִת וְ⁠נָפַ֣חְתִּי ב֑⁠וֹ יַ֣עַן מֶ֗ה נְאֻם֙ יְהוָ֣ה צְבָא֔וֹת יַ֗עַן בֵּיתִ⁠י֙ אֲשֶׁר־ה֣וּא חָרֵ֔ב וְ⁠אַתֶּ֥ם רָצִ֖ים אִ֥ישׁ לְ⁠בֵיתֽ⁠וֹ</w:t>
+      </w:r>
+    </w:p>
+    <w:p>
+      <w:pPr/>
+      <w:r>
+        <w:rPr>
+          <w:lang w:val="en_US" w:bidi="en_US"/>
+        </w:rPr>
+      </w:r>
+      <w:r>
+        <w:rPr>
           <w:b/>
           <w:lang w:val="en_US" w:bidi="en_US"/>
         </w:rPr>
@@ -3497,6 +3903,20 @@
       </w:r>
       <w:r>
         <w:rPr>
+          <w:lang w:val="en_US" w:bidi="en_US"/>
+        </w:rPr>
+        <w:t>וְ⁠הִנֵּ֣ה</w:t>
+      </w:r>
+    </w:p>
+    <w:p>
+      <w:pPr/>
+      <w:r>
+        <w:rPr>
+          <w:lang w:val="en_US" w:bidi="en_US"/>
+        </w:rPr>
+      </w:r>
+      <w:r>
+        <w:rPr>
           <w:b/>
           <w:lang w:val="en_US" w:bidi="en_US"/>
         </w:rPr>
@@ -3593,6 +4013,20 @@
       </w:r>
       <w:r>
         <w:rPr>
+          <w:lang w:val="en_US" w:bidi="en_US"/>
+        </w:rPr>
+        <w:t>וְ⁠הִנֵּ֣ה לִ⁠מְעָ֔ט</w:t>
+      </w:r>
+    </w:p>
+    <w:p>
+      <w:pPr/>
+      <w:r>
+        <w:rPr>
+          <w:lang w:val="en_US" w:bidi="en_US"/>
+        </w:rPr>
+      </w:r>
+      <w:r>
+        <w:rPr>
           <w:b/>
           <w:lang w:val="en_US" w:bidi="en_US"/>
         </w:rPr>
@@ -3676,6 +4110,20 @@
       </w:r>
       <w:r>
         <w:rPr>
+          <w:lang w:val="en_US" w:bidi="en_US"/>
+        </w:rPr>
+        <w:t>וְ⁠נָפַ֣חְתִּי ב֑⁠וֹ</w:t>
+      </w:r>
+    </w:p>
+    <w:p>
+      <w:pPr/>
+      <w:r>
+        <w:rPr>
+          <w:lang w:val="en_US" w:bidi="en_US"/>
+        </w:rPr>
+      </w:r>
+      <w:r>
+        <w:rPr>
           <w:b/>
           <w:lang w:val="en_US" w:bidi="en_US"/>
         </w:rPr>
@@ -3759,6 +4207,20 @@
       </w:r>
       <w:r>
         <w:rPr>
+          <w:lang w:val="en_US" w:bidi="en_US"/>
+        </w:rPr>
+        <w:t>יַ֣עַן מֶ֗ה &amp; יַ֗עַן בֵּיתִ⁠י֙</w:t>
+      </w:r>
+    </w:p>
+    <w:p>
+      <w:pPr/>
+      <w:r>
+        <w:rPr>
+          <w:lang w:val="en_US" w:bidi="en_US"/>
+        </w:rPr>
+      </w:r>
+      <w:r>
+        <w:rPr>
           <w:b/>
           <w:lang w:val="en_US" w:bidi="en_US"/>
         </w:rPr>
@@ -3855,6 +4317,20 @@
       </w:r>
       <w:r>
         <w:rPr>
+          <w:lang w:val="en_US" w:bidi="en_US"/>
+        </w:rPr>
+        <w:t>נְאֻם֙ יְהוָ֣ה צְבָא֔וֹת</w:t>
+      </w:r>
+    </w:p>
+    <w:p>
+      <w:pPr/>
+      <w:r>
+        <w:rPr>
+          <w:lang w:val="en_US" w:bidi="en_US"/>
+        </w:rPr>
+      </w:r>
+      <w:r>
+        <w:rPr>
           <w:b/>
           <w:lang w:val="en_US" w:bidi="en_US"/>
         </w:rPr>
@@ -3951,6 +4427,20 @@
       </w:r>
       <w:r>
         <w:rPr>
+          <w:lang w:val="en_US" w:bidi="en_US"/>
+        </w:rPr>
+        <w:t>וְ⁠אַתֶּ֥ם רָצִ֖ים אִ֥ישׁ לְ⁠בֵיתֽ⁠וֹ</w:t>
+      </w:r>
+    </w:p>
+    <w:p>
+      <w:pPr/>
+      <w:r>
+        <w:rPr>
+          <w:lang w:val="en_US" w:bidi="en_US"/>
+        </w:rPr>
+      </w:r>
+      <w:r>
+        <w:rPr>
           <w:b/>
           <w:lang w:val="en_US" w:bidi="en_US"/>
         </w:rPr>
@@ -4047,6 +4537,20 @@
       </w:r>
       <w:r>
         <w:rPr>
+          <w:lang w:val="en_US" w:bidi="en_US"/>
+        </w:rPr>
+        <w:t>וְ⁠אַתֶּ֥ם רָצִ֖ים אִ֥ישׁ לְ⁠בֵיתֽ⁠וֹ</w:t>
+      </w:r>
+    </w:p>
+    <w:p>
+      <w:pPr/>
+      <w:r>
+        <w:rPr>
+          <w:lang w:val="en_US" w:bidi="en_US"/>
+        </w:rPr>
+      </w:r>
+      <w:r>
+        <w:rPr>
           <w:b/>
           <w:lang w:val="en_US" w:bidi="en_US"/>
         </w:rPr>
@@ -4143,6 +4647,20 @@
       </w:r>
       <w:r>
         <w:rPr>
+          <w:lang w:val="en_US" w:bidi="en_US"/>
+        </w:rPr>
+        <w:t>כָּלְא֥וּ שָמַ֖יִם מִ⁠טָּ֑ל וְ⁠הָ⁠אָ֖רֶץ כָּלְאָ֥ה יְבוּלָֽ⁠הּ</w:t>
+      </w:r>
+    </w:p>
+    <w:p>
+      <w:pPr/>
+      <w:r>
+        <w:rPr>
+          <w:lang w:val="en_US" w:bidi="en_US"/>
+        </w:rPr>
+      </w:r>
+      <w:r>
+        <w:rPr>
           <w:b/>
           <w:lang w:val="en_US" w:bidi="en_US"/>
         </w:rPr>
@@ -4291,6 +4809,20 @@
       </w:r>
       <w:r>
         <w:rPr>
+          <w:lang w:val="en_US" w:bidi="en_US"/>
+        </w:rPr>
+        <w:t>עֲלֵי⁠כֶ֔ם כָּלְא֥וּ שָמַ֖יִם מִ⁠טָּ֑ל</w:t>
+      </w:r>
+    </w:p>
+    <w:p>
+      <w:pPr/>
+      <w:r>
+        <w:rPr>
+          <w:lang w:val="en_US" w:bidi="en_US"/>
+        </w:rPr>
+      </w:r>
+      <w:r>
+        <w:rPr>
           <w:b/>
           <w:lang w:val="en_US" w:bidi="en_US"/>
         </w:rPr>
@@ -4400,6 +4932,20 @@
       </w:r>
       <w:r>
         <w:rPr>
+          <w:lang w:val="en_US" w:bidi="en_US"/>
+        </w:rPr>
+        <w:t>עַל־הָ⁠אָ֣רֶץ וְ⁠עַל־הֶ⁠הָרִ֗ים וְ⁠עַל־הַ⁠דָּגָן֙ וְ⁠עַל־הַ⁠תִּיר֣וֹשׁ וְ⁠עַל־הַ⁠יִּצְהָ֔ר וְ⁠עַ֛ל אֲשֶׁ֥ר תּוֹצִ֖יא הָ⁠אֲדָמָ֑ה וְ⁠עַל־הָֽ⁠אָדָם֙ וְ⁠עַל־הַ⁠בְּהֵמָ֔ה וְ⁠עַ֖ל כָּל־יְגִ֥יעַ כַּפָּֽיִם</w:t>
+      </w:r>
+    </w:p>
+    <w:p>
+      <w:pPr/>
+      <w:r>
+        <w:rPr>
+          <w:lang w:val="en_US" w:bidi="en_US"/>
+        </w:rPr>
+      </w:r>
+      <w:r>
+        <w:rPr>
           <w:b/>
           <w:lang w:val="en_US" w:bidi="en_US"/>
         </w:rPr>
@@ -4509,6 +5055,20 @@
       </w:r>
       <w:r>
         <w:rPr>
+          <w:lang w:val="en_US" w:bidi="en_US"/>
+        </w:rPr>
+        <w:t>וָ⁠אֶקְרָ֨א חֹ֜רֶב עַל־הָ⁠אָ֣רֶץ וְ⁠עַל־הֶ⁠הָרִ֗ים וְ⁠עַל־הַ⁠דָּגָן֙ וְ⁠עַל־הַ⁠תִּיר֣וֹשׁ וְ⁠עַל־הַ⁠יִּצְהָ֔ר וְ⁠עַ֛ל אֲשֶׁ֥ר תּוֹצִ֖יא הָ⁠אֲדָמָ֑ה וְ⁠עַל־הָֽ⁠אָדָם֙ וְ⁠עַל־הַ⁠בְּהֵמָ֔ה וְ⁠עַ֖ל כָּל־יְגִ֥יעַ כַּפָּֽיִם</w:t>
+      </w:r>
+    </w:p>
+    <w:p>
+      <w:pPr/>
+      <w:r>
+        <w:rPr>
+          <w:lang w:val="en_US" w:bidi="en_US"/>
+        </w:rPr>
+      </w:r>
+      <w:r>
+        <w:rPr>
           <w:b/>
           <w:lang w:val="en_US" w:bidi="en_US"/>
         </w:rPr>
@@ -4605,6 +5165,20 @@
       </w:r>
       <w:r>
         <w:rPr>
+          <w:lang w:val="en_US" w:bidi="en_US"/>
+        </w:rPr>
+        <w:t>וָ⁠אֶקְרָ֨א</w:t>
+      </w:r>
+    </w:p>
+    <w:p>
+      <w:pPr/>
+      <w:r>
+        <w:rPr>
+          <w:lang w:val="en_US" w:bidi="en_US"/>
+        </w:rPr>
+      </w:r>
+      <w:r>
+        <w:rPr>
           <w:b/>
           <w:lang w:val="en_US" w:bidi="en_US"/>
         </w:rPr>
@@ -4688,6 +5262,20 @@
       </w:r>
       <w:r>
         <w:rPr>
+          <w:lang w:val="en_US" w:bidi="en_US"/>
+        </w:rPr>
+        <w:t>וְ⁠עַל־הַ⁠דָּגָן֙ וְ⁠עַל־הַ⁠תִּיר֣וֹשׁ וְ⁠עַל־הַ⁠יִּצְהָ֔ר</w:t>
+      </w:r>
+    </w:p>
+    <w:p>
+      <w:pPr/>
+      <w:r>
+        <w:rPr>
+          <w:lang w:val="en_US" w:bidi="en_US"/>
+        </w:rPr>
+      </w:r>
+      <w:r>
+        <w:rPr>
           <w:b/>
           <w:lang w:val="en_US" w:bidi="en_US"/>
         </w:rPr>
@@ -4810,6 +5398,20 @@
       </w:r>
       <w:r>
         <w:rPr>
+          <w:lang w:val="en_US" w:bidi="en_US"/>
+        </w:rPr>
+        <w:t>וְ⁠עַל־הָֽ⁠אָדָם֙ וְ⁠עַל־הַ⁠בְּהֵמָ֔ה</w:t>
+      </w:r>
+    </w:p>
+    <w:p>
+      <w:pPr/>
+      <w:r>
+        <w:rPr>
+          <w:lang w:val="en_US" w:bidi="en_US"/>
+        </w:rPr>
+      </w:r>
+      <w:r>
+        <w:rPr>
           <w:b/>
           <w:lang w:val="en_US" w:bidi="en_US"/>
         </w:rPr>
@@ -4919,6 +5521,20 @@
       </w:r>
       <w:r>
         <w:rPr>
+          <w:lang w:val="en_US" w:bidi="en_US"/>
+        </w:rPr>
+        <w:t>כַּפָּֽיִם</w:t>
+      </w:r>
+    </w:p>
+    <w:p>
+      <w:pPr/>
+      <w:r>
+        <w:rPr>
+          <w:lang w:val="en_US" w:bidi="en_US"/>
+        </w:rPr>
+      </w:r>
+      <w:r>
+        <w:rPr>
           <w:b/>
           <w:lang w:val="en_US" w:bidi="en_US"/>
         </w:rPr>
@@ -5015,6 +5631,20 @@
       </w:r>
       <w:r>
         <w:rPr>
+          <w:lang w:val="en_US" w:bidi="en_US"/>
+        </w:rPr>
+        <w:t>וַ⁠יִּשְׁמַ֣ע &amp; בְּ⁠קוֹל֙ יְהוָ֣ה אֱלֹֽהֵי⁠הֶ֔ם וְ⁠עַל־דִּבְרֵי֙ חַגַּ֣י הַ⁠נָּבִ֔יא</w:t>
+      </w:r>
+    </w:p>
+    <w:p>
+      <w:pPr/>
+      <w:r>
+        <w:rPr>
+          <w:lang w:val="en_US" w:bidi="en_US"/>
+        </w:rPr>
+      </w:r>
+      <w:r>
+        <w:rPr>
           <w:b/>
           <w:lang w:val="en_US" w:bidi="en_US"/>
         </w:rPr>
@@ -5124,6 +5754,20 @@
       </w:r>
       <w:r>
         <w:rPr>
+          <w:lang w:val="en_US" w:bidi="en_US"/>
+        </w:rPr>
+        <w:t>וַ⁠יִּשְׁמַ֣ע &amp; בְּ⁠קוֹל֙ יְהוָ֣ה אֱלֹֽהֵי⁠הֶ֔ם וְ⁠עַל־דִּבְרֵי֙ חַגַּ֣י הַ⁠נָּבִ֔יא</w:t>
+      </w:r>
+    </w:p>
+    <w:p>
+      <w:pPr/>
+      <w:r>
+        <w:rPr>
+          <w:lang w:val="en_US" w:bidi="en_US"/>
+        </w:rPr>
+      </w:r>
+      <w:r>
+        <w:rPr>
           <w:b/>
           <w:lang w:val="en_US" w:bidi="en_US"/>
         </w:rPr>
@@ -5246,6 +5890,20 @@
       </w:r>
       <w:r>
         <w:rPr>
+          <w:lang w:val="en_US" w:bidi="en_US"/>
+        </w:rPr>
+        <w:t>בְּ⁠קוֹל֙ יְהוָ֣ה אֱלֹֽהֵי⁠הֶ֔ם וְ⁠עַל־דִּבְרֵי֙ חַגַּ֣י הַ⁠נָּבִ֔יא</w:t>
+      </w:r>
+    </w:p>
+    <w:p>
+      <w:pPr/>
+      <w:r>
+        <w:rPr>
+          <w:lang w:val="en_US" w:bidi="en_US"/>
+        </w:rPr>
+      </w:r>
+      <w:r>
+        <w:rPr>
           <w:b/>
           <w:lang w:val="en_US" w:bidi="en_US"/>
         </w:rPr>
@@ -5342,6 +6000,20 @@
       </w:r>
       <w:r>
         <w:rPr>
+          <w:lang w:val="en_US" w:bidi="en_US"/>
+        </w:rPr>
+        <w:t>וַ⁠יִּֽירְא֥וּ הָ⁠עָ֖ם מִ⁠פְּנֵ֥י יְהוָֽה</w:t>
+      </w:r>
+    </w:p>
+    <w:p>
+      <w:pPr/>
+      <w:r>
+        <w:rPr>
+          <w:lang w:val="en_US" w:bidi="en_US"/>
+        </w:rPr>
+      </w:r>
+      <w:r>
+        <w:rPr>
           <w:b/>
           <w:lang w:val="en_US" w:bidi="en_US"/>
         </w:rPr>
@@ -5438,6 +6110,20 @@
       </w:r>
       <w:r>
         <w:rPr>
+          <w:lang w:val="en_US" w:bidi="en_US"/>
+        </w:rPr>
+        <w:t>אֲנִ֥י אִתְּ⁠כֶ֖ם נְאֻם־יְהוָֽה</w:t>
+      </w:r>
+    </w:p>
+    <w:p>
+      <w:pPr/>
+      <w:r>
+        <w:rPr>
+          <w:lang w:val="en_US" w:bidi="en_US"/>
+        </w:rPr>
+      </w:r>
+      <w:r>
+        <w:rPr>
           <w:b/>
           <w:lang w:val="en_US" w:bidi="en_US"/>
         </w:rPr>
@@ -5521,6 +6207,20 @@
       </w:r>
       <w:r>
         <w:rPr>
+          <w:lang w:val="en_US" w:bidi="en_US"/>
+        </w:rPr>
+        <w:t>וַ⁠יָּ֣עַר יְהוָ֡ה אֶת־רוּחַ֩ זְרֻבָּבֶ֨ל בֶּן־שַׁלְתִּיאֵ֜ל פַּחַ֣ת יְהוּדָ֗ה וְ⁠אֶת־ר֨וּחַ֙ יְהוֹשֻׁ֤עַ בֶּן־יְהוֹצָדָק֙ הַ⁠כֹּהֵ֣ן הַ⁠גָּד֔וֹל וְֽ⁠אֶת־ר֔וּחַ כֹּ֖ל שְׁאֵרִ֣ית הָ⁠עָ֑ם</w:t>
+      </w:r>
+    </w:p>
+    <w:p>
+      <w:pPr/>
+      <w:r>
+        <w:rPr>
+          <w:lang w:val="en_US" w:bidi="en_US"/>
+        </w:rPr>
+      </w:r>
+      <w:r>
+        <w:rPr>
           <w:b/>
           <w:lang w:val="en_US" w:bidi="en_US"/>
         </w:rPr>
@@ -5617,6 +6317,20 @@
       </w:r>
       <w:r>
         <w:rPr>
+          <w:lang w:val="en_US" w:bidi="en_US"/>
+        </w:rPr>
+        <w:t>וַ⁠יָּ֣עַר יְהוָ֡ה אֶת־רוּחַ֩ זְרֻבָּבֶ֨ל בֶּן־שַׁלְתִּיאֵ֜ל פַּחַ֣ת יְהוּדָ֗ה וְ⁠אֶת־ר֨וּחַ֙ יְהוֹשֻׁ֤עַ בֶּן־יְהוֹצָדָק֙ הַ⁠כֹּהֵ֣ן הַ⁠גָּד֔וֹל וְֽ⁠אֶת־ר֔וּחַ כֹּ֖ל שְׁאֵרִ֣ית הָ⁠עָ֑ם</w:t>
+      </w:r>
+    </w:p>
+    <w:p>
+      <w:pPr/>
+      <w:r>
+        <w:rPr>
+          <w:lang w:val="en_US" w:bidi="en_US"/>
+        </w:rPr>
+      </w:r>
+      <w:r>
+        <w:rPr>
           <w:b/>
           <w:lang w:val="en_US" w:bidi="en_US"/>
         </w:rPr>
@@ -5689,6 +6403,20 @@
         <w:rPr>
           <w:lang w:val="en_US" w:bidi="en_US"/>
         </w:rPr>
+      </w:r>
+    </w:p>
+    <w:p>
+      <w:pPr/>
+      <w:r>
+        <w:rPr>
+          <w:lang w:val="en_US" w:bidi="en_US"/>
+        </w:rPr>
+      </w:r>
+      <w:r>
+        <w:rPr>
+          <w:lang w:val="en_US" w:bidi="en_US"/>
+        </w:rPr>
+        <w:t>בְּ⁠י֨וֹם עֶשְׂרִ֧ים וְ⁠אַרְבָּעָ֛ה לַ⁠חֹ֖דֶשׁ בַּ⁠שִּׁשִּׁ֑י</w:t>
       </w:r>
     </w:p>
     <w:p>
@@ -5814,6 +6542,20 @@
       </w:r>
       <w:r>
         <w:rPr>
+          <w:lang w:val="en_US" w:bidi="en_US"/>
+        </w:rPr>
+        <w:t>בְּ⁠י֨וֹם עֶשְׂרִ֧ים וְ⁠אַרְבָּעָ֛ה לַ⁠חֹ֖דֶשׁ בַּ⁠שִּׁשִּׁ֑י בִּ⁠שְׁנַ֥ת שְׁתַּ֖יִם</w:t>
+      </w:r>
+    </w:p>
+    <w:p>
+      <w:pPr/>
+      <w:r>
+        <w:rPr>
+          <w:lang w:val="en_US" w:bidi="en_US"/>
+        </w:rPr>
+      </w:r>
+      <w:r>
+        <w:rPr>
           <w:b/>
           <w:lang w:val="en_US" w:bidi="en_US"/>
         </w:rPr>
@@ -6006,6 +6748,20 @@
       </w:r>
       <w:r>
         <w:rPr>
+          <w:lang w:val="en_US" w:bidi="en_US"/>
+        </w:rPr>
+        <w:t>בַּ⁠שְּׁבִיעִ֕י בְּ⁠עֶשְׂרִ֥ים וְ⁠אֶחָ֖ד לַ⁠חֹ֑דֶשׁ</w:t>
+      </w:r>
+    </w:p>
+    <w:p>
+      <w:pPr/>
+      <w:r>
+        <w:rPr>
+          <w:lang w:val="en_US" w:bidi="en_US"/>
+        </w:rPr>
+      </w:r>
+      <w:r>
+        <w:rPr>
           <w:b/>
           <w:lang w:val="en_US" w:bidi="en_US"/>
         </w:rPr>
@@ -6089,6 +6845,20 @@
       </w:r>
       <w:r>
         <w:rPr>
+          <w:lang w:val="en_US" w:bidi="en_US"/>
+        </w:rPr>
+        <w:t>בַּ⁠שְּׁבִיעִ֕י בְּ⁠עֶשְׂרִ֥ים וְ⁠אֶחָ֖ד לַ⁠חֹ֑דֶשׁ</w:t>
+      </w:r>
+    </w:p>
+    <w:p>
+      <w:pPr/>
+      <w:r>
+        <w:rPr>
+          <w:lang w:val="en_US" w:bidi="en_US"/>
+        </w:rPr>
+      </w:r>
+      <w:r>
+        <w:rPr>
           <w:b/>
           <w:lang w:val="en_US" w:bidi="en_US"/>
         </w:rPr>
@@ -6161,6 +6931,20 @@
         <w:rPr>
           <w:lang w:val="en_US" w:bidi="en_US"/>
         </w:rPr>
+      </w:r>
+    </w:p>
+    <w:p>
+      <w:pPr/>
+      <w:r>
+        <w:rPr>
+          <w:lang w:val="en_US" w:bidi="en_US"/>
+        </w:rPr>
+      </w:r>
+      <w:r>
+        <w:rPr>
+          <w:lang w:val="en_US" w:bidi="en_US"/>
+        </w:rPr>
+        <w:t>בַּ⁠שְּׁבִיעִ֕י בְּ⁠עֶשְׂרִ֥ים וְ⁠אֶחָ֖ד לַ⁠חֹ֑דֶשׁ</w:t>
       </w:r>
     </w:p>
     <w:p>
@@ -6299,6 +7083,20 @@
       </w:r>
       <w:r>
         <w:rPr>
+          <w:lang w:val="en_US" w:bidi="en_US"/>
+        </w:rPr>
+        <w:t>הָיָה֙ דְּבַר־יְהוָ֔ה בְּ⁠יַד־חַגַּ֥י הַ⁠נָּבִ֖יא</w:t>
+      </w:r>
+    </w:p>
+    <w:p>
+      <w:pPr/>
+      <w:r>
+        <w:rPr>
+          <w:lang w:val="en_US" w:bidi="en_US"/>
+        </w:rPr>
+      </w:r>
+      <w:r>
+        <w:rPr>
           <w:b/>
           <w:lang w:val="en_US" w:bidi="en_US"/>
         </w:rPr>
@@ -6400,6 +7198,20 @@
       </w:r>
       <w:r>
         <w:rPr>
+          <w:lang w:val="en_US" w:bidi="en_US"/>
+        </w:rPr>
+        <w:t>הָ⁠עָ֖ם לֵ⁠אמֹֽר</w:t>
+      </w:r>
+    </w:p>
+    <w:p>
+      <w:pPr/>
+      <w:r>
+        <w:rPr>
+          <w:lang w:val="en_US" w:bidi="en_US"/>
+        </w:rPr>
+      </w:r>
+      <w:r>
+        <w:rPr>
           <w:b/>
           <w:lang w:val="en_US" w:bidi="en_US"/>
         </w:rPr>
@@ -6483,6 +7295,20 @@
       </w:r>
       <w:r>
         <w:rPr>
+          <w:lang w:val="en_US" w:bidi="en_US"/>
+        </w:rPr>
+        <w:t>מִ֤י בָ⁠כֶם֙ הַ⁠נִּשְׁאָ֔ר אֲשֶׁ֤ר רָאָה֙ אֶת־הַ⁠בַּ֣יִת הַ⁠זֶּ֔ה בִּ⁠כְבוֹד֖⁠וֹ הָ⁠רִאשׁ֑וֹן וּ⁠מָ֨ה אַתֶּ֜ם רֹאִ֤ים אֹת⁠וֹ֙ עַ֔תָּה הֲ⁠ל֥וֹא כָמֹ֛⁠הוּ כְּ⁠אַ֖יִן בְּ⁠עֵינֵי⁠כֶֽם</w:t>
+      </w:r>
+    </w:p>
+    <w:p>
+      <w:pPr/>
+      <w:r>
+        <w:rPr>
+          <w:lang w:val="en_US" w:bidi="en_US"/>
+        </w:rPr>
+      </w:r>
+      <w:r>
+        <w:rPr>
           <w:b/>
           <w:lang w:val="en_US" w:bidi="en_US"/>
         </w:rPr>
@@ -6566,6 +7392,20 @@
       </w:r>
       <w:r>
         <w:rPr>
+          <w:lang w:val="en_US" w:bidi="en_US"/>
+        </w:rPr>
+        <w:t>מִ֤י בָ⁠כֶם֙ הַ⁠נִּשְׁאָ֔ר אֲשֶׁ֤ר רָאָה֙ אֶת־הַ⁠בַּ֣יִת הַ⁠זֶּ֔ה בִּ⁠כְבוֹד֖⁠וֹ הָ⁠רִאשׁ֑וֹן וּ⁠מָ֨ה אַתֶּ֜ם רֹאִ֤ים אֹת⁠וֹ֙ עַ֔תָּה הֲ⁠ל֥וֹא כָמֹ֛⁠הוּ כְּ⁠אַ֖יִן בְּ⁠עֵינֵי⁠כֶֽם</w:t>
+      </w:r>
+    </w:p>
+    <w:p>
+      <w:pPr/>
+      <w:r>
+        <w:rPr>
+          <w:lang w:val="en_US" w:bidi="en_US"/>
+        </w:rPr>
+      </w:r>
+      <w:r>
+        <w:rPr>
           <w:b/>
           <w:lang w:val="en_US" w:bidi="en_US"/>
         </w:rPr>
@@ -6649,6 +7489,20 @@
       </w:r>
       <w:r>
         <w:rPr>
+          <w:lang w:val="en_US" w:bidi="en_US"/>
+        </w:rPr>
+        <w:t>בָ⁠כֶם֙ הַ⁠נִּשְׁאָ֔ר אֲשֶׁ֤ר רָאָה֙ אֶת־הַ⁠בַּ֣יִת הַ⁠זֶּ֔ה</w:t>
+      </w:r>
+    </w:p>
+    <w:p>
+      <w:pPr/>
+      <w:r>
+        <w:rPr>
+          <w:lang w:val="en_US" w:bidi="en_US"/>
+        </w:rPr>
+      </w:r>
+      <w:r>
+        <w:rPr>
           <w:b/>
           <w:lang w:val="en_US" w:bidi="en_US"/>
         </w:rPr>
@@ -6732,6 +7586,20 @@
       </w:r>
       <w:r>
         <w:rPr>
+          <w:lang w:val="en_US" w:bidi="en_US"/>
+        </w:rPr>
+        <w:t>אֲשֶׁ֤ר רָאָה֙ אֶת־הַ⁠בַּ֣יִת הַ⁠זֶּ֔ה בִּ⁠כְבוֹד֖⁠וֹ הָ⁠רִאשׁ֑וֹן</w:t>
+      </w:r>
+    </w:p>
+    <w:p>
+      <w:pPr/>
+      <w:r>
+        <w:rPr>
+          <w:lang w:val="en_US" w:bidi="en_US"/>
+        </w:rPr>
+      </w:r>
+      <w:r>
+        <w:rPr>
           <w:b/>
           <w:lang w:val="en_US" w:bidi="en_US"/>
         </w:rPr>
@@ -6828,6 +7696,20 @@
       </w:r>
       <w:r>
         <w:rPr>
+          <w:lang w:val="en_US" w:bidi="en_US"/>
+        </w:rPr>
+        <w:t>כָמֹ֛⁠הוּ</w:t>
+      </w:r>
+    </w:p>
+    <w:p>
+      <w:pPr/>
+      <w:r>
+        <w:rPr>
+          <w:lang w:val="en_US" w:bidi="en_US"/>
+        </w:rPr>
+      </w:r>
+      <w:r>
+        <w:rPr>
           <w:b/>
           <w:lang w:val="en_US" w:bidi="en_US"/>
         </w:rPr>
@@ -6924,6 +7806,20 @@
       </w:r>
       <w:r>
         <w:rPr>
+          <w:lang w:val="en_US" w:bidi="en_US"/>
+        </w:rPr>
+        <w:t>הֲ⁠ל֥וֹא כָמֹ֛⁠הוּ כְּ⁠אַ֖יִן בְּ⁠עֵינֵי⁠כֶֽם</w:t>
+      </w:r>
+    </w:p>
+    <w:p>
+      <w:pPr/>
+      <w:r>
+        <w:rPr>
+          <w:lang w:val="en_US" w:bidi="en_US"/>
+        </w:rPr>
+      </w:r>
+      <w:r>
+        <w:rPr>
           <w:b/>
           <w:lang w:val="en_US" w:bidi="en_US"/>
         </w:rPr>
@@ -7020,6 +7916,20 @@
       </w:r>
       <w:r>
         <w:rPr>
+          <w:lang w:val="en_US" w:bidi="en_US"/>
+        </w:rPr>
+        <w:t>וְ⁠עַתָּ֣ה חֲזַ֣ק זְרֻבָּבֶ֣ל ׀ נְאֻם־יְהוָ֡ה וַ⁠חֲזַ֣ק יְהוֹשֻׁ֣עַ בֶּן־יְהוֹצָדָק֩ הַ⁠כֹּהֵ֨ן הַ⁠גָּד֜וֹל וַ⁠חֲזַ֨ק כָּל־עַ֥ם הָ⁠אָ֛רֶץ נְאֻם־יְהוָ֖ה וַֽ⁠עֲשׂ֑וּ כִּֽי־אֲנִ֣י אִתְּ⁠כֶ֔ם נְאֻ֖ם יְהוָ֥ה צְבָאֽוֹת</w:t>
+      </w:r>
+    </w:p>
+    <w:p>
+      <w:pPr/>
+      <w:r>
+        <w:rPr>
+          <w:lang w:val="en_US" w:bidi="en_US"/>
+        </w:rPr>
+      </w:r>
+      <w:r>
+        <w:rPr>
           <w:b/>
           <w:lang w:val="en_US" w:bidi="en_US"/>
         </w:rPr>
@@ -7092,6 +8002,20 @@
         <w:rPr>
           <w:lang w:val="en_US" w:bidi="en_US"/>
         </w:rPr>
+      </w:r>
+    </w:p>
+    <w:p>
+      <w:pPr/>
+      <w:r>
+        <w:rPr>
+          <w:lang w:val="en_US" w:bidi="en_US"/>
+        </w:rPr>
+      </w:r>
+      <w:r>
+        <w:rPr>
+          <w:lang w:val="en_US" w:bidi="en_US"/>
+        </w:rPr>
+        <w:t>כָּל־עַ֥ם הָ⁠אָ֛רֶץ</w:t>
       </w:r>
     </w:p>
     <w:p>
@@ -7222,6 +8146,20 @@
       </w:r>
       <w:r>
         <w:rPr>
+          <w:lang w:val="en_US" w:bidi="en_US"/>
+        </w:rPr>
+        <w:t>אֶֽת־הַ⁠דָּבָ֞ר אֲשֶׁר־כָּרַ֤תִּי אִתְּ⁠כֶם֙ בְּ⁠צֵאתְ⁠כֶ֣ם מִ⁠מִּצְרַ֔יִם וְ⁠רוּחִ֖⁠י עֹמֶ֣דֶת בְּ⁠תוֹכְ⁠כֶ֑ם אַל־תִּירָֽאוּ</w:t>
+      </w:r>
+    </w:p>
+    <w:p>
+      <w:pPr/>
+      <w:r>
+        <w:rPr>
+          <w:lang w:val="en_US" w:bidi="en_US"/>
+        </w:rPr>
+      </w:r>
+      <w:r>
+        <w:rPr>
           <w:b/>
           <w:lang w:val="en_US" w:bidi="en_US"/>
         </w:rPr>
@@ -7305,6 +8243,20 @@
       </w:r>
       <w:r>
         <w:rPr>
+          <w:lang w:val="en_US" w:bidi="en_US"/>
+        </w:rPr>
+        <w:t>אֶֽת־הַ⁠דָּבָ֞ר אֲשֶׁר־כָּרַ֤תִּי אִתְּ⁠כֶם֙</w:t>
+      </w:r>
+    </w:p>
+    <w:p>
+      <w:pPr/>
+      <w:r>
+        <w:rPr>
+          <w:lang w:val="en_US" w:bidi="en_US"/>
+        </w:rPr>
+      </w:r>
+      <w:r>
+        <w:rPr>
           <w:b/>
           <w:lang w:val="en_US" w:bidi="en_US"/>
         </w:rPr>
@@ -7388,6 +8340,20 @@
       </w:r>
       <w:r>
         <w:rPr>
+          <w:lang w:val="en_US" w:bidi="en_US"/>
+        </w:rPr>
+        <w:t>אֶֽת־הַ⁠דָּבָ֞ר אֲשֶׁר־כָּרַ֤תִּי אִתְּ⁠כֶם֙</w:t>
+      </w:r>
+    </w:p>
+    <w:p>
+      <w:pPr/>
+      <w:r>
+        <w:rPr>
+          <w:lang w:val="en_US" w:bidi="en_US"/>
+        </w:rPr>
+      </w:r>
+      <w:r>
+        <w:rPr>
           <w:b/>
           <w:lang w:val="en_US" w:bidi="en_US"/>
         </w:rPr>
@@ -7473,6 +8439,20 @@
         <w:rPr>
           <w:lang w:val="en_US" w:bidi="en_US"/>
         </w:rPr>
+      </w:r>
+    </w:p>
+    <w:p>
+      <w:pPr/>
+      <w:r>
+        <w:rPr>
+          <w:lang w:val="en_US" w:bidi="en_US"/>
+        </w:rPr>
+      </w:r>
+      <w:r>
+        <w:rPr>
+          <w:lang w:val="en_US" w:bidi="en_US"/>
+        </w:rPr>
+        <w:t>אֶֽת־הַ⁠דָּבָ֞ר אֲשֶׁר־כָּרַ֤תִּי אִתְּ⁠כֶם֙ בְּ⁠צֵאתְ⁠כֶ֣ם מִ⁠מִּצְרַ֔יִם</w:t>
       </w:r>
     </w:p>
     <w:p>
@@ -7611,6 +8591,20 @@
       </w:r>
       <w:r>
         <w:rPr>
+          <w:lang w:val="en_US" w:bidi="en_US"/>
+        </w:rPr>
+        <w:t>וְ⁠רוּחִ֖⁠י עֹמֶ֣דֶת בְּ⁠תוֹכְ⁠כֶ֑ם</w:t>
+      </w:r>
+    </w:p>
+    <w:p>
+      <w:pPr/>
+      <w:r>
+        <w:rPr>
+          <w:lang w:val="en_US" w:bidi="en_US"/>
+        </w:rPr>
+      </w:r>
+      <w:r>
+        <w:rPr>
           <w:b/>
           <w:lang w:val="en_US" w:bidi="en_US"/>
         </w:rPr>
@@ -7694,6 +8688,20 @@
       </w:r>
       <w:r>
         <w:rPr>
+          <w:lang w:val="en_US" w:bidi="en_US"/>
+        </w:rPr>
+        <w:t>כִּ֣י כֹ֤ה אָמַר֙ יְהוָ֣ה צְבָא֔וֹת ע֥וֹד אַחַ֖ת מְעַ֣ט הִ֑יא וַ⁠אֲנִ֗י מַרְעִישׁ֙ אֶת־הַ⁠שָּׁמַ֣יִם וְ⁠אֶת־הָ⁠אָ֔רֶץ וְ⁠אֶת־הַ⁠יָּ֖ם וְ⁠אֶת־הֶ⁠חָרָבָֽה</w:t>
+      </w:r>
+    </w:p>
+    <w:p>
+      <w:pPr/>
+      <w:r>
+        <w:rPr>
+          <w:lang w:val="en_US" w:bidi="en_US"/>
+        </w:rPr>
+      </w:r>
+      <w:r>
+        <w:rPr>
           <w:b/>
           <w:lang w:val="en_US" w:bidi="en_US"/>
         </w:rPr>
@@ -7777,6 +8785,20 @@
       </w:r>
       <w:r>
         <w:rPr>
+          <w:lang w:val="en_US" w:bidi="en_US"/>
+        </w:rPr>
+        <w:t>ע֥וֹד אַחַ֖ת מְעַ֣ט הִ֑יא וַ⁠אֲנִ֗י מַרְעִישׁ֙</w:t>
+      </w:r>
+    </w:p>
+    <w:p>
+      <w:pPr/>
+      <w:r>
+        <w:rPr>
+          <w:lang w:val="en_US" w:bidi="en_US"/>
+        </w:rPr>
+      </w:r>
+      <w:r>
+        <w:rPr>
           <w:b/>
           <w:lang w:val="en_US" w:bidi="en_US"/>
         </w:rPr>
@@ -7886,6 +8908,20 @@
       </w:r>
       <w:r>
         <w:rPr>
+          <w:lang w:val="en_US" w:bidi="en_US"/>
+        </w:rPr>
+        <w:t>וַ⁠אֲנִ֗י מַרְעִישׁ֙</w:t>
+      </w:r>
+    </w:p>
+    <w:p>
+      <w:pPr/>
+      <w:r>
+        <w:rPr>
+          <w:lang w:val="en_US" w:bidi="en_US"/>
+        </w:rPr>
+      </w:r>
+      <w:r>
+        <w:rPr>
           <w:b/>
           <w:lang w:val="en_US" w:bidi="en_US"/>
         </w:rPr>
@@ -7982,6 +9018,20 @@
       </w:r>
       <w:r>
         <w:rPr>
+          <w:lang w:val="en_US" w:bidi="en_US"/>
+        </w:rPr>
+        <w:t>אֶת־הַ⁠שָּׁמַ֣יִם וְ⁠אֶת־הָ⁠אָ֔רֶץ וְ⁠אֶת־הַ⁠יָּ֖ם וְ⁠אֶת־הֶ⁠חָרָבָֽה</w:t>
+      </w:r>
+    </w:p>
+    <w:p>
+      <w:pPr/>
+      <w:r>
+        <w:rPr>
+          <w:lang w:val="en_US" w:bidi="en_US"/>
+        </w:rPr>
+      </w:r>
+      <w:r>
+        <w:rPr>
           <w:b/>
           <w:lang w:val="en_US" w:bidi="en_US"/>
         </w:rPr>
@@ -8117,6 +9167,20 @@
       </w:r>
       <w:r>
         <w:rPr>
+          <w:lang w:val="en_US" w:bidi="en_US"/>
+        </w:rPr>
+        <w:t>וְ⁠הִרְעַשְׁתִּי֙ אֶת־כָּל־הַ⁠גּוֹיִ֔ם וּ⁠בָ֖אוּ חֶמְדַּ֣ת כָּל־הַ⁠גּוֹיִ֑ם וּ⁠מִלֵּאתִ֞י אֶת־הַ⁠בַּ֤יִת הַ⁠זֶּה֙ כָּב֔וֹד אָמַ֖ר יְהוָ֥ה צְבָאֽוֹת</w:t>
+      </w:r>
+    </w:p>
+    <w:p>
+      <w:pPr/>
+      <w:r>
+        <w:rPr>
+          <w:lang w:val="en_US" w:bidi="en_US"/>
+        </w:rPr>
+      </w:r>
+      <w:r>
+        <w:rPr>
           <w:b/>
           <w:lang w:val="en_US" w:bidi="en_US"/>
         </w:rPr>
@@ -8200,6 +9264,20 @@
       </w:r>
       <w:r>
         <w:rPr>
+          <w:lang w:val="en_US" w:bidi="en_US"/>
+        </w:rPr>
+        <w:t>וְ⁠הִרְעַשְׁתִּי֙ אֶת־כָּל־הַ⁠גּוֹיִ֔ם</w:t>
+      </w:r>
+    </w:p>
+    <w:p>
+      <w:pPr/>
+      <w:r>
+        <w:rPr>
+          <w:lang w:val="en_US" w:bidi="en_US"/>
+        </w:rPr>
+      </w:r>
+      <w:r>
+        <w:rPr>
           <w:b/>
           <w:lang w:val="en_US" w:bidi="en_US"/>
         </w:rPr>
@@ -8309,6 +9387,20 @@
       </w:r>
       <w:r>
         <w:rPr>
+          <w:lang w:val="en_US" w:bidi="en_US"/>
+        </w:rPr>
+        <w:t>וּ⁠מִלֵּאתִ֞י אֶת־הַ⁠בַּ֤יִת הַ⁠זֶּה֙ כָּב֔וֹד</w:t>
+      </w:r>
+    </w:p>
+    <w:p>
+      <w:pPr/>
+      <w:r>
+        <w:rPr>
+          <w:lang w:val="en_US" w:bidi="en_US"/>
+        </w:rPr>
+      </w:r>
+      <w:r>
+        <w:rPr>
           <w:b/>
           <w:lang w:val="en_US" w:bidi="en_US"/>
         </w:rPr>
@@ -8444,6 +9536,20 @@
       </w:r>
       <w:r>
         <w:rPr>
+          <w:lang w:val="en_US" w:bidi="en_US"/>
+        </w:rPr>
+        <w:t>לִ֥⁠י הַ⁠כֶּ֖סֶף וְ⁠לִ֣⁠י הַ⁠זָּהָ֑ב נְאֻ֖ם יְהוָ֥ה צְבָאֽוֹת</w:t>
+      </w:r>
+    </w:p>
+    <w:p>
+      <w:pPr/>
+      <w:r>
+        <w:rPr>
+          <w:lang w:val="en_US" w:bidi="en_US"/>
+        </w:rPr>
+      </w:r>
+      <w:r>
+        <w:rPr>
           <w:b/>
           <w:lang w:val="en_US" w:bidi="en_US"/>
         </w:rPr>
@@ -8527,6 +9633,20 @@
       </w:r>
       <w:r>
         <w:rPr>
+          <w:lang w:val="en_US" w:bidi="en_US"/>
+        </w:rPr>
+        <w:t>לִ֥⁠י הַ⁠כֶּ֖סֶף וְ⁠לִ֣⁠י הַ⁠זָּהָ֑ב</w:t>
+      </w:r>
+    </w:p>
+    <w:p>
+      <w:pPr/>
+      <w:r>
+        <w:rPr>
+          <w:lang w:val="en_US" w:bidi="en_US"/>
+        </w:rPr>
+      </w:r>
+      <w:r>
+        <w:rPr>
           <w:b/>
           <w:lang w:val="en_US" w:bidi="en_US"/>
         </w:rPr>
@@ -8610,6 +9730,20 @@
       </w:r>
       <w:r>
         <w:rPr>
+          <w:lang w:val="en_US" w:bidi="en_US"/>
+        </w:rPr>
+        <w:t>גָּד֣וֹל יִֽהְיֶ֡ה כְּבוֹד֩ הַ⁠בַּ֨יִת הַ⁠זֶּ֤ה הָ⁠אַֽחֲרוֹן֙ מִן־הָ֣⁠רִאשׁ֔וֹן אָמַ֖ר יְהוָ֣ה צְבָא֑וֹת וּ⁠בַ⁠מָּק֤וֹם הַ⁠זֶּה֙ אֶתֵּ֣ן שָׁל֔וֹם נְאֻ֖ם יְהוָ֥ה צְבָאֽוֹת</w:t>
+      </w:r>
+    </w:p>
+    <w:p>
+      <w:pPr/>
+      <w:r>
+        <w:rPr>
+          <w:lang w:val="en_US" w:bidi="en_US"/>
+        </w:rPr>
+      </w:r>
+      <w:r>
+        <w:rPr>
           <w:b/>
           <w:lang w:val="en_US" w:bidi="en_US"/>
         </w:rPr>
@@ -8693,6 +9827,20 @@
       </w:r>
       <w:r>
         <w:rPr>
+          <w:lang w:val="en_US" w:bidi="en_US"/>
+        </w:rPr>
+        <w:t>גָּד֣וֹל יִֽהְיֶ֡ה כְּבוֹד֩ הַ⁠בַּ֨יִת הַ⁠זֶּ֤ה הָ⁠אַֽחֲרוֹן֙ מִן־הָ֣⁠רִאשׁ֔וֹן</w:t>
+      </w:r>
+    </w:p>
+    <w:p>
+      <w:pPr/>
+      <w:r>
+        <w:rPr>
+          <w:lang w:val="en_US" w:bidi="en_US"/>
+        </w:rPr>
+      </w:r>
+      <w:r>
+        <w:rPr>
           <w:b/>
           <w:lang w:val="en_US" w:bidi="en_US"/>
         </w:rPr>
@@ -8776,6 +9924,20 @@
       </w:r>
       <w:r>
         <w:rPr>
+          <w:lang w:val="en_US" w:bidi="en_US"/>
+        </w:rPr>
+        <w:t>גָּד֣וֹל יִֽהְיֶ֡ה כְּבוֹד֩ הַ⁠בַּ֨יִת הַ⁠זֶּ֤ה הָ⁠אַֽחֲרוֹן֙ מִן־הָ֣⁠רִאשׁ֔וֹן</w:t>
+      </w:r>
+    </w:p>
+    <w:p>
+      <w:pPr/>
+      <w:r>
+        <w:rPr>
+          <w:lang w:val="en_US" w:bidi="en_US"/>
+        </w:rPr>
+      </w:r>
+      <w:r>
+        <w:rPr>
           <w:b/>
           <w:lang w:val="en_US" w:bidi="en_US"/>
         </w:rPr>
@@ -8872,6 +10034,20 @@
       </w:r>
       <w:r>
         <w:rPr>
+          <w:lang w:val="en_US" w:bidi="en_US"/>
+        </w:rPr>
+        <w:t>הַ⁠בַּ֨יִת</w:t>
+      </w:r>
+    </w:p>
+    <w:p>
+      <w:pPr/>
+      <w:r>
+        <w:rPr>
+          <w:lang w:val="en_US" w:bidi="en_US"/>
+        </w:rPr>
+      </w:r>
+      <w:r>
+        <w:rPr>
           <w:b/>
           <w:lang w:val="en_US" w:bidi="en_US"/>
         </w:rPr>
@@ -8981,6 +10157,20 @@
       </w:r>
       <w:r>
         <w:rPr>
+          <w:lang w:val="en_US" w:bidi="en_US"/>
+        </w:rPr>
+        <w:t>וּ⁠בַ⁠מָּק֤וֹם הַ⁠זֶּה֙ אֶתֵּ֣ן שָׁל֔וֹם</w:t>
+      </w:r>
+    </w:p>
+    <w:p>
+      <w:pPr/>
+      <w:r>
+        <w:rPr>
+          <w:lang w:val="en_US" w:bidi="en_US"/>
+        </w:rPr>
+      </w:r>
+      <w:r>
+        <w:rPr>
           <w:b/>
           <w:lang w:val="en_US" w:bidi="en_US"/>
         </w:rPr>
@@ -9090,6 +10280,20 @@
       </w:r>
       <w:r>
         <w:rPr>
+          <w:lang w:val="en_US" w:bidi="en_US"/>
+        </w:rPr>
+        <w:t>בְּ⁠עֶשְׂרִ֤ים וְ⁠אַרְבָּעָה֙ לַ⁠תְּשִׁיעִ֔י</w:t>
+      </w:r>
+    </w:p>
+    <w:p>
+      <w:pPr/>
+      <w:r>
+        <w:rPr>
+          <w:lang w:val="en_US" w:bidi="en_US"/>
+        </w:rPr>
+      </w:r>
+      <w:r>
+        <w:rPr>
           <w:b/>
           <w:lang w:val="en_US" w:bidi="en_US"/>
         </w:rPr>
@@ -9173,6 +10377,20 @@
       </w:r>
       <w:r>
         <w:rPr>
+          <w:lang w:val="en_US" w:bidi="en_US"/>
+        </w:rPr>
+        <w:t>בְּ⁠עֶשְׂרִ֤ים וְ⁠אַרְבָּעָה֙ לַ⁠תְּשִׁיעִ֔י בִּ⁠שְׁנַ֥ת שְׁתַּ֖יִם לְ⁠דָרְיָ֑וֶשׁ</w:t>
+      </w:r>
+    </w:p>
+    <w:p>
+      <w:pPr/>
+      <w:r>
+        <w:rPr>
+          <w:lang w:val="en_US" w:bidi="en_US"/>
+        </w:rPr>
+      </w:r>
+      <w:r>
+        <w:rPr>
           <w:b/>
           <w:lang w:val="en_US" w:bidi="en_US"/>
         </w:rPr>
@@ -9245,6 +10463,20 @@
         <w:rPr>
           <w:lang w:val="en_US" w:bidi="en_US"/>
         </w:rPr>
+      </w:r>
+    </w:p>
+    <w:p>
+      <w:pPr/>
+      <w:r>
+        <w:rPr>
+          <w:lang w:val="en_US" w:bidi="en_US"/>
+        </w:rPr>
+      </w:r>
+      <w:r>
+        <w:rPr>
+          <w:lang w:val="en_US" w:bidi="en_US"/>
+        </w:rPr>
+        <w:t>בְּ⁠עֶשְׂרִ֤ים וְ⁠אַרְבָּעָה֙ לַ⁠תְּשִׁיעִ֔י</w:t>
       </w:r>
     </w:p>
     <w:p>
@@ -9383,6 +10615,20 @@
       </w:r>
       <w:r>
         <w:rPr>
+          <w:lang w:val="en_US" w:bidi="en_US"/>
+        </w:rPr>
+        <w:t>הָיָה֙ דְּבַר־יְהוָ֔ה אֶל־חַגַּ֥י הַ⁠נָּבִ֖יא לֵ⁠אמֹֽר</w:t>
+      </w:r>
+    </w:p>
+    <w:p>
+      <w:pPr/>
+      <w:r>
+        <w:rPr>
+          <w:lang w:val="en_US" w:bidi="en_US"/>
+        </w:rPr>
+      </w:r>
+      <w:r>
+        <w:rPr>
           <w:b/>
           <w:lang w:val="en_US" w:bidi="en_US"/>
         </w:rPr>
@@ -9484,6 +10730,20 @@
       </w:r>
       <w:r>
         <w:rPr>
+          <w:lang w:val="en_US" w:bidi="en_US"/>
+        </w:rPr>
+        <w:t>כֹּ֥ה אָמַ֖ר יְהוָ֣ה צְבָא֑וֹת שְׁאַל־נָ֧א אֶת־הַ⁠כֹּהֲנִ֛ים תּוֹרָ֖ה לֵ⁠אמֹֽר</w:t>
+      </w:r>
+    </w:p>
+    <w:p>
+      <w:pPr/>
+      <w:r>
+        <w:rPr>
+          <w:lang w:val="en_US" w:bidi="en_US"/>
+        </w:rPr>
+      </w:r>
+      <w:r>
+        <w:rPr>
           <w:b/>
           <w:lang w:val="en_US" w:bidi="en_US"/>
         </w:rPr>
@@ -9567,6 +10827,20 @@
       </w:r>
       <w:r>
         <w:rPr>
+          <w:lang w:val="en_US" w:bidi="en_US"/>
+        </w:rPr>
+        <w:t>הֵ֣ן ׀ יִשָּׂא־אִ֨ישׁ בְּשַׂר־קֹ֜דֶשׁ בִּ⁠כְנַ֣ף בִּגְד֗⁠וֹ וְ⁠נָגַ֣ע בִּ֠⁠כְנָפ⁠וֹ אֶל־הַ⁠לֶּ֨חֶם וְ⁠אֶל־הַ⁠נָּזִ֜יד וְ⁠אֶל־הַ⁠יַּ֧יִן וְ⁠אֶל־שֶׁ֛מֶן וְ⁠אֶל־כָּל־מַאֲכָ֖ל הֲ⁠יִקְדָּ֑שׁ</w:t>
+      </w:r>
+    </w:p>
+    <w:p>
+      <w:pPr/>
+      <w:r>
+        <w:rPr>
+          <w:lang w:val="en_US" w:bidi="en_US"/>
+        </w:rPr>
+      </w:r>
+      <w:r>
+        <w:rPr>
           <w:b/>
           <w:lang w:val="en_US" w:bidi="en_US"/>
         </w:rPr>
@@ -9650,6 +10924,20 @@
       </w:r>
       <w:r>
         <w:rPr>
+          <w:lang w:val="en_US" w:bidi="en_US"/>
+        </w:rPr>
+        <w:t>הֵ֣ן ׀ יִשָּׂא־אִ֨ישׁ בְּשַׂר־קֹ֜דֶשׁ בִּ⁠כְנַ֣ף בִּגְד֗⁠וֹ וְ⁠נָגַ֣ע בִּ֠⁠כְנָפ⁠וֹ אֶל־הַ⁠לֶּ֨חֶם וְ⁠אֶל־הַ⁠נָּזִ֜יד וְ⁠אֶל־הַ⁠יַּ֧יִן וְ⁠אֶל־שֶׁ֛מֶן וְ⁠אֶל־כָּל־מַאֲכָ֖ל הֲ⁠יִקְדָּ֑שׁ</w:t>
+      </w:r>
+    </w:p>
+    <w:p>
+      <w:pPr/>
+      <w:r>
+        <w:rPr>
+          <w:lang w:val="en_US" w:bidi="en_US"/>
+        </w:rPr>
+      </w:r>
+      <w:r>
+        <w:rPr>
           <w:b/>
           <w:lang w:val="en_US" w:bidi="en_US"/>
         </w:rPr>
@@ -9733,6 +11021,20 @@
       </w:r>
       <w:r>
         <w:rPr>
+          <w:lang w:val="en_US" w:bidi="en_US"/>
+        </w:rPr>
+        <w:t>בְּשַׂר־קֹ֜דֶשׁ</w:t>
+      </w:r>
+    </w:p>
+    <w:p>
+      <w:pPr/>
+      <w:r>
+        <w:rPr>
+          <w:lang w:val="en_US" w:bidi="en_US"/>
+        </w:rPr>
+      </w:r>
+      <w:r>
+        <w:rPr>
           <w:b/>
           <w:lang w:val="en_US" w:bidi="en_US"/>
         </w:rPr>
@@ -9818,6 +11120,20 @@
         <w:rPr>
           <w:lang w:val="en_US" w:bidi="en_US"/>
         </w:rPr>
+      </w:r>
+    </w:p>
+    <w:p>
+      <w:pPr/>
+      <w:r>
+        <w:rPr>
+          <w:lang w:val="en_US" w:bidi="en_US"/>
+        </w:rPr>
+      </w:r>
+      <w:r>
+        <w:rPr>
+          <w:lang w:val="en_US" w:bidi="en_US"/>
+        </w:rPr>
+        <w:t>לֹֽא</w:t>
       </w:r>
     </w:p>
     <w:p>
@@ -9943,6 +11259,20 @@
       </w:r>
       <w:r>
         <w:rPr>
+          <w:lang w:val="en_US" w:bidi="en_US"/>
+        </w:rPr>
+        <w:t>טְמֵא־נֶ֛פֶשׁ</w:t>
+      </w:r>
+    </w:p>
+    <w:p>
+      <w:pPr/>
+      <w:r>
+        <w:rPr>
+          <w:lang w:val="en_US" w:bidi="en_US"/>
+        </w:rPr>
+      </w:r>
+      <w:r>
+        <w:rPr>
           <w:b/>
           <w:lang w:val="en_US" w:bidi="en_US"/>
         </w:rPr>
@@ -10039,6 +11369,20 @@
       </w:r>
       <w:r>
         <w:rPr>
+          <w:lang w:val="en_US" w:bidi="en_US"/>
+        </w:rPr>
+        <w:t>טְמֵא־נֶ֛פֶשׁ</w:t>
+      </w:r>
+    </w:p>
+    <w:p>
+      <w:pPr/>
+      <w:r>
+        <w:rPr>
+          <w:lang w:val="en_US" w:bidi="en_US"/>
+        </w:rPr>
+      </w:r>
+      <w:r>
+        <w:rPr>
           <w:b/>
           <w:lang w:val="en_US" w:bidi="en_US"/>
         </w:rPr>
@@ -10124,6 +11468,20 @@
         <w:rPr>
           <w:lang w:val="en_US" w:bidi="en_US"/>
         </w:rPr>
+      </w:r>
+    </w:p>
+    <w:p>
+      <w:pPr/>
+      <w:r>
+        <w:rPr>
+          <w:lang w:val="en_US" w:bidi="en_US"/>
+        </w:rPr>
+      </w:r>
+      <w:r>
+        <w:rPr>
+          <w:lang w:val="en_US" w:bidi="en_US"/>
+        </w:rPr>
+        <w:t>טְמֵא־נֶ֛פֶשׁ</w:t>
       </w:r>
     </w:p>
     <w:p>
@@ -10236,6 +11594,20 @@
       </w:r>
       <w:r>
         <w:rPr>
+          <w:lang w:val="en_US" w:bidi="en_US"/>
+        </w:rPr>
+        <w:t>בְּ⁠כָל־אֵ֖לֶּה הֲ⁠יִטְמָ֑א</w:t>
+      </w:r>
+    </w:p>
+    <w:p>
+      <w:pPr/>
+      <w:r>
+        <w:rPr>
+          <w:lang w:val="en_US" w:bidi="en_US"/>
+        </w:rPr>
+      </w:r>
+      <w:r>
+        <w:rPr>
           <w:b/>
           <w:lang w:val="en_US" w:bidi="en_US"/>
         </w:rPr>
@@ -10345,6 +11717,20 @@
       </w:r>
       <w:r>
         <w:rPr>
+          <w:lang w:val="en_US" w:bidi="en_US"/>
+        </w:rPr>
+        <w:t>יִטְמָֽא</w:t>
+      </w:r>
+    </w:p>
+    <w:p>
+      <w:pPr/>
+      <w:r>
+        <w:rPr>
+          <w:lang w:val="en_US" w:bidi="en_US"/>
+        </w:rPr>
+      </w:r>
+      <w:r>
+        <w:rPr>
           <w:b/>
           <w:lang w:val="en_US" w:bidi="en_US"/>
         </w:rPr>
@@ -10428,6 +11814,20 @@
       </w:r>
       <w:r>
         <w:rPr>
+          <w:lang w:val="en_US" w:bidi="en_US"/>
+        </w:rPr>
+        <w:t>כֵּ֣ן הָֽ⁠עָם־הַ֠⁠זֶּה וְ⁠כֵן־הַ⁠גּ֨וֹי הַ⁠זֶּ֤ה לְ⁠פָנַ⁠י֙ נְאֻם־יְהוָ֔ה וְ⁠כֵ֖ן כָּל־מַעֲשֵׂ֣ה יְדֵי⁠הֶ֑ם וַ⁠אֲשֶׁ֥ר יַקְרִ֛יבוּ שָׁ֖ם טָמֵ֥א הֽוּא</w:t>
+      </w:r>
+    </w:p>
+    <w:p>
+      <w:pPr/>
+      <w:r>
+        <w:rPr>
+          <w:lang w:val="en_US" w:bidi="en_US"/>
+        </w:rPr>
+      </w:r>
+      <w:r>
+        <w:rPr>
           <w:b/>
           <w:lang w:val="en_US" w:bidi="en_US"/>
         </w:rPr>
@@ -10511,6 +11911,20 @@
       </w:r>
       <w:r>
         <w:rPr>
+          <w:lang w:val="en_US" w:bidi="en_US"/>
+        </w:rPr>
+        <w:t>כֵּ֣ן הָֽ⁠עָם־הַ֠⁠זֶּה וְ⁠כֵן־הַ⁠גּ֨וֹי הַ⁠זֶּ֤ה</w:t>
+      </w:r>
+    </w:p>
+    <w:p>
+      <w:pPr/>
+      <w:r>
+        <w:rPr>
+          <w:lang w:val="en_US" w:bidi="en_US"/>
+        </w:rPr>
+      </w:r>
+      <w:r>
+        <w:rPr>
           <w:b/>
           <w:lang w:val="en_US" w:bidi="en_US"/>
         </w:rPr>
@@ -10607,6 +12021,20 @@
       </w:r>
       <w:r>
         <w:rPr>
+          <w:lang w:val="en_US" w:bidi="en_US"/>
+        </w:rPr>
+        <w:t>כֵּ֣ן הָֽ⁠עָם־הַ֠⁠זֶּה וְ⁠כֵן־הַ⁠גּ֨וֹי הַ⁠זֶּ֤ה</w:t>
+      </w:r>
+    </w:p>
+    <w:p>
+      <w:pPr/>
+      <w:r>
+        <w:rPr>
+          <w:lang w:val="en_US" w:bidi="en_US"/>
+        </w:rPr>
+      </w:r>
+      <w:r>
+        <w:rPr>
           <w:b/>
           <w:lang w:val="en_US" w:bidi="en_US"/>
         </w:rPr>
@@ -10716,6 +12144,20 @@
       </w:r>
       <w:r>
         <w:rPr>
+          <w:lang w:val="en_US" w:bidi="en_US"/>
+        </w:rPr>
+        <w:t>לְ⁠פָנַ⁠י֙</w:t>
+      </w:r>
+    </w:p>
+    <w:p>
+      <w:pPr/>
+      <w:r>
+        <w:rPr>
+          <w:lang w:val="en_US" w:bidi="en_US"/>
+        </w:rPr>
+      </w:r>
+      <w:r>
+        <w:rPr>
           <w:b/>
           <w:lang w:val="en_US" w:bidi="en_US"/>
         </w:rPr>
@@ -10812,6 +12254,20 @@
       </w:r>
       <w:r>
         <w:rPr>
+          <w:lang w:val="en_US" w:bidi="en_US"/>
+        </w:rPr>
+        <w:t>לְ⁠פָנַ⁠י֙</w:t>
+      </w:r>
+    </w:p>
+    <w:p>
+      <w:pPr/>
+      <w:r>
+        <w:rPr>
+          <w:lang w:val="en_US" w:bidi="en_US"/>
+        </w:rPr>
+      </w:r>
+      <w:r>
+        <w:rPr>
           <w:b/>
           <w:lang w:val="en_US" w:bidi="en_US"/>
         </w:rPr>
@@ -10895,6 +12351,20 @@
       </w:r>
       <w:r>
         <w:rPr>
+          <w:lang w:val="en_US" w:bidi="en_US"/>
+        </w:rPr>
+        <w:t>וְ⁠כֵ֖ן כָּל־מַעֲשֵׂ֣ה יְדֵי⁠הֶ֑ם</w:t>
+      </w:r>
+    </w:p>
+    <w:p>
+      <w:pPr/>
+      <w:r>
+        <w:rPr>
+          <w:lang w:val="en_US" w:bidi="en_US"/>
+        </w:rPr>
+      </w:r>
+      <w:r>
+        <w:rPr>
           <w:b/>
           <w:lang w:val="en_US" w:bidi="en_US"/>
         </w:rPr>
@@ -10993,6 +12463,20 @@
         <w:rPr>
           <w:lang w:val="en_US" w:bidi="en_US"/>
         </w:rPr>
+      </w:r>
+    </w:p>
+    <w:p>
+      <w:pPr/>
+      <w:r>
+        <w:rPr>
+          <w:lang w:val="en_US" w:bidi="en_US"/>
+        </w:rPr>
+      </w:r>
+      <w:r>
+        <w:rPr>
+          <w:lang w:val="en_US" w:bidi="en_US"/>
+        </w:rPr>
+        <w:t>וַ⁠אֲשֶׁ֥ר יַקְרִ֛יבוּ שָׁ֖ם טָמֵ֥א הֽוּא</w:t>
       </w:r>
     </w:p>
     <w:p>
@@ -11118,6 +12602,20 @@
       </w:r>
       <w:r>
         <w:rPr>
+          <w:lang w:val="en_US" w:bidi="en_US"/>
+        </w:rPr>
+        <w:t>שִֽׂימוּ־נָ֣א לְבַבְ⁠כֶ֔ם</w:t>
+      </w:r>
+    </w:p>
+    <w:p>
+      <w:pPr/>
+      <w:r>
+        <w:rPr>
+          <w:lang w:val="en_US" w:bidi="en_US"/>
+        </w:rPr>
+      </w:r>
+      <w:r>
+        <w:rPr>
           <w:b/>
           <w:lang w:val="en_US" w:bidi="en_US"/>
         </w:rPr>
@@ -11219,6 +12717,20 @@
       </w:r>
       <w:r>
         <w:rPr>
+          <w:lang w:val="en_US" w:bidi="en_US"/>
+        </w:rPr>
+        <w:t>מִן־הַ⁠יּ֥וֹם הַ⁠זֶּ֖ה וָ⁠מָ֑עְלָ⁠ה</w:t>
+      </w:r>
+    </w:p>
+    <w:p>
+      <w:pPr/>
+      <w:r>
+        <w:rPr>
+          <w:lang w:val="en_US" w:bidi="en_US"/>
+        </w:rPr>
+      </w:r>
+      <w:r>
+        <w:rPr>
           <w:b/>
           <w:lang w:val="en_US" w:bidi="en_US"/>
         </w:rPr>
@@ -11315,6 +12827,20 @@
       </w:r>
       <w:r>
         <w:rPr>
+          <w:lang w:val="en_US" w:bidi="en_US"/>
+        </w:rPr>
+        <w:t>מִ⁠טֶּ֧רֶם שֽׂוּם־אֶ֛בֶן אֶל־אֶ֖בֶן בְּ⁠הֵיכַ֥ל יְהוָֽה</w:t>
+      </w:r>
+    </w:p>
+    <w:p>
+      <w:pPr/>
+      <w:r>
+        <w:rPr>
+          <w:lang w:val="en_US" w:bidi="en_US"/>
+        </w:rPr>
+      </w:r>
+      <w:r>
+        <w:rPr>
           <w:b/>
           <w:lang w:val="en_US" w:bidi="en_US"/>
         </w:rPr>
@@ -11398,6 +12924,20 @@
       </w:r>
       <w:r>
         <w:rPr>
+          <w:lang w:val="en_US" w:bidi="en_US"/>
+        </w:rPr>
+        <w:t>בְּ⁠הֵיכַ֥ל יְהוָֽה</w:t>
+      </w:r>
+    </w:p>
+    <w:p>
+      <w:pPr/>
+      <w:r>
+        <w:rPr>
+          <w:lang w:val="en_US" w:bidi="en_US"/>
+        </w:rPr>
+      </w:r>
+      <w:r>
+        <w:rPr>
           <w:b/>
           <w:lang w:val="en_US" w:bidi="en_US"/>
         </w:rPr>
@@ -11481,6 +13021,20 @@
       </w:r>
       <w:r>
         <w:rPr>
+          <w:lang w:val="en_US" w:bidi="en_US"/>
+        </w:rPr>
+        <w:t>מִֽ⁠הְיוֹתָ֥⁠ם</w:t>
+      </w:r>
+    </w:p>
+    <w:p>
+      <w:pPr/>
+      <w:r>
+        <w:rPr>
+          <w:lang w:val="en_US" w:bidi="en_US"/>
+        </w:rPr>
+      </w:r>
+      <w:r>
+        <w:rPr>
           <w:b/>
           <w:lang w:val="en_US" w:bidi="en_US"/>
         </w:rPr>
@@ -11577,6 +13131,20 @@
       </w:r>
       <w:r>
         <w:rPr>
+          <w:lang w:val="en_US" w:bidi="en_US"/>
+        </w:rPr>
+        <w:t>בָּא֙ אֶל־עֲרֵמַ֣ת עֶשְׂרִ֔ים וְ⁠הָיְתָ֖ה עֲשָׂרָ֑ה</w:t>
+      </w:r>
+    </w:p>
+    <w:p>
+      <w:pPr/>
+      <w:r>
+        <w:rPr>
+          <w:lang w:val="en_US" w:bidi="en_US"/>
+        </w:rPr>
+      </w:r>
+      <w:r>
+        <w:rPr>
           <w:b/>
           <w:lang w:val="en_US" w:bidi="en_US"/>
         </w:rPr>
@@ -11660,6 +13228,20 @@
       </w:r>
       <w:r>
         <w:rPr>
+          <w:lang w:val="en_US" w:bidi="en_US"/>
+        </w:rPr>
+        <w:t>בָּא֙ אֶל־עֲרֵמַ֣ת עֶשְׂרִ֔ים וְ⁠הָיְתָ֖ה עֲשָׂרָ֑ה</w:t>
+      </w:r>
+    </w:p>
+    <w:p>
+      <w:pPr/>
+      <w:r>
+        <w:rPr>
+          <w:lang w:val="en_US" w:bidi="en_US"/>
+        </w:rPr>
+      </w:r>
+      <w:r>
+        <w:rPr>
           <w:b/>
           <w:lang w:val="en_US" w:bidi="en_US"/>
         </w:rPr>
@@ -11756,6 +13338,20 @@
       </w:r>
       <w:r>
         <w:rPr>
+          <w:lang w:val="en_US" w:bidi="en_US"/>
+        </w:rPr>
+        <w:t>בָּ֣א אֶל־הַ⁠יֶּ֗קֶב לַ⁠חְשֹׂף֙ חֲמִשִּׁ֣ים פּוּרָ֔ה וְ⁠הָיְתָ֖ה עֶשְׂרִֽים</w:t>
+      </w:r>
+    </w:p>
+    <w:p>
+      <w:pPr/>
+      <w:r>
+        <w:rPr>
+          <w:lang w:val="en_US" w:bidi="en_US"/>
+        </w:rPr>
+      </w:r>
+      <w:r>
+        <w:rPr>
           <w:b/>
           <w:lang w:val="en_US" w:bidi="en_US"/>
         </w:rPr>
@@ -11839,6 +13435,20 @@
       </w:r>
       <w:r>
         <w:rPr>
+          <w:lang w:val="en_US" w:bidi="en_US"/>
+        </w:rPr>
+        <w:t>חֲמִשִּׁ֣ים פּוּרָ֔ה</w:t>
+      </w:r>
+    </w:p>
+    <w:p>
+      <w:pPr/>
+      <w:r>
+        <w:rPr>
+          <w:lang w:val="en_US" w:bidi="en_US"/>
+        </w:rPr>
+      </w:r>
+      <w:r>
+        <w:rPr>
           <w:b/>
           <w:lang w:val="en_US" w:bidi="en_US"/>
         </w:rPr>
@@ -11935,6 +13545,20 @@
       </w:r>
       <w:r>
         <w:rPr>
+          <w:lang w:val="en_US" w:bidi="en_US"/>
+        </w:rPr>
+        <w:t>הִכֵּ֨יתִי אֶתְ⁠כֶ֜ם בַּ⁠שִּׁדָּפ֤וֹן וּ⁠בַ⁠יֵּֽרָקוֹן֙ וּ⁠בַ⁠בָּרָ֔ד אֵ֖ת כָּל־מַעֲשֵׂ֣ה יְדֵי⁠כֶ֑ם וְ⁠אֵין־אֶתְ⁠כֶ֥ם אֵלַ֖⁠י נְאֻם־יְהוָֽה</w:t>
+      </w:r>
+    </w:p>
+    <w:p>
+      <w:pPr/>
+      <w:r>
+        <w:rPr>
+          <w:lang w:val="en_US" w:bidi="en_US"/>
+        </w:rPr>
+      </w:r>
+      <w:r>
+        <w:rPr>
           <w:b/>
           <w:lang w:val="en_US" w:bidi="en_US"/>
         </w:rPr>
@@ -12018,6 +13642,20 @@
       </w:r>
       <w:r>
         <w:rPr>
+          <w:lang w:val="en_US" w:bidi="en_US"/>
+        </w:rPr>
+        <w:t>אֵ֖ת כָּל־מַעֲשֵׂ֣ה יְדֵי⁠כֶ֑ם</w:t>
+      </w:r>
+    </w:p>
+    <w:p>
+      <w:pPr/>
+      <w:r>
+        <w:rPr>
+          <w:lang w:val="en_US" w:bidi="en_US"/>
+        </w:rPr>
+      </w:r>
+      <w:r>
+        <w:rPr>
           <w:b/>
           <w:lang w:val="en_US" w:bidi="en_US"/>
         </w:rPr>
@@ -12090,6 +13728,20 @@
         <w:rPr>
           <w:lang w:val="en_US" w:bidi="en_US"/>
         </w:rPr>
+      </w:r>
+    </w:p>
+    <w:p>
+      <w:pPr/>
+      <w:r>
+        <w:rPr>
+          <w:lang w:val="en_US" w:bidi="en_US"/>
+        </w:rPr>
+      </w:r>
+      <w:r>
+        <w:rPr>
+          <w:lang w:val="en_US" w:bidi="en_US"/>
+        </w:rPr>
+        <w:t>אֵ֖ת כָּל־מַעֲשֵׂ֣ה יְדֵי⁠כֶ֑ם</w:t>
       </w:r>
     </w:p>
     <w:p>
@@ -12202,6 +13854,20 @@
       </w:r>
       <w:r>
         <w:rPr>
+          <w:lang w:val="en_US" w:bidi="en_US"/>
+        </w:rPr>
+        <w:t>וְ⁠אֵין־אֶתְ⁠כֶ֥ם אֵלַ֖⁠י</w:t>
+      </w:r>
+    </w:p>
+    <w:p>
+      <w:pPr/>
+      <w:r>
+        <w:rPr>
+          <w:lang w:val="en_US" w:bidi="en_US"/>
+        </w:rPr>
+      </w:r>
+      <w:r>
+        <w:rPr>
           <w:b/>
           <w:lang w:val="en_US" w:bidi="en_US"/>
         </w:rPr>
@@ -12274,6 +13940,20 @@
         <w:rPr>
           <w:lang w:val="en_US" w:bidi="en_US"/>
         </w:rPr>
+      </w:r>
+    </w:p>
+    <w:p>
+      <w:pPr/>
+      <w:r>
+        <w:rPr>
+          <w:lang w:val="en_US" w:bidi="en_US"/>
+        </w:rPr>
+      </w:r>
+      <w:r>
+        <w:rPr>
+          <w:lang w:val="en_US" w:bidi="en_US"/>
+        </w:rPr>
+        <w:t>שִׂימוּ &amp; לְבַבְ⁠כֶ֔ם</w:t>
       </w:r>
     </w:p>
     <w:p>
@@ -12386,6 +14066,20 @@
       </w:r>
       <w:r>
         <w:rPr>
+          <w:lang w:val="en_US" w:bidi="en_US"/>
+        </w:rPr>
+        <w:t>מִן־הַ⁠יּ֥וֹם הַ⁠זֶּ֖ה וָ⁠מָ֑עְלָ⁠ה מִ⁠יּוֹם֩ עֶשְׂרִ֨ים וְ⁠אַרְבָּעָ֜ה לַ⁠תְּשִׁיעִ֗י לְ⁠מִן־הַ⁠יּ֛וֹם אֲשֶׁר־יֻסַּ֥ד הֵֽיכַל־יְהוָ֖ה</w:t>
+      </w:r>
+    </w:p>
+    <w:p>
+      <w:pPr/>
+      <w:r>
+        <w:rPr>
+          <w:lang w:val="en_US" w:bidi="en_US"/>
+        </w:rPr>
+      </w:r>
+      <w:r>
+        <w:rPr>
           <w:b/>
           <w:lang w:val="en_US" w:bidi="en_US"/>
         </w:rPr>
@@ -12518,6 +14212,20 @@
       </w:r>
       <w:r>
         <w:rPr>
+          <w:lang w:val="en_US" w:bidi="en_US"/>
+        </w:rPr>
+        <w:t>מִ⁠יּוֹם֩ עֶשְׂרִ֨ים וְ⁠אַרְבָּעָ֜ה לַ⁠תְּשִׁיעִ֗י</w:t>
+      </w:r>
+    </w:p>
+    <w:p>
+      <w:pPr/>
+      <w:r>
+        <w:rPr>
+          <w:lang w:val="en_US" w:bidi="en_US"/>
+        </w:rPr>
+      </w:r>
+      <w:r>
+        <w:rPr>
           <w:b/>
           <w:lang w:val="en_US" w:bidi="en_US"/>
         </w:rPr>
@@ -12590,6 +14298,20 @@
         <w:rPr>
           <w:lang w:val="en_US" w:bidi="en_US"/>
         </w:rPr>
+      </w:r>
+    </w:p>
+    <w:p>
+      <w:pPr/>
+      <w:r>
+        <w:rPr>
+          <w:lang w:val="en_US" w:bidi="en_US"/>
+        </w:rPr>
+      </w:r>
+      <w:r>
+        <w:rPr>
+          <w:lang w:val="en_US" w:bidi="en_US"/>
+        </w:rPr>
+        <w:t>מִ⁠יּוֹם֩ עֶשְׂרִ֨ים וְ⁠אַרְבָּעָ֜ה לַ⁠תְּשִׁיעִ֗י</w:t>
       </w:r>
     </w:p>
     <w:p>
@@ -12702,6 +14424,20 @@
       </w:r>
       <w:r>
         <w:rPr>
+          <w:lang w:val="en_US" w:bidi="en_US"/>
+        </w:rPr>
+        <w:t>יֻסַּ֥ד הֵֽיכַל־יְהוָ֖ה</w:t>
+      </w:r>
+    </w:p>
+    <w:p>
+      <w:pPr/>
+      <w:r>
+        <w:rPr>
+          <w:lang w:val="en_US" w:bidi="en_US"/>
+        </w:rPr>
+      </w:r>
+      <w:r>
+        <w:rPr>
           <w:b/>
           <w:lang w:val="en_US" w:bidi="en_US"/>
         </w:rPr>
@@ -12785,6 +14521,20 @@
       </w:r>
       <w:r>
         <w:rPr>
+          <w:lang w:val="en_US" w:bidi="en_US"/>
+        </w:rPr>
+        <w:t>הֵֽיכַל־יְהוָ֖ה</w:t>
+      </w:r>
+    </w:p>
+    <w:p>
+      <w:pPr/>
+      <w:r>
+        <w:rPr>
+          <w:lang w:val="en_US" w:bidi="en_US"/>
+        </w:rPr>
+      </w:r>
+      <w:r>
+        <w:rPr>
           <w:b/>
           <w:lang w:val="en_US" w:bidi="en_US"/>
         </w:rPr>
@@ -12857,6 +14607,20 @@
         <w:rPr>
           <w:lang w:val="en_US" w:bidi="en_US"/>
         </w:rPr>
+      </w:r>
+    </w:p>
+    <w:p>
+      <w:pPr/>
+      <w:r>
+        <w:rPr>
+          <w:lang w:val="en_US" w:bidi="en_US"/>
+        </w:rPr>
+      </w:r>
+      <w:r>
+        <w:rPr>
+          <w:lang w:val="en_US" w:bidi="en_US"/>
+        </w:rPr>
+        <w:t>שִׂ֥ימוּ לְבַבְ⁠כֶֽם</w:t>
       </w:r>
     </w:p>
     <w:p>
@@ -12969,6 +14733,20 @@
       </w:r>
       <w:r>
         <w:rPr>
+          <w:lang w:val="en_US" w:bidi="en_US"/>
+        </w:rPr>
+        <w:t>הַ⁠ע֤וֹד הַ⁠זֶּ֨רַע֙ בַּ⁠מְּגוּרָ֔ה</w:t>
+      </w:r>
+    </w:p>
+    <w:p>
+      <w:pPr/>
+      <w:r>
+        <w:rPr>
+          <w:lang w:val="en_US" w:bidi="en_US"/>
+        </w:rPr>
+      </w:r>
+      <w:r>
+        <w:rPr>
           <w:b/>
           <w:lang w:val="en_US" w:bidi="en_US"/>
         </w:rPr>
@@ -13052,6 +14830,20 @@
       </w:r>
       <w:r>
         <w:rPr>
+          <w:lang w:val="en_US" w:bidi="en_US"/>
+        </w:rPr>
+        <w:t>מִן־הַ⁠יּ֥וֹם הַ⁠זֶּ֖ה אֲבָרֵֽךְ</w:t>
+      </w:r>
+    </w:p>
+    <w:p>
+      <w:pPr/>
+      <w:r>
+        <w:rPr>
+          <w:lang w:val="en_US" w:bidi="en_US"/>
+        </w:rPr>
+      </w:r>
+      <w:r>
+        <w:rPr>
           <w:b/>
           <w:lang w:val="en_US" w:bidi="en_US"/>
         </w:rPr>
@@ -13135,6 +14927,20 @@
       </w:r>
       <w:r>
         <w:rPr>
+          <w:lang w:val="en_US" w:bidi="en_US"/>
+        </w:rPr>
+        <w:t>מִן־הַ⁠יּ֥וֹם הַ⁠זֶּ֖ה</w:t>
+      </w:r>
+    </w:p>
+    <w:p>
+      <w:pPr/>
+      <w:r>
+        <w:rPr>
+          <w:lang w:val="en_US" w:bidi="en_US"/>
+        </w:rPr>
+      </w:r>
+      <w:r>
+        <w:rPr>
           <w:b/>
           <w:lang w:val="en_US" w:bidi="en_US"/>
         </w:rPr>
@@ -13207,6 +15013,20 @@
         <w:rPr>
           <w:lang w:val="en_US" w:bidi="en_US"/>
         </w:rPr>
+      </w:r>
+    </w:p>
+    <w:p>
+      <w:pPr/>
+      <w:r>
+        <w:rPr>
+          <w:lang w:val="en_US" w:bidi="en_US"/>
+        </w:rPr>
+      </w:r>
+      <w:r>
+        <w:rPr>
+          <w:lang w:val="en_US" w:bidi="en_US"/>
+        </w:rPr>
+        <w:t>וַ⁠יְהִ֨י דְבַר־יְהוָ֤ה ׀ שֵׁנִית֙ אֶל־חַגַּ֔י</w:t>
       </w:r>
     </w:p>
     <w:p>
@@ -13319,6 +15139,20 @@
       </w:r>
       <w:r>
         <w:rPr>
+          <w:lang w:val="en_US" w:bidi="en_US"/>
+        </w:rPr>
+        <w:t>שֵׁנִית֙</w:t>
+      </w:r>
+    </w:p>
+    <w:p>
+      <w:pPr/>
+      <w:r>
+        <w:rPr>
+          <w:lang w:val="en_US" w:bidi="en_US"/>
+        </w:rPr>
+      </w:r>
+      <w:r>
+        <w:rPr>
           <w:b/>
           <w:lang w:val="en_US" w:bidi="en_US"/>
         </w:rPr>
@@ -13402,6 +15236,20 @@
       </w:r>
       <w:r>
         <w:rPr>
+          <w:lang w:val="en_US" w:bidi="en_US"/>
+        </w:rPr>
+        <w:t>בְּ⁠עֶשְׂרִ֧ים וְ⁠אַרְבָּעָ֛ה לַ⁠חֹ֖דֶשׁ</w:t>
+      </w:r>
+    </w:p>
+    <w:p>
+      <w:pPr/>
+      <w:r>
+        <w:rPr>
+          <w:lang w:val="en_US" w:bidi="en_US"/>
+        </w:rPr>
+      </w:r>
+      <w:r>
+        <w:rPr>
           <w:b/>
           <w:lang w:val="en_US" w:bidi="en_US"/>
         </w:rPr>
@@ -13474,6 +15322,20 @@
         <w:rPr>
           <w:lang w:val="en_US" w:bidi="en_US"/>
         </w:rPr>
+      </w:r>
+    </w:p>
+    <w:p>
+      <w:pPr/>
+      <w:r>
+        <w:rPr>
+          <w:lang w:val="en_US" w:bidi="en_US"/>
+        </w:rPr>
+      </w:r>
+      <w:r>
+        <w:rPr>
+          <w:lang w:val="en_US" w:bidi="en_US"/>
+        </w:rPr>
+        <w:t>בְּ⁠עֶשְׂרִ֧ים וְ⁠אַרְבָּעָ֛ה לַ⁠חֹ֖דֶשׁ</w:t>
       </w:r>
     </w:p>
     <w:p>
@@ -13669,6 +15531,20 @@
       </w:r>
       <w:r>
         <w:rPr>
+          <w:lang w:val="en_US" w:bidi="en_US"/>
+        </w:rPr>
+        <w:t>אֱמֹ֕ר אֶל־זְרֻבָּבֶ֥ל פַּֽחַת־יְהוּדָ֖ה לֵ⁠אמֹ֑ר אֲנִ֣י מַרְעִ֔ישׁ אֶת־הַ⁠שָּׁמַ֖יִם וְ⁠אֶת־הָ⁠אָֽרֶץ</w:t>
+      </w:r>
+    </w:p>
+    <w:p>
+      <w:pPr/>
+      <w:r>
+        <w:rPr>
+          <w:lang w:val="en_US" w:bidi="en_US"/>
+        </w:rPr>
+      </w:r>
+      <w:r>
+        <w:rPr>
           <w:b/>
           <w:lang w:val="en_US" w:bidi="en_US"/>
         </w:rPr>
@@ -13741,6 +15617,20 @@
         <w:rPr>
           <w:lang w:val="en_US" w:bidi="en_US"/>
         </w:rPr>
+      </w:r>
+    </w:p>
+    <w:p>
+      <w:pPr/>
+      <w:r>
+        <w:rPr>
+          <w:lang w:val="en_US" w:bidi="en_US"/>
+        </w:rPr>
+      </w:r>
+      <w:r>
+        <w:rPr>
+          <w:lang w:val="en_US" w:bidi="en_US"/>
+        </w:rPr>
+        <w:t>אֲנִ֣י מַרְעִ֔ישׁ אֶת־הַ⁠שָּׁמַ֖יִם וְ⁠אֶת־הָ⁠אָֽרֶץ</w:t>
       </w:r>
     </w:p>
     <w:p>
@@ -13853,6 +15743,20 @@
       </w:r>
       <w:r>
         <w:rPr>
+          <w:lang w:val="en_US" w:bidi="en_US"/>
+        </w:rPr>
+        <w:t>אֶת־הַ⁠שָּׁמַ֖יִם וְ⁠אֶת־הָ⁠אָֽרֶץ</w:t>
+      </w:r>
+    </w:p>
+    <w:p>
+      <w:pPr/>
+      <w:r>
+        <w:rPr>
+          <w:lang w:val="en_US" w:bidi="en_US"/>
+        </w:rPr>
+      </w:r>
+      <w:r>
+        <w:rPr>
           <w:b/>
           <w:lang w:val="en_US" w:bidi="en_US"/>
         </w:rPr>
@@ -13980,6 +15884,20 @@
       </w:r>
       <w:r>
         <w:rPr>
+          <w:lang w:val="en_US" w:bidi="en_US"/>
+        </w:rPr>
+        <w:t>כִּסֵּ֣א מַמְלָכ֔וֹת</w:t>
+      </w:r>
+    </w:p>
+    <w:p>
+      <w:pPr/>
+      <w:r>
+        <w:rPr>
+          <w:lang w:val="en_US" w:bidi="en_US"/>
+        </w:rPr>
+      </w:r>
+      <w:r>
+        <w:rPr>
           <w:b/>
           <w:lang w:val="en_US" w:bidi="en_US"/>
         </w:rPr>
@@ -14089,6 +16007,20 @@
       </w:r>
       <w:r>
         <w:rPr>
+          <w:lang w:val="en_US" w:bidi="en_US"/>
+        </w:rPr>
+        <w:t>כִּסֵּ֣א מַמְלָכ֔וֹת</w:t>
+      </w:r>
+    </w:p>
+    <w:p>
+      <w:pPr/>
+      <w:r>
+        <w:rPr>
+          <w:lang w:val="en_US" w:bidi="en_US"/>
+        </w:rPr>
+      </w:r>
+      <w:r>
+        <w:rPr>
           <w:b/>
           <w:lang w:val="en_US" w:bidi="en_US"/>
         </w:rPr>
@@ -14198,6 +16130,20 @@
       </w:r>
       <w:r>
         <w:rPr>
+          <w:lang w:val="en_US" w:bidi="en_US"/>
+        </w:rPr>
+        <w:t>וְ⁠הָפַכְתִּ֤י מֶרְכָּבָה֙ וְ⁠רֹ֣כְבֶ֔י⁠הָ וְ⁠יָרְד֤וּ סוּסִים֙ וְ⁠רֹ֣כְבֵי⁠הֶ֔ם</w:t>
+      </w:r>
+    </w:p>
+    <w:p>
+      <w:pPr/>
+      <w:r>
+        <w:rPr>
+          <w:lang w:val="en_US" w:bidi="en_US"/>
+        </w:rPr>
+      </w:r>
+      <w:r>
+        <w:rPr>
           <w:b/>
           <w:lang w:val="en_US" w:bidi="en_US"/>
         </w:rPr>
@@ -14281,6 +16227,20 @@
       </w:r>
       <w:r>
         <w:rPr>
+          <w:lang w:val="en_US" w:bidi="en_US"/>
+        </w:rPr>
+        <w:t>מֶרְכָּבָה֙ וְ⁠רֹ֣כְבֶ֔י⁠הָ</w:t>
+      </w:r>
+    </w:p>
+    <w:p>
+      <w:pPr/>
+      <w:r>
+        <w:rPr>
+          <w:lang w:val="en_US" w:bidi="en_US"/>
+        </w:rPr>
+      </w:r>
+      <w:r>
+        <w:rPr>
           <w:b/>
           <w:lang w:val="en_US" w:bidi="en_US"/>
         </w:rPr>
@@ -14390,6 +16350,20 @@
       </w:r>
       <w:r>
         <w:rPr>
+          <w:lang w:val="en_US" w:bidi="en_US"/>
+        </w:rPr>
+        <w:t>וְ⁠יָרְד֤וּ</w:t>
+      </w:r>
+    </w:p>
+    <w:p>
+      <w:pPr/>
+      <w:r>
+        <w:rPr>
+          <w:lang w:val="en_US" w:bidi="en_US"/>
+        </w:rPr>
+      </w:r>
+      <w:r>
+        <w:rPr>
           <w:b/>
           <w:lang w:val="en_US" w:bidi="en_US"/>
         </w:rPr>
@@ -14514,6 +16488,20 @@
         <w:rPr>
           <w:lang w:val="en_US" w:bidi="en_US"/>
         </w:rPr>
+      </w:r>
+    </w:p>
+    <w:p>
+      <w:pPr/>
+      <w:r>
+        <w:rPr>
+          <w:lang w:val="en_US" w:bidi="en_US"/>
+        </w:rPr>
+      </w:r>
+      <w:r>
+        <w:rPr>
+          <w:lang w:val="en_US" w:bidi="en_US"/>
+        </w:rPr>
+        <w:t>אִ֖ישׁ בְּ⁠חֶ֥רֶב אָחִֽי⁠ו</w:t>
       </w:r>
     </w:p>
     <w:p>
@@ -14626,6 +16614,20 @@
       </w:r>
       <w:r>
         <w:rPr>
+          <w:lang w:val="en_US" w:bidi="en_US"/>
+        </w:rPr>
+        <w:t>אִ֖ישׁ בְּ⁠חֶ֥רֶב אָחִֽי⁠ו</w:t>
+      </w:r>
+    </w:p>
+    <w:p>
+      <w:pPr/>
+      <w:r>
+        <w:rPr>
+          <w:lang w:val="en_US" w:bidi="en_US"/>
+        </w:rPr>
+      </w:r>
+      <w:r>
+        <w:rPr>
           <w:b/>
           <w:lang w:val="en_US" w:bidi="en_US"/>
         </w:rPr>
@@ -14722,6 +16724,20 @@
       </w:r>
       <w:r>
         <w:rPr>
+          <w:lang w:val="en_US" w:bidi="en_US"/>
+        </w:rPr>
+        <w:t>אָחִֽי⁠ו</w:t>
+      </w:r>
+    </w:p>
+    <w:p>
+      <w:pPr/>
+      <w:r>
+        <w:rPr>
+          <w:lang w:val="en_US" w:bidi="en_US"/>
+        </w:rPr>
+      </w:r>
+      <w:r>
+        <w:rPr>
           <w:b/>
           <w:lang w:val="en_US" w:bidi="en_US"/>
         </w:rPr>
@@ -14818,6 +16834,20 @@
       </w:r>
       <w:r>
         <w:rPr>
+          <w:lang w:val="en_US" w:bidi="en_US"/>
+        </w:rPr>
+        <w:t>בַּ⁠יּ֣וֹם הַ⁠ה֣וּא נְאֻם־יְהוָ֣ה צְבָא֡וֹת אֶ֠קָּחֲ⁠ךָ זְרֻבָּבֶ֨ל בֶּן־שְׁאַלְתִּיאֵ֤ל עַבְדִּ⁠י֙ נְאֻם־יְהוָ֔ה וְ⁠שַׂמְתִּ֖י⁠ךָ כַּֽ⁠חוֹתָ֑ם כִּֽי־בְ⁠ךָ֣ בָחַ֔רְתִּי נְאֻ֖ם יְהוָ֥ה צְבָאֽוֹת</w:t>
+      </w:r>
+    </w:p>
+    <w:p>
+      <w:pPr/>
+      <w:r>
+        <w:rPr>
+          <w:lang w:val="en_US" w:bidi="en_US"/>
+        </w:rPr>
+      </w:r>
+      <w:r>
+        <w:rPr>
           <w:b/>
           <w:lang w:val="en_US" w:bidi="en_US"/>
         </w:rPr>
@@ -14901,6 +16931,20 @@
       </w:r>
       <w:r>
         <w:rPr>
+          <w:lang w:val="en_US" w:bidi="en_US"/>
+        </w:rPr>
+        <w:t>בַּ⁠יּ֣וֹם הַ⁠ה֣וּא</w:t>
+      </w:r>
+    </w:p>
+    <w:p>
+      <w:pPr/>
+      <w:r>
+        <w:rPr>
+          <w:lang w:val="en_US" w:bidi="en_US"/>
+        </w:rPr>
+      </w:r>
+      <w:r>
+        <w:rPr>
           <w:b/>
           <w:lang w:val="en_US" w:bidi="en_US"/>
         </w:rPr>
@@ -14997,6 +17041,20 @@
       </w:r>
       <w:r>
         <w:rPr>
+          <w:lang w:val="en_US" w:bidi="en_US"/>
+        </w:rPr>
+        <w:t>אֶ֠קָּחֲ⁠ךָ &amp; וְ⁠שַׂמְתִּ֖י⁠ךָ &amp; בְ⁠ךָ֣ בָחַ֔רְתִּי</w:t>
+      </w:r>
+    </w:p>
+    <w:p>
+      <w:pPr/>
+      <w:r>
+        <w:rPr>
+          <w:lang w:val="en_US" w:bidi="en_US"/>
+        </w:rPr>
+      </w:r>
+      <w:r>
+        <w:rPr>
           <w:b/>
           <w:lang w:val="en_US" w:bidi="en_US"/>
         </w:rPr>
@@ -15119,6 +17177,20 @@
       </w:r>
       <w:r>
         <w:rPr>
+          <w:lang w:val="en_US" w:bidi="en_US"/>
+        </w:rPr>
+        <w:t>כַּֽ⁠חוֹתָ֑ם</w:t>
+      </w:r>
+    </w:p>
+    <w:p>
+      <w:pPr/>
+      <w:r>
+        <w:rPr>
+          <w:lang w:val="en_US" w:bidi="en_US"/>
+        </w:rPr>
+      </w:r>
+      <w:r>
+        <w:rPr>
           <w:b/>
           <w:lang w:val="en_US" w:bidi="en_US"/>
         </w:rPr>
@@ -15204,6 +17276,20 @@
         <w:rPr>
           <w:lang w:val="en_US" w:bidi="en_US"/>
         </w:rPr>
+      </w:r>
+    </w:p>
+    <w:p>
+      <w:pPr/>
+      <w:r>
+        <w:rPr>
+          <w:lang w:val="en_US" w:bidi="en_US"/>
+        </w:rPr>
+      </w:r>
+      <w:r>
+        <w:rPr>
+          <w:lang w:val="en_US" w:bidi="en_US"/>
+        </w:rPr>
+        <w:t>כַּֽ⁠חוֹתָ֑ם</w:t>
       </w:r>
     </w:p>
     <w:p>

--- a/eng/docx/37.content.docx
+++ b/eng/docx/37.content.docx
@@ -28,49 +28,15 @@
       </w:r>
     </w:p>
     <w:p>
-      <w:pPr>
-        <w:pStyle w:val="Heading2"/>
-      </w:pPr>
-      <w:r>
-        <w:rPr>
-          <w:lang w:val="en_US" w:bidi="en_US"/>
-        </w:rPr>
-        <w:t>License Information</w:t>
-      </w:r>
-      <w:r>
-        <w:rPr>
-          <w:lang w:val="en_US" w:bidi="en_US"/>
-        </w:rPr>
-      </w:r>
-    </w:p>
-    <w:p>
-      <w:pPr/>
-      <w:r>
-        <w:rPr>
-          <w:lang w:val="en_US" w:bidi="en_US"/>
-        </w:rPr>
-      </w:r>
-      <w:r>
-        <w:rPr>
-          <w:b/>
-          <w:lang w:val="en_US" w:bidi="en_US"/>
-        </w:rPr>
-        <w:t>Translation Notes (unfoldingWord)</w:t>
-      </w:r>
-      <w:r>
-        <w:rPr>
-          <w:lang w:val="en_US" w:bidi="en_US"/>
-        </w:rPr>
-        <w:t xml:space="preserve"> is based on</w:t>
-      </w:r>
-      <w:r>
-        <w:rPr>
-          <w:lang w:val="en_US" w:bidi="en_US"/>
-        </w:rPr>
-        <w:t xml:space="preserve">: </w:t>
-      </w:r>
-      <w:r>
-        <w:rPr>
+      <w:pPr/>
+      <w:r>
+        <w:rPr>
+          <w:lang w:val="en_US" w:bidi="en_US"/>
+        </w:rPr>
+      </w:r>
+      <w:r>
+        <w:rPr>
+          <w:b/>
           <w:lang w:val="en_US" w:bidi="en_US"/>
         </w:rPr>
         <w:t>unfoldingWord® Translation Notes</w:t>
@@ -79,62 +45,31 @@
         <w:rPr>
           <w:lang w:val="en_US" w:bidi="en_US"/>
         </w:rPr>
-        <w:t xml:space="preserve">, </w:t>
-      </w:r>
-      <w:hyperlink r:id="rId13">
-        <w:r>
-          <w:rPr>
-            <w:lang w:val="en_US" w:bidi="en_US"/>
-          </w:rPr>
-          <w:rPr>
-            <w:color w:val="0000EE"/>
-            <w:u w:val="single"/>
-          </w:rPr>
-          <w:t>unfoldingWord</w:t>
-        </w:r>
-      </w:hyperlink>
-      <w:r>
-        <w:rPr>
-          <w:lang w:val="en_US" w:bidi="en_US"/>
-        </w:rPr>
-        <w:t xml:space="preserve">, 2022, which is licensed under a </w:t>
-      </w:r>
-      <w:hyperlink r:id="rId14">
-        <w:r>
-          <w:rPr>
-            <w:lang w:val="en_US" w:bidi="en_US"/>
-          </w:rPr>
-          <w:rPr>
-            <w:color w:val="0000EE"/>
-            <w:u w:val="single"/>
-          </w:rPr>
-          <w:t>CC BY-SA 4.0 license</w:t>
-        </w:r>
-      </w:hyperlink>
-      <w:r>
-        <w:rPr>
-          <w:lang w:val="en_US" w:bidi="en_US"/>
-        </w:rPr>
-        <w:t>.</w:t>
-      </w:r>
-      <w:r>
-        <w:rPr>
-          <w:lang w:val="en_US" w:bidi="en_US"/>
-        </w:rPr>
-      </w:r>
-    </w:p>
-    <w:p>
-      <w:pPr/>
-      <w:r>
-        <w:rPr>
-          <w:lang w:val="en_US" w:bidi="en_US"/>
-        </w:rPr>
-      </w:r>
-      <w:r>
-        <w:rPr>
-          <w:lang w:val="en_US" w:bidi="en_US"/>
-        </w:rPr>
-        <w:t>This PDF version is provided under the same license.</w:t>
+        <w:t xml:space="preserve"> © 2022 unfoldingWord. Released under CC BY-SA 4.0 license. </w:t>
+      </w:r>
+      <w:r>
+        <w:rPr>
+          <w:lang w:val="en_US" w:bidi="en_US"/>
+        </w:rPr>
+        <w:t>unfoldingWord® Translation Notes</w:t>
+      </w:r>
+      <w:r>
+        <w:rPr>
+          <w:lang w:val="en_US" w:bidi="en_US"/>
+        </w:rPr>
+        <w:t xml:space="preserve"> has been adapted in the following languages: Tok Pisin, Arabic (عربي), French (Français), Hindi (हिंदी), Indonesian (Bahasa Indonesia), Portuguese (Português), Russian (Русский), Spanish (Español), Swahili (Kiswahili), and Simplified Chinese (简体中文) from </w:t>
+      </w:r>
+      <w:r>
+        <w:rPr>
+          <w:lang w:val="en_US" w:bidi="en_US"/>
+        </w:rPr>
+        <w:t>unfoldingWord® Translation Notes</w:t>
+      </w:r>
+      <w:r>
+        <w:rPr>
+          <w:lang w:val="en_US" w:bidi="en_US"/>
+        </w:rPr>
+        <w:t xml:space="preserve"> © 2022 unfoldingWord. Released under CC BY-SA 4.0 license by Mission Mutual</w:t>
       </w:r>
       <w:r>
         <w:rPr>
@@ -755,20 +690,6 @@
       </w:r>
       <w:r>
         <w:rPr>
-          <w:lang w:val="en_US" w:bidi="en_US"/>
-        </w:rPr>
-        <w:t>בִּ⁠שְׁנַ֤ת שְׁתַּ֨יִם֙ לְ⁠דָרְיָ֣וֶשׁ הַ⁠מֶּ֔לֶךְ</w:t>
-      </w:r>
-    </w:p>
-    <w:p>
-      <w:pPr/>
-      <w:r>
-        <w:rPr>
-          <w:lang w:val="en_US" w:bidi="en_US"/>
-        </w:rPr>
-      </w:r>
-      <w:r>
-        <w:rPr>
           <w:b/>
           <w:lang w:val="en_US" w:bidi="en_US"/>
         </w:rPr>
@@ -865,20 +786,6 @@
       </w:r>
       <w:r>
         <w:rPr>
-          <w:lang w:val="en_US" w:bidi="en_US"/>
-        </w:rPr>
-        <w:t>בִּ⁠שְׁנַ֤ת שְׁתַּ֨יִם֙ &amp; בַּ⁠חֹ֨דֶשׁ֙ הַ⁠שִּׁשִּׁ֔י בְּ⁠י֥וֹם אֶחָ֖ד לַ⁠חֹ֑דֶשׁ</w:t>
-      </w:r>
-    </w:p>
-    <w:p>
-      <w:pPr/>
-      <w:r>
-        <w:rPr>
-          <w:lang w:val="en_US" w:bidi="en_US"/>
-        </w:rPr>
-      </w:r>
-      <w:r>
-        <w:rPr>
           <w:b/>
           <w:lang w:val="en_US" w:bidi="en_US"/>
         </w:rPr>
@@ -975,20 +882,6 @@
       </w:r>
       <w:r>
         <w:rPr>
-          <w:lang w:val="en_US" w:bidi="en_US"/>
-        </w:rPr>
-        <w:t>בַּ⁠חֹ֨דֶשׁ֙ הַ⁠שִּׁשִּׁ֔י בְּ⁠י֥וֹם אֶחָ֖ד לַ⁠חֹ֑דֶשׁ</w:t>
-      </w:r>
-    </w:p>
-    <w:p>
-      <w:pPr/>
-      <w:r>
-        <w:rPr>
-          <w:lang w:val="en_US" w:bidi="en_US"/>
-        </w:rPr>
-      </w:r>
-      <w:r>
-        <w:rPr>
           <w:b/>
           <w:lang w:val="en_US" w:bidi="en_US"/>
         </w:rPr>
@@ -1085,20 +978,6 @@
       </w:r>
       <w:r>
         <w:rPr>
-          <w:lang w:val="en_US" w:bidi="en_US"/>
-        </w:rPr>
-        <w:t>הָיָ֨ה דְבַר־יְהוָ֜ה בְּ⁠יַד־חַגַּ֣י הַ⁠נָּבִ֗יא</w:t>
-      </w:r>
-    </w:p>
-    <w:p>
-      <w:pPr/>
-      <w:r>
-        <w:rPr>
-          <w:lang w:val="en_US" w:bidi="en_US"/>
-        </w:rPr>
-      </w:r>
-      <w:r>
-        <w:rPr>
           <w:b/>
           <w:lang w:val="en_US" w:bidi="en_US"/>
         </w:rPr>
@@ -1208,20 +1087,6 @@
       </w:r>
       <w:r>
         <w:rPr>
-          <w:lang w:val="en_US" w:bidi="en_US"/>
-        </w:rPr>
-        <w:t>דְבַר־יְהוָ֜ה</w:t>
-      </w:r>
-    </w:p>
-    <w:p>
-      <w:pPr/>
-      <w:r>
-        <w:rPr>
-          <w:lang w:val="en_US" w:bidi="en_US"/>
-        </w:rPr>
-      </w:r>
-      <w:r>
-        <w:rPr>
           <w:b/>
           <w:lang w:val="en_US" w:bidi="en_US"/>
         </w:rPr>
@@ -1318,20 +1183,6 @@
       </w:r>
       <w:r>
         <w:rPr>
-          <w:lang w:val="en_US" w:bidi="en_US"/>
-        </w:rPr>
-        <w:t>כֹּ֥ה אָמַ֛ר יְהוָ֥ה צְבָא֖וֹת לֵ⁠אמֹ֑ר הָ⁠עָ֤ם הַ⁠זֶּה֙ אָֽמְר֔וּ לֹ֥א עֶת־בֹּ֛א עֶת־בֵּ֥ית יְהוָ֖ה לְ⁠הִבָּנֽוֹת</w:t>
-      </w:r>
-    </w:p>
-    <w:p>
-      <w:pPr/>
-      <w:r>
-        <w:rPr>
-          <w:lang w:val="en_US" w:bidi="en_US"/>
-        </w:rPr>
-      </w:r>
-      <w:r>
-        <w:rPr>
           <w:b/>
           <w:lang w:val="en_US" w:bidi="en_US"/>
         </w:rPr>
@@ -1415,20 +1266,6 @@
       </w:r>
       <w:r>
         <w:rPr>
-          <w:lang w:val="en_US" w:bidi="en_US"/>
-        </w:rPr>
-        <w:t>יְהוָ֥ה צְבָא֖וֹת</w:t>
-      </w:r>
-    </w:p>
-    <w:p>
-      <w:pPr/>
-      <w:r>
-        <w:rPr>
-          <w:lang w:val="en_US" w:bidi="en_US"/>
-        </w:rPr>
-      </w:r>
-      <w:r>
-        <w:rPr>
           <w:b/>
           <w:lang w:val="en_US" w:bidi="en_US"/>
         </w:rPr>
@@ -1525,20 +1362,6 @@
       </w:r>
       <w:r>
         <w:rPr>
-          <w:lang w:val="en_US" w:bidi="en_US"/>
-        </w:rPr>
-        <w:t>הָ⁠עָ֤ם הַ⁠זֶּה֙</w:t>
-      </w:r>
-    </w:p>
-    <w:p>
-      <w:pPr/>
-      <w:r>
-        <w:rPr>
-          <w:lang w:val="en_US" w:bidi="en_US"/>
-        </w:rPr>
-      </w:r>
-      <w:r>
-        <w:rPr>
           <w:b/>
           <w:lang w:val="en_US" w:bidi="en_US"/>
         </w:rPr>
@@ -1635,20 +1458,6 @@
       </w:r>
       <w:r>
         <w:rPr>
-          <w:lang w:val="en_US" w:bidi="en_US"/>
-        </w:rPr>
-        <w:t>עֶת־בֵּ֥ית יְהוָ֖ה</w:t>
-      </w:r>
-    </w:p>
-    <w:p>
-      <w:pPr/>
-      <w:r>
-        <w:rPr>
-          <w:lang w:val="en_US" w:bidi="en_US"/>
-        </w:rPr>
-      </w:r>
-      <w:r>
-        <w:rPr>
           <w:b/>
           <w:lang w:val="en_US" w:bidi="en_US"/>
         </w:rPr>
@@ -1745,20 +1554,6 @@
       </w:r>
       <w:r>
         <w:rPr>
-          <w:lang w:val="en_US" w:bidi="en_US"/>
-        </w:rPr>
-        <w:t>וַֽ⁠יְהִי֙ דְּבַר־יְהוָ֔ה בְּ⁠יַד־חַגַּ֥י הַ⁠נָּבִ֖יא</w:t>
-      </w:r>
-    </w:p>
-    <w:p>
-      <w:pPr/>
-      <w:r>
-        <w:rPr>
-          <w:lang w:val="en_US" w:bidi="en_US"/>
-        </w:rPr>
-      </w:r>
-      <w:r>
-        <w:rPr>
           <w:b/>
           <w:lang w:val="en_US" w:bidi="en_US"/>
         </w:rPr>
@@ -1778,7 +1573,7 @@
         </w:rPr>
         <w:t xml:space="preserve">See how you translated this in </w:t>
       </w:r>
-      <w:hyperlink r:id="rId15">
+      <w:hyperlink r:id="rId13">
         <w:r>
           <w:rPr>
             <w:lang w:val="en_US" w:bidi="en_US"/>
@@ -1860,20 +1655,6 @@
       </w:r>
       <w:r>
         <w:rPr>
-          <w:lang w:val="en_US" w:bidi="en_US"/>
-        </w:rPr>
-        <w:t>הַ⁠עֵ֤ת לָ⁠כֶם֙ אַתֶּ֔ם לָ⁠שֶׁ֖בֶת בְּ⁠בָתֵּי⁠כֶ֣ם סְפוּנִ֑ים וְ⁠הַ⁠בַּ֥יִת הַ⁠זֶּ֖ה חָרֵֽב</w:t>
-      </w:r>
-    </w:p>
-    <w:p>
-      <w:pPr/>
-      <w:r>
-        <w:rPr>
-          <w:lang w:val="en_US" w:bidi="en_US"/>
-        </w:rPr>
-      </w:r>
-      <w:r>
-        <w:rPr>
           <w:b/>
           <w:lang w:val="en_US" w:bidi="en_US"/>
         </w:rPr>
@@ -1957,20 +1738,6 @@
       </w:r>
       <w:r>
         <w:rPr>
-          <w:lang w:val="en_US" w:bidi="en_US"/>
-        </w:rPr>
-        <w:t>לָ⁠כֶם֙ אַתֶּ֔ם &amp; בְּ⁠בָתֵּי⁠כֶ֣ם</w:t>
-      </w:r>
-    </w:p>
-    <w:p>
-      <w:pPr/>
-      <w:r>
-        <w:rPr>
-          <w:lang w:val="en_US" w:bidi="en_US"/>
-        </w:rPr>
-      </w:r>
-      <w:r>
-        <w:rPr>
           <w:b/>
           <w:lang w:val="en_US" w:bidi="en_US"/>
         </w:rPr>
@@ -2119,20 +1886,6 @@
       </w:r>
       <w:r>
         <w:rPr>
-          <w:lang w:val="en_US" w:bidi="en_US"/>
-        </w:rPr>
-        <w:t>סְפוּנִ֑ים</w:t>
-      </w:r>
-    </w:p>
-    <w:p>
-      <w:pPr/>
-      <w:r>
-        <w:rPr>
-          <w:lang w:val="en_US" w:bidi="en_US"/>
-        </w:rPr>
-      </w:r>
-      <w:r>
-        <w:rPr>
           <w:b/>
           <w:lang w:val="en_US" w:bidi="en_US"/>
         </w:rPr>
@@ -2229,20 +1982,6 @@
       </w:r>
       <w:r>
         <w:rPr>
-          <w:lang w:val="en_US" w:bidi="en_US"/>
-        </w:rPr>
-        <w:t>וְ⁠עַתָּ֕ה כֹּ֥ה אָמַ֖ר יְהוָ֣ה צְבָא֑וֹת שִׂ֥ימוּ לְבַבְ⁠כֶ֖ם עַל־דַּרְכֵי⁠כֶֽם</w:t>
-      </w:r>
-    </w:p>
-    <w:p>
-      <w:pPr/>
-      <w:r>
-        <w:rPr>
-          <w:lang w:val="en_US" w:bidi="en_US"/>
-        </w:rPr>
-      </w:r>
-      <w:r>
-        <w:rPr>
           <w:b/>
           <w:lang w:val="en_US" w:bidi="en_US"/>
         </w:rPr>
@@ -2326,20 +2065,6 @@
       </w:r>
       <w:r>
         <w:rPr>
-          <w:lang w:val="en_US" w:bidi="en_US"/>
-        </w:rPr>
-        <w:t>שִׂ֥ימוּ לְבַבְ⁠כֶ֖ם עַל־דַּרְכֵי⁠כֶֽם</w:t>
-      </w:r>
-    </w:p>
-    <w:p>
-      <w:pPr/>
-      <w:r>
-        <w:rPr>
-          <w:lang w:val="en_US" w:bidi="en_US"/>
-        </w:rPr>
-      </w:r>
-      <w:r>
-        <w:rPr>
           <w:b/>
           <w:lang w:val="en_US" w:bidi="en_US"/>
         </w:rPr>
@@ -2436,20 +2161,6 @@
       </w:r>
       <w:r>
         <w:rPr>
-          <w:lang w:val="en_US" w:bidi="en_US"/>
-        </w:rPr>
-        <w:t>לְבַבְ⁠כֶ֖ם</w:t>
-      </w:r>
-    </w:p>
-    <w:p>
-      <w:pPr/>
-      <w:r>
-        <w:rPr>
-          <w:lang w:val="en_US" w:bidi="en_US"/>
-        </w:rPr>
-      </w:r>
-      <w:r>
-        <w:rPr>
           <w:b/>
           <w:lang w:val="en_US" w:bidi="en_US"/>
         </w:rPr>
@@ -2546,20 +2257,6 @@
       </w:r>
       <w:r>
         <w:rPr>
-          <w:lang w:val="en_US" w:bidi="en_US"/>
-        </w:rPr>
-        <w:t>דַּרְכֵי⁠כֶֽם</w:t>
-      </w:r>
-    </w:p>
-    <w:p>
-      <w:pPr/>
-      <w:r>
-        <w:rPr>
-          <w:lang w:val="en_US" w:bidi="en_US"/>
-        </w:rPr>
-      </w:r>
-      <w:r>
-        <w:rPr>
           <w:b/>
           <w:lang w:val="en_US" w:bidi="en_US"/>
         </w:rPr>
@@ -2656,20 +2353,6 @@
       </w:r>
       <w:r>
         <w:rPr>
-          <w:lang w:val="en_US" w:bidi="en_US"/>
-        </w:rPr>
-        <w:t>וְ⁠אֵין־לְ⁠שָׂבְעָה֙</w:t>
-      </w:r>
-    </w:p>
-    <w:p>
-      <w:pPr/>
-      <w:r>
-        <w:rPr>
-          <w:lang w:val="en_US" w:bidi="en_US"/>
-        </w:rPr>
-      </w:r>
-      <w:r>
-        <w:rPr>
           <w:b/>
           <w:lang w:val="en_US" w:bidi="en_US"/>
         </w:rPr>
@@ -2766,20 +2449,6 @@
       </w:r>
       <w:r>
         <w:rPr>
-          <w:lang w:val="en_US" w:bidi="en_US"/>
-        </w:rPr>
-        <w:t>וְ⁠אֵין־לְ⁠שָׁכְרָ֔ה</w:t>
-      </w:r>
-    </w:p>
-    <w:p>
-      <w:pPr/>
-      <w:r>
-        <w:rPr>
-          <w:lang w:val="en_US" w:bidi="en_US"/>
-        </w:rPr>
-      </w:r>
-      <w:r>
-        <w:rPr>
           <w:b/>
           <w:lang w:val="en_US" w:bidi="en_US"/>
         </w:rPr>
@@ -2863,20 +2532,6 @@
       </w:r>
       <w:r>
         <w:rPr>
-          <w:lang w:val="en_US" w:bidi="en_US"/>
-        </w:rPr>
-        <w:t>לָב֖וֹשׁ וְ⁠אֵין־לְ⁠חֹ֣ם ל֑⁠וֹ</w:t>
-      </w:r>
-    </w:p>
-    <w:p>
-      <w:pPr/>
-      <w:r>
-        <w:rPr>
-          <w:lang w:val="en_US" w:bidi="en_US"/>
-        </w:rPr>
-      </w:r>
-      <w:r>
-        <w:rPr>
           <w:b/>
           <w:lang w:val="en_US" w:bidi="en_US"/>
         </w:rPr>
@@ -2960,20 +2615,6 @@
       </w:r>
       <w:r>
         <w:rPr>
-          <w:lang w:val="en_US" w:bidi="en_US"/>
-        </w:rPr>
-        <w:t>וְ⁠הַ֨⁠מִּשְׂתַּכֵּ֔ר מִשְׂתַּכֵּ֖ר אֶל־צְר֥וֹר נָקֽוּב</w:t>
-      </w:r>
-    </w:p>
-    <w:p>
-      <w:pPr/>
-      <w:r>
-        <w:rPr>
-          <w:lang w:val="en_US" w:bidi="en_US"/>
-        </w:rPr>
-      </w:r>
-      <w:r>
-        <w:rPr>
           <w:b/>
           <w:lang w:val="en_US" w:bidi="en_US"/>
         </w:rPr>
@@ -3057,20 +2698,6 @@
       </w:r>
       <w:r>
         <w:rPr>
-          <w:lang w:val="en_US" w:bidi="en_US"/>
-        </w:rPr>
-        <w:t>וְ⁠הַ֨⁠מִּשְׂתַּכֵּ֔ר מִשְׂתַּכֵּ֖ר אֶל־צְר֥וֹר נָקֽוּב</w:t>
-      </w:r>
-    </w:p>
-    <w:p>
-      <w:pPr/>
-      <w:r>
-        <w:rPr>
-          <w:lang w:val="en_US" w:bidi="en_US"/>
-        </w:rPr>
-      </w:r>
-      <w:r>
-        <w:rPr>
           <w:b/>
           <w:lang w:val="en_US" w:bidi="en_US"/>
         </w:rPr>
@@ -3180,20 +2807,6 @@
       </w:r>
       <w:r>
         <w:rPr>
-          <w:lang w:val="en_US" w:bidi="en_US"/>
-        </w:rPr>
-        <w:t>צְר֥וֹר נָקֽוּב</w:t>
-      </w:r>
-    </w:p>
-    <w:p>
-      <w:pPr/>
-      <w:r>
-        <w:rPr>
-          <w:lang w:val="en_US" w:bidi="en_US"/>
-        </w:rPr>
-      </w:r>
-      <w:r>
-        <w:rPr>
           <w:b/>
           <w:lang w:val="en_US" w:bidi="en_US"/>
         </w:rPr>
@@ -3277,20 +2890,6 @@
       </w:r>
       <w:r>
         <w:rPr>
-          <w:lang w:val="en_US" w:bidi="en_US"/>
-        </w:rPr>
-        <w:t>כֹּ֥ה אָמַ֖ר יְהוָ֣ה צְבָא֑וֹת שִׂ֥ימוּ לְבַבְ⁠כֶ֖ם עַל־דַּרְכֵי⁠כֶֽם</w:t>
-      </w:r>
-    </w:p>
-    <w:p>
-      <w:pPr/>
-      <w:r>
-        <w:rPr>
-          <w:lang w:val="en_US" w:bidi="en_US"/>
-        </w:rPr>
-      </w:r>
-      <w:r>
-        <w:rPr>
           <w:b/>
           <w:lang w:val="en_US" w:bidi="en_US"/>
         </w:rPr>
@@ -3374,20 +2973,6 @@
       </w:r>
       <w:r>
         <w:rPr>
-          <w:lang w:val="en_US" w:bidi="en_US"/>
-        </w:rPr>
-        <w:t>שִׂ֥ימוּ לְבַבְ⁠כֶ֖ם עַל־דַּרְכֵי⁠כֶֽם</w:t>
-      </w:r>
-    </w:p>
-    <w:p>
-      <w:pPr/>
-      <w:r>
-        <w:rPr>
-          <w:lang w:val="en_US" w:bidi="en_US"/>
-        </w:rPr>
-      </w:r>
-      <w:r>
-        <w:rPr>
           <w:b/>
           <w:lang w:val="en_US" w:bidi="en_US"/>
         </w:rPr>
@@ -3407,7 +2992,7 @@
         </w:rPr>
         <w:t xml:space="preserve">See how you translated this in </w:t>
       </w:r>
-      <w:hyperlink r:id="rId16">
+      <w:hyperlink r:id="rId14">
         <w:r>
           <w:rPr>
             <w:lang w:val="en_US" w:bidi="en_US"/>
@@ -3489,20 +3074,6 @@
       </w:r>
       <w:r>
         <w:rPr>
-          <w:lang w:val="en_US" w:bidi="en_US"/>
-        </w:rPr>
-        <w:t>עֲל֥וּ הָ⁠הָ֛ר וַ⁠הֲבֵאתֶ֥ם עֵ֖ץ וּ⁠בְנ֣וּ הַ⁠בָּ֑יִת וְ⁠אֶרְצֶה־בּ֥⁠וֹ ו⁠אכבד אָמַ֥ר יְהוָֽה</w:t>
-      </w:r>
-    </w:p>
-    <w:p>
-      <w:pPr/>
-      <w:r>
-        <w:rPr>
-          <w:lang w:val="en_US" w:bidi="en_US"/>
-        </w:rPr>
-      </w:r>
-      <w:r>
-        <w:rPr>
           <w:b/>
           <w:lang w:val="en_US" w:bidi="en_US"/>
         </w:rPr>
@@ -3586,20 +3157,6 @@
       </w:r>
       <w:r>
         <w:rPr>
-          <w:lang w:val="en_US" w:bidi="en_US"/>
-        </w:rPr>
-        <w:t>הָ⁠הָ֛ר</w:t>
-      </w:r>
-    </w:p>
-    <w:p>
-      <w:pPr/>
-      <w:r>
-        <w:rPr>
-          <w:lang w:val="en_US" w:bidi="en_US"/>
-        </w:rPr>
-      </w:r>
-      <w:r>
-        <w:rPr>
           <w:b/>
           <w:lang w:val="en_US" w:bidi="en_US"/>
         </w:rPr>
@@ -3696,20 +3253,6 @@
       </w:r>
       <w:r>
         <w:rPr>
-          <w:lang w:val="en_US" w:bidi="en_US"/>
-        </w:rPr>
-        <w:t>ו⁠אכבד</w:t>
-      </w:r>
-    </w:p>
-    <w:p>
-      <w:pPr/>
-      <w:r>
-        <w:rPr>
-          <w:lang w:val="en_US" w:bidi="en_US"/>
-        </w:rPr>
-      </w:r>
-      <w:r>
-        <w:rPr>
           <w:b/>
           <w:lang w:val="en_US" w:bidi="en_US"/>
         </w:rPr>
@@ -3806,20 +3349,6 @@
       </w:r>
       <w:r>
         <w:rPr>
-          <w:lang w:val="en_US" w:bidi="en_US"/>
-        </w:rPr>
-        <w:t>פָּנֹ֤ה אֶל־הַרְבֵּה֙ וְ⁠הִנֵּ֣ה לִ⁠מְעָ֔ט וַ⁠הֲבֵאתֶ֥ם הַ⁠בַּ֖יִת וְ⁠נָפַ֣חְתִּי ב֑⁠וֹ יַ֣עַן מֶ֗ה נְאֻם֙ יְהוָ֣ה צְבָא֔וֹת יַ֗עַן בֵּיתִ⁠י֙ אֲשֶׁר־ה֣וּא חָרֵ֔ב וְ⁠אַתֶּ֥ם רָצִ֖ים אִ֥ישׁ לְ⁠בֵיתֽ⁠וֹ</w:t>
-      </w:r>
-    </w:p>
-    <w:p>
-      <w:pPr/>
-      <w:r>
-        <w:rPr>
-          <w:lang w:val="en_US" w:bidi="en_US"/>
-        </w:rPr>
-      </w:r>
-      <w:r>
-        <w:rPr>
           <w:b/>
           <w:lang w:val="en_US" w:bidi="en_US"/>
         </w:rPr>
@@ -3903,20 +3432,6 @@
       </w:r>
       <w:r>
         <w:rPr>
-          <w:lang w:val="en_US" w:bidi="en_US"/>
-        </w:rPr>
-        <w:t>וְ⁠הִנֵּ֣ה</w:t>
-      </w:r>
-    </w:p>
-    <w:p>
-      <w:pPr/>
-      <w:r>
-        <w:rPr>
-          <w:lang w:val="en_US" w:bidi="en_US"/>
-        </w:rPr>
-      </w:r>
-      <w:r>
-        <w:rPr>
           <w:b/>
           <w:lang w:val="en_US" w:bidi="en_US"/>
         </w:rPr>
@@ -4013,20 +3528,6 @@
       </w:r>
       <w:r>
         <w:rPr>
-          <w:lang w:val="en_US" w:bidi="en_US"/>
-        </w:rPr>
-        <w:t>וְ⁠הִנֵּ֣ה לִ⁠מְעָ֔ט</w:t>
-      </w:r>
-    </w:p>
-    <w:p>
-      <w:pPr/>
-      <w:r>
-        <w:rPr>
-          <w:lang w:val="en_US" w:bidi="en_US"/>
-        </w:rPr>
-      </w:r>
-      <w:r>
-        <w:rPr>
           <w:b/>
           <w:lang w:val="en_US" w:bidi="en_US"/>
         </w:rPr>
@@ -4110,20 +3611,6 @@
       </w:r>
       <w:r>
         <w:rPr>
-          <w:lang w:val="en_US" w:bidi="en_US"/>
-        </w:rPr>
-        <w:t>וְ⁠נָפַ֣חְתִּי ב֑⁠וֹ</w:t>
-      </w:r>
-    </w:p>
-    <w:p>
-      <w:pPr/>
-      <w:r>
-        <w:rPr>
-          <w:lang w:val="en_US" w:bidi="en_US"/>
-        </w:rPr>
-      </w:r>
-      <w:r>
-        <w:rPr>
           <w:b/>
           <w:lang w:val="en_US" w:bidi="en_US"/>
         </w:rPr>
@@ -4207,20 +3694,6 @@
       </w:r>
       <w:r>
         <w:rPr>
-          <w:lang w:val="en_US" w:bidi="en_US"/>
-        </w:rPr>
-        <w:t>יַ֣עַן מֶ֗ה &amp; יַ֗עַן בֵּיתִ⁠י֙</w:t>
-      </w:r>
-    </w:p>
-    <w:p>
-      <w:pPr/>
-      <w:r>
-        <w:rPr>
-          <w:lang w:val="en_US" w:bidi="en_US"/>
-        </w:rPr>
-      </w:r>
-      <w:r>
-        <w:rPr>
           <w:b/>
           <w:lang w:val="en_US" w:bidi="en_US"/>
         </w:rPr>
@@ -4317,20 +3790,6 @@
       </w:r>
       <w:r>
         <w:rPr>
-          <w:lang w:val="en_US" w:bidi="en_US"/>
-        </w:rPr>
-        <w:t>נְאֻם֙ יְהוָ֣ה צְבָא֔וֹת</w:t>
-      </w:r>
-    </w:p>
-    <w:p>
-      <w:pPr/>
-      <w:r>
-        <w:rPr>
-          <w:lang w:val="en_US" w:bidi="en_US"/>
-        </w:rPr>
-      </w:r>
-      <w:r>
-        <w:rPr>
           <w:b/>
           <w:lang w:val="en_US" w:bidi="en_US"/>
         </w:rPr>
@@ -4427,20 +3886,6 @@
       </w:r>
       <w:r>
         <w:rPr>
-          <w:lang w:val="en_US" w:bidi="en_US"/>
-        </w:rPr>
-        <w:t>וְ⁠אַתֶּ֥ם רָצִ֖ים אִ֥ישׁ לְ⁠בֵיתֽ⁠וֹ</w:t>
-      </w:r>
-    </w:p>
-    <w:p>
-      <w:pPr/>
-      <w:r>
-        <w:rPr>
-          <w:lang w:val="en_US" w:bidi="en_US"/>
-        </w:rPr>
-      </w:r>
-      <w:r>
-        <w:rPr>
           <w:b/>
           <w:lang w:val="en_US" w:bidi="en_US"/>
         </w:rPr>
@@ -4537,20 +3982,6 @@
       </w:r>
       <w:r>
         <w:rPr>
-          <w:lang w:val="en_US" w:bidi="en_US"/>
-        </w:rPr>
-        <w:t>וְ⁠אַתֶּ֥ם רָצִ֖ים אִ֥ישׁ לְ⁠בֵיתֽ⁠וֹ</w:t>
-      </w:r>
-    </w:p>
-    <w:p>
-      <w:pPr/>
-      <w:r>
-        <w:rPr>
-          <w:lang w:val="en_US" w:bidi="en_US"/>
-        </w:rPr>
-      </w:r>
-      <w:r>
-        <w:rPr>
           <w:b/>
           <w:lang w:val="en_US" w:bidi="en_US"/>
         </w:rPr>
@@ -4647,20 +4078,6 @@
       </w:r>
       <w:r>
         <w:rPr>
-          <w:lang w:val="en_US" w:bidi="en_US"/>
-        </w:rPr>
-        <w:t>כָּלְא֥וּ שָמַ֖יִם מִ⁠טָּ֑ל וְ⁠הָ⁠אָ֖רֶץ כָּלְאָ֥ה יְבוּלָֽ⁠הּ</w:t>
-      </w:r>
-    </w:p>
-    <w:p>
-      <w:pPr/>
-      <w:r>
-        <w:rPr>
-          <w:lang w:val="en_US" w:bidi="en_US"/>
-        </w:rPr>
-      </w:r>
-      <w:r>
-        <w:rPr>
           <w:b/>
           <w:lang w:val="en_US" w:bidi="en_US"/>
         </w:rPr>
@@ -4809,20 +4226,6 @@
       </w:r>
       <w:r>
         <w:rPr>
-          <w:lang w:val="en_US" w:bidi="en_US"/>
-        </w:rPr>
-        <w:t>עֲלֵי⁠כֶ֔ם כָּלְא֥וּ שָמַ֖יִם מִ⁠טָּ֑ל</w:t>
-      </w:r>
-    </w:p>
-    <w:p>
-      <w:pPr/>
-      <w:r>
-        <w:rPr>
-          <w:lang w:val="en_US" w:bidi="en_US"/>
-        </w:rPr>
-      </w:r>
-      <w:r>
-        <w:rPr>
           <w:b/>
           <w:lang w:val="en_US" w:bidi="en_US"/>
         </w:rPr>
@@ -4932,20 +4335,6 @@
       </w:r>
       <w:r>
         <w:rPr>
-          <w:lang w:val="en_US" w:bidi="en_US"/>
-        </w:rPr>
-        <w:t>עַל־הָ⁠אָ֣רֶץ וְ⁠עַל־הֶ⁠הָרִ֗ים וְ⁠עַל־הַ⁠דָּגָן֙ וְ⁠עַל־הַ⁠תִּיר֣וֹשׁ וְ⁠עַל־הַ⁠יִּצְהָ֔ר וְ⁠עַ֛ל אֲשֶׁ֥ר תּוֹצִ֖יא הָ⁠אֲדָמָ֑ה וְ⁠עַל־הָֽ⁠אָדָם֙ וְ⁠עַל־הַ⁠בְּהֵמָ֔ה וְ⁠עַ֖ל כָּל־יְגִ֥יעַ כַּפָּֽיִם</w:t>
-      </w:r>
-    </w:p>
-    <w:p>
-      <w:pPr/>
-      <w:r>
-        <w:rPr>
-          <w:lang w:val="en_US" w:bidi="en_US"/>
-        </w:rPr>
-      </w:r>
-      <w:r>
-        <w:rPr>
           <w:b/>
           <w:lang w:val="en_US" w:bidi="en_US"/>
         </w:rPr>
@@ -5055,20 +4444,6 @@
       </w:r>
       <w:r>
         <w:rPr>
-          <w:lang w:val="en_US" w:bidi="en_US"/>
-        </w:rPr>
-        <w:t>וָ⁠אֶקְרָ֨א חֹ֜רֶב עַל־הָ⁠אָ֣רֶץ וְ⁠עַל־הֶ⁠הָרִ֗ים וְ⁠עַל־הַ⁠דָּגָן֙ וְ⁠עַל־הַ⁠תִּיר֣וֹשׁ וְ⁠עַל־הַ⁠יִּצְהָ֔ר וְ⁠עַ֛ל אֲשֶׁ֥ר תּוֹצִ֖יא הָ⁠אֲדָמָ֑ה וְ⁠עַל־הָֽ⁠אָדָם֙ וְ⁠עַל־הַ⁠בְּהֵמָ֔ה וְ⁠עַ֖ל כָּל־יְגִ֥יעַ כַּפָּֽיִם</w:t>
-      </w:r>
-    </w:p>
-    <w:p>
-      <w:pPr/>
-      <w:r>
-        <w:rPr>
-          <w:lang w:val="en_US" w:bidi="en_US"/>
-        </w:rPr>
-      </w:r>
-      <w:r>
-        <w:rPr>
           <w:b/>
           <w:lang w:val="en_US" w:bidi="en_US"/>
         </w:rPr>
@@ -5165,20 +4540,6 @@
       </w:r>
       <w:r>
         <w:rPr>
-          <w:lang w:val="en_US" w:bidi="en_US"/>
-        </w:rPr>
-        <w:t>וָ⁠אֶקְרָ֨א</w:t>
-      </w:r>
-    </w:p>
-    <w:p>
-      <w:pPr/>
-      <w:r>
-        <w:rPr>
-          <w:lang w:val="en_US" w:bidi="en_US"/>
-        </w:rPr>
-      </w:r>
-      <w:r>
-        <w:rPr>
           <w:b/>
           <w:lang w:val="en_US" w:bidi="en_US"/>
         </w:rPr>
@@ -5262,20 +4623,6 @@
       </w:r>
       <w:r>
         <w:rPr>
-          <w:lang w:val="en_US" w:bidi="en_US"/>
-        </w:rPr>
-        <w:t>וְ⁠עַל־הַ⁠דָּגָן֙ וְ⁠עַל־הַ⁠תִּיר֣וֹשׁ וְ⁠עַל־הַ⁠יִּצְהָ֔ר</w:t>
-      </w:r>
-    </w:p>
-    <w:p>
-      <w:pPr/>
-      <w:r>
-        <w:rPr>
-          <w:lang w:val="en_US" w:bidi="en_US"/>
-        </w:rPr>
-      </w:r>
-      <w:r>
-        <w:rPr>
           <w:b/>
           <w:lang w:val="en_US" w:bidi="en_US"/>
         </w:rPr>
@@ -5398,20 +4745,6 @@
       </w:r>
       <w:r>
         <w:rPr>
-          <w:lang w:val="en_US" w:bidi="en_US"/>
-        </w:rPr>
-        <w:t>וְ⁠עַל־הָֽ⁠אָדָם֙ וְ⁠עַל־הַ⁠בְּהֵמָ֔ה</w:t>
-      </w:r>
-    </w:p>
-    <w:p>
-      <w:pPr/>
-      <w:r>
-        <w:rPr>
-          <w:lang w:val="en_US" w:bidi="en_US"/>
-        </w:rPr>
-      </w:r>
-      <w:r>
-        <w:rPr>
           <w:b/>
           <w:lang w:val="en_US" w:bidi="en_US"/>
         </w:rPr>
@@ -5521,20 +4854,6 @@
       </w:r>
       <w:r>
         <w:rPr>
-          <w:lang w:val="en_US" w:bidi="en_US"/>
-        </w:rPr>
-        <w:t>כַּפָּֽיִם</w:t>
-      </w:r>
-    </w:p>
-    <w:p>
-      <w:pPr/>
-      <w:r>
-        <w:rPr>
-          <w:lang w:val="en_US" w:bidi="en_US"/>
-        </w:rPr>
-      </w:r>
-      <w:r>
-        <w:rPr>
           <w:b/>
           <w:lang w:val="en_US" w:bidi="en_US"/>
         </w:rPr>
@@ -5631,20 +4950,6 @@
       </w:r>
       <w:r>
         <w:rPr>
-          <w:lang w:val="en_US" w:bidi="en_US"/>
-        </w:rPr>
-        <w:t>וַ⁠יִּשְׁמַ֣ע &amp; בְּ⁠קוֹל֙ יְהוָ֣ה אֱלֹֽהֵי⁠הֶ֔ם וְ⁠עַל־דִּבְרֵי֙ חַגַּ֣י הַ⁠נָּבִ֔יא</w:t>
-      </w:r>
-    </w:p>
-    <w:p>
-      <w:pPr/>
-      <w:r>
-        <w:rPr>
-          <w:lang w:val="en_US" w:bidi="en_US"/>
-        </w:rPr>
-      </w:r>
-      <w:r>
-        <w:rPr>
           <w:b/>
           <w:lang w:val="en_US" w:bidi="en_US"/>
         </w:rPr>
@@ -5754,20 +5059,6 @@
       </w:r>
       <w:r>
         <w:rPr>
-          <w:lang w:val="en_US" w:bidi="en_US"/>
-        </w:rPr>
-        <w:t>וַ⁠יִּשְׁמַ֣ע &amp; בְּ⁠קוֹל֙ יְהוָ֣ה אֱלֹֽהֵי⁠הֶ֔ם וְ⁠עַל־דִּבְרֵי֙ חַגַּ֣י הַ⁠נָּבִ֔יא</w:t>
-      </w:r>
-    </w:p>
-    <w:p>
-      <w:pPr/>
-      <w:r>
-        <w:rPr>
-          <w:lang w:val="en_US" w:bidi="en_US"/>
-        </w:rPr>
-      </w:r>
-      <w:r>
-        <w:rPr>
           <w:b/>
           <w:lang w:val="en_US" w:bidi="en_US"/>
         </w:rPr>
@@ -5890,20 +5181,6 @@
       </w:r>
       <w:r>
         <w:rPr>
-          <w:lang w:val="en_US" w:bidi="en_US"/>
-        </w:rPr>
-        <w:t>בְּ⁠קוֹל֙ יְהוָ֣ה אֱלֹֽהֵי⁠הֶ֔ם וְ⁠עַל־דִּבְרֵי֙ חַגַּ֣י הַ⁠נָּבִ֔יא</w:t>
-      </w:r>
-    </w:p>
-    <w:p>
-      <w:pPr/>
-      <w:r>
-        <w:rPr>
-          <w:lang w:val="en_US" w:bidi="en_US"/>
-        </w:rPr>
-      </w:r>
-      <w:r>
-        <w:rPr>
           <w:b/>
           <w:lang w:val="en_US" w:bidi="en_US"/>
         </w:rPr>
@@ -6000,20 +5277,6 @@
       </w:r>
       <w:r>
         <w:rPr>
-          <w:lang w:val="en_US" w:bidi="en_US"/>
-        </w:rPr>
-        <w:t>וַ⁠יִּֽירְא֥וּ הָ⁠עָ֖ם מִ⁠פְּנֵ֥י יְהוָֽה</w:t>
-      </w:r>
-    </w:p>
-    <w:p>
-      <w:pPr/>
-      <w:r>
-        <w:rPr>
-          <w:lang w:val="en_US" w:bidi="en_US"/>
-        </w:rPr>
-      </w:r>
-      <w:r>
-        <w:rPr>
           <w:b/>
           <w:lang w:val="en_US" w:bidi="en_US"/>
         </w:rPr>
@@ -6110,20 +5373,6 @@
       </w:r>
       <w:r>
         <w:rPr>
-          <w:lang w:val="en_US" w:bidi="en_US"/>
-        </w:rPr>
-        <w:t>אֲנִ֥י אִתְּ⁠כֶ֖ם נְאֻם־יְהוָֽה</w:t>
-      </w:r>
-    </w:p>
-    <w:p>
-      <w:pPr/>
-      <w:r>
-        <w:rPr>
-          <w:lang w:val="en_US" w:bidi="en_US"/>
-        </w:rPr>
-      </w:r>
-      <w:r>
-        <w:rPr>
           <w:b/>
           <w:lang w:val="en_US" w:bidi="en_US"/>
         </w:rPr>
@@ -6207,20 +5456,6 @@
       </w:r>
       <w:r>
         <w:rPr>
-          <w:lang w:val="en_US" w:bidi="en_US"/>
-        </w:rPr>
-        <w:t>וַ⁠יָּ֣עַר יְהוָ֡ה אֶת־רוּחַ֩ זְרֻבָּבֶ֨ל בֶּן־שַׁלְתִּיאֵ֜ל פַּחַ֣ת יְהוּדָ֗ה וְ⁠אֶת־ר֨וּחַ֙ יְהוֹשֻׁ֤עַ בֶּן־יְהוֹצָדָק֙ הַ⁠כֹּהֵ֣ן הַ⁠גָּד֔וֹל וְֽ⁠אֶת־ר֔וּחַ כֹּ֖ל שְׁאֵרִ֣ית הָ⁠עָ֑ם</w:t>
-      </w:r>
-    </w:p>
-    <w:p>
-      <w:pPr/>
-      <w:r>
-        <w:rPr>
-          <w:lang w:val="en_US" w:bidi="en_US"/>
-        </w:rPr>
-      </w:r>
-      <w:r>
-        <w:rPr>
           <w:b/>
           <w:lang w:val="en_US" w:bidi="en_US"/>
         </w:rPr>
@@ -6317,20 +5552,6 @@
       </w:r>
       <w:r>
         <w:rPr>
-          <w:lang w:val="en_US" w:bidi="en_US"/>
-        </w:rPr>
-        <w:t>וַ⁠יָּ֣עַר יְהוָ֡ה אֶת־רוּחַ֩ זְרֻבָּבֶ֨ל בֶּן־שַׁלְתִּיאֵ֜ל פַּחַ֣ת יְהוּדָ֗ה וְ⁠אֶת־ר֨וּחַ֙ יְהוֹשֻׁ֤עַ בֶּן־יְהוֹצָדָק֙ הַ⁠כֹּהֵ֣ן הַ⁠גָּד֔וֹל וְֽ⁠אֶת־ר֔וּחַ כֹּ֖ל שְׁאֵרִ֣ית הָ⁠עָ֑ם</w:t>
-      </w:r>
-    </w:p>
-    <w:p>
-      <w:pPr/>
-      <w:r>
-        <w:rPr>
-          <w:lang w:val="en_US" w:bidi="en_US"/>
-        </w:rPr>
-      </w:r>
-      <w:r>
-        <w:rPr>
           <w:b/>
           <w:lang w:val="en_US" w:bidi="en_US"/>
         </w:rPr>
@@ -6414,20 +5635,6 @@
       </w:r>
       <w:r>
         <w:rPr>
-          <w:lang w:val="en_US" w:bidi="en_US"/>
-        </w:rPr>
-        <w:t>בְּ⁠י֨וֹם עֶשְׂרִ֧ים וְ⁠אַרְבָּעָ֛ה לַ⁠חֹ֖דֶשׁ בַּ⁠שִּׁשִּׁ֑י</w:t>
-      </w:r>
-    </w:p>
-    <w:p>
-      <w:pPr/>
-      <w:r>
-        <w:rPr>
-          <w:lang w:val="en_US" w:bidi="en_US"/>
-        </w:rPr>
-      </w:r>
-      <w:r>
-        <w:rPr>
           <w:b/>
           <w:lang w:val="en_US" w:bidi="en_US"/>
         </w:rPr>
@@ -6460,7 +5667,7 @@
         </w:rPr>
         <w:t xml:space="preserve"> of the Hebrew calendar includes August and September on Western calendars. See how you decided to translate the similar reference to a day, month, and year in </w:t>
       </w:r>
-      <w:hyperlink r:id="rId15">
+      <w:hyperlink r:id="rId13">
         <w:r>
           <w:rPr>
             <w:lang w:val="en_US" w:bidi="en_US"/>
@@ -6542,20 +5749,6 @@
       </w:r>
       <w:r>
         <w:rPr>
-          <w:lang w:val="en_US" w:bidi="en_US"/>
-        </w:rPr>
-        <w:t>בְּ⁠י֨וֹם עֶשְׂרִ֧ים וְ⁠אַרְבָּעָ֛ה לַ⁠חֹ֖דֶשׁ בַּ⁠שִּׁשִּׁ֑י בִּ⁠שְׁנַ֥ת שְׁתַּ֖יִם</w:t>
-      </w:r>
-    </w:p>
-    <w:p>
-      <w:pPr/>
-      <w:r>
-        <w:rPr>
-          <w:lang w:val="en_US" w:bidi="en_US"/>
-        </w:rPr>
-      </w:r>
-      <w:r>
-        <w:rPr>
           <w:b/>
           <w:lang w:val="en_US" w:bidi="en_US"/>
         </w:rPr>
@@ -6748,20 +5941,6 @@
       </w:r>
       <w:r>
         <w:rPr>
-          <w:lang w:val="en_US" w:bidi="en_US"/>
-        </w:rPr>
-        <w:t>בַּ⁠שְּׁבִיעִ֕י בְּ⁠עֶשְׂרִ֥ים וְ⁠אֶחָ֖ד לַ⁠חֹ֑דֶשׁ</w:t>
-      </w:r>
-    </w:p>
-    <w:p>
-      <w:pPr/>
-      <w:r>
-        <w:rPr>
-          <w:lang w:val="en_US" w:bidi="en_US"/>
-        </w:rPr>
-      </w:r>
-      <w:r>
-        <w:rPr>
           <w:b/>
           <w:lang w:val="en_US" w:bidi="en_US"/>
         </w:rPr>
@@ -6845,20 +6024,6 @@
       </w:r>
       <w:r>
         <w:rPr>
-          <w:lang w:val="en_US" w:bidi="en_US"/>
-        </w:rPr>
-        <w:t>בַּ⁠שְּׁבִיעִ֕י בְּ⁠עֶשְׂרִ֥ים וְ⁠אֶחָ֖ד לַ⁠חֹ֑דֶשׁ</w:t>
-      </w:r>
-    </w:p>
-    <w:p>
-      <w:pPr/>
-      <w:r>
-        <w:rPr>
-          <w:lang w:val="en_US" w:bidi="en_US"/>
-        </w:rPr>
-      </w:r>
-      <w:r>
-        <w:rPr>
           <w:b/>
           <w:lang w:val="en_US" w:bidi="en_US"/>
         </w:rPr>
@@ -6942,20 +6107,6 @@
       </w:r>
       <w:r>
         <w:rPr>
-          <w:lang w:val="en_US" w:bidi="en_US"/>
-        </w:rPr>
-        <w:t>בַּ⁠שְּׁבִיעִ֕י בְּ⁠עֶשְׂרִ֥ים וְ⁠אֶחָ֖ד לַ⁠חֹ֑דֶשׁ</w:t>
-      </w:r>
-    </w:p>
-    <w:p>
-      <w:pPr/>
-      <w:r>
-        <w:rPr>
-          <w:lang w:val="en_US" w:bidi="en_US"/>
-        </w:rPr>
-      </w:r>
-      <w:r>
-        <w:rPr>
           <w:b/>
           <w:lang w:val="en_US" w:bidi="en_US"/>
         </w:rPr>
@@ -7001,7 +6152,7 @@
         </w:rPr>
         <w:t xml:space="preserve"> month on the Hebrew calendar is near the middle of October on Western calendars. See how you decided to translate the similar reference to a day and month in </w:t>
       </w:r>
-      <w:hyperlink r:id="rId15">
+      <w:hyperlink r:id="rId13">
         <w:r>
           <w:rPr>
             <w:lang w:val="en_US" w:bidi="en_US"/>
@@ -7083,20 +6234,6 @@
       </w:r>
       <w:r>
         <w:rPr>
-          <w:lang w:val="en_US" w:bidi="en_US"/>
-        </w:rPr>
-        <w:t>הָיָה֙ דְּבַר־יְהוָ֔ה בְּ⁠יַד־חַגַּ֥י הַ⁠נָּבִ֖יא</w:t>
-      </w:r>
-    </w:p>
-    <w:p>
-      <w:pPr/>
-      <w:r>
-        <w:rPr>
-          <w:lang w:val="en_US" w:bidi="en_US"/>
-        </w:rPr>
-      </w:r>
-      <w:r>
-        <w:rPr>
           <w:b/>
           <w:lang w:val="en_US" w:bidi="en_US"/>
         </w:rPr>
@@ -7116,7 +6253,7 @@
         </w:rPr>
         <w:t xml:space="preserve">See how you translated this same statement in </w:t>
       </w:r>
-      <w:hyperlink r:id="rId15">
+      <w:hyperlink r:id="rId13">
         <w:r>
           <w:rPr>
             <w:lang w:val="en_US" w:bidi="en_US"/>
@@ -7198,20 +6335,6 @@
       </w:r>
       <w:r>
         <w:rPr>
-          <w:lang w:val="en_US" w:bidi="en_US"/>
-        </w:rPr>
-        <w:t>הָ⁠עָ֖ם לֵ⁠אמֹֽר</w:t>
-      </w:r>
-    </w:p>
-    <w:p>
-      <w:pPr/>
-      <w:r>
-        <w:rPr>
-          <w:lang w:val="en_US" w:bidi="en_US"/>
-        </w:rPr>
-      </w:r>
-      <w:r>
-        <w:rPr>
           <w:b/>
           <w:lang w:val="en_US" w:bidi="en_US"/>
         </w:rPr>
@@ -7295,20 +6418,6 @@
       </w:r>
       <w:r>
         <w:rPr>
-          <w:lang w:val="en_US" w:bidi="en_US"/>
-        </w:rPr>
-        <w:t>מִ֤י בָ⁠כֶם֙ הַ⁠נִּשְׁאָ֔ר אֲשֶׁ֤ר רָאָה֙ אֶת־הַ⁠בַּ֣יִת הַ⁠זֶּ֔ה בִּ⁠כְבוֹד֖⁠וֹ הָ⁠רִאשׁ֑וֹן וּ⁠מָ֨ה אַתֶּ֜ם רֹאִ֤ים אֹת⁠וֹ֙ עַ֔תָּה הֲ⁠ל֥וֹא כָמֹ֛⁠הוּ כְּ⁠אַ֖יִן בְּ⁠עֵינֵי⁠כֶֽם</w:t>
-      </w:r>
-    </w:p>
-    <w:p>
-      <w:pPr/>
-      <w:r>
-        <w:rPr>
-          <w:lang w:val="en_US" w:bidi="en_US"/>
-        </w:rPr>
-      </w:r>
-      <w:r>
-        <w:rPr>
           <w:b/>
           <w:lang w:val="en_US" w:bidi="en_US"/>
         </w:rPr>
@@ -7392,20 +6501,6 @@
       </w:r>
       <w:r>
         <w:rPr>
-          <w:lang w:val="en_US" w:bidi="en_US"/>
-        </w:rPr>
-        <w:t>מִ֤י בָ⁠כֶם֙ הַ⁠נִּשְׁאָ֔ר אֲשֶׁ֤ר רָאָה֙ אֶת־הַ⁠בַּ֣יִת הַ⁠זֶּ֔ה בִּ⁠כְבוֹד֖⁠וֹ הָ⁠רִאשׁ֑וֹן וּ⁠מָ֨ה אַתֶּ֜ם רֹאִ֤ים אֹת⁠וֹ֙ עַ֔תָּה הֲ⁠ל֥וֹא כָמֹ֛⁠הוּ כְּ⁠אַ֖יִן בְּ⁠עֵינֵי⁠כֶֽם</w:t>
-      </w:r>
-    </w:p>
-    <w:p>
-      <w:pPr/>
-      <w:r>
-        <w:rPr>
-          <w:lang w:val="en_US" w:bidi="en_US"/>
-        </w:rPr>
-      </w:r>
-      <w:r>
-        <w:rPr>
           <w:b/>
           <w:lang w:val="en_US" w:bidi="en_US"/>
         </w:rPr>
@@ -7489,20 +6584,6 @@
       </w:r>
       <w:r>
         <w:rPr>
-          <w:lang w:val="en_US" w:bidi="en_US"/>
-        </w:rPr>
-        <w:t>בָ⁠כֶם֙ הַ⁠נִּשְׁאָ֔ר אֲשֶׁ֤ר רָאָה֙ אֶת־הַ⁠בַּ֣יִת הַ⁠זֶּ֔ה</w:t>
-      </w:r>
-    </w:p>
-    <w:p>
-      <w:pPr/>
-      <w:r>
-        <w:rPr>
-          <w:lang w:val="en_US" w:bidi="en_US"/>
-        </w:rPr>
-      </w:r>
-      <w:r>
-        <w:rPr>
           <w:b/>
           <w:lang w:val="en_US" w:bidi="en_US"/>
         </w:rPr>
@@ -7586,20 +6667,6 @@
       </w:r>
       <w:r>
         <w:rPr>
-          <w:lang w:val="en_US" w:bidi="en_US"/>
-        </w:rPr>
-        <w:t>אֲשֶׁ֤ר רָאָה֙ אֶת־הַ⁠בַּ֣יִת הַ⁠זֶּ֔ה בִּ⁠כְבוֹד֖⁠וֹ הָ⁠רִאשׁ֑וֹן</w:t>
-      </w:r>
-    </w:p>
-    <w:p>
-      <w:pPr/>
-      <w:r>
-        <w:rPr>
-          <w:lang w:val="en_US" w:bidi="en_US"/>
-        </w:rPr>
-      </w:r>
-      <w:r>
-        <w:rPr>
           <w:b/>
           <w:lang w:val="en_US" w:bidi="en_US"/>
         </w:rPr>
@@ -7696,20 +6763,6 @@
       </w:r>
       <w:r>
         <w:rPr>
-          <w:lang w:val="en_US" w:bidi="en_US"/>
-        </w:rPr>
-        <w:t>כָמֹ֛⁠הוּ</w:t>
-      </w:r>
-    </w:p>
-    <w:p>
-      <w:pPr/>
-      <w:r>
-        <w:rPr>
-          <w:lang w:val="en_US" w:bidi="en_US"/>
-        </w:rPr>
-      </w:r>
-      <w:r>
-        <w:rPr>
           <w:b/>
           <w:lang w:val="en_US" w:bidi="en_US"/>
         </w:rPr>
@@ -7806,20 +6859,6 @@
       </w:r>
       <w:r>
         <w:rPr>
-          <w:lang w:val="en_US" w:bidi="en_US"/>
-        </w:rPr>
-        <w:t>הֲ⁠ל֥וֹא כָמֹ֛⁠הוּ כְּ⁠אַ֖יִן בְּ⁠עֵינֵי⁠כֶֽם</w:t>
-      </w:r>
-    </w:p>
-    <w:p>
-      <w:pPr/>
-      <w:r>
-        <w:rPr>
-          <w:lang w:val="en_US" w:bidi="en_US"/>
-        </w:rPr>
-      </w:r>
-      <w:r>
-        <w:rPr>
           <w:b/>
           <w:lang w:val="en_US" w:bidi="en_US"/>
         </w:rPr>
@@ -7916,20 +6955,6 @@
       </w:r>
       <w:r>
         <w:rPr>
-          <w:lang w:val="en_US" w:bidi="en_US"/>
-        </w:rPr>
-        <w:t>וְ⁠עַתָּ֣ה חֲזַ֣ק זְרֻבָּבֶ֣ל ׀ נְאֻם־יְהוָ֡ה וַ⁠חֲזַ֣ק יְהוֹשֻׁ֣עַ בֶּן־יְהוֹצָדָק֩ הַ⁠כֹּהֵ֨ן הַ⁠גָּד֜וֹל וַ⁠חֲזַ֨ק כָּל־עַ֥ם הָ⁠אָ֛רֶץ נְאֻם־יְהוָ֖ה וַֽ⁠עֲשׂ֑וּ כִּֽי־אֲנִ֣י אִתְּ⁠כֶ֔ם נְאֻ֖ם יְהוָ֥ה צְבָאֽוֹת</w:t>
-      </w:r>
-    </w:p>
-    <w:p>
-      <w:pPr/>
-      <w:r>
-        <w:rPr>
-          <w:lang w:val="en_US" w:bidi="en_US"/>
-        </w:rPr>
-      </w:r>
-      <w:r>
-        <w:rPr>
           <w:b/>
           <w:lang w:val="en_US" w:bidi="en_US"/>
         </w:rPr>
@@ -8013,20 +7038,6 @@
       </w:r>
       <w:r>
         <w:rPr>
-          <w:lang w:val="en_US" w:bidi="en_US"/>
-        </w:rPr>
-        <w:t>כָּל־עַ֥ם הָ⁠אָ֛רֶץ</w:t>
-      </w:r>
-    </w:p>
-    <w:p>
-      <w:pPr/>
-      <w:r>
-        <w:rPr>
-          <w:lang w:val="en_US" w:bidi="en_US"/>
-        </w:rPr>
-      </w:r>
-      <w:r>
-        <w:rPr>
           <w:b/>
           <w:lang w:val="en_US" w:bidi="en_US"/>
         </w:rPr>
@@ -8046,7 +7057,7 @@
         </w:rPr>
         <w:t xml:space="preserve">Yahweh is using this expression to refer to the Judeans who have returned from exile. The phrase means the same thing as the term “remnant” in </w:t>
       </w:r>
-      <w:hyperlink r:id="rId17">
+      <w:hyperlink r:id="rId15">
         <w:r>
           <w:rPr>
             <w:lang w:val="en_US" w:bidi="en_US"/>
@@ -8064,7 +7075,7 @@
         </w:rPr>
         <w:t xml:space="preserve"> and </w:t>
       </w:r>
-      <w:hyperlink r:id="rId18">
+      <w:hyperlink r:id="rId16">
         <w:r>
           <w:rPr>
             <w:lang w:val="en_US" w:bidi="en_US"/>
@@ -8146,20 +7157,6 @@
       </w:r>
       <w:r>
         <w:rPr>
-          <w:lang w:val="en_US" w:bidi="en_US"/>
-        </w:rPr>
-        <w:t>אֶֽת־הַ⁠דָּבָ֞ר אֲשֶׁר־כָּרַ֤תִּי אִתְּ⁠כֶם֙ בְּ⁠צֵאתְ⁠כֶ֣ם מִ⁠מִּצְרַ֔יִם וְ⁠רוּחִ֖⁠י עֹמֶ֣דֶת בְּ⁠תוֹכְ⁠כֶ֑ם אַל־תִּירָֽאוּ</w:t>
-      </w:r>
-    </w:p>
-    <w:p>
-      <w:pPr/>
-      <w:r>
-        <w:rPr>
-          <w:lang w:val="en_US" w:bidi="en_US"/>
-        </w:rPr>
-      </w:r>
-      <w:r>
-        <w:rPr>
           <w:b/>
           <w:lang w:val="en_US" w:bidi="en_US"/>
         </w:rPr>
@@ -8243,20 +7240,6 @@
       </w:r>
       <w:r>
         <w:rPr>
-          <w:lang w:val="en_US" w:bidi="en_US"/>
-        </w:rPr>
-        <w:t>אֶֽת־הַ⁠דָּבָ֞ר אֲשֶׁר־כָּרַ֤תִּי אִתְּ⁠כֶם֙</w:t>
-      </w:r>
-    </w:p>
-    <w:p>
-      <w:pPr/>
-      <w:r>
-        <w:rPr>
-          <w:lang w:val="en_US" w:bidi="en_US"/>
-        </w:rPr>
-      </w:r>
-      <w:r>
-        <w:rPr>
           <w:b/>
           <w:lang w:val="en_US" w:bidi="en_US"/>
         </w:rPr>
@@ -8340,20 +7323,6 @@
       </w:r>
       <w:r>
         <w:rPr>
-          <w:lang w:val="en_US" w:bidi="en_US"/>
-        </w:rPr>
-        <w:t>אֶֽת־הַ⁠דָּבָ֞ר אֲשֶׁר־כָּרַ֤תִּי אִתְּ⁠כֶם֙</w:t>
-      </w:r>
-    </w:p>
-    <w:p>
-      <w:pPr/>
-      <w:r>
-        <w:rPr>
-          <w:lang w:val="en_US" w:bidi="en_US"/>
-        </w:rPr>
-      </w:r>
-      <w:r>
-        <w:rPr>
           <w:b/>
           <w:lang w:val="en_US" w:bidi="en_US"/>
         </w:rPr>
@@ -8450,20 +7419,6 @@
       </w:r>
       <w:r>
         <w:rPr>
-          <w:lang w:val="en_US" w:bidi="en_US"/>
-        </w:rPr>
-        <w:t>אֶֽת־הַ⁠דָּבָ֞ר אֲשֶׁר־כָּרַ֤תִּי אִתְּ⁠כֶם֙ בְּ⁠צֵאתְ⁠כֶ֣ם מִ⁠מִּצְרַ֔יִם</w:t>
-      </w:r>
-    </w:p>
-    <w:p>
-      <w:pPr/>
-      <w:r>
-        <w:rPr>
-          <w:lang w:val="en_US" w:bidi="en_US"/>
-        </w:rPr>
-      </w:r>
-      <w:r>
-        <w:rPr>
           <w:b/>
           <w:lang w:val="en_US" w:bidi="en_US"/>
         </w:rPr>
@@ -8509,7 +7464,7 @@
         </w:rPr>
         <w:t xml:space="preserve">. See, for example, </w:t>
       </w:r>
-      <w:hyperlink r:id="rId19">
+      <w:hyperlink r:id="rId17">
         <w:r>
           <w:rPr>
             <w:lang w:val="en_US" w:bidi="en_US"/>
@@ -8591,20 +7546,6 @@
       </w:r>
       <w:r>
         <w:rPr>
-          <w:lang w:val="en_US" w:bidi="en_US"/>
-        </w:rPr>
-        <w:t>וְ⁠רוּחִ֖⁠י עֹמֶ֣דֶת בְּ⁠תוֹכְ⁠כֶ֑ם</w:t>
-      </w:r>
-    </w:p>
-    <w:p>
-      <w:pPr/>
-      <w:r>
-        <w:rPr>
-          <w:lang w:val="en_US" w:bidi="en_US"/>
-        </w:rPr>
-      </w:r>
-      <w:r>
-        <w:rPr>
           <w:b/>
           <w:lang w:val="en_US" w:bidi="en_US"/>
         </w:rPr>
@@ -8688,20 +7629,6 @@
       </w:r>
       <w:r>
         <w:rPr>
-          <w:lang w:val="en_US" w:bidi="en_US"/>
-        </w:rPr>
-        <w:t>כִּ֣י כֹ֤ה אָמַר֙ יְהוָ֣ה צְבָא֔וֹת ע֥וֹד אַחַ֖ת מְעַ֣ט הִ֑יא וַ⁠אֲנִ֗י מַרְעִישׁ֙ אֶת־הַ⁠שָּׁמַ֣יִם וְ⁠אֶת־הָ⁠אָ֔רֶץ וְ⁠אֶת־הַ⁠יָּ֖ם וְ⁠אֶת־הֶ⁠חָרָבָֽה</w:t>
-      </w:r>
-    </w:p>
-    <w:p>
-      <w:pPr/>
-      <w:r>
-        <w:rPr>
-          <w:lang w:val="en_US" w:bidi="en_US"/>
-        </w:rPr>
-      </w:r>
-      <w:r>
-        <w:rPr>
           <w:b/>
           <w:lang w:val="en_US" w:bidi="en_US"/>
         </w:rPr>
@@ -8785,20 +7712,6 @@
       </w:r>
       <w:r>
         <w:rPr>
-          <w:lang w:val="en_US" w:bidi="en_US"/>
-        </w:rPr>
-        <w:t>ע֥וֹד אַחַ֖ת מְעַ֣ט הִ֑יא וַ⁠אֲנִ֗י מַרְעִישׁ֙</w:t>
-      </w:r>
-    </w:p>
-    <w:p>
-      <w:pPr/>
-      <w:r>
-        <w:rPr>
-          <w:lang w:val="en_US" w:bidi="en_US"/>
-        </w:rPr>
-      </w:r>
-      <w:r>
-        <w:rPr>
           <w:b/>
           <w:lang w:val="en_US" w:bidi="en_US"/>
         </w:rPr>
@@ -8908,20 +7821,6 @@
       </w:r>
       <w:r>
         <w:rPr>
-          <w:lang w:val="en_US" w:bidi="en_US"/>
-        </w:rPr>
-        <w:t>וַ⁠אֲנִ֗י מַרְעִישׁ֙</w:t>
-      </w:r>
-    </w:p>
-    <w:p>
-      <w:pPr/>
-      <w:r>
-        <w:rPr>
-          <w:lang w:val="en_US" w:bidi="en_US"/>
-        </w:rPr>
-      </w:r>
-      <w:r>
-        <w:rPr>
           <w:b/>
           <w:lang w:val="en_US" w:bidi="en_US"/>
         </w:rPr>
@@ -9018,20 +7917,6 @@
       </w:r>
       <w:r>
         <w:rPr>
-          <w:lang w:val="en_US" w:bidi="en_US"/>
-        </w:rPr>
-        <w:t>אֶת־הַ⁠שָּׁמַ֣יִם וְ⁠אֶת־הָ⁠אָ֔רֶץ וְ⁠אֶת־הַ⁠יָּ֖ם וְ⁠אֶת־הֶ⁠חָרָבָֽה</w:t>
-      </w:r>
-    </w:p>
-    <w:p>
-      <w:pPr/>
-      <w:r>
-        <w:rPr>
-          <w:lang w:val="en_US" w:bidi="en_US"/>
-        </w:rPr>
-      </w:r>
-      <w:r>
-        <w:rPr>
           <w:b/>
           <w:lang w:val="en_US" w:bidi="en_US"/>
         </w:rPr>
@@ -9167,20 +8052,6 @@
       </w:r>
       <w:r>
         <w:rPr>
-          <w:lang w:val="en_US" w:bidi="en_US"/>
-        </w:rPr>
-        <w:t>וְ⁠הִרְעַשְׁתִּי֙ אֶת־כָּל־הַ⁠גּוֹיִ֔ם וּ⁠בָ֖אוּ חֶמְדַּ֣ת כָּל־הַ⁠גּוֹיִ֑ם וּ⁠מִלֵּאתִ֞י אֶת־הַ⁠בַּ֤יִת הַ⁠זֶּה֙ כָּב֔וֹד אָמַ֖ר יְהוָ֥ה צְבָאֽוֹת</w:t>
-      </w:r>
-    </w:p>
-    <w:p>
-      <w:pPr/>
-      <w:r>
-        <w:rPr>
-          <w:lang w:val="en_US" w:bidi="en_US"/>
-        </w:rPr>
-      </w:r>
-      <w:r>
-        <w:rPr>
           <w:b/>
           <w:lang w:val="en_US" w:bidi="en_US"/>
         </w:rPr>
@@ -9264,20 +8135,6 @@
       </w:r>
       <w:r>
         <w:rPr>
-          <w:lang w:val="en_US" w:bidi="en_US"/>
-        </w:rPr>
-        <w:t>וְ⁠הִרְעַשְׁתִּי֙ אֶת־כָּל־הַ⁠גּוֹיִ֔ם</w:t>
-      </w:r>
-    </w:p>
-    <w:p>
-      <w:pPr/>
-      <w:r>
-        <w:rPr>
-          <w:lang w:val="en_US" w:bidi="en_US"/>
-        </w:rPr>
-      </w:r>
-      <w:r>
-        <w:rPr>
           <w:b/>
           <w:lang w:val="en_US" w:bidi="en_US"/>
         </w:rPr>
@@ -9387,20 +8244,6 @@
       </w:r>
       <w:r>
         <w:rPr>
-          <w:lang w:val="en_US" w:bidi="en_US"/>
-        </w:rPr>
-        <w:t>וּ⁠מִלֵּאתִ֞י אֶת־הַ⁠בַּ֤יִת הַ⁠זֶּה֙ כָּב֔וֹד</w:t>
-      </w:r>
-    </w:p>
-    <w:p>
-      <w:pPr/>
-      <w:r>
-        <w:rPr>
-          <w:lang w:val="en_US" w:bidi="en_US"/>
-        </w:rPr>
-      </w:r>
-      <w:r>
-        <w:rPr>
           <w:b/>
           <w:lang w:val="en_US" w:bidi="en_US"/>
         </w:rPr>
@@ -9536,20 +8379,6 @@
       </w:r>
       <w:r>
         <w:rPr>
-          <w:lang w:val="en_US" w:bidi="en_US"/>
-        </w:rPr>
-        <w:t>לִ֥⁠י הַ⁠כֶּ֖סֶף וְ⁠לִ֣⁠י הַ⁠זָּהָ֑ב נְאֻ֖ם יְהוָ֥ה צְבָאֽוֹת</w:t>
-      </w:r>
-    </w:p>
-    <w:p>
-      <w:pPr/>
-      <w:r>
-        <w:rPr>
-          <w:lang w:val="en_US" w:bidi="en_US"/>
-        </w:rPr>
-      </w:r>
-      <w:r>
-        <w:rPr>
           <w:b/>
           <w:lang w:val="en_US" w:bidi="en_US"/>
         </w:rPr>
@@ -9633,20 +8462,6 @@
       </w:r>
       <w:r>
         <w:rPr>
-          <w:lang w:val="en_US" w:bidi="en_US"/>
-        </w:rPr>
-        <w:t>לִ֥⁠י הַ⁠כֶּ֖סֶף וְ⁠לִ֣⁠י הַ⁠זָּהָ֑ב</w:t>
-      </w:r>
-    </w:p>
-    <w:p>
-      <w:pPr/>
-      <w:r>
-        <w:rPr>
-          <w:lang w:val="en_US" w:bidi="en_US"/>
-        </w:rPr>
-      </w:r>
-      <w:r>
-        <w:rPr>
           <w:b/>
           <w:lang w:val="en_US" w:bidi="en_US"/>
         </w:rPr>
@@ -9730,20 +8545,6 @@
       </w:r>
       <w:r>
         <w:rPr>
-          <w:lang w:val="en_US" w:bidi="en_US"/>
-        </w:rPr>
-        <w:t>גָּד֣וֹל יִֽהְיֶ֡ה כְּבוֹד֩ הַ⁠בַּ֨יִת הַ⁠זֶּ֤ה הָ⁠אַֽחֲרוֹן֙ מִן־הָ֣⁠רִאשׁ֔וֹן אָמַ֖ר יְהוָ֣ה צְבָא֑וֹת וּ⁠בַ⁠מָּק֤וֹם הַ⁠זֶּה֙ אֶתֵּ֣ן שָׁל֔וֹם נְאֻ֖ם יְהוָ֥ה צְבָאֽוֹת</w:t>
-      </w:r>
-    </w:p>
-    <w:p>
-      <w:pPr/>
-      <w:r>
-        <w:rPr>
-          <w:lang w:val="en_US" w:bidi="en_US"/>
-        </w:rPr>
-      </w:r>
-      <w:r>
-        <w:rPr>
           <w:b/>
           <w:lang w:val="en_US" w:bidi="en_US"/>
         </w:rPr>
@@ -9827,20 +8628,6 @@
       </w:r>
       <w:r>
         <w:rPr>
-          <w:lang w:val="en_US" w:bidi="en_US"/>
-        </w:rPr>
-        <w:t>גָּד֣וֹל יִֽהְיֶ֡ה כְּבוֹד֩ הַ⁠בַּ֨יִת הַ⁠זֶּ֤ה הָ⁠אַֽחֲרוֹן֙ מִן־הָ֣⁠רִאשׁ֔וֹן</w:t>
-      </w:r>
-    </w:p>
-    <w:p>
-      <w:pPr/>
-      <w:r>
-        <w:rPr>
-          <w:lang w:val="en_US" w:bidi="en_US"/>
-        </w:rPr>
-      </w:r>
-      <w:r>
-        <w:rPr>
           <w:b/>
           <w:lang w:val="en_US" w:bidi="en_US"/>
         </w:rPr>
@@ -9924,20 +8711,6 @@
       </w:r>
       <w:r>
         <w:rPr>
-          <w:lang w:val="en_US" w:bidi="en_US"/>
-        </w:rPr>
-        <w:t>גָּד֣וֹל יִֽהְיֶ֡ה כְּבוֹד֩ הַ⁠בַּ֨יִת הַ⁠זֶּ֤ה הָ⁠אַֽחֲרוֹן֙ מִן־הָ֣⁠רִאשׁ֔וֹן</w:t>
-      </w:r>
-    </w:p>
-    <w:p>
-      <w:pPr/>
-      <w:r>
-        <w:rPr>
-          <w:lang w:val="en_US" w:bidi="en_US"/>
-        </w:rPr>
-      </w:r>
-      <w:r>
-        <w:rPr>
           <w:b/>
           <w:lang w:val="en_US" w:bidi="en_US"/>
         </w:rPr>
@@ -10034,20 +8807,6 @@
       </w:r>
       <w:r>
         <w:rPr>
-          <w:lang w:val="en_US" w:bidi="en_US"/>
-        </w:rPr>
-        <w:t>הַ⁠בַּ֨יִת</w:t>
-      </w:r>
-    </w:p>
-    <w:p>
-      <w:pPr/>
-      <w:r>
-        <w:rPr>
-          <w:lang w:val="en_US" w:bidi="en_US"/>
-        </w:rPr>
-      </w:r>
-      <w:r>
-        <w:rPr>
           <w:b/>
           <w:lang w:val="en_US" w:bidi="en_US"/>
         </w:rPr>
@@ -10157,20 +8916,6 @@
       </w:r>
       <w:r>
         <w:rPr>
-          <w:lang w:val="en_US" w:bidi="en_US"/>
-        </w:rPr>
-        <w:t>וּ⁠בַ⁠מָּק֤וֹם הַ⁠זֶּה֙ אֶתֵּ֣ן שָׁל֔וֹם</w:t>
-      </w:r>
-    </w:p>
-    <w:p>
-      <w:pPr/>
-      <w:r>
-        <w:rPr>
-          <w:lang w:val="en_US" w:bidi="en_US"/>
-        </w:rPr>
-      </w:r>
-      <w:r>
-        <w:rPr>
           <w:b/>
           <w:lang w:val="en_US" w:bidi="en_US"/>
         </w:rPr>
@@ -10280,20 +9025,6 @@
       </w:r>
       <w:r>
         <w:rPr>
-          <w:lang w:val="en_US" w:bidi="en_US"/>
-        </w:rPr>
-        <w:t>בְּ⁠עֶשְׂרִ֤ים וְ⁠אַרְבָּעָה֙ לַ⁠תְּשִׁיעִ֔י</w:t>
-      </w:r>
-    </w:p>
-    <w:p>
-      <w:pPr/>
-      <w:r>
-        <w:rPr>
-          <w:lang w:val="en_US" w:bidi="en_US"/>
-        </w:rPr>
-      </w:r>
-      <w:r>
-        <w:rPr>
           <w:b/>
           <w:lang w:val="en_US" w:bidi="en_US"/>
         </w:rPr>
@@ -10377,20 +9108,6 @@
       </w:r>
       <w:r>
         <w:rPr>
-          <w:lang w:val="en_US" w:bidi="en_US"/>
-        </w:rPr>
-        <w:t>בְּ⁠עֶשְׂרִ֤ים וְ⁠אַרְבָּעָה֙ לַ⁠תְּשִׁיעִ֔י בִּ⁠שְׁנַ֥ת שְׁתַּ֖יִם לְ⁠דָרְיָ֑וֶשׁ</w:t>
-      </w:r>
-    </w:p>
-    <w:p>
-      <w:pPr/>
-      <w:r>
-        <w:rPr>
-          <w:lang w:val="en_US" w:bidi="en_US"/>
-        </w:rPr>
-      </w:r>
-      <w:r>
-        <w:rPr>
           <w:b/>
           <w:lang w:val="en_US" w:bidi="en_US"/>
         </w:rPr>
@@ -10474,20 +9191,6 @@
       </w:r>
       <w:r>
         <w:rPr>
-          <w:lang w:val="en_US" w:bidi="en_US"/>
-        </w:rPr>
-        <w:t>בְּ⁠עֶשְׂרִ֤ים וְ⁠אַרְבָּעָה֙ לַ⁠תְּשִׁיעִ֔י</w:t>
-      </w:r>
-    </w:p>
-    <w:p>
-      <w:pPr/>
-      <w:r>
-        <w:rPr>
-          <w:lang w:val="en_US" w:bidi="en_US"/>
-        </w:rPr>
-      </w:r>
-      <w:r>
-        <w:rPr>
           <w:b/>
           <w:lang w:val="en_US" w:bidi="en_US"/>
         </w:rPr>
@@ -10533,7 +9236,7 @@
         </w:rPr>
         <w:t xml:space="preserve"> on the Hebrew calendar is near the middle of December on Western calendars. See how you decided to translate the similar reference to a day and month in </w:t>
       </w:r>
-      <w:hyperlink r:id="rId15">
+      <w:hyperlink r:id="rId13">
         <w:r>
           <w:rPr>
             <w:lang w:val="en_US" w:bidi="en_US"/>
@@ -10615,20 +9318,6 @@
       </w:r>
       <w:r>
         <w:rPr>
-          <w:lang w:val="en_US" w:bidi="en_US"/>
-        </w:rPr>
-        <w:t>הָיָה֙ דְּבַר־יְהוָ֔ה אֶל־חַגַּ֥י הַ⁠נָּבִ֖יא לֵ⁠אמֹֽר</w:t>
-      </w:r>
-    </w:p>
-    <w:p>
-      <w:pPr/>
-      <w:r>
-        <w:rPr>
-          <w:lang w:val="en_US" w:bidi="en_US"/>
-        </w:rPr>
-      </w:r>
-      <w:r>
-        <w:rPr>
           <w:b/>
           <w:lang w:val="en_US" w:bidi="en_US"/>
         </w:rPr>
@@ -10648,7 +9337,7 @@
         </w:rPr>
         <w:t xml:space="preserve">See how you translated the similar statement in </w:t>
       </w:r>
-      <w:hyperlink r:id="rId15">
+      <w:hyperlink r:id="rId13">
         <w:r>
           <w:rPr>
             <w:lang w:val="en_US" w:bidi="en_US"/>
@@ -10730,20 +9419,6 @@
       </w:r>
       <w:r>
         <w:rPr>
-          <w:lang w:val="en_US" w:bidi="en_US"/>
-        </w:rPr>
-        <w:t>כֹּ֥ה אָמַ֖ר יְהוָ֣ה צְבָא֑וֹת שְׁאַל־נָ֧א אֶת־הַ⁠כֹּהֲנִ֛ים תּוֹרָ֖ה לֵ⁠אמֹֽר</w:t>
-      </w:r>
-    </w:p>
-    <w:p>
-      <w:pPr/>
-      <w:r>
-        <w:rPr>
-          <w:lang w:val="en_US" w:bidi="en_US"/>
-        </w:rPr>
-      </w:r>
-      <w:r>
-        <w:rPr>
           <w:b/>
           <w:lang w:val="en_US" w:bidi="en_US"/>
         </w:rPr>
@@ -10827,20 +9502,6 @@
       </w:r>
       <w:r>
         <w:rPr>
-          <w:lang w:val="en_US" w:bidi="en_US"/>
-        </w:rPr>
-        <w:t>הֵ֣ן ׀ יִשָּׂא־אִ֨ישׁ בְּשַׂר־קֹ֜דֶשׁ בִּ⁠כְנַ֣ף בִּגְד֗⁠וֹ וְ⁠נָגַ֣ע בִּ֠⁠כְנָפ⁠וֹ אֶל־הַ⁠לֶּ֨חֶם וְ⁠אֶל־הַ⁠נָּזִ֜יד וְ⁠אֶל־הַ⁠יַּ֧יִן וְ⁠אֶל־שֶׁ֛מֶן וְ⁠אֶל־כָּל־מַאֲכָ֖ל הֲ⁠יִקְדָּ֑שׁ</w:t>
-      </w:r>
-    </w:p>
-    <w:p>
-      <w:pPr/>
-      <w:r>
-        <w:rPr>
-          <w:lang w:val="en_US" w:bidi="en_US"/>
-        </w:rPr>
-      </w:r>
-      <w:r>
-        <w:rPr>
           <w:b/>
           <w:lang w:val="en_US" w:bidi="en_US"/>
         </w:rPr>
@@ -10924,20 +9585,6 @@
       </w:r>
       <w:r>
         <w:rPr>
-          <w:lang w:val="en_US" w:bidi="en_US"/>
-        </w:rPr>
-        <w:t>הֵ֣ן ׀ יִשָּׂא־אִ֨ישׁ בְּשַׂר־קֹ֜דֶשׁ בִּ⁠כְנַ֣ף בִּגְד֗⁠וֹ וְ⁠נָגַ֣ע בִּ֠⁠כְנָפ⁠וֹ אֶל־הַ⁠לֶּ֨חֶם וְ⁠אֶל־הַ⁠נָּזִ֜יד וְ⁠אֶל־הַ⁠יַּ֧יִן וְ⁠אֶל־שֶׁ֛מֶן וְ⁠אֶל־כָּל־מַאֲכָ֖ל הֲ⁠יִקְדָּ֑שׁ</w:t>
-      </w:r>
-    </w:p>
-    <w:p>
-      <w:pPr/>
-      <w:r>
-        <w:rPr>
-          <w:lang w:val="en_US" w:bidi="en_US"/>
-        </w:rPr>
-      </w:r>
-      <w:r>
-        <w:rPr>
           <w:b/>
           <w:lang w:val="en_US" w:bidi="en_US"/>
         </w:rPr>
@@ -11021,20 +9668,6 @@
       </w:r>
       <w:r>
         <w:rPr>
-          <w:lang w:val="en_US" w:bidi="en_US"/>
-        </w:rPr>
-        <w:t>בְּשַׂר־קֹ֜דֶשׁ</w:t>
-      </w:r>
-    </w:p>
-    <w:p>
-      <w:pPr/>
-      <w:r>
-        <w:rPr>
-          <w:lang w:val="en_US" w:bidi="en_US"/>
-        </w:rPr>
-      </w:r>
-      <w:r>
-        <w:rPr>
           <w:b/>
           <w:lang w:val="en_US" w:bidi="en_US"/>
         </w:rPr>
@@ -11131,20 +9764,6 @@
       </w:r>
       <w:r>
         <w:rPr>
-          <w:lang w:val="en_US" w:bidi="en_US"/>
-        </w:rPr>
-        <w:t>לֹֽא</w:t>
-      </w:r>
-    </w:p>
-    <w:p>
-      <w:pPr/>
-      <w:r>
-        <w:rPr>
-          <w:lang w:val="en_US" w:bidi="en_US"/>
-        </w:rPr>
-      </w:r>
-      <w:r>
-        <w:rPr>
           <w:b/>
           <w:lang w:val="en_US" w:bidi="en_US"/>
         </w:rPr>
@@ -11177,7 +9796,7 @@
         </w:rPr>
         <w:t xml:space="preserve"> makes a person “holy” (and therefore conveys certain privileges but also makes the person subject to certain restrictions, see </w:t>
       </w:r>
-      <w:hyperlink r:id="rId20">
+      <w:hyperlink r:id="rId18">
         <w:r>
           <w:rPr>
             <w:lang w:val="en_US" w:bidi="en_US"/>
@@ -11259,20 +9878,6 @@
       </w:r>
       <w:r>
         <w:rPr>
-          <w:lang w:val="en_US" w:bidi="en_US"/>
-        </w:rPr>
-        <w:t>טְמֵא־נֶ֛פֶשׁ</w:t>
-      </w:r>
-    </w:p>
-    <w:p>
-      <w:pPr/>
-      <w:r>
-        <w:rPr>
-          <w:lang w:val="en_US" w:bidi="en_US"/>
-        </w:rPr>
-      </w:r>
-      <w:r>
-        <w:rPr>
           <w:b/>
           <w:lang w:val="en_US" w:bidi="en_US"/>
         </w:rPr>
@@ -11369,20 +9974,6 @@
       </w:r>
       <w:r>
         <w:rPr>
-          <w:lang w:val="en_US" w:bidi="en_US"/>
-        </w:rPr>
-        <w:t>טְמֵא־נֶ֛פֶשׁ</w:t>
-      </w:r>
-    </w:p>
-    <w:p>
-      <w:pPr/>
-      <w:r>
-        <w:rPr>
-          <w:lang w:val="en_US" w:bidi="en_US"/>
-        </w:rPr>
-      </w:r>
-      <w:r>
-        <w:rPr>
           <w:b/>
           <w:lang w:val="en_US" w:bidi="en_US"/>
         </w:rPr>
@@ -11479,20 +10070,6 @@
       </w:r>
       <w:r>
         <w:rPr>
-          <w:lang w:val="en_US" w:bidi="en_US"/>
-        </w:rPr>
-        <w:t>טְמֵא־נֶ֛פֶשׁ</w:t>
-      </w:r>
-    </w:p>
-    <w:p>
-      <w:pPr/>
-      <w:r>
-        <w:rPr>
-          <w:lang w:val="en_US" w:bidi="en_US"/>
-        </w:rPr>
-      </w:r>
-      <w:r>
-        <w:rPr>
           <w:b/>
           <w:lang w:val="en_US" w:bidi="en_US"/>
         </w:rPr>
@@ -11512,7 +10089,7 @@
         </w:rPr>
         <w:t xml:space="preserve">Haggai and the priests share the knowledge that if an Israelite touches a dead body, something that is ritually unclean, then that Israelite becomes ritually unclean himself for a certain period of time (see </w:t>
       </w:r>
-      <w:hyperlink r:id="rId21">
+      <w:hyperlink r:id="rId19">
         <w:r>
           <w:rPr>
             <w:lang w:val="en_US" w:bidi="en_US"/>
@@ -11594,20 +10171,6 @@
       </w:r>
       <w:r>
         <w:rPr>
-          <w:lang w:val="en_US" w:bidi="en_US"/>
-        </w:rPr>
-        <w:t>בְּ⁠כָל־אֵ֖לֶּה הֲ⁠יִטְמָ֑א</w:t>
-      </w:r>
-    </w:p>
-    <w:p>
-      <w:pPr/>
-      <w:r>
-        <w:rPr>
-          <w:lang w:val="en_US" w:bidi="en_US"/>
-        </w:rPr>
-      </w:r>
-      <w:r>
-        <w:rPr>
           <w:b/>
           <w:lang w:val="en_US" w:bidi="en_US"/>
         </w:rPr>
@@ -11717,20 +10280,6 @@
       </w:r>
       <w:r>
         <w:rPr>
-          <w:lang w:val="en_US" w:bidi="en_US"/>
-        </w:rPr>
-        <w:t>יִטְמָֽא</w:t>
-      </w:r>
-    </w:p>
-    <w:p>
-      <w:pPr/>
-      <w:r>
-        <w:rPr>
-          <w:lang w:val="en_US" w:bidi="en_US"/>
-        </w:rPr>
-      </w:r>
-      <w:r>
-        <w:rPr>
           <w:b/>
           <w:lang w:val="en_US" w:bidi="en_US"/>
         </w:rPr>
@@ -11814,20 +10363,6 @@
       </w:r>
       <w:r>
         <w:rPr>
-          <w:lang w:val="en_US" w:bidi="en_US"/>
-        </w:rPr>
-        <w:t>כֵּ֣ן הָֽ⁠עָם־הַ֠⁠זֶּה וְ⁠כֵן־הַ⁠גּ֨וֹי הַ⁠זֶּ֤ה לְ⁠פָנַ⁠י֙ נְאֻם־יְהוָ֔ה וְ⁠כֵ֖ן כָּל־מַעֲשֵׂ֣ה יְדֵי⁠הֶ֑ם וַ⁠אֲשֶׁ֥ר יַקְרִ֛יבוּ שָׁ֖ם טָמֵ֥א הֽוּא</w:t>
-      </w:r>
-    </w:p>
-    <w:p>
-      <w:pPr/>
-      <w:r>
-        <w:rPr>
-          <w:lang w:val="en_US" w:bidi="en_US"/>
-        </w:rPr>
-      </w:r>
-      <w:r>
-        <w:rPr>
           <w:b/>
           <w:lang w:val="en_US" w:bidi="en_US"/>
         </w:rPr>
@@ -11911,20 +10446,6 @@
       </w:r>
       <w:r>
         <w:rPr>
-          <w:lang w:val="en_US" w:bidi="en_US"/>
-        </w:rPr>
-        <w:t>כֵּ֣ן הָֽ⁠עָם־הַ֠⁠זֶּה וְ⁠כֵן־הַ⁠גּ֨וֹי הַ⁠זֶּ֤ה</w:t>
-      </w:r>
-    </w:p>
-    <w:p>
-      <w:pPr/>
-      <w:r>
-        <w:rPr>
-          <w:lang w:val="en_US" w:bidi="en_US"/>
-        </w:rPr>
-      </w:r>
-      <w:r>
-        <w:rPr>
           <w:b/>
           <w:lang w:val="en_US" w:bidi="en_US"/>
         </w:rPr>
@@ -12021,20 +10542,6 @@
       </w:r>
       <w:r>
         <w:rPr>
-          <w:lang w:val="en_US" w:bidi="en_US"/>
-        </w:rPr>
-        <w:t>כֵּ֣ן הָֽ⁠עָם־הַ֠⁠זֶּה וְ⁠כֵן־הַ⁠גּ֨וֹי הַ⁠זֶּ֤ה</w:t>
-      </w:r>
-    </w:p>
-    <w:p>
-      <w:pPr/>
-      <w:r>
-        <w:rPr>
-          <w:lang w:val="en_US" w:bidi="en_US"/>
-        </w:rPr>
-      </w:r>
-      <w:r>
-        <w:rPr>
           <w:b/>
           <w:lang w:val="en_US" w:bidi="en_US"/>
         </w:rPr>
@@ -12144,20 +10651,6 @@
       </w:r>
       <w:r>
         <w:rPr>
-          <w:lang w:val="en_US" w:bidi="en_US"/>
-        </w:rPr>
-        <w:t>לְ⁠פָנַ⁠י֙</w:t>
-      </w:r>
-    </w:p>
-    <w:p>
-      <w:pPr/>
-      <w:r>
-        <w:rPr>
-          <w:lang w:val="en_US" w:bidi="en_US"/>
-        </w:rPr>
-      </w:r>
-      <w:r>
-        <w:rPr>
           <w:b/>
           <w:lang w:val="en_US" w:bidi="en_US"/>
         </w:rPr>
@@ -12254,20 +10747,6 @@
       </w:r>
       <w:r>
         <w:rPr>
-          <w:lang w:val="en_US" w:bidi="en_US"/>
-        </w:rPr>
-        <w:t>לְ⁠פָנַ⁠י֙</w:t>
-      </w:r>
-    </w:p>
-    <w:p>
-      <w:pPr/>
-      <w:r>
-        <w:rPr>
-          <w:lang w:val="en_US" w:bidi="en_US"/>
-        </w:rPr>
-      </w:r>
-      <w:r>
-        <w:rPr>
           <w:b/>
           <w:lang w:val="en_US" w:bidi="en_US"/>
         </w:rPr>
@@ -12351,20 +10830,6 @@
       </w:r>
       <w:r>
         <w:rPr>
-          <w:lang w:val="en_US" w:bidi="en_US"/>
-        </w:rPr>
-        <w:t>וְ⁠כֵ֖ן כָּל־מַעֲשֵׂ֣ה יְדֵי⁠הֶ֑ם</w:t>
-      </w:r>
-    </w:p>
-    <w:p>
-      <w:pPr/>
-      <w:r>
-        <w:rPr>
-          <w:lang w:val="en_US" w:bidi="en_US"/>
-        </w:rPr>
-      </w:r>
-      <w:r>
-        <w:rPr>
           <w:b/>
           <w:lang w:val="en_US" w:bidi="en_US"/>
         </w:rPr>
@@ -12474,20 +10939,6 @@
       </w:r>
       <w:r>
         <w:rPr>
-          <w:lang w:val="en_US" w:bidi="en_US"/>
-        </w:rPr>
-        <w:t>וַ⁠אֲשֶׁ֥ר יַקְרִ֛יבוּ שָׁ֖ם טָמֵ֥א הֽוּא</w:t>
-      </w:r>
-    </w:p>
-    <w:p>
-      <w:pPr/>
-      <w:r>
-        <w:rPr>
-          <w:lang w:val="en_US" w:bidi="en_US"/>
-        </w:rPr>
-      </w:r>
-      <w:r>
-        <w:rPr>
           <w:b/>
           <w:lang w:val="en_US" w:bidi="en_US"/>
         </w:rPr>
@@ -12520,7 +10971,7 @@
         </w:rPr>
         <w:t xml:space="preserve">, Haggai implicitly means an altar that the returned exiles had set up at the temple site. This is described in </w:t>
       </w:r>
-      <w:hyperlink r:id="rId22">
+      <w:hyperlink r:id="rId20">
         <w:r>
           <w:rPr>
             <w:lang w:val="en_US" w:bidi="en_US"/>
@@ -12602,20 +11053,6 @@
       </w:r>
       <w:r>
         <w:rPr>
-          <w:lang w:val="en_US" w:bidi="en_US"/>
-        </w:rPr>
-        <w:t>שִֽׂימוּ־נָ֣א לְבַבְ⁠כֶ֔ם</w:t>
-      </w:r>
-    </w:p>
-    <w:p>
-      <w:pPr/>
-      <w:r>
-        <w:rPr>
-          <w:lang w:val="en_US" w:bidi="en_US"/>
-        </w:rPr>
-      </w:r>
-      <w:r>
-        <w:rPr>
           <w:b/>
           <w:lang w:val="en_US" w:bidi="en_US"/>
         </w:rPr>
@@ -12635,7 +11072,7 @@
         </w:rPr>
         <w:t xml:space="preserve">See how you translated this expression in </w:t>
       </w:r>
-      <w:hyperlink r:id="rId16">
+      <w:hyperlink r:id="rId14">
         <w:r>
           <w:rPr>
             <w:lang w:val="en_US" w:bidi="en_US"/>
@@ -12717,20 +11154,6 @@
       </w:r>
       <w:r>
         <w:rPr>
-          <w:lang w:val="en_US" w:bidi="en_US"/>
-        </w:rPr>
-        <w:t>מִן־הַ⁠יּ֥וֹם הַ⁠זֶּ֖ה וָ⁠מָ֑עְלָ⁠ה</w:t>
-      </w:r>
-    </w:p>
-    <w:p>
-      <w:pPr/>
-      <w:r>
-        <w:rPr>
-          <w:lang w:val="en_US" w:bidi="en_US"/>
-        </w:rPr>
-      </w:r>
-      <w:r>
-        <w:rPr>
           <w:b/>
           <w:lang w:val="en_US" w:bidi="en_US"/>
         </w:rPr>
@@ -12827,20 +11250,6 @@
       </w:r>
       <w:r>
         <w:rPr>
-          <w:lang w:val="en_US" w:bidi="en_US"/>
-        </w:rPr>
-        <w:t>מִ⁠טֶּ֧רֶם שֽׂוּם־אֶ֛בֶן אֶל־אֶ֖בֶן בְּ⁠הֵיכַ֥ל יְהוָֽה</w:t>
-      </w:r>
-    </w:p>
-    <w:p>
-      <w:pPr/>
-      <w:r>
-        <w:rPr>
-          <w:lang w:val="en_US" w:bidi="en_US"/>
-        </w:rPr>
-      </w:r>
-      <w:r>
-        <w:rPr>
           <w:b/>
           <w:lang w:val="en_US" w:bidi="en_US"/>
         </w:rPr>
@@ -12924,20 +11333,6 @@
       </w:r>
       <w:r>
         <w:rPr>
-          <w:lang w:val="en_US" w:bidi="en_US"/>
-        </w:rPr>
-        <w:t>בְּ⁠הֵיכַ֥ל יְהוָֽה</w:t>
-      </w:r>
-    </w:p>
-    <w:p>
-      <w:pPr/>
-      <w:r>
-        <w:rPr>
-          <w:lang w:val="en_US" w:bidi="en_US"/>
-        </w:rPr>
-      </w:r>
-      <w:r>
-        <w:rPr>
           <w:b/>
           <w:lang w:val="en_US" w:bidi="en_US"/>
         </w:rPr>
@@ -13021,20 +11416,6 @@
       </w:r>
       <w:r>
         <w:rPr>
-          <w:lang w:val="en_US" w:bidi="en_US"/>
-        </w:rPr>
-        <w:t>מִֽ⁠הְיוֹתָ֥⁠ם</w:t>
-      </w:r>
-    </w:p>
-    <w:p>
-      <w:pPr/>
-      <w:r>
-        <w:rPr>
-          <w:lang w:val="en_US" w:bidi="en_US"/>
-        </w:rPr>
-      </w:r>
-      <w:r>
-        <w:rPr>
           <w:b/>
           <w:lang w:val="en_US" w:bidi="en_US"/>
         </w:rPr>
@@ -13131,20 +11512,6 @@
       </w:r>
       <w:r>
         <w:rPr>
-          <w:lang w:val="en_US" w:bidi="en_US"/>
-        </w:rPr>
-        <w:t>בָּא֙ אֶל־עֲרֵמַ֣ת עֶשְׂרִ֔ים וְ⁠הָיְתָ֖ה עֲשָׂרָ֑ה</w:t>
-      </w:r>
-    </w:p>
-    <w:p>
-      <w:pPr/>
-      <w:r>
-        <w:rPr>
-          <w:lang w:val="en_US" w:bidi="en_US"/>
-        </w:rPr>
-      </w:r>
-      <w:r>
-        <w:rPr>
           <w:b/>
           <w:lang w:val="en_US" w:bidi="en_US"/>
         </w:rPr>
@@ -13228,20 +11595,6 @@
       </w:r>
       <w:r>
         <w:rPr>
-          <w:lang w:val="en_US" w:bidi="en_US"/>
-        </w:rPr>
-        <w:t>בָּא֙ אֶל־עֲרֵמַ֣ת עֶשְׂרִ֔ים וְ⁠הָיְתָ֖ה עֲשָׂרָ֑ה</w:t>
-      </w:r>
-    </w:p>
-    <w:p>
-      <w:pPr/>
-      <w:r>
-        <w:rPr>
-          <w:lang w:val="en_US" w:bidi="en_US"/>
-        </w:rPr>
-      </w:r>
-      <w:r>
-        <w:rPr>
           <w:b/>
           <w:lang w:val="en_US" w:bidi="en_US"/>
         </w:rPr>
@@ -13338,20 +11691,6 @@
       </w:r>
       <w:r>
         <w:rPr>
-          <w:lang w:val="en_US" w:bidi="en_US"/>
-        </w:rPr>
-        <w:t>בָּ֣א אֶל־הַ⁠יֶּ֗קֶב לַ⁠חְשֹׂף֙ חֲמִשִּׁ֣ים פּוּרָ֔ה וְ⁠הָיְתָ֖ה עֶשְׂרִֽים</w:t>
-      </w:r>
-    </w:p>
-    <w:p>
-      <w:pPr/>
-      <w:r>
-        <w:rPr>
-          <w:lang w:val="en_US" w:bidi="en_US"/>
-        </w:rPr>
-      </w:r>
-      <w:r>
-        <w:rPr>
           <w:b/>
           <w:lang w:val="en_US" w:bidi="en_US"/>
         </w:rPr>
@@ -13435,20 +11774,6 @@
       </w:r>
       <w:r>
         <w:rPr>
-          <w:lang w:val="en_US" w:bidi="en_US"/>
-        </w:rPr>
-        <w:t>חֲמִשִּׁ֣ים פּוּרָ֔ה</w:t>
-      </w:r>
-    </w:p>
-    <w:p>
-      <w:pPr/>
-      <w:r>
-        <w:rPr>
-          <w:lang w:val="en_US" w:bidi="en_US"/>
-        </w:rPr>
-      </w:r>
-      <w:r>
-        <w:rPr>
           <w:b/>
           <w:lang w:val="en_US" w:bidi="en_US"/>
         </w:rPr>
@@ -13545,20 +11870,6 @@
       </w:r>
       <w:r>
         <w:rPr>
-          <w:lang w:val="en_US" w:bidi="en_US"/>
-        </w:rPr>
-        <w:t>הִכֵּ֨יתִי אֶתְ⁠כֶ֜ם בַּ⁠שִּׁדָּפ֤וֹן וּ⁠בַ⁠יֵּֽרָקוֹן֙ וּ⁠בַ⁠בָּרָ֔ד אֵ֖ת כָּל־מַעֲשֵׂ֣ה יְדֵי⁠כֶ֑ם וְ⁠אֵין־אֶתְ⁠כֶ֥ם אֵלַ֖⁠י נְאֻם־יְהוָֽה</w:t>
-      </w:r>
-    </w:p>
-    <w:p>
-      <w:pPr/>
-      <w:r>
-        <w:rPr>
-          <w:lang w:val="en_US" w:bidi="en_US"/>
-        </w:rPr>
-      </w:r>
-      <w:r>
-        <w:rPr>
           <w:b/>
           <w:lang w:val="en_US" w:bidi="en_US"/>
         </w:rPr>
@@ -13642,20 +11953,6 @@
       </w:r>
       <w:r>
         <w:rPr>
-          <w:lang w:val="en_US" w:bidi="en_US"/>
-        </w:rPr>
-        <w:t>אֵ֖ת כָּל־מַעֲשֵׂ֣ה יְדֵי⁠כֶ֑ם</w:t>
-      </w:r>
-    </w:p>
-    <w:p>
-      <w:pPr/>
-      <w:r>
-        <w:rPr>
-          <w:lang w:val="en_US" w:bidi="en_US"/>
-        </w:rPr>
-      </w:r>
-      <w:r>
-        <w:rPr>
           <w:b/>
           <w:lang w:val="en_US" w:bidi="en_US"/>
         </w:rPr>
@@ -13739,20 +12036,6 @@
       </w:r>
       <w:r>
         <w:rPr>
-          <w:lang w:val="en_US" w:bidi="en_US"/>
-        </w:rPr>
-        <w:t>אֵ֖ת כָּל־מַעֲשֵׂ֣ה יְדֵי⁠כֶ֑ם</w:t>
-      </w:r>
-    </w:p>
-    <w:p>
-      <w:pPr/>
-      <w:r>
-        <w:rPr>
-          <w:lang w:val="en_US" w:bidi="en_US"/>
-        </w:rPr>
-      </w:r>
-      <w:r>
-        <w:rPr>
           <w:b/>
           <w:lang w:val="en_US" w:bidi="en_US"/>
         </w:rPr>
@@ -13772,7 +12055,7 @@
         </w:rPr>
         <w:t xml:space="preserve">See how you translated the similar expression in </w:t>
       </w:r>
-      <w:hyperlink r:id="rId23">
+      <w:hyperlink r:id="rId21">
         <w:r>
           <w:rPr>
             <w:lang w:val="en_US" w:bidi="en_US"/>
@@ -13854,20 +12137,6 @@
       </w:r>
       <w:r>
         <w:rPr>
-          <w:lang w:val="en_US" w:bidi="en_US"/>
-        </w:rPr>
-        <w:t>וְ⁠אֵין־אֶתְ⁠כֶ֥ם אֵלַ֖⁠י</w:t>
-      </w:r>
-    </w:p>
-    <w:p>
-      <w:pPr/>
-      <w:r>
-        <w:rPr>
-          <w:lang w:val="en_US" w:bidi="en_US"/>
-        </w:rPr>
-      </w:r>
-      <w:r>
-        <w:rPr>
           <w:b/>
           <w:lang w:val="en_US" w:bidi="en_US"/>
         </w:rPr>
@@ -13951,20 +12220,6 @@
       </w:r>
       <w:r>
         <w:rPr>
-          <w:lang w:val="en_US" w:bidi="en_US"/>
-        </w:rPr>
-        <w:t>שִׂימוּ &amp; לְבַבְ⁠כֶ֔ם</w:t>
-      </w:r>
-    </w:p>
-    <w:p>
-      <w:pPr/>
-      <w:r>
-        <w:rPr>
-          <w:lang w:val="en_US" w:bidi="en_US"/>
-        </w:rPr>
-      </w:r>
-      <w:r>
-        <w:rPr>
           <w:b/>
           <w:lang w:val="en_US" w:bidi="en_US"/>
         </w:rPr>
@@ -13984,7 +12239,7 @@
         </w:rPr>
         <w:t xml:space="preserve">See how you translated the similar phrase in </w:t>
       </w:r>
-      <w:hyperlink r:id="rId16">
+      <w:hyperlink r:id="rId14">
         <w:r>
           <w:rPr>
             <w:lang w:val="en_US" w:bidi="en_US"/>
@@ -14066,20 +12321,6 @@
       </w:r>
       <w:r>
         <w:rPr>
-          <w:lang w:val="en_US" w:bidi="en_US"/>
-        </w:rPr>
-        <w:t>מִן־הַ⁠יּ֥וֹם הַ⁠זֶּ֖ה וָ⁠מָ֑עְלָ⁠ה מִ⁠יּוֹם֩ עֶשְׂרִ֨ים וְ⁠אַרְבָּעָ֜ה לַ⁠תְּשִׁיעִ֗י לְ⁠מִן־הַ⁠יּ֛וֹם אֲשֶׁר־יֻסַּ֥ד הֵֽיכַל־יְהוָ֖ה</w:t>
-      </w:r>
-    </w:p>
-    <w:p>
-      <w:pPr/>
-      <w:r>
-        <w:rPr>
-          <w:lang w:val="en_US" w:bidi="en_US"/>
-        </w:rPr>
-      </w:r>
-      <w:r>
-        <w:rPr>
           <w:b/>
           <w:lang w:val="en_US" w:bidi="en_US"/>
         </w:rPr>
@@ -14099,7 +12340,7 @@
         </w:rPr>
         <w:t xml:space="preserve">As in </w:t>
       </w:r>
-      <w:hyperlink r:id="rId24">
+      <w:hyperlink r:id="rId22">
         <w:r>
           <w:rPr>
             <w:lang w:val="en_US" w:bidi="en_US"/>
@@ -14130,7 +12371,7 @@
         </w:rPr>
         <w:t xml:space="preserve"> refers back in time to the whole period after the Judeans returned from exile. The ** twenty-fourth day of the ninth month** means that date in the second year of Darius, as </w:t>
       </w:r>
-      <w:hyperlink r:id="rId25">
+      <w:hyperlink r:id="rId23">
         <w:r>
           <w:rPr>
             <w:lang w:val="en_US" w:bidi="en_US"/>
@@ -14212,20 +12453,6 @@
       </w:r>
       <w:r>
         <w:rPr>
-          <w:lang w:val="en_US" w:bidi="en_US"/>
-        </w:rPr>
-        <w:t>מִ⁠יּוֹם֩ עֶשְׂרִ֨ים וְ⁠אַרְבָּעָ֜ה לַ⁠תְּשִׁיעִ֗י</w:t>
-      </w:r>
-    </w:p>
-    <w:p>
-      <w:pPr/>
-      <w:r>
-        <w:rPr>
-          <w:lang w:val="en_US" w:bidi="en_US"/>
-        </w:rPr>
-      </w:r>
-      <w:r>
-        <w:rPr>
           <w:b/>
           <w:lang w:val="en_US" w:bidi="en_US"/>
         </w:rPr>
@@ -14309,20 +12536,6 @@
       </w:r>
       <w:r>
         <w:rPr>
-          <w:lang w:val="en_US" w:bidi="en_US"/>
-        </w:rPr>
-        <w:t>מִ⁠יּוֹם֩ עֶשְׂרִ֨ים וְ⁠אַרְבָּעָ֜ה לַ⁠תְּשִׁיעִ֗י</w:t>
-      </w:r>
-    </w:p>
-    <w:p>
-      <w:pPr/>
-      <w:r>
-        <w:rPr>
-          <w:lang w:val="en_US" w:bidi="en_US"/>
-        </w:rPr>
-      </w:r>
-      <w:r>
-        <w:rPr>
           <w:b/>
           <w:lang w:val="en_US" w:bidi="en_US"/>
         </w:rPr>
@@ -14342,7 +12555,7 @@
         </w:rPr>
         <w:t xml:space="preserve">If your language does not use ordinal numbers, you could use cardinal numbers here. See what you did in </w:t>
       </w:r>
-      <w:hyperlink r:id="rId25">
+      <w:hyperlink r:id="rId23">
         <w:r>
           <w:rPr>
             <w:lang w:val="en_US" w:bidi="en_US"/>
@@ -14424,20 +12637,6 @@
       </w:r>
       <w:r>
         <w:rPr>
-          <w:lang w:val="en_US" w:bidi="en_US"/>
-        </w:rPr>
-        <w:t>יֻסַּ֥ד הֵֽיכַל־יְהוָ֖ה</w:t>
-      </w:r>
-    </w:p>
-    <w:p>
-      <w:pPr/>
-      <w:r>
-        <w:rPr>
-          <w:lang w:val="en_US" w:bidi="en_US"/>
-        </w:rPr>
-      </w:r>
-      <w:r>
-        <w:rPr>
           <w:b/>
           <w:lang w:val="en_US" w:bidi="en_US"/>
         </w:rPr>
@@ -14521,20 +12720,6 @@
       </w:r>
       <w:r>
         <w:rPr>
-          <w:lang w:val="en_US" w:bidi="en_US"/>
-        </w:rPr>
-        <w:t>הֵֽיכַל־יְהוָ֖ה</w:t>
-      </w:r>
-    </w:p>
-    <w:p>
-      <w:pPr/>
-      <w:r>
-        <w:rPr>
-          <w:lang w:val="en_US" w:bidi="en_US"/>
-        </w:rPr>
-      </w:r>
-      <w:r>
-        <w:rPr>
           <w:b/>
           <w:lang w:val="en_US" w:bidi="en_US"/>
         </w:rPr>
@@ -14618,20 +12803,6 @@
       </w:r>
       <w:r>
         <w:rPr>
-          <w:lang w:val="en_US" w:bidi="en_US"/>
-        </w:rPr>
-        <w:t>שִׂ֥ימוּ לְבַבְ⁠כֶֽם</w:t>
-      </w:r>
-    </w:p>
-    <w:p>
-      <w:pPr/>
-      <w:r>
-        <w:rPr>
-          <w:lang w:val="en_US" w:bidi="en_US"/>
-        </w:rPr>
-      </w:r>
-      <w:r>
-        <w:rPr>
           <w:b/>
           <w:lang w:val="en_US" w:bidi="en_US"/>
         </w:rPr>
@@ -14651,7 +12822,7 @@
         </w:rPr>
         <w:t xml:space="preserve">See how you translated this phrase in </w:t>
       </w:r>
-      <w:hyperlink r:id="rId16">
+      <w:hyperlink r:id="rId14">
         <w:r>
           <w:rPr>
             <w:lang w:val="en_US" w:bidi="en_US"/>
@@ -14733,20 +12904,6 @@
       </w:r>
       <w:r>
         <w:rPr>
-          <w:lang w:val="en_US" w:bidi="en_US"/>
-        </w:rPr>
-        <w:t>הַ⁠ע֤וֹד הַ⁠זֶּ֨רַע֙ בַּ⁠מְּגוּרָ֔ה</w:t>
-      </w:r>
-    </w:p>
-    <w:p>
-      <w:pPr/>
-      <w:r>
-        <w:rPr>
-          <w:lang w:val="en_US" w:bidi="en_US"/>
-        </w:rPr>
-      </w:r>
-      <w:r>
-        <w:rPr>
           <w:b/>
           <w:lang w:val="en_US" w:bidi="en_US"/>
         </w:rPr>
@@ -14830,20 +12987,6 @@
       </w:r>
       <w:r>
         <w:rPr>
-          <w:lang w:val="en_US" w:bidi="en_US"/>
-        </w:rPr>
-        <w:t>מִן־הַ⁠יּ֥וֹם הַ⁠זֶּ֖ה אֲבָרֵֽךְ</w:t>
-      </w:r>
-    </w:p>
-    <w:p>
-      <w:pPr/>
-      <w:r>
-        <w:rPr>
-          <w:lang w:val="en_US" w:bidi="en_US"/>
-        </w:rPr>
-      </w:r>
-      <w:r>
-        <w:rPr>
           <w:b/>
           <w:lang w:val="en_US" w:bidi="en_US"/>
         </w:rPr>
@@ -14927,20 +13070,6 @@
       </w:r>
       <w:r>
         <w:rPr>
-          <w:lang w:val="en_US" w:bidi="en_US"/>
-        </w:rPr>
-        <w:t>מִן־הַ⁠יּ֥וֹם הַ⁠זֶּ֖ה</w:t>
-      </w:r>
-    </w:p>
-    <w:p>
-      <w:pPr/>
-      <w:r>
-        <w:rPr>
-          <w:lang w:val="en_US" w:bidi="en_US"/>
-        </w:rPr>
-      </w:r>
-      <w:r>
-        <w:rPr>
           <w:b/>
           <w:lang w:val="en_US" w:bidi="en_US"/>
         </w:rPr>
@@ -15024,20 +13153,6 @@
       </w:r>
       <w:r>
         <w:rPr>
-          <w:lang w:val="en_US" w:bidi="en_US"/>
-        </w:rPr>
-        <w:t>וַ⁠יְהִ֨י דְבַר־יְהוָ֤ה ׀ שֵׁנִית֙ אֶל־חַגַּ֔י</w:t>
-      </w:r>
-    </w:p>
-    <w:p>
-      <w:pPr/>
-      <w:r>
-        <w:rPr>
-          <w:lang w:val="en_US" w:bidi="en_US"/>
-        </w:rPr>
-      </w:r>
-      <w:r>
-        <w:rPr>
           <w:b/>
           <w:lang w:val="en_US" w:bidi="en_US"/>
         </w:rPr>
@@ -15057,7 +13172,7 @@
         </w:rPr>
         <w:t xml:space="preserve">See how you translated the similar phrase in </w:t>
       </w:r>
-      <w:hyperlink r:id="rId25">
+      <w:hyperlink r:id="rId23">
         <w:r>
           <w:rPr>
             <w:lang w:val="en_US" w:bidi="en_US"/>
@@ -15139,20 +13254,6 @@
       </w:r>
       <w:r>
         <w:rPr>
-          <w:lang w:val="en_US" w:bidi="en_US"/>
-        </w:rPr>
-        <w:t>שֵׁנִית֙</w:t>
-      </w:r>
-    </w:p>
-    <w:p>
-      <w:pPr/>
-      <w:r>
-        <w:rPr>
-          <w:lang w:val="en_US" w:bidi="en_US"/>
-        </w:rPr>
-      </w:r>
-      <w:r>
-        <w:rPr>
           <w:b/>
           <w:lang w:val="en_US" w:bidi="en_US"/>
         </w:rPr>
@@ -15236,20 +13337,6 @@
       </w:r>
       <w:r>
         <w:rPr>
-          <w:lang w:val="en_US" w:bidi="en_US"/>
-        </w:rPr>
-        <w:t>בְּ⁠עֶשְׂרִ֧ים וְ⁠אַרְבָּעָ֛ה לַ⁠חֹ֖דֶשׁ</w:t>
-      </w:r>
-    </w:p>
-    <w:p>
-      <w:pPr/>
-      <w:r>
-        <w:rPr>
-          <w:lang w:val="en_US" w:bidi="en_US"/>
-        </w:rPr>
-      </w:r>
-      <w:r>
-        <w:rPr>
           <w:b/>
           <w:lang w:val="en_US" w:bidi="en_US"/>
         </w:rPr>
@@ -15333,20 +13420,6 @@
       </w:r>
       <w:r>
         <w:rPr>
-          <w:lang w:val="en_US" w:bidi="en_US"/>
-        </w:rPr>
-        <w:t>בְּ⁠עֶשְׂרִ֧ים וְ⁠אַרְבָּעָ֛ה לַ⁠חֹ֖דֶשׁ</w:t>
-      </w:r>
-    </w:p>
-    <w:p>
-      <w:pPr/>
-      <w:r>
-        <w:rPr>
-          <w:lang w:val="en_US" w:bidi="en_US"/>
-        </w:rPr>
-      </w:r>
-      <w:r>
-        <w:rPr>
           <w:b/>
           <w:lang w:val="en_US" w:bidi="en_US"/>
         </w:rPr>
@@ -15449,7 +13522,7 @@
         </w:rPr>
         <w:t xml:space="preserve">See how you translated the name of the Hebrew month in </w:t>
       </w:r>
-      <w:hyperlink r:id="rId25">
+      <w:hyperlink r:id="rId23">
         <w:r>
           <w:rPr>
             <w:lang w:val="en_US" w:bidi="en_US"/>
@@ -15531,20 +13604,6 @@
       </w:r>
       <w:r>
         <w:rPr>
-          <w:lang w:val="en_US" w:bidi="en_US"/>
-        </w:rPr>
-        <w:t>אֱמֹ֕ר אֶל־זְרֻבָּבֶ֥ל פַּֽחַת־יְהוּדָ֖ה לֵ⁠אמֹ֑ר אֲנִ֣י מַרְעִ֔ישׁ אֶת־הַ⁠שָּׁמַ֖יִם וְ⁠אֶת־הָ⁠אָֽרֶץ</w:t>
-      </w:r>
-    </w:p>
-    <w:p>
-      <w:pPr/>
-      <w:r>
-        <w:rPr>
-          <w:lang w:val="en_US" w:bidi="en_US"/>
-        </w:rPr>
-      </w:r>
-      <w:r>
-        <w:rPr>
           <w:b/>
           <w:lang w:val="en_US" w:bidi="en_US"/>
         </w:rPr>
@@ -15628,20 +13687,6 @@
       </w:r>
       <w:r>
         <w:rPr>
-          <w:lang w:val="en_US" w:bidi="en_US"/>
-        </w:rPr>
-        <w:t>אֲנִ֣י מַרְעִ֔ישׁ אֶת־הַ⁠שָּׁמַ֖יִם וְ⁠אֶת־הָ⁠אָֽרֶץ</w:t>
-      </w:r>
-    </w:p>
-    <w:p>
-      <w:pPr/>
-      <w:r>
-        <w:rPr>
-          <w:lang w:val="en_US" w:bidi="en_US"/>
-        </w:rPr>
-      </w:r>
-      <w:r>
-        <w:rPr>
           <w:b/>
           <w:lang w:val="en_US" w:bidi="en_US"/>
         </w:rPr>
@@ -15661,7 +13706,7 @@
         </w:rPr>
         <w:t xml:space="preserve">See how you translated the similar expression in </w:t>
       </w:r>
-      <w:hyperlink r:id="rId26">
+      <w:hyperlink r:id="rId24">
         <w:r>
           <w:rPr>
             <w:lang w:val="en_US" w:bidi="en_US"/>
@@ -15743,20 +13788,6 @@
       </w:r>
       <w:r>
         <w:rPr>
-          <w:lang w:val="en_US" w:bidi="en_US"/>
-        </w:rPr>
-        <w:t>אֶת־הַ⁠שָּׁמַ֖יִם וְ⁠אֶת־הָ⁠אָֽרֶץ</w:t>
-      </w:r>
-    </w:p>
-    <w:p>
-      <w:pPr/>
-      <w:r>
-        <w:rPr>
-          <w:lang w:val="en_US" w:bidi="en_US"/>
-        </w:rPr>
-      </w:r>
-      <w:r>
-        <w:rPr>
           <w:b/>
           <w:lang w:val="en_US" w:bidi="en_US"/>
         </w:rPr>
@@ -15802,7 +13833,7 @@
         </w:rPr>
         <w:t xml:space="preserve">, to represent all of creation. See how you translated the similar expression in </w:t>
       </w:r>
-      <w:hyperlink r:id="rId26">
+      <w:hyperlink r:id="rId24">
         <w:r>
           <w:rPr>
             <w:lang w:val="en_US" w:bidi="en_US"/>
@@ -15884,20 +13915,6 @@
       </w:r>
       <w:r>
         <w:rPr>
-          <w:lang w:val="en_US" w:bidi="en_US"/>
-        </w:rPr>
-        <w:t>כִּסֵּ֣א מַמְלָכ֔וֹת</w:t>
-      </w:r>
-    </w:p>
-    <w:p>
-      <w:pPr/>
-      <w:r>
-        <w:rPr>
-          <w:lang w:val="en_US" w:bidi="en_US"/>
-        </w:rPr>
-      </w:r>
-      <w:r>
-        <w:rPr>
           <w:b/>
           <w:lang w:val="en_US" w:bidi="en_US"/>
         </w:rPr>
@@ -16007,20 +14024,6 @@
       </w:r>
       <w:r>
         <w:rPr>
-          <w:lang w:val="en_US" w:bidi="en_US"/>
-        </w:rPr>
-        <w:t>כִּסֵּ֣א מַמְלָכ֔וֹת</w:t>
-      </w:r>
-    </w:p>
-    <w:p>
-      <w:pPr/>
-      <w:r>
-        <w:rPr>
-          <w:lang w:val="en_US" w:bidi="en_US"/>
-        </w:rPr>
-      </w:r>
-      <w:r>
-        <w:rPr>
           <w:b/>
           <w:lang w:val="en_US" w:bidi="en_US"/>
         </w:rPr>
@@ -16130,20 +14133,6 @@
       </w:r>
       <w:r>
         <w:rPr>
-          <w:lang w:val="en_US" w:bidi="en_US"/>
-        </w:rPr>
-        <w:t>וְ⁠הָפַכְתִּ֤י מֶרְכָּבָה֙ וְ⁠רֹ֣כְבֶ֔י⁠הָ וְ⁠יָרְד֤וּ סוּסִים֙ וְ⁠רֹ֣כְבֵי⁠הֶ֔ם</w:t>
-      </w:r>
-    </w:p>
-    <w:p>
-      <w:pPr/>
-      <w:r>
-        <w:rPr>
-          <w:lang w:val="en_US" w:bidi="en_US"/>
-        </w:rPr>
-      </w:r>
-      <w:r>
-        <w:rPr>
           <w:b/>
           <w:lang w:val="en_US" w:bidi="en_US"/>
         </w:rPr>
@@ -16227,20 +14216,6 @@
       </w:r>
       <w:r>
         <w:rPr>
-          <w:lang w:val="en_US" w:bidi="en_US"/>
-        </w:rPr>
-        <w:t>מֶרְכָּבָה֙ וְ⁠רֹ֣כְבֶ֔י⁠הָ</w:t>
-      </w:r>
-    </w:p>
-    <w:p>
-      <w:pPr/>
-      <w:r>
-        <w:rPr>
-          <w:lang w:val="en_US" w:bidi="en_US"/>
-        </w:rPr>
-      </w:r>
-      <w:r>
-        <w:rPr>
           <w:b/>
           <w:lang w:val="en_US" w:bidi="en_US"/>
         </w:rPr>
@@ -16350,20 +14325,6 @@
       </w:r>
       <w:r>
         <w:rPr>
-          <w:lang w:val="en_US" w:bidi="en_US"/>
-        </w:rPr>
-        <w:t>וְ⁠יָרְד֤וּ</w:t>
-      </w:r>
-    </w:p>
-    <w:p>
-      <w:pPr/>
-      <w:r>
-        <w:rPr>
-          <w:lang w:val="en_US" w:bidi="en_US"/>
-        </w:rPr>
-      </w:r>
-      <w:r>
-        <w:rPr>
           <w:b/>
           <w:lang w:val="en_US" w:bidi="en_US"/>
         </w:rPr>
@@ -16499,20 +14460,6 @@
       </w:r>
       <w:r>
         <w:rPr>
-          <w:lang w:val="en_US" w:bidi="en_US"/>
-        </w:rPr>
-        <w:t>אִ֖ישׁ בְּ⁠חֶ֥רֶב אָחִֽי⁠ו</w:t>
-      </w:r>
-    </w:p>
-    <w:p>
-      <w:pPr/>
-      <w:r>
-        <w:rPr>
-          <w:lang w:val="en_US" w:bidi="en_US"/>
-        </w:rPr>
-      </w:r>
-      <w:r>
-        <w:rPr>
           <w:b/>
           <w:lang w:val="en_US" w:bidi="en_US"/>
         </w:rPr>
@@ -16532,7 +14479,7 @@
         </w:rPr>
         <w:t xml:space="preserve">See how you translated the similar use of the phrase “a man” in </w:t>
       </w:r>
-      <w:hyperlink r:id="rId27">
+      <w:hyperlink r:id="rId25">
         <w:r>
           <w:rPr>
             <w:lang w:val="en_US" w:bidi="en_US"/>
@@ -16614,20 +14561,6 @@
       </w:r>
       <w:r>
         <w:rPr>
-          <w:lang w:val="en_US" w:bidi="en_US"/>
-        </w:rPr>
-        <w:t>אִ֖ישׁ בְּ⁠חֶ֥רֶב אָחִֽי⁠ו</w:t>
-      </w:r>
-    </w:p>
-    <w:p>
-      <w:pPr/>
-      <w:r>
-        <w:rPr>
-          <w:lang w:val="en_US" w:bidi="en_US"/>
-        </w:rPr>
-      </w:r>
-      <w:r>
-        <w:rPr>
           <w:b/>
           <w:lang w:val="en_US" w:bidi="en_US"/>
         </w:rPr>
@@ -16724,20 +14657,6 @@
       </w:r>
       <w:r>
         <w:rPr>
-          <w:lang w:val="en_US" w:bidi="en_US"/>
-        </w:rPr>
-        <w:t>אָחִֽי⁠ו</w:t>
-      </w:r>
-    </w:p>
-    <w:p>
-      <w:pPr/>
-      <w:r>
-        <w:rPr>
-          <w:lang w:val="en_US" w:bidi="en_US"/>
-        </w:rPr>
-      </w:r>
-      <w:r>
-        <w:rPr>
           <w:b/>
           <w:lang w:val="en_US" w:bidi="en_US"/>
         </w:rPr>
@@ -16834,20 +14753,6 @@
       </w:r>
       <w:r>
         <w:rPr>
-          <w:lang w:val="en_US" w:bidi="en_US"/>
-        </w:rPr>
-        <w:t>בַּ⁠יּ֣וֹם הַ⁠ה֣וּא נְאֻם־יְהוָ֣ה צְבָא֡וֹת אֶ֠קָּחֲ⁠ךָ זְרֻבָּבֶ֨ל בֶּן־שְׁאַלְתִּיאֵ֤ל עַבְדִּ⁠י֙ נְאֻם־יְהוָ֔ה וְ⁠שַׂמְתִּ֖י⁠ךָ כַּֽ⁠חוֹתָ֑ם כִּֽי־בְ⁠ךָ֣ בָחַ֔רְתִּי נְאֻ֖ם יְהוָ֥ה צְבָאֽוֹת</w:t>
-      </w:r>
-    </w:p>
-    <w:p>
-      <w:pPr/>
-      <w:r>
-        <w:rPr>
-          <w:lang w:val="en_US" w:bidi="en_US"/>
-        </w:rPr>
-      </w:r>
-      <w:r>
-        <w:rPr>
           <w:b/>
           <w:lang w:val="en_US" w:bidi="en_US"/>
         </w:rPr>
@@ -16931,20 +14836,6 @@
       </w:r>
       <w:r>
         <w:rPr>
-          <w:lang w:val="en_US" w:bidi="en_US"/>
-        </w:rPr>
-        <w:t>בַּ⁠יּ֣וֹם הַ⁠ה֣וּא</w:t>
-      </w:r>
-    </w:p>
-    <w:p>
-      <w:pPr/>
-      <w:r>
-        <w:rPr>
-          <w:lang w:val="en_US" w:bidi="en_US"/>
-        </w:rPr>
-      </w:r>
-      <w:r>
-        <w:rPr>
           <w:b/>
           <w:lang w:val="en_US" w:bidi="en_US"/>
         </w:rPr>
@@ -17041,20 +14932,6 @@
       </w:r>
       <w:r>
         <w:rPr>
-          <w:lang w:val="en_US" w:bidi="en_US"/>
-        </w:rPr>
-        <w:t>אֶ֠קָּחֲ⁠ךָ &amp; וְ⁠שַׂמְתִּ֖י⁠ךָ &amp; בְ⁠ךָ֣ בָחַ֔רְתִּי</w:t>
-      </w:r>
-    </w:p>
-    <w:p>
-      <w:pPr/>
-      <w:r>
-        <w:rPr>
-          <w:lang w:val="en_US" w:bidi="en_US"/>
-        </w:rPr>
-      </w:r>
-      <w:r>
-        <w:rPr>
           <w:b/>
           <w:lang w:val="en_US" w:bidi="en_US"/>
         </w:rPr>
@@ -17177,20 +15054,6 @@
       </w:r>
       <w:r>
         <w:rPr>
-          <w:lang w:val="en_US" w:bidi="en_US"/>
-        </w:rPr>
-        <w:t>כַּֽ⁠חוֹתָ֑ם</w:t>
-      </w:r>
-    </w:p>
-    <w:p>
-      <w:pPr/>
-      <w:r>
-        <w:rPr>
-          <w:lang w:val="en_US" w:bidi="en_US"/>
-        </w:rPr>
-      </w:r>
-      <w:r>
-        <w:rPr>
           <w:b/>
           <w:lang w:val="en_US" w:bidi="en_US"/>
         </w:rPr>
@@ -17276,20 +15139,6 @@
         <w:rPr>
           <w:lang w:val="en_US" w:bidi="en_US"/>
         </w:rPr>
-      </w:r>
-    </w:p>
-    <w:p>
-      <w:pPr/>
-      <w:r>
-        <w:rPr>
-          <w:lang w:val="en_US" w:bidi="en_US"/>
-        </w:rPr>
-      </w:r>
-      <w:r>
-        <w:rPr>
-          <w:lang w:val="en_US" w:bidi="en_US"/>
-        </w:rPr>
-        <w:t>כַּֽ⁠חוֹתָ֑ם</w:t>
       </w:r>
     </w:p>
     <w:p>

--- a/eng/docx/37.content.docx
+++ b/eng/docx/37.content.docx
@@ -28,15 +28,49 @@
       </w:r>
     </w:p>
     <w:p>
-      <w:pPr/>
-      <w:r>
-        <w:rPr>
-          <w:lang w:val="en_US" w:bidi="en_US"/>
-        </w:rPr>
-      </w:r>
-      <w:r>
-        <w:rPr>
-          <w:b/>
+      <w:pPr>
+        <w:pStyle w:val="Heading2"/>
+      </w:pPr>
+      <w:r>
+        <w:rPr>
+          <w:lang w:val="en_US" w:bidi="en_US"/>
+        </w:rPr>
+        <w:t>License Information</w:t>
+      </w:r>
+      <w:r>
+        <w:rPr>
+          <w:lang w:val="en_US" w:bidi="en_US"/>
+        </w:rPr>
+      </w:r>
+    </w:p>
+    <w:p>
+      <w:pPr/>
+      <w:r>
+        <w:rPr>
+          <w:lang w:val="en_US" w:bidi="en_US"/>
+        </w:rPr>
+      </w:r>
+      <w:r>
+        <w:rPr>
+          <w:b/>
+          <w:lang w:val="en_US" w:bidi="en_US"/>
+        </w:rPr>
+        <w:t>Translation Notes (unfoldingWord)</w:t>
+      </w:r>
+      <w:r>
+        <w:rPr>
+          <w:lang w:val="en_US" w:bidi="en_US"/>
+        </w:rPr>
+        <w:t xml:space="preserve"> is based on</w:t>
+      </w:r>
+      <w:r>
+        <w:rPr>
+          <w:lang w:val="en_US" w:bidi="en_US"/>
+        </w:rPr>
+        <w:t xml:space="preserve">: </w:t>
+      </w:r>
+      <w:r>
+        <w:rPr>
           <w:lang w:val="en_US" w:bidi="en_US"/>
         </w:rPr>
         <w:t>unfoldingWord® Translation Notes</w:t>
@@ -45,31 +79,62 @@
         <w:rPr>
           <w:lang w:val="en_US" w:bidi="en_US"/>
         </w:rPr>
-        <w:t xml:space="preserve"> © 2022 unfoldingWord. Released under CC BY-SA 4.0 license. </w:t>
-      </w:r>
-      <w:r>
-        <w:rPr>
-          <w:lang w:val="en_US" w:bidi="en_US"/>
-        </w:rPr>
-        <w:t>unfoldingWord® Translation Notes</w:t>
-      </w:r>
-      <w:r>
-        <w:rPr>
-          <w:lang w:val="en_US" w:bidi="en_US"/>
-        </w:rPr>
-        <w:t xml:space="preserve"> has been adapted in the following languages: Tok Pisin, Arabic (عربي), French (Français), Hindi (हिंदी), Indonesian (Bahasa Indonesia), Portuguese (Português), Russian (Русский), Spanish (Español), Swahili (Kiswahili), and Simplified Chinese (简体中文) from </w:t>
-      </w:r>
-      <w:r>
-        <w:rPr>
-          <w:lang w:val="en_US" w:bidi="en_US"/>
-        </w:rPr>
-        <w:t>unfoldingWord® Translation Notes</w:t>
-      </w:r>
-      <w:r>
-        <w:rPr>
-          <w:lang w:val="en_US" w:bidi="en_US"/>
-        </w:rPr>
-        <w:t xml:space="preserve"> © 2022 unfoldingWord. Released under CC BY-SA 4.0 license by Mission Mutual</w:t>
+        <w:t xml:space="preserve">, </w:t>
+      </w:r>
+      <w:hyperlink r:id="rId13">
+        <w:r>
+          <w:rPr>
+            <w:lang w:val="en_US" w:bidi="en_US"/>
+          </w:rPr>
+          <w:rPr>
+            <w:color w:val="0000EE"/>
+            <w:u w:val="single"/>
+          </w:rPr>
+          <w:t>unfoldingWord</w:t>
+        </w:r>
+      </w:hyperlink>
+      <w:r>
+        <w:rPr>
+          <w:lang w:val="en_US" w:bidi="en_US"/>
+        </w:rPr>
+        <w:t xml:space="preserve">, 2022, which is licensed under a </w:t>
+      </w:r>
+      <w:hyperlink r:id="rId14">
+        <w:r>
+          <w:rPr>
+            <w:lang w:val="en_US" w:bidi="en_US"/>
+          </w:rPr>
+          <w:rPr>
+            <w:color w:val="0000EE"/>
+            <w:u w:val="single"/>
+          </w:rPr>
+          <w:t>CC BY-SA 4.0 license</w:t>
+        </w:r>
+      </w:hyperlink>
+      <w:r>
+        <w:rPr>
+          <w:lang w:val="en_US" w:bidi="en_US"/>
+        </w:rPr>
+        <w:t>.</w:t>
+      </w:r>
+      <w:r>
+        <w:rPr>
+          <w:lang w:val="en_US" w:bidi="en_US"/>
+        </w:rPr>
+      </w:r>
+    </w:p>
+    <w:p>
+      <w:pPr/>
+      <w:r>
+        <w:rPr>
+          <w:lang w:val="en_US" w:bidi="en_US"/>
+        </w:rPr>
+      </w:r>
+      <w:r>
+        <w:rPr>
+          <w:lang w:val="en_US" w:bidi="en_US"/>
+        </w:rPr>
+        <w:t>This PDF version is provided under the same license.</w:t>
       </w:r>
       <w:r>
         <w:rPr>
@@ -690,6 +755,20 @@
       </w:r>
       <w:r>
         <w:rPr>
+          <w:lang w:val="en_US" w:bidi="en_US"/>
+        </w:rPr>
+        <w:t>בִּ⁠שְׁנַ֤ת שְׁתַּ֨יִם֙ לְ⁠דָרְיָ֣וֶשׁ הַ⁠מֶּ֔לֶךְ</w:t>
+      </w:r>
+    </w:p>
+    <w:p>
+      <w:pPr/>
+      <w:r>
+        <w:rPr>
+          <w:lang w:val="en_US" w:bidi="en_US"/>
+        </w:rPr>
+      </w:r>
+      <w:r>
+        <w:rPr>
           <w:b/>
           <w:lang w:val="en_US" w:bidi="en_US"/>
         </w:rPr>
@@ -786,6 +865,20 @@
       </w:r>
       <w:r>
         <w:rPr>
+          <w:lang w:val="en_US" w:bidi="en_US"/>
+        </w:rPr>
+        <w:t>בִּ⁠שְׁנַ֤ת שְׁתַּ֨יִם֙ &amp; בַּ⁠חֹ֨דֶשׁ֙ הַ⁠שִּׁשִּׁ֔י בְּ⁠י֥וֹם אֶחָ֖ד לַ⁠חֹ֑דֶשׁ</w:t>
+      </w:r>
+    </w:p>
+    <w:p>
+      <w:pPr/>
+      <w:r>
+        <w:rPr>
+          <w:lang w:val="en_US" w:bidi="en_US"/>
+        </w:rPr>
+      </w:r>
+      <w:r>
+        <w:rPr>
           <w:b/>
           <w:lang w:val="en_US" w:bidi="en_US"/>
         </w:rPr>
@@ -882,6 +975,20 @@
       </w:r>
       <w:r>
         <w:rPr>
+          <w:lang w:val="en_US" w:bidi="en_US"/>
+        </w:rPr>
+        <w:t>בַּ⁠חֹ֨דֶשׁ֙ הַ⁠שִּׁשִּׁ֔י בְּ⁠י֥וֹם אֶחָ֖ד לַ⁠חֹ֑דֶשׁ</w:t>
+      </w:r>
+    </w:p>
+    <w:p>
+      <w:pPr/>
+      <w:r>
+        <w:rPr>
+          <w:lang w:val="en_US" w:bidi="en_US"/>
+        </w:rPr>
+      </w:r>
+      <w:r>
+        <w:rPr>
           <w:b/>
           <w:lang w:val="en_US" w:bidi="en_US"/>
         </w:rPr>
@@ -978,6 +1085,20 @@
       </w:r>
       <w:r>
         <w:rPr>
+          <w:lang w:val="en_US" w:bidi="en_US"/>
+        </w:rPr>
+        <w:t>הָיָ֨ה דְבַר־יְהוָ֜ה בְּ⁠יַד־חַגַּ֣י הַ⁠נָּבִ֗יא</w:t>
+      </w:r>
+    </w:p>
+    <w:p>
+      <w:pPr/>
+      <w:r>
+        <w:rPr>
+          <w:lang w:val="en_US" w:bidi="en_US"/>
+        </w:rPr>
+      </w:r>
+      <w:r>
+        <w:rPr>
           <w:b/>
           <w:lang w:val="en_US" w:bidi="en_US"/>
         </w:rPr>
@@ -1087,6 +1208,20 @@
       </w:r>
       <w:r>
         <w:rPr>
+          <w:lang w:val="en_US" w:bidi="en_US"/>
+        </w:rPr>
+        <w:t>דְבַר־יְהוָ֜ה</w:t>
+      </w:r>
+    </w:p>
+    <w:p>
+      <w:pPr/>
+      <w:r>
+        <w:rPr>
+          <w:lang w:val="en_US" w:bidi="en_US"/>
+        </w:rPr>
+      </w:r>
+      <w:r>
+        <w:rPr>
           <w:b/>
           <w:lang w:val="en_US" w:bidi="en_US"/>
         </w:rPr>
@@ -1183,6 +1318,20 @@
       </w:r>
       <w:r>
         <w:rPr>
+          <w:lang w:val="en_US" w:bidi="en_US"/>
+        </w:rPr>
+        <w:t>כֹּ֥ה אָמַ֛ר יְהוָ֥ה צְבָא֖וֹת לֵ⁠אמֹ֑ר הָ⁠עָ֤ם הַ⁠זֶּה֙ אָֽמְר֔וּ לֹ֥א עֶת־בֹּ֛א עֶת־בֵּ֥ית יְהוָ֖ה לְ⁠הִבָּנֽוֹת</w:t>
+      </w:r>
+    </w:p>
+    <w:p>
+      <w:pPr/>
+      <w:r>
+        <w:rPr>
+          <w:lang w:val="en_US" w:bidi="en_US"/>
+        </w:rPr>
+      </w:r>
+      <w:r>
+        <w:rPr>
           <w:b/>
           <w:lang w:val="en_US" w:bidi="en_US"/>
         </w:rPr>
@@ -1266,6 +1415,20 @@
       </w:r>
       <w:r>
         <w:rPr>
+          <w:lang w:val="en_US" w:bidi="en_US"/>
+        </w:rPr>
+        <w:t>יְהוָ֥ה צְבָא֖וֹת</w:t>
+      </w:r>
+    </w:p>
+    <w:p>
+      <w:pPr/>
+      <w:r>
+        <w:rPr>
+          <w:lang w:val="en_US" w:bidi="en_US"/>
+        </w:rPr>
+      </w:r>
+      <w:r>
+        <w:rPr>
           <w:b/>
           <w:lang w:val="en_US" w:bidi="en_US"/>
         </w:rPr>
@@ -1362,6 +1525,20 @@
       </w:r>
       <w:r>
         <w:rPr>
+          <w:lang w:val="en_US" w:bidi="en_US"/>
+        </w:rPr>
+        <w:t>הָ⁠עָ֤ם הַ⁠זֶּה֙</w:t>
+      </w:r>
+    </w:p>
+    <w:p>
+      <w:pPr/>
+      <w:r>
+        <w:rPr>
+          <w:lang w:val="en_US" w:bidi="en_US"/>
+        </w:rPr>
+      </w:r>
+      <w:r>
+        <w:rPr>
           <w:b/>
           <w:lang w:val="en_US" w:bidi="en_US"/>
         </w:rPr>
@@ -1458,6 +1635,20 @@
       </w:r>
       <w:r>
         <w:rPr>
+          <w:lang w:val="en_US" w:bidi="en_US"/>
+        </w:rPr>
+        <w:t>עֶת־בֵּ֥ית יְהוָ֖ה</w:t>
+      </w:r>
+    </w:p>
+    <w:p>
+      <w:pPr/>
+      <w:r>
+        <w:rPr>
+          <w:lang w:val="en_US" w:bidi="en_US"/>
+        </w:rPr>
+      </w:r>
+      <w:r>
+        <w:rPr>
           <w:b/>
           <w:lang w:val="en_US" w:bidi="en_US"/>
         </w:rPr>
@@ -1554,6 +1745,20 @@
       </w:r>
       <w:r>
         <w:rPr>
+          <w:lang w:val="en_US" w:bidi="en_US"/>
+        </w:rPr>
+        <w:t>וַֽ⁠יְהִי֙ דְּבַר־יְהוָ֔ה בְּ⁠יַד־חַגַּ֥י הַ⁠נָּבִ֖יא</w:t>
+      </w:r>
+    </w:p>
+    <w:p>
+      <w:pPr/>
+      <w:r>
+        <w:rPr>
+          <w:lang w:val="en_US" w:bidi="en_US"/>
+        </w:rPr>
+      </w:r>
+      <w:r>
+        <w:rPr>
           <w:b/>
           <w:lang w:val="en_US" w:bidi="en_US"/>
         </w:rPr>
@@ -1573,7 +1778,7 @@
         </w:rPr>
         <w:t xml:space="preserve">See how you translated this in </w:t>
       </w:r>
-      <w:hyperlink r:id="rId13">
+      <w:hyperlink r:id="rId15">
         <w:r>
           <w:rPr>
             <w:lang w:val="en_US" w:bidi="en_US"/>
@@ -1655,6 +1860,20 @@
       </w:r>
       <w:r>
         <w:rPr>
+          <w:lang w:val="en_US" w:bidi="en_US"/>
+        </w:rPr>
+        <w:t>הַ⁠עֵ֤ת לָ⁠כֶם֙ אַתֶּ֔ם לָ⁠שֶׁ֖בֶת בְּ⁠בָתֵּי⁠כֶ֣ם סְפוּנִ֑ים וְ⁠הַ⁠בַּ֥יִת הַ⁠זֶּ֖ה חָרֵֽב</w:t>
+      </w:r>
+    </w:p>
+    <w:p>
+      <w:pPr/>
+      <w:r>
+        <w:rPr>
+          <w:lang w:val="en_US" w:bidi="en_US"/>
+        </w:rPr>
+      </w:r>
+      <w:r>
+        <w:rPr>
           <w:b/>
           <w:lang w:val="en_US" w:bidi="en_US"/>
         </w:rPr>
@@ -1738,6 +1957,20 @@
       </w:r>
       <w:r>
         <w:rPr>
+          <w:lang w:val="en_US" w:bidi="en_US"/>
+        </w:rPr>
+        <w:t>לָ⁠כֶם֙ אַתֶּ֔ם &amp; בְּ⁠בָתֵּי⁠כֶ֣ם</w:t>
+      </w:r>
+    </w:p>
+    <w:p>
+      <w:pPr/>
+      <w:r>
+        <w:rPr>
+          <w:lang w:val="en_US" w:bidi="en_US"/>
+        </w:rPr>
+      </w:r>
+      <w:r>
+        <w:rPr>
           <w:b/>
           <w:lang w:val="en_US" w:bidi="en_US"/>
         </w:rPr>
@@ -1886,6 +2119,20 @@
       </w:r>
       <w:r>
         <w:rPr>
+          <w:lang w:val="en_US" w:bidi="en_US"/>
+        </w:rPr>
+        <w:t>סְפוּנִ֑ים</w:t>
+      </w:r>
+    </w:p>
+    <w:p>
+      <w:pPr/>
+      <w:r>
+        <w:rPr>
+          <w:lang w:val="en_US" w:bidi="en_US"/>
+        </w:rPr>
+      </w:r>
+      <w:r>
+        <w:rPr>
           <w:b/>
           <w:lang w:val="en_US" w:bidi="en_US"/>
         </w:rPr>
@@ -1982,6 +2229,20 @@
       </w:r>
       <w:r>
         <w:rPr>
+          <w:lang w:val="en_US" w:bidi="en_US"/>
+        </w:rPr>
+        <w:t>וְ⁠עַתָּ֕ה כֹּ֥ה אָמַ֖ר יְהוָ֣ה צְבָא֑וֹת שִׂ֥ימוּ לְבַבְ⁠כֶ֖ם עַל־דַּרְכֵי⁠כֶֽם</w:t>
+      </w:r>
+    </w:p>
+    <w:p>
+      <w:pPr/>
+      <w:r>
+        <w:rPr>
+          <w:lang w:val="en_US" w:bidi="en_US"/>
+        </w:rPr>
+      </w:r>
+      <w:r>
+        <w:rPr>
           <w:b/>
           <w:lang w:val="en_US" w:bidi="en_US"/>
         </w:rPr>
@@ -2065,6 +2326,20 @@
       </w:r>
       <w:r>
         <w:rPr>
+          <w:lang w:val="en_US" w:bidi="en_US"/>
+        </w:rPr>
+        <w:t>שִׂ֥ימוּ לְבַבְ⁠כֶ֖ם עַל־דַּרְכֵי⁠כֶֽם</w:t>
+      </w:r>
+    </w:p>
+    <w:p>
+      <w:pPr/>
+      <w:r>
+        <w:rPr>
+          <w:lang w:val="en_US" w:bidi="en_US"/>
+        </w:rPr>
+      </w:r>
+      <w:r>
+        <w:rPr>
           <w:b/>
           <w:lang w:val="en_US" w:bidi="en_US"/>
         </w:rPr>
@@ -2161,6 +2436,20 @@
       </w:r>
       <w:r>
         <w:rPr>
+          <w:lang w:val="en_US" w:bidi="en_US"/>
+        </w:rPr>
+        <w:t>לְבַבְ⁠כֶ֖ם</w:t>
+      </w:r>
+    </w:p>
+    <w:p>
+      <w:pPr/>
+      <w:r>
+        <w:rPr>
+          <w:lang w:val="en_US" w:bidi="en_US"/>
+        </w:rPr>
+      </w:r>
+      <w:r>
+        <w:rPr>
           <w:b/>
           <w:lang w:val="en_US" w:bidi="en_US"/>
         </w:rPr>
@@ -2257,6 +2546,20 @@
       </w:r>
       <w:r>
         <w:rPr>
+          <w:lang w:val="en_US" w:bidi="en_US"/>
+        </w:rPr>
+        <w:t>דַּרְכֵי⁠כֶֽם</w:t>
+      </w:r>
+    </w:p>
+    <w:p>
+      <w:pPr/>
+      <w:r>
+        <w:rPr>
+          <w:lang w:val="en_US" w:bidi="en_US"/>
+        </w:rPr>
+      </w:r>
+      <w:r>
+        <w:rPr>
           <w:b/>
           <w:lang w:val="en_US" w:bidi="en_US"/>
         </w:rPr>
@@ -2353,6 +2656,20 @@
       </w:r>
       <w:r>
         <w:rPr>
+          <w:lang w:val="en_US" w:bidi="en_US"/>
+        </w:rPr>
+        <w:t>וְ⁠אֵין־לְ⁠שָׂבְעָה֙</w:t>
+      </w:r>
+    </w:p>
+    <w:p>
+      <w:pPr/>
+      <w:r>
+        <w:rPr>
+          <w:lang w:val="en_US" w:bidi="en_US"/>
+        </w:rPr>
+      </w:r>
+      <w:r>
+        <w:rPr>
           <w:b/>
           <w:lang w:val="en_US" w:bidi="en_US"/>
         </w:rPr>
@@ -2449,6 +2766,20 @@
       </w:r>
       <w:r>
         <w:rPr>
+          <w:lang w:val="en_US" w:bidi="en_US"/>
+        </w:rPr>
+        <w:t>וְ⁠אֵין־לְ⁠שָׁכְרָ֔ה</w:t>
+      </w:r>
+    </w:p>
+    <w:p>
+      <w:pPr/>
+      <w:r>
+        <w:rPr>
+          <w:lang w:val="en_US" w:bidi="en_US"/>
+        </w:rPr>
+      </w:r>
+      <w:r>
+        <w:rPr>
           <w:b/>
           <w:lang w:val="en_US" w:bidi="en_US"/>
         </w:rPr>
@@ -2532,6 +2863,20 @@
       </w:r>
       <w:r>
         <w:rPr>
+          <w:lang w:val="en_US" w:bidi="en_US"/>
+        </w:rPr>
+        <w:t>לָב֖וֹשׁ וְ⁠אֵין־לְ⁠חֹ֣ם ל֑⁠וֹ</w:t>
+      </w:r>
+    </w:p>
+    <w:p>
+      <w:pPr/>
+      <w:r>
+        <w:rPr>
+          <w:lang w:val="en_US" w:bidi="en_US"/>
+        </w:rPr>
+      </w:r>
+      <w:r>
+        <w:rPr>
           <w:b/>
           <w:lang w:val="en_US" w:bidi="en_US"/>
         </w:rPr>
@@ -2615,6 +2960,20 @@
       </w:r>
       <w:r>
         <w:rPr>
+          <w:lang w:val="en_US" w:bidi="en_US"/>
+        </w:rPr>
+        <w:t>וְ⁠הַ֨⁠מִּשְׂתַּכֵּ֔ר מִשְׂתַּכֵּ֖ר אֶל־צְר֥וֹר נָקֽוּב</w:t>
+      </w:r>
+    </w:p>
+    <w:p>
+      <w:pPr/>
+      <w:r>
+        <w:rPr>
+          <w:lang w:val="en_US" w:bidi="en_US"/>
+        </w:rPr>
+      </w:r>
+      <w:r>
+        <w:rPr>
           <w:b/>
           <w:lang w:val="en_US" w:bidi="en_US"/>
         </w:rPr>
@@ -2698,6 +3057,20 @@
       </w:r>
       <w:r>
         <w:rPr>
+          <w:lang w:val="en_US" w:bidi="en_US"/>
+        </w:rPr>
+        <w:t>וְ⁠הַ֨⁠מִּשְׂתַּכֵּ֔ר מִשְׂתַּכֵּ֖ר אֶל־צְר֥וֹר נָקֽוּב</w:t>
+      </w:r>
+    </w:p>
+    <w:p>
+      <w:pPr/>
+      <w:r>
+        <w:rPr>
+          <w:lang w:val="en_US" w:bidi="en_US"/>
+        </w:rPr>
+      </w:r>
+      <w:r>
+        <w:rPr>
           <w:b/>
           <w:lang w:val="en_US" w:bidi="en_US"/>
         </w:rPr>
@@ -2807,6 +3180,20 @@
       </w:r>
       <w:r>
         <w:rPr>
+          <w:lang w:val="en_US" w:bidi="en_US"/>
+        </w:rPr>
+        <w:t>צְר֥וֹר נָקֽוּב</w:t>
+      </w:r>
+    </w:p>
+    <w:p>
+      <w:pPr/>
+      <w:r>
+        <w:rPr>
+          <w:lang w:val="en_US" w:bidi="en_US"/>
+        </w:rPr>
+      </w:r>
+      <w:r>
+        <w:rPr>
           <w:b/>
           <w:lang w:val="en_US" w:bidi="en_US"/>
         </w:rPr>
@@ -2890,6 +3277,20 @@
       </w:r>
       <w:r>
         <w:rPr>
+          <w:lang w:val="en_US" w:bidi="en_US"/>
+        </w:rPr>
+        <w:t>כֹּ֥ה אָמַ֖ר יְהוָ֣ה צְבָא֑וֹת שִׂ֥ימוּ לְבַבְ⁠כֶ֖ם עַל־דַּרְכֵי⁠כֶֽם</w:t>
+      </w:r>
+    </w:p>
+    <w:p>
+      <w:pPr/>
+      <w:r>
+        <w:rPr>
+          <w:lang w:val="en_US" w:bidi="en_US"/>
+        </w:rPr>
+      </w:r>
+      <w:r>
+        <w:rPr>
           <w:b/>
           <w:lang w:val="en_US" w:bidi="en_US"/>
         </w:rPr>
@@ -2973,6 +3374,20 @@
       </w:r>
       <w:r>
         <w:rPr>
+          <w:lang w:val="en_US" w:bidi="en_US"/>
+        </w:rPr>
+        <w:t>שִׂ֥ימוּ לְבַבְ⁠כֶ֖ם עַל־דַּרְכֵי⁠כֶֽם</w:t>
+      </w:r>
+    </w:p>
+    <w:p>
+      <w:pPr/>
+      <w:r>
+        <w:rPr>
+          <w:lang w:val="en_US" w:bidi="en_US"/>
+        </w:rPr>
+      </w:r>
+      <w:r>
+        <w:rPr>
           <w:b/>
           <w:lang w:val="en_US" w:bidi="en_US"/>
         </w:rPr>
@@ -2992,7 +3407,7 @@
         </w:rPr>
         <w:t xml:space="preserve">See how you translated this in </w:t>
       </w:r>
-      <w:hyperlink r:id="rId14">
+      <w:hyperlink r:id="rId16">
         <w:r>
           <w:rPr>
             <w:lang w:val="en_US" w:bidi="en_US"/>
@@ -3074,6 +3489,20 @@
       </w:r>
       <w:r>
         <w:rPr>
+          <w:lang w:val="en_US" w:bidi="en_US"/>
+        </w:rPr>
+        <w:t>עֲל֥וּ הָ⁠הָ֛ר וַ⁠הֲבֵאתֶ֥ם עֵ֖ץ וּ⁠בְנ֣וּ הַ⁠בָּ֑יִת וְ⁠אֶרְצֶה־בּ֥⁠וֹ ו⁠אכבד אָמַ֥ר יְהוָֽה</w:t>
+      </w:r>
+    </w:p>
+    <w:p>
+      <w:pPr/>
+      <w:r>
+        <w:rPr>
+          <w:lang w:val="en_US" w:bidi="en_US"/>
+        </w:rPr>
+      </w:r>
+      <w:r>
+        <w:rPr>
           <w:b/>
           <w:lang w:val="en_US" w:bidi="en_US"/>
         </w:rPr>
@@ -3157,6 +3586,20 @@
       </w:r>
       <w:r>
         <w:rPr>
+          <w:lang w:val="en_US" w:bidi="en_US"/>
+        </w:rPr>
+        <w:t>הָ⁠הָ֛ר</w:t>
+      </w:r>
+    </w:p>
+    <w:p>
+      <w:pPr/>
+      <w:r>
+        <w:rPr>
+          <w:lang w:val="en_US" w:bidi="en_US"/>
+        </w:rPr>
+      </w:r>
+      <w:r>
+        <w:rPr>
           <w:b/>
           <w:lang w:val="en_US" w:bidi="en_US"/>
         </w:rPr>
@@ -3253,6 +3696,20 @@
       </w:r>
       <w:r>
         <w:rPr>
+          <w:lang w:val="en_US" w:bidi="en_US"/>
+        </w:rPr>
+        <w:t>ו⁠אכבד</w:t>
+      </w:r>
+    </w:p>
+    <w:p>
+      <w:pPr/>
+      <w:r>
+        <w:rPr>
+          <w:lang w:val="en_US" w:bidi="en_US"/>
+        </w:rPr>
+      </w:r>
+      <w:r>
+        <w:rPr>
           <w:b/>
           <w:lang w:val="en_US" w:bidi="en_US"/>
         </w:rPr>
@@ -3349,6 +3806,20 @@
       </w:r>
       <w:r>
         <w:rPr>
+          <w:lang w:val="en_US" w:bidi="en_US"/>
+        </w:rPr>
+        <w:t>פָּנֹ֤ה אֶל־הַרְבֵּה֙ וְ⁠הִנֵּ֣ה לִ⁠מְעָ֔ט וַ⁠הֲבֵאתֶ֥ם הַ⁠בַּ֖יִת וְ⁠נָפַ֣חְתִּי ב֑⁠וֹ יַ֣עַן מֶ֗ה נְאֻם֙ יְהוָ֣ה צְבָא֔וֹת יַ֗עַן בֵּיתִ⁠י֙ אֲשֶׁר־ה֣וּא חָרֵ֔ב וְ⁠אַתֶּ֥ם רָצִ֖ים אִ֥ישׁ לְ⁠בֵיתֽ⁠וֹ</w:t>
+      </w:r>
+    </w:p>
+    <w:p>
+      <w:pPr/>
+      <w:r>
+        <w:rPr>
+          <w:lang w:val="en_US" w:bidi="en_US"/>
+        </w:rPr>
+      </w:r>
+      <w:r>
+        <w:rPr>
           <w:b/>
           <w:lang w:val="en_US" w:bidi="en_US"/>
         </w:rPr>
@@ -3432,6 +3903,20 @@
       </w:r>
       <w:r>
         <w:rPr>
+          <w:lang w:val="en_US" w:bidi="en_US"/>
+        </w:rPr>
+        <w:t>וְ⁠הִנֵּ֣ה</w:t>
+      </w:r>
+    </w:p>
+    <w:p>
+      <w:pPr/>
+      <w:r>
+        <w:rPr>
+          <w:lang w:val="en_US" w:bidi="en_US"/>
+        </w:rPr>
+      </w:r>
+      <w:r>
+        <w:rPr>
           <w:b/>
           <w:lang w:val="en_US" w:bidi="en_US"/>
         </w:rPr>
@@ -3528,6 +4013,20 @@
       </w:r>
       <w:r>
         <w:rPr>
+          <w:lang w:val="en_US" w:bidi="en_US"/>
+        </w:rPr>
+        <w:t>וְ⁠הִנֵּ֣ה לִ⁠מְעָ֔ט</w:t>
+      </w:r>
+    </w:p>
+    <w:p>
+      <w:pPr/>
+      <w:r>
+        <w:rPr>
+          <w:lang w:val="en_US" w:bidi="en_US"/>
+        </w:rPr>
+      </w:r>
+      <w:r>
+        <w:rPr>
           <w:b/>
           <w:lang w:val="en_US" w:bidi="en_US"/>
         </w:rPr>
@@ -3611,6 +4110,20 @@
       </w:r>
       <w:r>
         <w:rPr>
+          <w:lang w:val="en_US" w:bidi="en_US"/>
+        </w:rPr>
+        <w:t>וְ⁠נָפַ֣חְתִּי ב֑⁠וֹ</w:t>
+      </w:r>
+    </w:p>
+    <w:p>
+      <w:pPr/>
+      <w:r>
+        <w:rPr>
+          <w:lang w:val="en_US" w:bidi="en_US"/>
+        </w:rPr>
+      </w:r>
+      <w:r>
+        <w:rPr>
           <w:b/>
           <w:lang w:val="en_US" w:bidi="en_US"/>
         </w:rPr>
@@ -3694,6 +4207,20 @@
       </w:r>
       <w:r>
         <w:rPr>
+          <w:lang w:val="en_US" w:bidi="en_US"/>
+        </w:rPr>
+        <w:t>יַ֣עַן מֶ֗ה &amp; יַ֗עַן בֵּיתִ⁠י֙</w:t>
+      </w:r>
+    </w:p>
+    <w:p>
+      <w:pPr/>
+      <w:r>
+        <w:rPr>
+          <w:lang w:val="en_US" w:bidi="en_US"/>
+        </w:rPr>
+      </w:r>
+      <w:r>
+        <w:rPr>
           <w:b/>
           <w:lang w:val="en_US" w:bidi="en_US"/>
         </w:rPr>
@@ -3790,6 +4317,20 @@
       </w:r>
       <w:r>
         <w:rPr>
+          <w:lang w:val="en_US" w:bidi="en_US"/>
+        </w:rPr>
+        <w:t>נְאֻם֙ יְהוָ֣ה צְבָא֔וֹת</w:t>
+      </w:r>
+    </w:p>
+    <w:p>
+      <w:pPr/>
+      <w:r>
+        <w:rPr>
+          <w:lang w:val="en_US" w:bidi="en_US"/>
+        </w:rPr>
+      </w:r>
+      <w:r>
+        <w:rPr>
           <w:b/>
           <w:lang w:val="en_US" w:bidi="en_US"/>
         </w:rPr>
@@ -3886,6 +4427,20 @@
       </w:r>
       <w:r>
         <w:rPr>
+          <w:lang w:val="en_US" w:bidi="en_US"/>
+        </w:rPr>
+        <w:t>וְ⁠אַתֶּ֥ם רָצִ֖ים אִ֥ישׁ לְ⁠בֵיתֽ⁠וֹ</w:t>
+      </w:r>
+    </w:p>
+    <w:p>
+      <w:pPr/>
+      <w:r>
+        <w:rPr>
+          <w:lang w:val="en_US" w:bidi="en_US"/>
+        </w:rPr>
+      </w:r>
+      <w:r>
+        <w:rPr>
           <w:b/>
           <w:lang w:val="en_US" w:bidi="en_US"/>
         </w:rPr>
@@ -3982,6 +4537,20 @@
       </w:r>
       <w:r>
         <w:rPr>
+          <w:lang w:val="en_US" w:bidi="en_US"/>
+        </w:rPr>
+        <w:t>וְ⁠אַתֶּ֥ם רָצִ֖ים אִ֥ישׁ לְ⁠בֵיתֽ⁠וֹ</w:t>
+      </w:r>
+    </w:p>
+    <w:p>
+      <w:pPr/>
+      <w:r>
+        <w:rPr>
+          <w:lang w:val="en_US" w:bidi="en_US"/>
+        </w:rPr>
+      </w:r>
+      <w:r>
+        <w:rPr>
           <w:b/>
           <w:lang w:val="en_US" w:bidi="en_US"/>
         </w:rPr>
@@ -4078,6 +4647,20 @@
       </w:r>
       <w:r>
         <w:rPr>
+          <w:lang w:val="en_US" w:bidi="en_US"/>
+        </w:rPr>
+        <w:t>כָּלְא֥וּ שָמַ֖יִם מִ⁠טָּ֑ל וְ⁠הָ⁠אָ֖רֶץ כָּלְאָ֥ה יְבוּלָֽ⁠הּ</w:t>
+      </w:r>
+    </w:p>
+    <w:p>
+      <w:pPr/>
+      <w:r>
+        <w:rPr>
+          <w:lang w:val="en_US" w:bidi="en_US"/>
+        </w:rPr>
+      </w:r>
+      <w:r>
+        <w:rPr>
           <w:b/>
           <w:lang w:val="en_US" w:bidi="en_US"/>
         </w:rPr>
@@ -4226,6 +4809,20 @@
       </w:r>
       <w:r>
         <w:rPr>
+          <w:lang w:val="en_US" w:bidi="en_US"/>
+        </w:rPr>
+        <w:t>עֲלֵי⁠כֶ֔ם כָּלְא֥וּ שָמַ֖יִם מִ⁠טָּ֑ל</w:t>
+      </w:r>
+    </w:p>
+    <w:p>
+      <w:pPr/>
+      <w:r>
+        <w:rPr>
+          <w:lang w:val="en_US" w:bidi="en_US"/>
+        </w:rPr>
+      </w:r>
+      <w:r>
+        <w:rPr>
           <w:b/>
           <w:lang w:val="en_US" w:bidi="en_US"/>
         </w:rPr>
@@ -4335,6 +4932,20 @@
       </w:r>
       <w:r>
         <w:rPr>
+          <w:lang w:val="en_US" w:bidi="en_US"/>
+        </w:rPr>
+        <w:t>עַל־הָ⁠אָ֣רֶץ וְ⁠עַל־הֶ⁠הָרִ֗ים וְ⁠עַל־הַ⁠דָּגָן֙ וְ⁠עַל־הַ⁠תִּיר֣וֹשׁ וְ⁠עַל־הַ⁠יִּצְהָ֔ר וְ⁠עַ֛ל אֲשֶׁ֥ר תּוֹצִ֖יא הָ⁠אֲדָמָ֑ה וְ⁠עַל־הָֽ⁠אָדָם֙ וְ⁠עַל־הַ⁠בְּהֵמָ֔ה וְ⁠עַ֖ל כָּל־יְגִ֥יעַ כַּפָּֽיִם</w:t>
+      </w:r>
+    </w:p>
+    <w:p>
+      <w:pPr/>
+      <w:r>
+        <w:rPr>
+          <w:lang w:val="en_US" w:bidi="en_US"/>
+        </w:rPr>
+      </w:r>
+      <w:r>
+        <w:rPr>
           <w:b/>
           <w:lang w:val="en_US" w:bidi="en_US"/>
         </w:rPr>
@@ -4444,6 +5055,20 @@
       </w:r>
       <w:r>
         <w:rPr>
+          <w:lang w:val="en_US" w:bidi="en_US"/>
+        </w:rPr>
+        <w:t>וָ⁠אֶקְרָ֨א חֹ֜רֶב עַל־הָ⁠אָ֣רֶץ וְ⁠עַל־הֶ⁠הָרִ֗ים וְ⁠עַל־הַ⁠דָּגָן֙ וְ⁠עַל־הַ⁠תִּיר֣וֹשׁ וְ⁠עַל־הַ⁠יִּצְהָ֔ר וְ⁠עַ֛ל אֲשֶׁ֥ר תּוֹצִ֖יא הָ⁠אֲדָמָ֑ה וְ⁠עַל־הָֽ⁠אָדָם֙ וְ⁠עַל־הַ⁠בְּהֵמָ֔ה וְ⁠עַ֖ל כָּל־יְגִ֥יעַ כַּפָּֽיִם</w:t>
+      </w:r>
+    </w:p>
+    <w:p>
+      <w:pPr/>
+      <w:r>
+        <w:rPr>
+          <w:lang w:val="en_US" w:bidi="en_US"/>
+        </w:rPr>
+      </w:r>
+      <w:r>
+        <w:rPr>
           <w:b/>
           <w:lang w:val="en_US" w:bidi="en_US"/>
         </w:rPr>
@@ -4540,6 +5165,20 @@
       </w:r>
       <w:r>
         <w:rPr>
+          <w:lang w:val="en_US" w:bidi="en_US"/>
+        </w:rPr>
+        <w:t>וָ⁠אֶקְרָ֨א</w:t>
+      </w:r>
+    </w:p>
+    <w:p>
+      <w:pPr/>
+      <w:r>
+        <w:rPr>
+          <w:lang w:val="en_US" w:bidi="en_US"/>
+        </w:rPr>
+      </w:r>
+      <w:r>
+        <w:rPr>
           <w:b/>
           <w:lang w:val="en_US" w:bidi="en_US"/>
         </w:rPr>
@@ -4623,6 +5262,20 @@
       </w:r>
       <w:r>
         <w:rPr>
+          <w:lang w:val="en_US" w:bidi="en_US"/>
+        </w:rPr>
+        <w:t>וְ⁠עַל־הַ⁠דָּגָן֙ וְ⁠עַל־הַ⁠תִּיר֣וֹשׁ וְ⁠עַל־הַ⁠יִּצְהָ֔ר</w:t>
+      </w:r>
+    </w:p>
+    <w:p>
+      <w:pPr/>
+      <w:r>
+        <w:rPr>
+          <w:lang w:val="en_US" w:bidi="en_US"/>
+        </w:rPr>
+      </w:r>
+      <w:r>
+        <w:rPr>
           <w:b/>
           <w:lang w:val="en_US" w:bidi="en_US"/>
         </w:rPr>
@@ -4745,6 +5398,20 @@
       </w:r>
       <w:r>
         <w:rPr>
+          <w:lang w:val="en_US" w:bidi="en_US"/>
+        </w:rPr>
+        <w:t>וְ⁠עַל־הָֽ⁠אָדָם֙ וְ⁠עַל־הַ⁠בְּהֵמָ֔ה</w:t>
+      </w:r>
+    </w:p>
+    <w:p>
+      <w:pPr/>
+      <w:r>
+        <w:rPr>
+          <w:lang w:val="en_US" w:bidi="en_US"/>
+        </w:rPr>
+      </w:r>
+      <w:r>
+        <w:rPr>
           <w:b/>
           <w:lang w:val="en_US" w:bidi="en_US"/>
         </w:rPr>
@@ -4854,6 +5521,20 @@
       </w:r>
       <w:r>
         <w:rPr>
+          <w:lang w:val="en_US" w:bidi="en_US"/>
+        </w:rPr>
+        <w:t>כַּפָּֽיִם</w:t>
+      </w:r>
+    </w:p>
+    <w:p>
+      <w:pPr/>
+      <w:r>
+        <w:rPr>
+          <w:lang w:val="en_US" w:bidi="en_US"/>
+        </w:rPr>
+      </w:r>
+      <w:r>
+        <w:rPr>
           <w:b/>
           <w:lang w:val="en_US" w:bidi="en_US"/>
         </w:rPr>
@@ -4950,6 +5631,20 @@
       </w:r>
       <w:r>
         <w:rPr>
+          <w:lang w:val="en_US" w:bidi="en_US"/>
+        </w:rPr>
+        <w:t>וַ⁠יִּשְׁמַ֣ע &amp; בְּ⁠קוֹל֙ יְהוָ֣ה אֱלֹֽהֵי⁠הֶ֔ם וְ⁠עַל־דִּבְרֵי֙ חַגַּ֣י הַ⁠נָּבִ֔יא</w:t>
+      </w:r>
+    </w:p>
+    <w:p>
+      <w:pPr/>
+      <w:r>
+        <w:rPr>
+          <w:lang w:val="en_US" w:bidi="en_US"/>
+        </w:rPr>
+      </w:r>
+      <w:r>
+        <w:rPr>
           <w:b/>
           <w:lang w:val="en_US" w:bidi="en_US"/>
         </w:rPr>
@@ -5059,6 +5754,20 @@
       </w:r>
       <w:r>
         <w:rPr>
+          <w:lang w:val="en_US" w:bidi="en_US"/>
+        </w:rPr>
+        <w:t>וַ⁠יִּשְׁמַ֣ע &amp; בְּ⁠קוֹל֙ יְהוָ֣ה אֱלֹֽהֵי⁠הֶ֔ם וְ⁠עַל־דִּבְרֵי֙ חַגַּ֣י הַ⁠נָּבִ֔יא</w:t>
+      </w:r>
+    </w:p>
+    <w:p>
+      <w:pPr/>
+      <w:r>
+        <w:rPr>
+          <w:lang w:val="en_US" w:bidi="en_US"/>
+        </w:rPr>
+      </w:r>
+      <w:r>
+        <w:rPr>
           <w:b/>
           <w:lang w:val="en_US" w:bidi="en_US"/>
         </w:rPr>
@@ -5181,6 +5890,20 @@
       </w:r>
       <w:r>
         <w:rPr>
+          <w:lang w:val="en_US" w:bidi="en_US"/>
+        </w:rPr>
+        <w:t>בְּ⁠קוֹל֙ יְהוָ֣ה אֱלֹֽהֵי⁠הֶ֔ם וְ⁠עַל־דִּבְרֵי֙ חַגַּ֣י הַ⁠נָּבִ֔יא</w:t>
+      </w:r>
+    </w:p>
+    <w:p>
+      <w:pPr/>
+      <w:r>
+        <w:rPr>
+          <w:lang w:val="en_US" w:bidi="en_US"/>
+        </w:rPr>
+      </w:r>
+      <w:r>
+        <w:rPr>
           <w:b/>
           <w:lang w:val="en_US" w:bidi="en_US"/>
         </w:rPr>
@@ -5277,6 +6000,20 @@
       </w:r>
       <w:r>
         <w:rPr>
+          <w:lang w:val="en_US" w:bidi="en_US"/>
+        </w:rPr>
+        <w:t>וַ⁠יִּֽירְא֥וּ הָ⁠עָ֖ם מִ⁠פְּנֵ֥י יְהוָֽה</w:t>
+      </w:r>
+    </w:p>
+    <w:p>
+      <w:pPr/>
+      <w:r>
+        <w:rPr>
+          <w:lang w:val="en_US" w:bidi="en_US"/>
+        </w:rPr>
+      </w:r>
+      <w:r>
+        <w:rPr>
           <w:b/>
           <w:lang w:val="en_US" w:bidi="en_US"/>
         </w:rPr>
@@ -5373,6 +6110,20 @@
       </w:r>
       <w:r>
         <w:rPr>
+          <w:lang w:val="en_US" w:bidi="en_US"/>
+        </w:rPr>
+        <w:t>אֲנִ֥י אִתְּ⁠כֶ֖ם נְאֻם־יְהוָֽה</w:t>
+      </w:r>
+    </w:p>
+    <w:p>
+      <w:pPr/>
+      <w:r>
+        <w:rPr>
+          <w:lang w:val="en_US" w:bidi="en_US"/>
+        </w:rPr>
+      </w:r>
+      <w:r>
+        <w:rPr>
           <w:b/>
           <w:lang w:val="en_US" w:bidi="en_US"/>
         </w:rPr>
@@ -5456,6 +6207,20 @@
       </w:r>
       <w:r>
         <w:rPr>
+          <w:lang w:val="en_US" w:bidi="en_US"/>
+        </w:rPr>
+        <w:t>וַ⁠יָּ֣עַר יְהוָ֡ה אֶת־רוּחַ֩ זְרֻבָּבֶ֨ל בֶּן־שַׁלְתִּיאֵ֜ל פַּחַ֣ת יְהוּדָ֗ה וְ⁠אֶת־ר֨וּחַ֙ יְהוֹשֻׁ֤עַ בֶּן־יְהוֹצָדָק֙ הַ⁠כֹּהֵ֣ן הַ⁠גָּד֔וֹל וְֽ⁠אֶת־ר֔וּחַ כֹּ֖ל שְׁאֵרִ֣ית הָ⁠עָ֑ם</w:t>
+      </w:r>
+    </w:p>
+    <w:p>
+      <w:pPr/>
+      <w:r>
+        <w:rPr>
+          <w:lang w:val="en_US" w:bidi="en_US"/>
+        </w:rPr>
+      </w:r>
+      <w:r>
+        <w:rPr>
           <w:b/>
           <w:lang w:val="en_US" w:bidi="en_US"/>
         </w:rPr>
@@ -5552,6 +6317,20 @@
       </w:r>
       <w:r>
         <w:rPr>
+          <w:lang w:val="en_US" w:bidi="en_US"/>
+        </w:rPr>
+        <w:t>וַ⁠יָּ֣עַר יְהוָ֡ה אֶת־רוּחַ֩ זְרֻבָּבֶ֨ל בֶּן־שַׁלְתִּיאֵ֜ל פַּחַ֣ת יְהוּדָ֗ה וְ⁠אֶת־ר֨וּחַ֙ יְהוֹשֻׁ֤עַ בֶּן־יְהוֹצָדָק֙ הַ⁠כֹּהֵ֣ן הַ⁠גָּד֔וֹל וְֽ⁠אֶת־ר֔וּחַ כֹּ֖ל שְׁאֵרִ֣ית הָ⁠עָ֑ם</w:t>
+      </w:r>
+    </w:p>
+    <w:p>
+      <w:pPr/>
+      <w:r>
+        <w:rPr>
+          <w:lang w:val="en_US" w:bidi="en_US"/>
+        </w:rPr>
+      </w:r>
+      <w:r>
+        <w:rPr>
           <w:b/>
           <w:lang w:val="en_US" w:bidi="en_US"/>
         </w:rPr>
@@ -5635,6 +6414,20 @@
       </w:r>
       <w:r>
         <w:rPr>
+          <w:lang w:val="en_US" w:bidi="en_US"/>
+        </w:rPr>
+        <w:t>בְּ⁠י֨וֹם עֶשְׂרִ֧ים וְ⁠אַרְבָּעָ֛ה לַ⁠חֹ֖דֶשׁ בַּ⁠שִּׁשִּׁ֑י</w:t>
+      </w:r>
+    </w:p>
+    <w:p>
+      <w:pPr/>
+      <w:r>
+        <w:rPr>
+          <w:lang w:val="en_US" w:bidi="en_US"/>
+        </w:rPr>
+      </w:r>
+      <w:r>
+        <w:rPr>
           <w:b/>
           <w:lang w:val="en_US" w:bidi="en_US"/>
         </w:rPr>
@@ -5667,7 +6460,7 @@
         </w:rPr>
         <w:t xml:space="preserve"> of the Hebrew calendar includes August and September on Western calendars. See how you decided to translate the similar reference to a day, month, and year in </w:t>
       </w:r>
-      <w:hyperlink r:id="rId13">
+      <w:hyperlink r:id="rId15">
         <w:r>
           <w:rPr>
             <w:lang w:val="en_US" w:bidi="en_US"/>
@@ -5749,6 +6542,20 @@
       </w:r>
       <w:r>
         <w:rPr>
+          <w:lang w:val="en_US" w:bidi="en_US"/>
+        </w:rPr>
+        <w:t>בְּ⁠י֨וֹם עֶשְׂרִ֧ים וְ⁠אַרְבָּעָ֛ה לַ⁠חֹ֖דֶשׁ בַּ⁠שִּׁשִּׁ֑י בִּ⁠שְׁנַ֥ת שְׁתַּ֖יִם</w:t>
+      </w:r>
+    </w:p>
+    <w:p>
+      <w:pPr/>
+      <w:r>
+        <w:rPr>
+          <w:lang w:val="en_US" w:bidi="en_US"/>
+        </w:rPr>
+      </w:r>
+      <w:r>
+        <w:rPr>
           <w:b/>
           <w:lang w:val="en_US" w:bidi="en_US"/>
         </w:rPr>
@@ -5941,6 +6748,20 @@
       </w:r>
       <w:r>
         <w:rPr>
+          <w:lang w:val="en_US" w:bidi="en_US"/>
+        </w:rPr>
+        <w:t>בַּ⁠שְּׁבִיעִ֕י בְּ⁠עֶשְׂרִ֥ים וְ⁠אֶחָ֖ד לַ⁠חֹ֑דֶשׁ</w:t>
+      </w:r>
+    </w:p>
+    <w:p>
+      <w:pPr/>
+      <w:r>
+        <w:rPr>
+          <w:lang w:val="en_US" w:bidi="en_US"/>
+        </w:rPr>
+      </w:r>
+      <w:r>
+        <w:rPr>
           <w:b/>
           <w:lang w:val="en_US" w:bidi="en_US"/>
         </w:rPr>
@@ -6024,6 +6845,20 @@
       </w:r>
       <w:r>
         <w:rPr>
+          <w:lang w:val="en_US" w:bidi="en_US"/>
+        </w:rPr>
+        <w:t>בַּ⁠שְּׁבִיעִ֕י בְּ⁠עֶשְׂרִ֥ים וְ⁠אֶחָ֖ד לַ⁠חֹ֑דֶשׁ</w:t>
+      </w:r>
+    </w:p>
+    <w:p>
+      <w:pPr/>
+      <w:r>
+        <w:rPr>
+          <w:lang w:val="en_US" w:bidi="en_US"/>
+        </w:rPr>
+      </w:r>
+      <w:r>
+        <w:rPr>
           <w:b/>
           <w:lang w:val="en_US" w:bidi="en_US"/>
         </w:rPr>
@@ -6107,6 +6942,20 @@
       </w:r>
       <w:r>
         <w:rPr>
+          <w:lang w:val="en_US" w:bidi="en_US"/>
+        </w:rPr>
+        <w:t>בַּ⁠שְּׁבִיעִ֕י בְּ⁠עֶשְׂרִ֥ים וְ⁠אֶחָ֖ד לַ⁠חֹ֑דֶשׁ</w:t>
+      </w:r>
+    </w:p>
+    <w:p>
+      <w:pPr/>
+      <w:r>
+        <w:rPr>
+          <w:lang w:val="en_US" w:bidi="en_US"/>
+        </w:rPr>
+      </w:r>
+      <w:r>
+        <w:rPr>
           <w:b/>
           <w:lang w:val="en_US" w:bidi="en_US"/>
         </w:rPr>
@@ -6152,7 +7001,7 @@
         </w:rPr>
         <w:t xml:space="preserve"> month on the Hebrew calendar is near the middle of October on Western calendars. See how you decided to translate the similar reference to a day and month in </w:t>
       </w:r>
-      <w:hyperlink r:id="rId13">
+      <w:hyperlink r:id="rId15">
         <w:r>
           <w:rPr>
             <w:lang w:val="en_US" w:bidi="en_US"/>
@@ -6234,6 +7083,20 @@
       </w:r>
       <w:r>
         <w:rPr>
+          <w:lang w:val="en_US" w:bidi="en_US"/>
+        </w:rPr>
+        <w:t>הָיָה֙ דְּבַר־יְהוָ֔ה בְּ⁠יַד־חַגַּ֥י הַ⁠נָּבִ֖יא</w:t>
+      </w:r>
+    </w:p>
+    <w:p>
+      <w:pPr/>
+      <w:r>
+        <w:rPr>
+          <w:lang w:val="en_US" w:bidi="en_US"/>
+        </w:rPr>
+      </w:r>
+      <w:r>
+        <w:rPr>
           <w:b/>
           <w:lang w:val="en_US" w:bidi="en_US"/>
         </w:rPr>
@@ -6253,7 +7116,7 @@
         </w:rPr>
         <w:t xml:space="preserve">See how you translated this same statement in </w:t>
       </w:r>
-      <w:hyperlink r:id="rId13">
+      <w:hyperlink r:id="rId15">
         <w:r>
           <w:rPr>
             <w:lang w:val="en_US" w:bidi="en_US"/>
@@ -6335,6 +7198,20 @@
       </w:r>
       <w:r>
         <w:rPr>
+          <w:lang w:val="en_US" w:bidi="en_US"/>
+        </w:rPr>
+        <w:t>הָ⁠עָ֖ם לֵ⁠אמֹֽר</w:t>
+      </w:r>
+    </w:p>
+    <w:p>
+      <w:pPr/>
+      <w:r>
+        <w:rPr>
+          <w:lang w:val="en_US" w:bidi="en_US"/>
+        </w:rPr>
+      </w:r>
+      <w:r>
+        <w:rPr>
           <w:b/>
           <w:lang w:val="en_US" w:bidi="en_US"/>
         </w:rPr>
@@ -6418,6 +7295,20 @@
       </w:r>
       <w:r>
         <w:rPr>
+          <w:lang w:val="en_US" w:bidi="en_US"/>
+        </w:rPr>
+        <w:t>מִ֤י בָ⁠כֶם֙ הַ⁠נִּשְׁאָ֔ר אֲשֶׁ֤ר רָאָה֙ אֶת־הַ⁠בַּ֣יִת הַ⁠זֶּ֔ה בִּ⁠כְבוֹד֖⁠וֹ הָ⁠רִאשׁ֑וֹן וּ⁠מָ֨ה אַתֶּ֜ם רֹאִ֤ים אֹת⁠וֹ֙ עַ֔תָּה הֲ⁠ל֥וֹא כָמֹ֛⁠הוּ כְּ⁠אַ֖יִן בְּ⁠עֵינֵי⁠כֶֽם</w:t>
+      </w:r>
+    </w:p>
+    <w:p>
+      <w:pPr/>
+      <w:r>
+        <w:rPr>
+          <w:lang w:val="en_US" w:bidi="en_US"/>
+        </w:rPr>
+      </w:r>
+      <w:r>
+        <w:rPr>
           <w:b/>
           <w:lang w:val="en_US" w:bidi="en_US"/>
         </w:rPr>
@@ -6501,6 +7392,20 @@
       </w:r>
       <w:r>
         <w:rPr>
+          <w:lang w:val="en_US" w:bidi="en_US"/>
+        </w:rPr>
+        <w:t>מִ֤י בָ⁠כֶם֙ הַ⁠נִּשְׁאָ֔ר אֲשֶׁ֤ר רָאָה֙ אֶת־הַ⁠בַּ֣יִת הַ⁠זֶּ֔ה בִּ⁠כְבוֹד֖⁠וֹ הָ⁠רִאשׁ֑וֹן וּ⁠מָ֨ה אַתֶּ֜ם רֹאִ֤ים אֹת⁠וֹ֙ עַ֔תָּה הֲ⁠ל֥וֹא כָמֹ֛⁠הוּ כְּ⁠אַ֖יִן בְּ⁠עֵינֵי⁠כֶֽם</w:t>
+      </w:r>
+    </w:p>
+    <w:p>
+      <w:pPr/>
+      <w:r>
+        <w:rPr>
+          <w:lang w:val="en_US" w:bidi="en_US"/>
+        </w:rPr>
+      </w:r>
+      <w:r>
+        <w:rPr>
           <w:b/>
           <w:lang w:val="en_US" w:bidi="en_US"/>
         </w:rPr>
@@ -6584,6 +7489,20 @@
       </w:r>
       <w:r>
         <w:rPr>
+          <w:lang w:val="en_US" w:bidi="en_US"/>
+        </w:rPr>
+        <w:t>בָ⁠כֶם֙ הַ⁠נִּשְׁאָ֔ר אֲשֶׁ֤ר רָאָה֙ אֶת־הַ⁠בַּ֣יִת הַ⁠זֶּ֔ה</w:t>
+      </w:r>
+    </w:p>
+    <w:p>
+      <w:pPr/>
+      <w:r>
+        <w:rPr>
+          <w:lang w:val="en_US" w:bidi="en_US"/>
+        </w:rPr>
+      </w:r>
+      <w:r>
+        <w:rPr>
           <w:b/>
           <w:lang w:val="en_US" w:bidi="en_US"/>
         </w:rPr>
@@ -6667,6 +7586,20 @@
       </w:r>
       <w:r>
         <w:rPr>
+          <w:lang w:val="en_US" w:bidi="en_US"/>
+        </w:rPr>
+        <w:t>אֲשֶׁ֤ר רָאָה֙ אֶת־הַ⁠בַּ֣יִת הַ⁠זֶּ֔ה בִּ⁠כְבוֹד֖⁠וֹ הָ⁠רִאשׁ֑וֹן</w:t>
+      </w:r>
+    </w:p>
+    <w:p>
+      <w:pPr/>
+      <w:r>
+        <w:rPr>
+          <w:lang w:val="en_US" w:bidi="en_US"/>
+        </w:rPr>
+      </w:r>
+      <w:r>
+        <w:rPr>
           <w:b/>
           <w:lang w:val="en_US" w:bidi="en_US"/>
         </w:rPr>
@@ -6763,6 +7696,20 @@
       </w:r>
       <w:r>
         <w:rPr>
+          <w:lang w:val="en_US" w:bidi="en_US"/>
+        </w:rPr>
+        <w:t>כָמֹ֛⁠הוּ</w:t>
+      </w:r>
+    </w:p>
+    <w:p>
+      <w:pPr/>
+      <w:r>
+        <w:rPr>
+          <w:lang w:val="en_US" w:bidi="en_US"/>
+        </w:rPr>
+      </w:r>
+      <w:r>
+        <w:rPr>
           <w:b/>
           <w:lang w:val="en_US" w:bidi="en_US"/>
         </w:rPr>
@@ -6859,6 +7806,20 @@
       </w:r>
       <w:r>
         <w:rPr>
+          <w:lang w:val="en_US" w:bidi="en_US"/>
+        </w:rPr>
+        <w:t>הֲ⁠ל֥וֹא כָמֹ֛⁠הוּ כְּ⁠אַ֖יִן בְּ⁠עֵינֵי⁠כֶֽם</w:t>
+      </w:r>
+    </w:p>
+    <w:p>
+      <w:pPr/>
+      <w:r>
+        <w:rPr>
+          <w:lang w:val="en_US" w:bidi="en_US"/>
+        </w:rPr>
+      </w:r>
+      <w:r>
+        <w:rPr>
           <w:b/>
           <w:lang w:val="en_US" w:bidi="en_US"/>
         </w:rPr>
@@ -6955,6 +7916,20 @@
       </w:r>
       <w:r>
         <w:rPr>
+          <w:lang w:val="en_US" w:bidi="en_US"/>
+        </w:rPr>
+        <w:t>וְ⁠עַתָּ֣ה חֲזַ֣ק זְרֻבָּבֶ֣ל ׀ נְאֻם־יְהוָ֡ה וַ⁠חֲזַ֣ק יְהוֹשֻׁ֣עַ בֶּן־יְהוֹצָדָק֩ הַ⁠כֹּהֵ֨ן הַ⁠גָּד֜וֹל וַ⁠חֲזַ֨ק כָּל־עַ֥ם הָ⁠אָ֛רֶץ נְאֻם־יְהוָ֖ה וַֽ⁠עֲשׂ֑וּ כִּֽי־אֲנִ֣י אִתְּ⁠כֶ֔ם נְאֻ֖ם יְהוָ֥ה צְבָאֽוֹת</w:t>
+      </w:r>
+    </w:p>
+    <w:p>
+      <w:pPr/>
+      <w:r>
+        <w:rPr>
+          <w:lang w:val="en_US" w:bidi="en_US"/>
+        </w:rPr>
+      </w:r>
+      <w:r>
+        <w:rPr>
           <w:b/>
           <w:lang w:val="en_US" w:bidi="en_US"/>
         </w:rPr>
@@ -7038,6 +8013,20 @@
       </w:r>
       <w:r>
         <w:rPr>
+          <w:lang w:val="en_US" w:bidi="en_US"/>
+        </w:rPr>
+        <w:t>כָּל־עַ֥ם הָ⁠אָ֛רֶץ</w:t>
+      </w:r>
+    </w:p>
+    <w:p>
+      <w:pPr/>
+      <w:r>
+        <w:rPr>
+          <w:lang w:val="en_US" w:bidi="en_US"/>
+        </w:rPr>
+      </w:r>
+      <w:r>
+        <w:rPr>
           <w:b/>
           <w:lang w:val="en_US" w:bidi="en_US"/>
         </w:rPr>
@@ -7057,7 +8046,7 @@
         </w:rPr>
         <w:t xml:space="preserve">Yahweh is using this expression to refer to the Judeans who have returned from exile. The phrase means the same thing as the term “remnant” in </w:t>
       </w:r>
-      <w:hyperlink r:id="rId15">
+      <w:hyperlink r:id="rId17">
         <w:r>
           <w:rPr>
             <w:lang w:val="en_US" w:bidi="en_US"/>
@@ -7075,7 +8064,7 @@
         </w:rPr>
         <w:t xml:space="preserve"> and </w:t>
       </w:r>
-      <w:hyperlink r:id="rId16">
+      <w:hyperlink r:id="rId18">
         <w:r>
           <w:rPr>
             <w:lang w:val="en_US" w:bidi="en_US"/>
@@ -7157,6 +8146,20 @@
       </w:r>
       <w:r>
         <w:rPr>
+          <w:lang w:val="en_US" w:bidi="en_US"/>
+        </w:rPr>
+        <w:t>אֶֽת־הַ⁠דָּבָ֞ר אֲשֶׁר־כָּרַ֤תִּי אִתְּ⁠כֶם֙ בְּ⁠צֵאתְ⁠כֶ֣ם מִ⁠מִּצְרַ֔יִם וְ⁠רוּחִ֖⁠י עֹמֶ֣דֶת בְּ⁠תוֹכְ⁠כֶ֑ם אַל־תִּירָֽאוּ</w:t>
+      </w:r>
+    </w:p>
+    <w:p>
+      <w:pPr/>
+      <w:r>
+        <w:rPr>
+          <w:lang w:val="en_US" w:bidi="en_US"/>
+        </w:rPr>
+      </w:r>
+      <w:r>
+        <w:rPr>
           <w:b/>
           <w:lang w:val="en_US" w:bidi="en_US"/>
         </w:rPr>
@@ -7240,6 +8243,20 @@
       </w:r>
       <w:r>
         <w:rPr>
+          <w:lang w:val="en_US" w:bidi="en_US"/>
+        </w:rPr>
+        <w:t>אֶֽת־הַ⁠דָּבָ֞ר אֲשֶׁר־כָּרַ֤תִּי אִתְּ⁠כֶם֙</w:t>
+      </w:r>
+    </w:p>
+    <w:p>
+      <w:pPr/>
+      <w:r>
+        <w:rPr>
+          <w:lang w:val="en_US" w:bidi="en_US"/>
+        </w:rPr>
+      </w:r>
+      <w:r>
+        <w:rPr>
           <w:b/>
           <w:lang w:val="en_US" w:bidi="en_US"/>
         </w:rPr>
@@ -7323,6 +8340,20 @@
       </w:r>
       <w:r>
         <w:rPr>
+          <w:lang w:val="en_US" w:bidi="en_US"/>
+        </w:rPr>
+        <w:t>אֶֽת־הַ⁠דָּבָ֞ר אֲשֶׁר־כָּרַ֤תִּי אִתְּ⁠כֶם֙</w:t>
+      </w:r>
+    </w:p>
+    <w:p>
+      <w:pPr/>
+      <w:r>
+        <w:rPr>
+          <w:lang w:val="en_US" w:bidi="en_US"/>
+        </w:rPr>
+      </w:r>
+      <w:r>
+        <w:rPr>
           <w:b/>
           <w:lang w:val="en_US" w:bidi="en_US"/>
         </w:rPr>
@@ -7419,6 +8450,20 @@
       </w:r>
       <w:r>
         <w:rPr>
+          <w:lang w:val="en_US" w:bidi="en_US"/>
+        </w:rPr>
+        <w:t>אֶֽת־הַ⁠דָּבָ֞ר אֲשֶׁר־כָּרַ֤תִּי אִתְּ⁠כֶם֙ בְּ⁠צֵאתְ⁠כֶ֣ם מִ⁠מִּצְרַ֔יִם</w:t>
+      </w:r>
+    </w:p>
+    <w:p>
+      <w:pPr/>
+      <w:r>
+        <w:rPr>
+          <w:lang w:val="en_US" w:bidi="en_US"/>
+        </w:rPr>
+      </w:r>
+      <w:r>
+        <w:rPr>
           <w:b/>
           <w:lang w:val="en_US" w:bidi="en_US"/>
         </w:rPr>
@@ -7464,7 +8509,7 @@
         </w:rPr>
         <w:t xml:space="preserve">. See, for example, </w:t>
       </w:r>
-      <w:hyperlink r:id="rId17">
+      <w:hyperlink r:id="rId19">
         <w:r>
           <w:rPr>
             <w:lang w:val="en_US" w:bidi="en_US"/>
@@ -7546,6 +8591,20 @@
       </w:r>
       <w:r>
         <w:rPr>
+          <w:lang w:val="en_US" w:bidi="en_US"/>
+        </w:rPr>
+        <w:t>וְ⁠רוּחִ֖⁠י עֹמֶ֣דֶת בְּ⁠תוֹכְ⁠כֶ֑ם</w:t>
+      </w:r>
+    </w:p>
+    <w:p>
+      <w:pPr/>
+      <w:r>
+        <w:rPr>
+          <w:lang w:val="en_US" w:bidi="en_US"/>
+        </w:rPr>
+      </w:r>
+      <w:r>
+        <w:rPr>
           <w:b/>
           <w:lang w:val="en_US" w:bidi="en_US"/>
         </w:rPr>
@@ -7629,6 +8688,20 @@
       </w:r>
       <w:r>
         <w:rPr>
+          <w:lang w:val="en_US" w:bidi="en_US"/>
+        </w:rPr>
+        <w:t>כִּ֣י כֹ֤ה אָמַר֙ יְהוָ֣ה צְבָא֔וֹת ע֥וֹד אַחַ֖ת מְעַ֣ט הִ֑יא וַ⁠אֲנִ֗י מַרְעִישׁ֙ אֶת־הַ⁠שָּׁמַ֣יִם וְ⁠אֶת־הָ⁠אָ֔רֶץ וְ⁠אֶת־הַ⁠יָּ֖ם וְ⁠אֶת־הֶ⁠חָרָבָֽה</w:t>
+      </w:r>
+    </w:p>
+    <w:p>
+      <w:pPr/>
+      <w:r>
+        <w:rPr>
+          <w:lang w:val="en_US" w:bidi="en_US"/>
+        </w:rPr>
+      </w:r>
+      <w:r>
+        <w:rPr>
           <w:b/>
           <w:lang w:val="en_US" w:bidi="en_US"/>
         </w:rPr>
@@ -7712,6 +8785,20 @@
       </w:r>
       <w:r>
         <w:rPr>
+          <w:lang w:val="en_US" w:bidi="en_US"/>
+        </w:rPr>
+        <w:t>ע֥וֹד אַחַ֖ת מְעַ֣ט הִ֑יא וַ⁠אֲנִ֗י מַרְעִישׁ֙</w:t>
+      </w:r>
+    </w:p>
+    <w:p>
+      <w:pPr/>
+      <w:r>
+        <w:rPr>
+          <w:lang w:val="en_US" w:bidi="en_US"/>
+        </w:rPr>
+      </w:r>
+      <w:r>
+        <w:rPr>
           <w:b/>
           <w:lang w:val="en_US" w:bidi="en_US"/>
         </w:rPr>
@@ -7821,6 +8908,20 @@
       </w:r>
       <w:r>
         <w:rPr>
+          <w:lang w:val="en_US" w:bidi="en_US"/>
+        </w:rPr>
+        <w:t>וַ⁠אֲנִ֗י מַרְעִישׁ֙</w:t>
+      </w:r>
+    </w:p>
+    <w:p>
+      <w:pPr/>
+      <w:r>
+        <w:rPr>
+          <w:lang w:val="en_US" w:bidi="en_US"/>
+        </w:rPr>
+      </w:r>
+      <w:r>
+        <w:rPr>
           <w:b/>
           <w:lang w:val="en_US" w:bidi="en_US"/>
         </w:rPr>
@@ -7917,6 +9018,20 @@
       </w:r>
       <w:r>
         <w:rPr>
+          <w:lang w:val="en_US" w:bidi="en_US"/>
+        </w:rPr>
+        <w:t>אֶת־הַ⁠שָּׁמַ֣יִם וְ⁠אֶת־הָ⁠אָ֔רֶץ וְ⁠אֶת־הַ⁠יָּ֖ם וְ⁠אֶת־הֶ⁠חָרָבָֽה</w:t>
+      </w:r>
+    </w:p>
+    <w:p>
+      <w:pPr/>
+      <w:r>
+        <w:rPr>
+          <w:lang w:val="en_US" w:bidi="en_US"/>
+        </w:rPr>
+      </w:r>
+      <w:r>
+        <w:rPr>
           <w:b/>
           <w:lang w:val="en_US" w:bidi="en_US"/>
         </w:rPr>
@@ -8052,6 +9167,20 @@
       </w:r>
       <w:r>
         <w:rPr>
+          <w:lang w:val="en_US" w:bidi="en_US"/>
+        </w:rPr>
+        <w:t>וְ⁠הִרְעַשְׁתִּי֙ אֶת־כָּל־הַ⁠גּוֹיִ֔ם וּ⁠בָ֖אוּ חֶמְדַּ֣ת כָּל־הַ⁠גּוֹיִ֑ם וּ⁠מִלֵּאתִ֞י אֶת־הַ⁠בַּ֤יִת הַ⁠זֶּה֙ כָּב֔וֹד אָמַ֖ר יְהוָ֥ה צְבָאֽוֹת</w:t>
+      </w:r>
+    </w:p>
+    <w:p>
+      <w:pPr/>
+      <w:r>
+        <w:rPr>
+          <w:lang w:val="en_US" w:bidi="en_US"/>
+        </w:rPr>
+      </w:r>
+      <w:r>
+        <w:rPr>
           <w:b/>
           <w:lang w:val="en_US" w:bidi="en_US"/>
         </w:rPr>
@@ -8135,6 +9264,20 @@
       </w:r>
       <w:r>
         <w:rPr>
+          <w:lang w:val="en_US" w:bidi="en_US"/>
+        </w:rPr>
+        <w:t>וְ⁠הִרְעַשְׁתִּי֙ אֶת־כָּל־הַ⁠גּוֹיִ֔ם</w:t>
+      </w:r>
+    </w:p>
+    <w:p>
+      <w:pPr/>
+      <w:r>
+        <w:rPr>
+          <w:lang w:val="en_US" w:bidi="en_US"/>
+        </w:rPr>
+      </w:r>
+      <w:r>
+        <w:rPr>
           <w:b/>
           <w:lang w:val="en_US" w:bidi="en_US"/>
         </w:rPr>
@@ -8244,6 +9387,20 @@
       </w:r>
       <w:r>
         <w:rPr>
+          <w:lang w:val="en_US" w:bidi="en_US"/>
+        </w:rPr>
+        <w:t>וּ⁠מִלֵּאתִ֞י אֶת־הַ⁠בַּ֤יִת הַ⁠זֶּה֙ כָּב֔וֹד</w:t>
+      </w:r>
+    </w:p>
+    <w:p>
+      <w:pPr/>
+      <w:r>
+        <w:rPr>
+          <w:lang w:val="en_US" w:bidi="en_US"/>
+        </w:rPr>
+      </w:r>
+      <w:r>
+        <w:rPr>
           <w:b/>
           <w:lang w:val="en_US" w:bidi="en_US"/>
         </w:rPr>
@@ -8379,6 +9536,20 @@
       </w:r>
       <w:r>
         <w:rPr>
+          <w:lang w:val="en_US" w:bidi="en_US"/>
+        </w:rPr>
+        <w:t>לִ֥⁠י הַ⁠כֶּ֖סֶף וְ⁠לִ֣⁠י הַ⁠זָּהָ֑ב נְאֻ֖ם יְהוָ֥ה צְבָאֽוֹת</w:t>
+      </w:r>
+    </w:p>
+    <w:p>
+      <w:pPr/>
+      <w:r>
+        <w:rPr>
+          <w:lang w:val="en_US" w:bidi="en_US"/>
+        </w:rPr>
+      </w:r>
+      <w:r>
+        <w:rPr>
           <w:b/>
           <w:lang w:val="en_US" w:bidi="en_US"/>
         </w:rPr>
@@ -8462,6 +9633,20 @@
       </w:r>
       <w:r>
         <w:rPr>
+          <w:lang w:val="en_US" w:bidi="en_US"/>
+        </w:rPr>
+        <w:t>לִ֥⁠י הַ⁠כֶּ֖סֶף וְ⁠לִ֣⁠י הַ⁠זָּהָ֑ב</w:t>
+      </w:r>
+    </w:p>
+    <w:p>
+      <w:pPr/>
+      <w:r>
+        <w:rPr>
+          <w:lang w:val="en_US" w:bidi="en_US"/>
+        </w:rPr>
+      </w:r>
+      <w:r>
+        <w:rPr>
           <w:b/>
           <w:lang w:val="en_US" w:bidi="en_US"/>
         </w:rPr>
@@ -8545,6 +9730,20 @@
       </w:r>
       <w:r>
         <w:rPr>
+          <w:lang w:val="en_US" w:bidi="en_US"/>
+        </w:rPr>
+        <w:t>גָּד֣וֹל יִֽהְיֶ֡ה כְּבוֹד֩ הַ⁠בַּ֨יִת הַ⁠זֶּ֤ה הָ⁠אַֽחֲרוֹן֙ מִן־הָ֣⁠רִאשׁ֔וֹן אָמַ֖ר יְהוָ֣ה צְבָא֑וֹת וּ⁠בַ⁠מָּק֤וֹם הַ⁠זֶּה֙ אֶתֵּ֣ן שָׁל֔וֹם נְאֻ֖ם יְהוָ֥ה צְבָאֽוֹת</w:t>
+      </w:r>
+    </w:p>
+    <w:p>
+      <w:pPr/>
+      <w:r>
+        <w:rPr>
+          <w:lang w:val="en_US" w:bidi="en_US"/>
+        </w:rPr>
+      </w:r>
+      <w:r>
+        <w:rPr>
           <w:b/>
           <w:lang w:val="en_US" w:bidi="en_US"/>
         </w:rPr>
@@ -8628,6 +9827,20 @@
       </w:r>
       <w:r>
         <w:rPr>
+          <w:lang w:val="en_US" w:bidi="en_US"/>
+        </w:rPr>
+        <w:t>גָּד֣וֹל יִֽהְיֶ֡ה כְּבוֹד֩ הַ⁠בַּ֨יִת הַ⁠זֶּ֤ה הָ⁠אַֽחֲרוֹן֙ מִן־הָ֣⁠רִאשׁ֔וֹן</w:t>
+      </w:r>
+    </w:p>
+    <w:p>
+      <w:pPr/>
+      <w:r>
+        <w:rPr>
+          <w:lang w:val="en_US" w:bidi="en_US"/>
+        </w:rPr>
+      </w:r>
+      <w:r>
+        <w:rPr>
           <w:b/>
           <w:lang w:val="en_US" w:bidi="en_US"/>
         </w:rPr>
@@ -8711,6 +9924,20 @@
       </w:r>
       <w:r>
         <w:rPr>
+          <w:lang w:val="en_US" w:bidi="en_US"/>
+        </w:rPr>
+        <w:t>גָּד֣וֹל יִֽהְיֶ֡ה כְּבוֹד֩ הַ⁠בַּ֨יִת הַ⁠זֶּ֤ה הָ⁠אַֽחֲרוֹן֙ מִן־הָ֣⁠רִאשׁ֔וֹן</w:t>
+      </w:r>
+    </w:p>
+    <w:p>
+      <w:pPr/>
+      <w:r>
+        <w:rPr>
+          <w:lang w:val="en_US" w:bidi="en_US"/>
+        </w:rPr>
+      </w:r>
+      <w:r>
+        <w:rPr>
           <w:b/>
           <w:lang w:val="en_US" w:bidi="en_US"/>
         </w:rPr>
@@ -8807,6 +10034,20 @@
       </w:r>
       <w:r>
         <w:rPr>
+          <w:lang w:val="en_US" w:bidi="en_US"/>
+        </w:rPr>
+        <w:t>הַ⁠בַּ֨יִת</w:t>
+      </w:r>
+    </w:p>
+    <w:p>
+      <w:pPr/>
+      <w:r>
+        <w:rPr>
+          <w:lang w:val="en_US" w:bidi="en_US"/>
+        </w:rPr>
+      </w:r>
+      <w:r>
+        <w:rPr>
           <w:b/>
           <w:lang w:val="en_US" w:bidi="en_US"/>
         </w:rPr>
@@ -8916,6 +10157,20 @@
       </w:r>
       <w:r>
         <w:rPr>
+          <w:lang w:val="en_US" w:bidi="en_US"/>
+        </w:rPr>
+        <w:t>וּ⁠בַ⁠מָּק֤וֹם הַ⁠זֶּה֙ אֶתֵּ֣ן שָׁל֔וֹם</w:t>
+      </w:r>
+    </w:p>
+    <w:p>
+      <w:pPr/>
+      <w:r>
+        <w:rPr>
+          <w:lang w:val="en_US" w:bidi="en_US"/>
+        </w:rPr>
+      </w:r>
+      <w:r>
+        <w:rPr>
           <w:b/>
           <w:lang w:val="en_US" w:bidi="en_US"/>
         </w:rPr>
@@ -9025,6 +10280,20 @@
       </w:r>
       <w:r>
         <w:rPr>
+          <w:lang w:val="en_US" w:bidi="en_US"/>
+        </w:rPr>
+        <w:t>בְּ⁠עֶשְׂרִ֤ים וְ⁠אַרְבָּעָה֙ לַ⁠תְּשִׁיעִ֔י</w:t>
+      </w:r>
+    </w:p>
+    <w:p>
+      <w:pPr/>
+      <w:r>
+        <w:rPr>
+          <w:lang w:val="en_US" w:bidi="en_US"/>
+        </w:rPr>
+      </w:r>
+      <w:r>
+        <w:rPr>
           <w:b/>
           <w:lang w:val="en_US" w:bidi="en_US"/>
         </w:rPr>
@@ -9108,6 +10377,20 @@
       </w:r>
       <w:r>
         <w:rPr>
+          <w:lang w:val="en_US" w:bidi="en_US"/>
+        </w:rPr>
+        <w:t>בְּ⁠עֶשְׂרִ֤ים וְ⁠אַרְבָּעָה֙ לַ⁠תְּשִׁיעִ֔י בִּ⁠שְׁנַ֥ת שְׁתַּ֖יִם לְ⁠דָרְיָ֑וֶשׁ</w:t>
+      </w:r>
+    </w:p>
+    <w:p>
+      <w:pPr/>
+      <w:r>
+        <w:rPr>
+          <w:lang w:val="en_US" w:bidi="en_US"/>
+        </w:rPr>
+      </w:r>
+      <w:r>
+        <w:rPr>
           <w:b/>
           <w:lang w:val="en_US" w:bidi="en_US"/>
         </w:rPr>
@@ -9191,6 +10474,20 @@
       </w:r>
       <w:r>
         <w:rPr>
+          <w:lang w:val="en_US" w:bidi="en_US"/>
+        </w:rPr>
+        <w:t>בְּ⁠עֶשְׂרִ֤ים וְ⁠אַרְבָּעָה֙ לַ⁠תְּשִׁיעִ֔י</w:t>
+      </w:r>
+    </w:p>
+    <w:p>
+      <w:pPr/>
+      <w:r>
+        <w:rPr>
+          <w:lang w:val="en_US" w:bidi="en_US"/>
+        </w:rPr>
+      </w:r>
+      <w:r>
+        <w:rPr>
           <w:b/>
           <w:lang w:val="en_US" w:bidi="en_US"/>
         </w:rPr>
@@ -9236,7 +10533,7 @@
         </w:rPr>
         <w:t xml:space="preserve"> on the Hebrew calendar is near the middle of December on Western calendars. See how you decided to translate the similar reference to a day and month in </w:t>
       </w:r>
-      <w:hyperlink r:id="rId13">
+      <w:hyperlink r:id="rId15">
         <w:r>
           <w:rPr>
             <w:lang w:val="en_US" w:bidi="en_US"/>
@@ -9318,6 +10615,20 @@
       </w:r>
       <w:r>
         <w:rPr>
+          <w:lang w:val="en_US" w:bidi="en_US"/>
+        </w:rPr>
+        <w:t>הָיָה֙ דְּבַר־יְהוָ֔ה אֶל־חַגַּ֥י הַ⁠נָּבִ֖יא לֵ⁠אמֹֽר</w:t>
+      </w:r>
+    </w:p>
+    <w:p>
+      <w:pPr/>
+      <w:r>
+        <w:rPr>
+          <w:lang w:val="en_US" w:bidi="en_US"/>
+        </w:rPr>
+      </w:r>
+      <w:r>
+        <w:rPr>
           <w:b/>
           <w:lang w:val="en_US" w:bidi="en_US"/>
         </w:rPr>
@@ -9337,7 +10648,7 @@
         </w:rPr>
         <w:t xml:space="preserve">See how you translated the similar statement in </w:t>
       </w:r>
-      <w:hyperlink r:id="rId13">
+      <w:hyperlink r:id="rId15">
         <w:r>
           <w:rPr>
             <w:lang w:val="en_US" w:bidi="en_US"/>
@@ -9419,6 +10730,20 @@
       </w:r>
       <w:r>
         <w:rPr>
+          <w:lang w:val="en_US" w:bidi="en_US"/>
+        </w:rPr>
+        <w:t>כֹּ֥ה אָמַ֖ר יְהוָ֣ה צְבָא֑וֹת שְׁאַל־נָ֧א אֶת־הַ⁠כֹּהֲנִ֛ים תּוֹרָ֖ה לֵ⁠אמֹֽר</w:t>
+      </w:r>
+    </w:p>
+    <w:p>
+      <w:pPr/>
+      <w:r>
+        <w:rPr>
+          <w:lang w:val="en_US" w:bidi="en_US"/>
+        </w:rPr>
+      </w:r>
+      <w:r>
+        <w:rPr>
           <w:b/>
           <w:lang w:val="en_US" w:bidi="en_US"/>
         </w:rPr>
@@ -9502,6 +10827,20 @@
       </w:r>
       <w:r>
         <w:rPr>
+          <w:lang w:val="en_US" w:bidi="en_US"/>
+        </w:rPr>
+        <w:t>הֵ֣ן ׀ יִשָּׂא־אִ֨ישׁ בְּשַׂר־קֹ֜דֶשׁ בִּ⁠כְנַ֣ף בִּגְד֗⁠וֹ וְ⁠נָגַ֣ע בִּ֠⁠כְנָפ⁠וֹ אֶל־הַ⁠לֶּ֨חֶם וְ⁠אֶל־הַ⁠נָּזִ֜יד וְ⁠אֶל־הַ⁠יַּ֧יִן וְ⁠אֶל־שֶׁ֛מֶן וְ⁠אֶל־כָּל־מַאֲכָ֖ל הֲ⁠יִקְדָּ֑שׁ</w:t>
+      </w:r>
+    </w:p>
+    <w:p>
+      <w:pPr/>
+      <w:r>
+        <w:rPr>
+          <w:lang w:val="en_US" w:bidi="en_US"/>
+        </w:rPr>
+      </w:r>
+      <w:r>
+        <w:rPr>
           <w:b/>
           <w:lang w:val="en_US" w:bidi="en_US"/>
         </w:rPr>
@@ -9585,6 +10924,20 @@
       </w:r>
       <w:r>
         <w:rPr>
+          <w:lang w:val="en_US" w:bidi="en_US"/>
+        </w:rPr>
+        <w:t>הֵ֣ן ׀ יִשָּׂא־אִ֨ישׁ בְּשַׂר־קֹ֜דֶשׁ בִּ⁠כְנַ֣ף בִּגְד֗⁠וֹ וְ⁠נָגַ֣ע בִּ֠⁠כְנָפ⁠וֹ אֶל־הַ⁠לֶּ֨חֶם וְ⁠אֶל־הַ⁠נָּזִ֜יד וְ⁠אֶל־הַ⁠יַּ֧יִן וְ⁠אֶל־שֶׁ֛מֶן וְ⁠אֶל־כָּל־מַאֲכָ֖ל הֲ⁠יִקְדָּ֑שׁ</w:t>
+      </w:r>
+    </w:p>
+    <w:p>
+      <w:pPr/>
+      <w:r>
+        <w:rPr>
+          <w:lang w:val="en_US" w:bidi="en_US"/>
+        </w:rPr>
+      </w:r>
+      <w:r>
+        <w:rPr>
           <w:b/>
           <w:lang w:val="en_US" w:bidi="en_US"/>
         </w:rPr>
@@ -9668,6 +11021,20 @@
       </w:r>
       <w:r>
         <w:rPr>
+          <w:lang w:val="en_US" w:bidi="en_US"/>
+        </w:rPr>
+        <w:t>בְּשַׂר־קֹ֜דֶשׁ</w:t>
+      </w:r>
+    </w:p>
+    <w:p>
+      <w:pPr/>
+      <w:r>
+        <w:rPr>
+          <w:lang w:val="en_US" w:bidi="en_US"/>
+        </w:rPr>
+      </w:r>
+      <w:r>
+        <w:rPr>
           <w:b/>
           <w:lang w:val="en_US" w:bidi="en_US"/>
         </w:rPr>
@@ -9764,6 +11131,20 @@
       </w:r>
       <w:r>
         <w:rPr>
+          <w:lang w:val="en_US" w:bidi="en_US"/>
+        </w:rPr>
+        <w:t>לֹֽא</w:t>
+      </w:r>
+    </w:p>
+    <w:p>
+      <w:pPr/>
+      <w:r>
+        <w:rPr>
+          <w:lang w:val="en_US" w:bidi="en_US"/>
+        </w:rPr>
+      </w:r>
+      <w:r>
+        <w:rPr>
           <w:b/>
           <w:lang w:val="en_US" w:bidi="en_US"/>
         </w:rPr>
@@ -9796,7 +11177,7 @@
         </w:rPr>
         <w:t xml:space="preserve"> makes a person “holy” (and therefore conveys certain privileges but also makes the person subject to certain restrictions, see </w:t>
       </w:r>
-      <w:hyperlink r:id="rId18">
+      <w:hyperlink r:id="rId20">
         <w:r>
           <w:rPr>
             <w:lang w:val="en_US" w:bidi="en_US"/>
@@ -9878,6 +11259,20 @@
       </w:r>
       <w:r>
         <w:rPr>
+          <w:lang w:val="en_US" w:bidi="en_US"/>
+        </w:rPr>
+        <w:t>טְמֵא־נֶ֛פֶשׁ</w:t>
+      </w:r>
+    </w:p>
+    <w:p>
+      <w:pPr/>
+      <w:r>
+        <w:rPr>
+          <w:lang w:val="en_US" w:bidi="en_US"/>
+        </w:rPr>
+      </w:r>
+      <w:r>
+        <w:rPr>
           <w:b/>
           <w:lang w:val="en_US" w:bidi="en_US"/>
         </w:rPr>
@@ -9974,6 +11369,20 @@
       </w:r>
       <w:r>
         <w:rPr>
+          <w:lang w:val="en_US" w:bidi="en_US"/>
+        </w:rPr>
+        <w:t>טְמֵא־נֶ֛פֶשׁ</w:t>
+      </w:r>
+    </w:p>
+    <w:p>
+      <w:pPr/>
+      <w:r>
+        <w:rPr>
+          <w:lang w:val="en_US" w:bidi="en_US"/>
+        </w:rPr>
+      </w:r>
+      <w:r>
+        <w:rPr>
           <w:b/>
           <w:lang w:val="en_US" w:bidi="en_US"/>
         </w:rPr>
@@ -10070,6 +11479,20 @@
       </w:r>
       <w:r>
         <w:rPr>
+          <w:lang w:val="en_US" w:bidi="en_US"/>
+        </w:rPr>
+        <w:t>טְמֵא־נֶ֛פֶשׁ</w:t>
+      </w:r>
+    </w:p>
+    <w:p>
+      <w:pPr/>
+      <w:r>
+        <w:rPr>
+          <w:lang w:val="en_US" w:bidi="en_US"/>
+        </w:rPr>
+      </w:r>
+      <w:r>
+        <w:rPr>
           <w:b/>
           <w:lang w:val="en_US" w:bidi="en_US"/>
         </w:rPr>
@@ -10089,7 +11512,7 @@
         </w:rPr>
         <w:t xml:space="preserve">Haggai and the priests share the knowledge that if an Israelite touches a dead body, something that is ritually unclean, then that Israelite becomes ritually unclean himself for a certain period of time (see </w:t>
       </w:r>
-      <w:hyperlink r:id="rId19">
+      <w:hyperlink r:id="rId21">
         <w:r>
           <w:rPr>
             <w:lang w:val="en_US" w:bidi="en_US"/>
@@ -10171,6 +11594,20 @@
       </w:r>
       <w:r>
         <w:rPr>
+          <w:lang w:val="en_US" w:bidi="en_US"/>
+        </w:rPr>
+        <w:t>בְּ⁠כָל־אֵ֖לֶּה הֲ⁠יִטְמָ֑א</w:t>
+      </w:r>
+    </w:p>
+    <w:p>
+      <w:pPr/>
+      <w:r>
+        <w:rPr>
+          <w:lang w:val="en_US" w:bidi="en_US"/>
+        </w:rPr>
+      </w:r>
+      <w:r>
+        <w:rPr>
           <w:b/>
           <w:lang w:val="en_US" w:bidi="en_US"/>
         </w:rPr>
@@ -10280,6 +11717,20 @@
       </w:r>
       <w:r>
         <w:rPr>
+          <w:lang w:val="en_US" w:bidi="en_US"/>
+        </w:rPr>
+        <w:t>יִטְמָֽא</w:t>
+      </w:r>
+    </w:p>
+    <w:p>
+      <w:pPr/>
+      <w:r>
+        <w:rPr>
+          <w:lang w:val="en_US" w:bidi="en_US"/>
+        </w:rPr>
+      </w:r>
+      <w:r>
+        <w:rPr>
           <w:b/>
           <w:lang w:val="en_US" w:bidi="en_US"/>
         </w:rPr>
@@ -10363,6 +11814,20 @@
       </w:r>
       <w:r>
         <w:rPr>
+          <w:lang w:val="en_US" w:bidi="en_US"/>
+        </w:rPr>
+        <w:t>כֵּ֣ן הָֽ⁠עָם־הַ֠⁠זֶּה וְ⁠כֵן־הַ⁠גּ֨וֹי הַ⁠זֶּ֤ה לְ⁠פָנַ⁠י֙ נְאֻם־יְהוָ֔ה וְ⁠כֵ֖ן כָּל־מַעֲשֵׂ֣ה יְדֵי⁠הֶ֑ם וַ⁠אֲשֶׁ֥ר יַקְרִ֛יבוּ שָׁ֖ם טָמֵ֥א הֽוּא</w:t>
+      </w:r>
+    </w:p>
+    <w:p>
+      <w:pPr/>
+      <w:r>
+        <w:rPr>
+          <w:lang w:val="en_US" w:bidi="en_US"/>
+        </w:rPr>
+      </w:r>
+      <w:r>
+        <w:rPr>
           <w:b/>
           <w:lang w:val="en_US" w:bidi="en_US"/>
         </w:rPr>
@@ -10446,6 +11911,20 @@
       </w:r>
       <w:r>
         <w:rPr>
+          <w:lang w:val="en_US" w:bidi="en_US"/>
+        </w:rPr>
+        <w:t>כֵּ֣ן הָֽ⁠עָם־הַ֠⁠זֶּה וְ⁠כֵן־הַ⁠גּ֨וֹי הַ⁠זֶּ֤ה</w:t>
+      </w:r>
+    </w:p>
+    <w:p>
+      <w:pPr/>
+      <w:r>
+        <w:rPr>
+          <w:lang w:val="en_US" w:bidi="en_US"/>
+        </w:rPr>
+      </w:r>
+      <w:r>
+        <w:rPr>
           <w:b/>
           <w:lang w:val="en_US" w:bidi="en_US"/>
         </w:rPr>
@@ -10542,6 +12021,20 @@
       </w:r>
       <w:r>
         <w:rPr>
+          <w:lang w:val="en_US" w:bidi="en_US"/>
+        </w:rPr>
+        <w:t>כֵּ֣ן הָֽ⁠עָם־הַ֠⁠זֶּה וְ⁠כֵן־הַ⁠גּ֨וֹי הַ⁠זֶּ֤ה</w:t>
+      </w:r>
+    </w:p>
+    <w:p>
+      <w:pPr/>
+      <w:r>
+        <w:rPr>
+          <w:lang w:val="en_US" w:bidi="en_US"/>
+        </w:rPr>
+      </w:r>
+      <w:r>
+        <w:rPr>
           <w:b/>
           <w:lang w:val="en_US" w:bidi="en_US"/>
         </w:rPr>
@@ -10651,6 +12144,20 @@
       </w:r>
       <w:r>
         <w:rPr>
+          <w:lang w:val="en_US" w:bidi="en_US"/>
+        </w:rPr>
+        <w:t>לְ⁠פָנַ⁠י֙</w:t>
+      </w:r>
+    </w:p>
+    <w:p>
+      <w:pPr/>
+      <w:r>
+        <w:rPr>
+          <w:lang w:val="en_US" w:bidi="en_US"/>
+        </w:rPr>
+      </w:r>
+      <w:r>
+        <w:rPr>
           <w:b/>
           <w:lang w:val="en_US" w:bidi="en_US"/>
         </w:rPr>
@@ -10747,6 +12254,20 @@
       </w:r>
       <w:r>
         <w:rPr>
+          <w:lang w:val="en_US" w:bidi="en_US"/>
+        </w:rPr>
+        <w:t>לְ⁠פָנַ⁠י֙</w:t>
+      </w:r>
+    </w:p>
+    <w:p>
+      <w:pPr/>
+      <w:r>
+        <w:rPr>
+          <w:lang w:val="en_US" w:bidi="en_US"/>
+        </w:rPr>
+      </w:r>
+      <w:r>
+        <w:rPr>
           <w:b/>
           <w:lang w:val="en_US" w:bidi="en_US"/>
         </w:rPr>
@@ -10830,6 +12351,20 @@
       </w:r>
       <w:r>
         <w:rPr>
+          <w:lang w:val="en_US" w:bidi="en_US"/>
+        </w:rPr>
+        <w:t>וְ⁠כֵ֖ן כָּל־מַעֲשֵׂ֣ה יְדֵי⁠הֶ֑ם</w:t>
+      </w:r>
+    </w:p>
+    <w:p>
+      <w:pPr/>
+      <w:r>
+        <w:rPr>
+          <w:lang w:val="en_US" w:bidi="en_US"/>
+        </w:rPr>
+      </w:r>
+      <w:r>
+        <w:rPr>
           <w:b/>
           <w:lang w:val="en_US" w:bidi="en_US"/>
         </w:rPr>
@@ -10939,6 +12474,20 @@
       </w:r>
       <w:r>
         <w:rPr>
+          <w:lang w:val="en_US" w:bidi="en_US"/>
+        </w:rPr>
+        <w:t>וַ⁠אֲשֶׁ֥ר יַקְרִ֛יבוּ שָׁ֖ם טָמֵ֥א הֽוּא</w:t>
+      </w:r>
+    </w:p>
+    <w:p>
+      <w:pPr/>
+      <w:r>
+        <w:rPr>
+          <w:lang w:val="en_US" w:bidi="en_US"/>
+        </w:rPr>
+      </w:r>
+      <w:r>
+        <w:rPr>
           <w:b/>
           <w:lang w:val="en_US" w:bidi="en_US"/>
         </w:rPr>
@@ -10971,7 +12520,7 @@
         </w:rPr>
         <w:t xml:space="preserve">, Haggai implicitly means an altar that the returned exiles had set up at the temple site. This is described in </w:t>
       </w:r>
-      <w:hyperlink r:id="rId20">
+      <w:hyperlink r:id="rId22">
         <w:r>
           <w:rPr>
             <w:lang w:val="en_US" w:bidi="en_US"/>
@@ -11053,6 +12602,20 @@
       </w:r>
       <w:r>
         <w:rPr>
+          <w:lang w:val="en_US" w:bidi="en_US"/>
+        </w:rPr>
+        <w:t>שִֽׂימוּ־נָ֣א לְבַבְ⁠כֶ֔ם</w:t>
+      </w:r>
+    </w:p>
+    <w:p>
+      <w:pPr/>
+      <w:r>
+        <w:rPr>
+          <w:lang w:val="en_US" w:bidi="en_US"/>
+        </w:rPr>
+      </w:r>
+      <w:r>
+        <w:rPr>
           <w:b/>
           <w:lang w:val="en_US" w:bidi="en_US"/>
         </w:rPr>
@@ -11072,7 +12635,7 @@
         </w:rPr>
         <w:t xml:space="preserve">See how you translated this expression in </w:t>
       </w:r>
-      <w:hyperlink r:id="rId14">
+      <w:hyperlink r:id="rId16">
         <w:r>
           <w:rPr>
             <w:lang w:val="en_US" w:bidi="en_US"/>
@@ -11154,6 +12717,20 @@
       </w:r>
       <w:r>
         <w:rPr>
+          <w:lang w:val="en_US" w:bidi="en_US"/>
+        </w:rPr>
+        <w:t>מִן־הַ⁠יּ֥וֹם הַ⁠זֶּ֖ה וָ⁠מָ֑עְלָ⁠ה</w:t>
+      </w:r>
+    </w:p>
+    <w:p>
+      <w:pPr/>
+      <w:r>
+        <w:rPr>
+          <w:lang w:val="en_US" w:bidi="en_US"/>
+        </w:rPr>
+      </w:r>
+      <w:r>
+        <w:rPr>
           <w:b/>
           <w:lang w:val="en_US" w:bidi="en_US"/>
         </w:rPr>
@@ -11250,6 +12827,20 @@
       </w:r>
       <w:r>
         <w:rPr>
+          <w:lang w:val="en_US" w:bidi="en_US"/>
+        </w:rPr>
+        <w:t>מִ⁠טֶּ֧רֶם שֽׂוּם־אֶ֛בֶן אֶל־אֶ֖בֶן בְּ⁠הֵיכַ֥ל יְהוָֽה</w:t>
+      </w:r>
+    </w:p>
+    <w:p>
+      <w:pPr/>
+      <w:r>
+        <w:rPr>
+          <w:lang w:val="en_US" w:bidi="en_US"/>
+        </w:rPr>
+      </w:r>
+      <w:r>
+        <w:rPr>
           <w:b/>
           <w:lang w:val="en_US" w:bidi="en_US"/>
         </w:rPr>
@@ -11333,6 +12924,20 @@
       </w:r>
       <w:r>
         <w:rPr>
+          <w:lang w:val="en_US" w:bidi="en_US"/>
+        </w:rPr>
+        <w:t>בְּ⁠הֵיכַ֥ל יְהוָֽה</w:t>
+      </w:r>
+    </w:p>
+    <w:p>
+      <w:pPr/>
+      <w:r>
+        <w:rPr>
+          <w:lang w:val="en_US" w:bidi="en_US"/>
+        </w:rPr>
+      </w:r>
+      <w:r>
+        <w:rPr>
           <w:b/>
           <w:lang w:val="en_US" w:bidi="en_US"/>
         </w:rPr>
@@ -11416,6 +13021,20 @@
       </w:r>
       <w:r>
         <w:rPr>
+          <w:lang w:val="en_US" w:bidi="en_US"/>
+        </w:rPr>
+        <w:t>מִֽ⁠הְיוֹתָ֥⁠ם</w:t>
+      </w:r>
+    </w:p>
+    <w:p>
+      <w:pPr/>
+      <w:r>
+        <w:rPr>
+          <w:lang w:val="en_US" w:bidi="en_US"/>
+        </w:rPr>
+      </w:r>
+      <w:r>
+        <w:rPr>
           <w:b/>
           <w:lang w:val="en_US" w:bidi="en_US"/>
         </w:rPr>
@@ -11512,6 +13131,20 @@
       </w:r>
       <w:r>
         <w:rPr>
+          <w:lang w:val="en_US" w:bidi="en_US"/>
+        </w:rPr>
+        <w:t>בָּא֙ אֶל־עֲרֵמַ֣ת עֶשְׂרִ֔ים וְ⁠הָיְתָ֖ה עֲשָׂרָ֑ה</w:t>
+      </w:r>
+    </w:p>
+    <w:p>
+      <w:pPr/>
+      <w:r>
+        <w:rPr>
+          <w:lang w:val="en_US" w:bidi="en_US"/>
+        </w:rPr>
+      </w:r>
+      <w:r>
+        <w:rPr>
           <w:b/>
           <w:lang w:val="en_US" w:bidi="en_US"/>
         </w:rPr>
@@ -11595,6 +13228,20 @@
       </w:r>
       <w:r>
         <w:rPr>
+          <w:lang w:val="en_US" w:bidi="en_US"/>
+        </w:rPr>
+        <w:t>בָּא֙ אֶל־עֲרֵמַ֣ת עֶשְׂרִ֔ים וְ⁠הָיְתָ֖ה עֲשָׂרָ֑ה</w:t>
+      </w:r>
+    </w:p>
+    <w:p>
+      <w:pPr/>
+      <w:r>
+        <w:rPr>
+          <w:lang w:val="en_US" w:bidi="en_US"/>
+        </w:rPr>
+      </w:r>
+      <w:r>
+        <w:rPr>
           <w:b/>
           <w:lang w:val="en_US" w:bidi="en_US"/>
         </w:rPr>
@@ -11691,6 +13338,20 @@
       </w:r>
       <w:r>
         <w:rPr>
+          <w:lang w:val="en_US" w:bidi="en_US"/>
+        </w:rPr>
+        <w:t>בָּ֣א אֶל־הַ⁠יֶּ֗קֶב לַ⁠חְשֹׂף֙ חֲמִשִּׁ֣ים פּוּרָ֔ה וְ⁠הָיְתָ֖ה עֶשְׂרִֽים</w:t>
+      </w:r>
+    </w:p>
+    <w:p>
+      <w:pPr/>
+      <w:r>
+        <w:rPr>
+          <w:lang w:val="en_US" w:bidi="en_US"/>
+        </w:rPr>
+      </w:r>
+      <w:r>
+        <w:rPr>
           <w:b/>
           <w:lang w:val="en_US" w:bidi="en_US"/>
         </w:rPr>
@@ -11774,6 +13435,20 @@
       </w:r>
       <w:r>
         <w:rPr>
+          <w:lang w:val="en_US" w:bidi="en_US"/>
+        </w:rPr>
+        <w:t>חֲמִשִּׁ֣ים פּוּרָ֔ה</w:t>
+      </w:r>
+    </w:p>
+    <w:p>
+      <w:pPr/>
+      <w:r>
+        <w:rPr>
+          <w:lang w:val="en_US" w:bidi="en_US"/>
+        </w:rPr>
+      </w:r>
+      <w:r>
+        <w:rPr>
           <w:b/>
           <w:lang w:val="en_US" w:bidi="en_US"/>
         </w:rPr>
@@ -11870,6 +13545,20 @@
       </w:r>
       <w:r>
         <w:rPr>
+          <w:lang w:val="en_US" w:bidi="en_US"/>
+        </w:rPr>
+        <w:t>הִכֵּ֨יתִי אֶתְ⁠כֶ֜ם בַּ⁠שִּׁדָּפ֤וֹן וּ⁠בַ⁠יֵּֽרָקוֹן֙ וּ⁠בַ⁠בָּרָ֔ד אֵ֖ת כָּל־מַעֲשֵׂ֣ה יְדֵי⁠כֶ֑ם וְ⁠אֵין־אֶתְ⁠כֶ֥ם אֵלַ֖⁠י נְאֻם־יְהוָֽה</w:t>
+      </w:r>
+    </w:p>
+    <w:p>
+      <w:pPr/>
+      <w:r>
+        <w:rPr>
+          <w:lang w:val="en_US" w:bidi="en_US"/>
+        </w:rPr>
+      </w:r>
+      <w:r>
+        <w:rPr>
           <w:b/>
           <w:lang w:val="en_US" w:bidi="en_US"/>
         </w:rPr>
@@ -11953,6 +13642,20 @@
       </w:r>
       <w:r>
         <w:rPr>
+          <w:lang w:val="en_US" w:bidi="en_US"/>
+        </w:rPr>
+        <w:t>אֵ֖ת כָּל־מַעֲשֵׂ֣ה יְדֵי⁠כֶ֑ם</w:t>
+      </w:r>
+    </w:p>
+    <w:p>
+      <w:pPr/>
+      <w:r>
+        <w:rPr>
+          <w:lang w:val="en_US" w:bidi="en_US"/>
+        </w:rPr>
+      </w:r>
+      <w:r>
+        <w:rPr>
           <w:b/>
           <w:lang w:val="en_US" w:bidi="en_US"/>
         </w:rPr>
@@ -12036,6 +13739,20 @@
       </w:r>
       <w:r>
         <w:rPr>
+          <w:lang w:val="en_US" w:bidi="en_US"/>
+        </w:rPr>
+        <w:t>אֵ֖ת כָּל־מַעֲשֵׂ֣ה יְדֵי⁠כֶ֑ם</w:t>
+      </w:r>
+    </w:p>
+    <w:p>
+      <w:pPr/>
+      <w:r>
+        <w:rPr>
+          <w:lang w:val="en_US" w:bidi="en_US"/>
+        </w:rPr>
+      </w:r>
+      <w:r>
+        <w:rPr>
           <w:b/>
           <w:lang w:val="en_US" w:bidi="en_US"/>
         </w:rPr>
@@ -12055,7 +13772,7 @@
         </w:rPr>
         <w:t xml:space="preserve">See how you translated the similar expression in </w:t>
       </w:r>
-      <w:hyperlink r:id="rId21">
+      <w:hyperlink r:id="rId23">
         <w:r>
           <w:rPr>
             <w:lang w:val="en_US" w:bidi="en_US"/>
@@ -12137,6 +13854,20 @@
       </w:r>
       <w:r>
         <w:rPr>
+          <w:lang w:val="en_US" w:bidi="en_US"/>
+        </w:rPr>
+        <w:t>וְ⁠אֵין־אֶתְ⁠כֶ֥ם אֵלַ֖⁠י</w:t>
+      </w:r>
+    </w:p>
+    <w:p>
+      <w:pPr/>
+      <w:r>
+        <w:rPr>
+          <w:lang w:val="en_US" w:bidi="en_US"/>
+        </w:rPr>
+      </w:r>
+      <w:r>
+        <w:rPr>
           <w:b/>
           <w:lang w:val="en_US" w:bidi="en_US"/>
         </w:rPr>
@@ -12220,6 +13951,20 @@
       </w:r>
       <w:r>
         <w:rPr>
+          <w:lang w:val="en_US" w:bidi="en_US"/>
+        </w:rPr>
+        <w:t>שִׂימוּ &amp; לְבַבְ⁠כֶ֔ם</w:t>
+      </w:r>
+    </w:p>
+    <w:p>
+      <w:pPr/>
+      <w:r>
+        <w:rPr>
+          <w:lang w:val="en_US" w:bidi="en_US"/>
+        </w:rPr>
+      </w:r>
+      <w:r>
+        <w:rPr>
           <w:b/>
           <w:lang w:val="en_US" w:bidi="en_US"/>
         </w:rPr>
@@ -12239,7 +13984,7 @@
         </w:rPr>
         <w:t xml:space="preserve">See how you translated the similar phrase in </w:t>
       </w:r>
-      <w:hyperlink r:id="rId14">
+      <w:hyperlink r:id="rId16">
         <w:r>
           <w:rPr>
             <w:lang w:val="en_US" w:bidi="en_US"/>
@@ -12321,6 +14066,20 @@
       </w:r>
       <w:r>
         <w:rPr>
+          <w:lang w:val="en_US" w:bidi="en_US"/>
+        </w:rPr>
+        <w:t>מִן־הַ⁠יּ֥וֹם הַ⁠זֶּ֖ה וָ⁠מָ֑עְלָ⁠ה מִ⁠יּוֹם֩ עֶשְׂרִ֨ים וְ⁠אַרְבָּעָ֜ה לַ⁠תְּשִׁיעִ֗י לְ⁠מִן־הַ⁠יּ֛וֹם אֲשֶׁר־יֻסַּ֥ד הֵֽיכַל־יְהוָ֖ה</w:t>
+      </w:r>
+    </w:p>
+    <w:p>
+      <w:pPr/>
+      <w:r>
+        <w:rPr>
+          <w:lang w:val="en_US" w:bidi="en_US"/>
+        </w:rPr>
+      </w:r>
+      <w:r>
+        <w:rPr>
           <w:b/>
           <w:lang w:val="en_US" w:bidi="en_US"/>
         </w:rPr>
@@ -12340,7 +14099,7 @@
         </w:rPr>
         <w:t xml:space="preserve">As in </w:t>
       </w:r>
-      <w:hyperlink r:id="rId22">
+      <w:hyperlink r:id="rId24">
         <w:r>
           <w:rPr>
             <w:lang w:val="en_US" w:bidi="en_US"/>
@@ -12371,7 +14130,7 @@
         </w:rPr>
         <w:t xml:space="preserve"> refers back in time to the whole period after the Judeans returned from exile. The ** twenty-fourth day of the ninth month** means that date in the second year of Darius, as </w:t>
       </w:r>
-      <w:hyperlink r:id="rId23">
+      <w:hyperlink r:id="rId25">
         <w:r>
           <w:rPr>
             <w:lang w:val="en_US" w:bidi="en_US"/>
@@ -12453,6 +14212,20 @@
       </w:r>
       <w:r>
         <w:rPr>
+          <w:lang w:val="en_US" w:bidi="en_US"/>
+        </w:rPr>
+        <w:t>מִ⁠יּוֹם֩ עֶשְׂרִ֨ים וְ⁠אַרְבָּעָ֜ה לַ⁠תְּשִׁיעִ֗י</w:t>
+      </w:r>
+    </w:p>
+    <w:p>
+      <w:pPr/>
+      <w:r>
+        <w:rPr>
+          <w:lang w:val="en_US" w:bidi="en_US"/>
+        </w:rPr>
+      </w:r>
+      <w:r>
+        <w:rPr>
           <w:b/>
           <w:lang w:val="en_US" w:bidi="en_US"/>
         </w:rPr>
@@ -12536,6 +14309,20 @@
       </w:r>
       <w:r>
         <w:rPr>
+          <w:lang w:val="en_US" w:bidi="en_US"/>
+        </w:rPr>
+        <w:t>מִ⁠יּוֹם֩ עֶשְׂרִ֨ים וְ⁠אַרְבָּעָ֜ה לַ⁠תְּשִׁיעִ֗י</w:t>
+      </w:r>
+    </w:p>
+    <w:p>
+      <w:pPr/>
+      <w:r>
+        <w:rPr>
+          <w:lang w:val="en_US" w:bidi="en_US"/>
+        </w:rPr>
+      </w:r>
+      <w:r>
+        <w:rPr>
           <w:b/>
           <w:lang w:val="en_US" w:bidi="en_US"/>
         </w:rPr>
@@ -12555,7 +14342,7 @@
         </w:rPr>
         <w:t xml:space="preserve">If your language does not use ordinal numbers, you could use cardinal numbers here. See what you did in </w:t>
       </w:r>
-      <w:hyperlink r:id="rId23">
+      <w:hyperlink r:id="rId25">
         <w:r>
           <w:rPr>
             <w:lang w:val="en_US" w:bidi="en_US"/>
@@ -12637,6 +14424,20 @@
       </w:r>
       <w:r>
         <w:rPr>
+          <w:lang w:val="en_US" w:bidi="en_US"/>
+        </w:rPr>
+        <w:t>יֻסַּ֥ד הֵֽיכַל־יְהוָ֖ה</w:t>
+      </w:r>
+    </w:p>
+    <w:p>
+      <w:pPr/>
+      <w:r>
+        <w:rPr>
+          <w:lang w:val="en_US" w:bidi="en_US"/>
+        </w:rPr>
+      </w:r>
+      <w:r>
+        <w:rPr>
           <w:b/>
           <w:lang w:val="en_US" w:bidi="en_US"/>
         </w:rPr>
@@ -12720,6 +14521,20 @@
       </w:r>
       <w:r>
         <w:rPr>
+          <w:lang w:val="en_US" w:bidi="en_US"/>
+        </w:rPr>
+        <w:t>הֵֽיכַל־יְהוָ֖ה</w:t>
+      </w:r>
+    </w:p>
+    <w:p>
+      <w:pPr/>
+      <w:r>
+        <w:rPr>
+          <w:lang w:val="en_US" w:bidi="en_US"/>
+        </w:rPr>
+      </w:r>
+      <w:r>
+        <w:rPr>
           <w:b/>
           <w:lang w:val="en_US" w:bidi="en_US"/>
         </w:rPr>
@@ -12803,6 +14618,20 @@
       </w:r>
       <w:r>
         <w:rPr>
+          <w:lang w:val="en_US" w:bidi="en_US"/>
+        </w:rPr>
+        <w:t>שִׂ֥ימוּ לְבַבְ⁠כֶֽם</w:t>
+      </w:r>
+    </w:p>
+    <w:p>
+      <w:pPr/>
+      <w:r>
+        <w:rPr>
+          <w:lang w:val="en_US" w:bidi="en_US"/>
+        </w:rPr>
+      </w:r>
+      <w:r>
+        <w:rPr>
           <w:b/>
           <w:lang w:val="en_US" w:bidi="en_US"/>
         </w:rPr>
@@ -12822,7 +14651,7 @@
         </w:rPr>
         <w:t xml:space="preserve">See how you translated this phrase in </w:t>
       </w:r>
-      <w:hyperlink r:id="rId14">
+      <w:hyperlink r:id="rId16">
         <w:r>
           <w:rPr>
             <w:lang w:val="en_US" w:bidi="en_US"/>
@@ -12904,6 +14733,20 @@
       </w:r>
       <w:r>
         <w:rPr>
+          <w:lang w:val="en_US" w:bidi="en_US"/>
+        </w:rPr>
+        <w:t>הַ⁠ע֤וֹד הַ⁠זֶּ֨רַע֙ בַּ⁠מְּגוּרָ֔ה</w:t>
+      </w:r>
+    </w:p>
+    <w:p>
+      <w:pPr/>
+      <w:r>
+        <w:rPr>
+          <w:lang w:val="en_US" w:bidi="en_US"/>
+        </w:rPr>
+      </w:r>
+      <w:r>
+        <w:rPr>
           <w:b/>
           <w:lang w:val="en_US" w:bidi="en_US"/>
         </w:rPr>
@@ -12987,6 +14830,20 @@
       </w:r>
       <w:r>
         <w:rPr>
+          <w:lang w:val="en_US" w:bidi="en_US"/>
+        </w:rPr>
+        <w:t>מִן־הַ⁠יּ֥וֹם הַ⁠זֶּ֖ה אֲבָרֵֽךְ</w:t>
+      </w:r>
+    </w:p>
+    <w:p>
+      <w:pPr/>
+      <w:r>
+        <w:rPr>
+          <w:lang w:val="en_US" w:bidi="en_US"/>
+        </w:rPr>
+      </w:r>
+      <w:r>
+        <w:rPr>
           <w:b/>
           <w:lang w:val="en_US" w:bidi="en_US"/>
         </w:rPr>
@@ -13070,6 +14927,20 @@
       </w:r>
       <w:r>
         <w:rPr>
+          <w:lang w:val="en_US" w:bidi="en_US"/>
+        </w:rPr>
+        <w:t>מִן־הַ⁠יּ֥וֹם הַ⁠זֶּ֖ה</w:t>
+      </w:r>
+    </w:p>
+    <w:p>
+      <w:pPr/>
+      <w:r>
+        <w:rPr>
+          <w:lang w:val="en_US" w:bidi="en_US"/>
+        </w:rPr>
+      </w:r>
+      <w:r>
+        <w:rPr>
           <w:b/>
           <w:lang w:val="en_US" w:bidi="en_US"/>
         </w:rPr>
@@ -13153,6 +15024,20 @@
       </w:r>
       <w:r>
         <w:rPr>
+          <w:lang w:val="en_US" w:bidi="en_US"/>
+        </w:rPr>
+        <w:t>וַ⁠יְהִ֨י דְבַר־יְהוָ֤ה ׀ שֵׁנִית֙ אֶל־חַגַּ֔י</w:t>
+      </w:r>
+    </w:p>
+    <w:p>
+      <w:pPr/>
+      <w:r>
+        <w:rPr>
+          <w:lang w:val="en_US" w:bidi="en_US"/>
+        </w:rPr>
+      </w:r>
+      <w:r>
+        <w:rPr>
           <w:b/>
           <w:lang w:val="en_US" w:bidi="en_US"/>
         </w:rPr>
@@ -13172,7 +15057,7 @@
         </w:rPr>
         <w:t xml:space="preserve">See how you translated the similar phrase in </w:t>
       </w:r>
-      <w:hyperlink r:id="rId23">
+      <w:hyperlink r:id="rId25">
         <w:r>
           <w:rPr>
             <w:lang w:val="en_US" w:bidi="en_US"/>
@@ -13254,6 +15139,20 @@
       </w:r>
       <w:r>
         <w:rPr>
+          <w:lang w:val="en_US" w:bidi="en_US"/>
+        </w:rPr>
+        <w:t>שֵׁנִית֙</w:t>
+      </w:r>
+    </w:p>
+    <w:p>
+      <w:pPr/>
+      <w:r>
+        <w:rPr>
+          <w:lang w:val="en_US" w:bidi="en_US"/>
+        </w:rPr>
+      </w:r>
+      <w:r>
+        <w:rPr>
           <w:b/>
           <w:lang w:val="en_US" w:bidi="en_US"/>
         </w:rPr>
@@ -13337,6 +15236,20 @@
       </w:r>
       <w:r>
         <w:rPr>
+          <w:lang w:val="en_US" w:bidi="en_US"/>
+        </w:rPr>
+        <w:t>בְּ⁠עֶשְׂרִ֧ים וְ⁠אַרְבָּעָ֛ה לַ⁠חֹ֖דֶשׁ</w:t>
+      </w:r>
+    </w:p>
+    <w:p>
+      <w:pPr/>
+      <w:r>
+        <w:rPr>
+          <w:lang w:val="en_US" w:bidi="en_US"/>
+        </w:rPr>
+      </w:r>
+      <w:r>
+        <w:rPr>
           <w:b/>
           <w:lang w:val="en_US" w:bidi="en_US"/>
         </w:rPr>
@@ -13420,6 +15333,20 @@
       </w:r>
       <w:r>
         <w:rPr>
+          <w:lang w:val="en_US" w:bidi="en_US"/>
+        </w:rPr>
+        <w:t>בְּ⁠עֶשְׂרִ֧ים וְ⁠אַרְבָּעָ֛ה לַ⁠חֹ֖דֶשׁ</w:t>
+      </w:r>
+    </w:p>
+    <w:p>
+      <w:pPr/>
+      <w:r>
+        <w:rPr>
+          <w:lang w:val="en_US" w:bidi="en_US"/>
+        </w:rPr>
+      </w:r>
+      <w:r>
+        <w:rPr>
           <w:b/>
           <w:lang w:val="en_US" w:bidi="en_US"/>
         </w:rPr>
@@ -13522,7 +15449,7 @@
         </w:rPr>
         <w:t xml:space="preserve">See how you translated the name of the Hebrew month in </w:t>
       </w:r>
-      <w:hyperlink r:id="rId23">
+      <w:hyperlink r:id="rId25">
         <w:r>
           <w:rPr>
             <w:lang w:val="en_US" w:bidi="en_US"/>
@@ -13604,6 +15531,20 @@
       </w:r>
       <w:r>
         <w:rPr>
+          <w:lang w:val="en_US" w:bidi="en_US"/>
+        </w:rPr>
+        <w:t>אֱמֹ֕ר אֶל־זְרֻבָּבֶ֥ל פַּֽחַת־יְהוּדָ֖ה לֵ⁠אמֹ֑ר אֲנִ֣י מַרְעִ֔ישׁ אֶת־הַ⁠שָּׁמַ֖יִם וְ⁠אֶת־הָ⁠אָֽרֶץ</w:t>
+      </w:r>
+    </w:p>
+    <w:p>
+      <w:pPr/>
+      <w:r>
+        <w:rPr>
+          <w:lang w:val="en_US" w:bidi="en_US"/>
+        </w:rPr>
+      </w:r>
+      <w:r>
+        <w:rPr>
           <w:b/>
           <w:lang w:val="en_US" w:bidi="en_US"/>
         </w:rPr>
@@ -13687,6 +15628,20 @@
       </w:r>
       <w:r>
         <w:rPr>
+          <w:lang w:val="en_US" w:bidi="en_US"/>
+        </w:rPr>
+        <w:t>אֲנִ֣י מַרְעִ֔ישׁ אֶת־הַ⁠שָּׁמַ֖יִם וְ⁠אֶת־הָ⁠אָֽרֶץ</w:t>
+      </w:r>
+    </w:p>
+    <w:p>
+      <w:pPr/>
+      <w:r>
+        <w:rPr>
+          <w:lang w:val="en_US" w:bidi="en_US"/>
+        </w:rPr>
+      </w:r>
+      <w:r>
+        <w:rPr>
           <w:b/>
           <w:lang w:val="en_US" w:bidi="en_US"/>
         </w:rPr>
@@ -13706,7 +15661,7 @@
         </w:rPr>
         <w:t xml:space="preserve">See how you translated the similar expression in </w:t>
       </w:r>
-      <w:hyperlink r:id="rId24">
+      <w:hyperlink r:id="rId26">
         <w:r>
           <w:rPr>
             <w:lang w:val="en_US" w:bidi="en_US"/>
@@ -13788,6 +15743,20 @@
       </w:r>
       <w:r>
         <w:rPr>
+          <w:lang w:val="en_US" w:bidi="en_US"/>
+        </w:rPr>
+        <w:t>אֶת־הַ⁠שָּׁמַ֖יִם וְ⁠אֶת־הָ⁠אָֽרֶץ</w:t>
+      </w:r>
+    </w:p>
+    <w:p>
+      <w:pPr/>
+      <w:r>
+        <w:rPr>
+          <w:lang w:val="en_US" w:bidi="en_US"/>
+        </w:rPr>
+      </w:r>
+      <w:r>
+        <w:rPr>
           <w:b/>
           <w:lang w:val="en_US" w:bidi="en_US"/>
         </w:rPr>
@@ -13833,7 +15802,7 @@
         </w:rPr>
         <w:t xml:space="preserve">, to represent all of creation. See how you translated the similar expression in </w:t>
       </w:r>
-      <w:hyperlink r:id="rId24">
+      <w:hyperlink r:id="rId26">
         <w:r>
           <w:rPr>
             <w:lang w:val="en_US" w:bidi="en_US"/>
@@ -13915,6 +15884,20 @@
       </w:r>
       <w:r>
         <w:rPr>
+          <w:lang w:val="en_US" w:bidi="en_US"/>
+        </w:rPr>
+        <w:t>כִּסֵּ֣א מַמְלָכ֔וֹת</w:t>
+      </w:r>
+    </w:p>
+    <w:p>
+      <w:pPr/>
+      <w:r>
+        <w:rPr>
+          <w:lang w:val="en_US" w:bidi="en_US"/>
+        </w:rPr>
+      </w:r>
+      <w:r>
+        <w:rPr>
           <w:b/>
           <w:lang w:val="en_US" w:bidi="en_US"/>
         </w:rPr>
@@ -14024,6 +16007,20 @@
       </w:r>
       <w:r>
         <w:rPr>
+          <w:lang w:val="en_US" w:bidi="en_US"/>
+        </w:rPr>
+        <w:t>כִּסֵּ֣א מַמְלָכ֔וֹת</w:t>
+      </w:r>
+    </w:p>
+    <w:p>
+      <w:pPr/>
+      <w:r>
+        <w:rPr>
+          <w:lang w:val="en_US" w:bidi="en_US"/>
+        </w:rPr>
+      </w:r>
+      <w:r>
+        <w:rPr>
           <w:b/>
           <w:lang w:val="en_US" w:bidi="en_US"/>
         </w:rPr>
@@ -14133,6 +16130,20 @@
       </w:r>
       <w:r>
         <w:rPr>
+          <w:lang w:val="en_US" w:bidi="en_US"/>
+        </w:rPr>
+        <w:t>וְ⁠הָפַכְתִּ֤י מֶרְכָּבָה֙ וְ⁠רֹ֣כְבֶ֔י⁠הָ וְ⁠יָרְד֤וּ סוּסִים֙ וְ⁠רֹ֣כְבֵי⁠הֶ֔ם</w:t>
+      </w:r>
+    </w:p>
+    <w:p>
+      <w:pPr/>
+      <w:r>
+        <w:rPr>
+          <w:lang w:val="en_US" w:bidi="en_US"/>
+        </w:rPr>
+      </w:r>
+      <w:r>
+        <w:rPr>
           <w:b/>
           <w:lang w:val="en_US" w:bidi="en_US"/>
         </w:rPr>
@@ -14216,6 +16227,20 @@
       </w:r>
       <w:r>
         <w:rPr>
+          <w:lang w:val="en_US" w:bidi="en_US"/>
+        </w:rPr>
+        <w:t>מֶרְכָּבָה֙ וְ⁠רֹ֣כְבֶ֔י⁠הָ</w:t>
+      </w:r>
+    </w:p>
+    <w:p>
+      <w:pPr/>
+      <w:r>
+        <w:rPr>
+          <w:lang w:val="en_US" w:bidi="en_US"/>
+        </w:rPr>
+      </w:r>
+      <w:r>
+        <w:rPr>
           <w:b/>
           <w:lang w:val="en_US" w:bidi="en_US"/>
         </w:rPr>
@@ -14325,6 +16350,20 @@
       </w:r>
       <w:r>
         <w:rPr>
+          <w:lang w:val="en_US" w:bidi="en_US"/>
+        </w:rPr>
+        <w:t>וְ⁠יָרְד֤וּ</w:t>
+      </w:r>
+    </w:p>
+    <w:p>
+      <w:pPr/>
+      <w:r>
+        <w:rPr>
+          <w:lang w:val="en_US" w:bidi="en_US"/>
+        </w:rPr>
+      </w:r>
+      <w:r>
+        <w:rPr>
           <w:b/>
           <w:lang w:val="en_US" w:bidi="en_US"/>
         </w:rPr>
@@ -14460,6 +16499,20 @@
       </w:r>
       <w:r>
         <w:rPr>
+          <w:lang w:val="en_US" w:bidi="en_US"/>
+        </w:rPr>
+        <w:t>אִ֖ישׁ בְּ⁠חֶ֥רֶב אָחִֽי⁠ו</w:t>
+      </w:r>
+    </w:p>
+    <w:p>
+      <w:pPr/>
+      <w:r>
+        <w:rPr>
+          <w:lang w:val="en_US" w:bidi="en_US"/>
+        </w:rPr>
+      </w:r>
+      <w:r>
+        <w:rPr>
           <w:b/>
           <w:lang w:val="en_US" w:bidi="en_US"/>
         </w:rPr>
@@ -14479,7 +16532,7 @@
         </w:rPr>
         <w:t xml:space="preserve">See how you translated the similar use of the phrase “a man” in </w:t>
       </w:r>
-      <w:hyperlink r:id="rId25">
+      <w:hyperlink r:id="rId27">
         <w:r>
           <w:rPr>
             <w:lang w:val="en_US" w:bidi="en_US"/>
@@ -14561,6 +16614,20 @@
       </w:r>
       <w:r>
         <w:rPr>
+          <w:lang w:val="en_US" w:bidi="en_US"/>
+        </w:rPr>
+        <w:t>אִ֖ישׁ בְּ⁠חֶ֥רֶב אָחִֽי⁠ו</w:t>
+      </w:r>
+    </w:p>
+    <w:p>
+      <w:pPr/>
+      <w:r>
+        <w:rPr>
+          <w:lang w:val="en_US" w:bidi="en_US"/>
+        </w:rPr>
+      </w:r>
+      <w:r>
+        <w:rPr>
           <w:b/>
           <w:lang w:val="en_US" w:bidi="en_US"/>
         </w:rPr>
@@ -14657,6 +16724,20 @@
       </w:r>
       <w:r>
         <w:rPr>
+          <w:lang w:val="en_US" w:bidi="en_US"/>
+        </w:rPr>
+        <w:t>אָחִֽי⁠ו</w:t>
+      </w:r>
+    </w:p>
+    <w:p>
+      <w:pPr/>
+      <w:r>
+        <w:rPr>
+          <w:lang w:val="en_US" w:bidi="en_US"/>
+        </w:rPr>
+      </w:r>
+      <w:r>
+        <w:rPr>
           <w:b/>
           <w:lang w:val="en_US" w:bidi="en_US"/>
         </w:rPr>
@@ -14753,6 +16834,20 @@
       </w:r>
       <w:r>
         <w:rPr>
+          <w:lang w:val="en_US" w:bidi="en_US"/>
+        </w:rPr>
+        <w:t>בַּ⁠יּ֣וֹם הַ⁠ה֣וּא נְאֻם־יְהוָ֣ה צְבָא֡וֹת אֶ֠קָּחֲ⁠ךָ זְרֻבָּבֶ֨ל בֶּן־שְׁאַלְתִּיאֵ֤ל עַבְדִּ⁠י֙ נְאֻם־יְהוָ֔ה וְ⁠שַׂמְתִּ֖י⁠ךָ כַּֽ⁠חוֹתָ֑ם כִּֽי־בְ⁠ךָ֣ בָחַ֔רְתִּי נְאֻ֖ם יְהוָ֥ה צְבָאֽוֹת</w:t>
+      </w:r>
+    </w:p>
+    <w:p>
+      <w:pPr/>
+      <w:r>
+        <w:rPr>
+          <w:lang w:val="en_US" w:bidi="en_US"/>
+        </w:rPr>
+      </w:r>
+      <w:r>
+        <w:rPr>
           <w:b/>
           <w:lang w:val="en_US" w:bidi="en_US"/>
         </w:rPr>
@@ -14836,6 +16931,20 @@
       </w:r>
       <w:r>
         <w:rPr>
+          <w:lang w:val="en_US" w:bidi="en_US"/>
+        </w:rPr>
+        <w:t>בַּ⁠יּ֣וֹם הַ⁠ה֣וּא</w:t>
+      </w:r>
+    </w:p>
+    <w:p>
+      <w:pPr/>
+      <w:r>
+        <w:rPr>
+          <w:lang w:val="en_US" w:bidi="en_US"/>
+        </w:rPr>
+      </w:r>
+      <w:r>
+        <w:rPr>
           <w:b/>
           <w:lang w:val="en_US" w:bidi="en_US"/>
         </w:rPr>
@@ -14932,6 +17041,20 @@
       </w:r>
       <w:r>
         <w:rPr>
+          <w:lang w:val="en_US" w:bidi="en_US"/>
+        </w:rPr>
+        <w:t>אֶ֠קָּחֲ⁠ךָ &amp; וְ⁠שַׂמְתִּ֖י⁠ךָ &amp; בְ⁠ךָ֣ בָחַ֔רְתִּי</w:t>
+      </w:r>
+    </w:p>
+    <w:p>
+      <w:pPr/>
+      <w:r>
+        <w:rPr>
+          <w:lang w:val="en_US" w:bidi="en_US"/>
+        </w:rPr>
+      </w:r>
+      <w:r>
+        <w:rPr>
           <w:b/>
           <w:lang w:val="en_US" w:bidi="en_US"/>
         </w:rPr>
@@ -15054,6 +17177,20 @@
       </w:r>
       <w:r>
         <w:rPr>
+          <w:lang w:val="en_US" w:bidi="en_US"/>
+        </w:rPr>
+        <w:t>כַּֽ⁠חוֹתָ֑ם</w:t>
+      </w:r>
+    </w:p>
+    <w:p>
+      <w:pPr/>
+      <w:r>
+        <w:rPr>
+          <w:lang w:val="en_US" w:bidi="en_US"/>
+        </w:rPr>
+      </w:r>
+      <w:r>
+        <w:rPr>
           <w:b/>
           <w:lang w:val="en_US" w:bidi="en_US"/>
         </w:rPr>
@@ -15139,6 +17276,20 @@
         <w:rPr>
           <w:lang w:val="en_US" w:bidi="en_US"/>
         </w:rPr>
+      </w:r>
+    </w:p>
+    <w:p>
+      <w:pPr/>
+      <w:r>
+        <w:rPr>
+          <w:lang w:val="en_US" w:bidi="en_US"/>
+        </w:rPr>
+      </w:r>
+      <w:r>
+        <w:rPr>
+          <w:lang w:val="en_US" w:bidi="en_US"/>
+        </w:rPr>
+        <w:t>כַּֽ⁠חוֹתָ֑ם</w:t>
       </w:r>
     </w:p>
     <w:p>

--- a/eng/docx/37.content.docx
+++ b/eng/docx/37.content.docx
@@ -690,6 +690,20 @@
       </w:r>
       <w:r>
         <w:rPr>
+          <w:lang w:val="en_US" w:bidi="en_US"/>
+        </w:rPr>
+        <w:t>בִּ⁠שְׁנַ֤ת שְׁתַּ֨יִם֙ לְ⁠דָרְיָ֣וֶשׁ הַ⁠מֶּ֔לֶךְ</w:t>
+      </w:r>
+    </w:p>
+    <w:p>
+      <w:pPr/>
+      <w:r>
+        <w:rPr>
+          <w:lang w:val="en_US" w:bidi="en_US"/>
+        </w:rPr>
+      </w:r>
+      <w:r>
+        <w:rPr>
           <w:b/>
           <w:lang w:val="en_US" w:bidi="en_US"/>
         </w:rPr>
@@ -786,6 +800,20 @@
       </w:r>
       <w:r>
         <w:rPr>
+          <w:lang w:val="en_US" w:bidi="en_US"/>
+        </w:rPr>
+        <w:t>בִּ⁠שְׁנַ֤ת שְׁתַּ֨יִם֙ &amp; בַּ⁠חֹ֨דֶשׁ֙ הַ⁠שִּׁשִּׁ֔י בְּ⁠י֥וֹם אֶחָ֖ד לַ⁠חֹ֑דֶשׁ</w:t>
+      </w:r>
+    </w:p>
+    <w:p>
+      <w:pPr/>
+      <w:r>
+        <w:rPr>
+          <w:lang w:val="en_US" w:bidi="en_US"/>
+        </w:rPr>
+      </w:r>
+      <w:r>
+        <w:rPr>
           <w:b/>
           <w:lang w:val="en_US" w:bidi="en_US"/>
         </w:rPr>
@@ -882,6 +910,20 @@
       </w:r>
       <w:r>
         <w:rPr>
+          <w:lang w:val="en_US" w:bidi="en_US"/>
+        </w:rPr>
+        <w:t>בַּ⁠חֹ֨דֶשׁ֙ הַ⁠שִּׁשִּׁ֔י בְּ⁠י֥וֹם אֶחָ֖ד לַ⁠חֹ֑דֶשׁ</w:t>
+      </w:r>
+    </w:p>
+    <w:p>
+      <w:pPr/>
+      <w:r>
+        <w:rPr>
+          <w:lang w:val="en_US" w:bidi="en_US"/>
+        </w:rPr>
+      </w:r>
+      <w:r>
+        <w:rPr>
           <w:b/>
           <w:lang w:val="en_US" w:bidi="en_US"/>
         </w:rPr>
@@ -978,6 +1020,20 @@
       </w:r>
       <w:r>
         <w:rPr>
+          <w:lang w:val="en_US" w:bidi="en_US"/>
+        </w:rPr>
+        <w:t>הָיָ֨ה דְבַר־יְהוָ֜ה בְּ⁠יַד־חַגַּ֣י הַ⁠נָּבִ֗יא</w:t>
+      </w:r>
+    </w:p>
+    <w:p>
+      <w:pPr/>
+      <w:r>
+        <w:rPr>
+          <w:lang w:val="en_US" w:bidi="en_US"/>
+        </w:rPr>
+      </w:r>
+      <w:r>
+        <w:rPr>
           <w:b/>
           <w:lang w:val="en_US" w:bidi="en_US"/>
         </w:rPr>
@@ -1087,6 +1143,20 @@
       </w:r>
       <w:r>
         <w:rPr>
+          <w:lang w:val="en_US" w:bidi="en_US"/>
+        </w:rPr>
+        <w:t>דְבַר־יְהוָ֜ה</w:t>
+      </w:r>
+    </w:p>
+    <w:p>
+      <w:pPr/>
+      <w:r>
+        <w:rPr>
+          <w:lang w:val="en_US" w:bidi="en_US"/>
+        </w:rPr>
+      </w:r>
+      <w:r>
+        <w:rPr>
           <w:b/>
           <w:lang w:val="en_US" w:bidi="en_US"/>
         </w:rPr>
@@ -1183,6 +1253,20 @@
       </w:r>
       <w:r>
         <w:rPr>
+          <w:lang w:val="en_US" w:bidi="en_US"/>
+        </w:rPr>
+        <w:t>כֹּ֥ה אָמַ֛ר יְהוָ֥ה צְבָא֖וֹת לֵ⁠אמֹ֑ר הָ⁠עָ֤ם הַ⁠זֶּה֙ אָֽמְר֔וּ לֹ֥א עֶת־בֹּ֛א עֶת־בֵּ֥ית יְהוָ֖ה לְ⁠הִבָּנֽוֹת</w:t>
+      </w:r>
+    </w:p>
+    <w:p>
+      <w:pPr/>
+      <w:r>
+        <w:rPr>
+          <w:lang w:val="en_US" w:bidi="en_US"/>
+        </w:rPr>
+      </w:r>
+      <w:r>
+        <w:rPr>
           <w:b/>
           <w:lang w:val="en_US" w:bidi="en_US"/>
         </w:rPr>
@@ -1266,6 +1350,20 @@
       </w:r>
       <w:r>
         <w:rPr>
+          <w:lang w:val="en_US" w:bidi="en_US"/>
+        </w:rPr>
+        <w:t>יְהוָ֥ה צְבָא֖וֹת</w:t>
+      </w:r>
+    </w:p>
+    <w:p>
+      <w:pPr/>
+      <w:r>
+        <w:rPr>
+          <w:lang w:val="en_US" w:bidi="en_US"/>
+        </w:rPr>
+      </w:r>
+      <w:r>
+        <w:rPr>
           <w:b/>
           <w:lang w:val="en_US" w:bidi="en_US"/>
         </w:rPr>
@@ -1362,6 +1460,20 @@
       </w:r>
       <w:r>
         <w:rPr>
+          <w:lang w:val="en_US" w:bidi="en_US"/>
+        </w:rPr>
+        <w:t>הָ⁠עָ֤ם הַ⁠זֶּה֙</w:t>
+      </w:r>
+    </w:p>
+    <w:p>
+      <w:pPr/>
+      <w:r>
+        <w:rPr>
+          <w:lang w:val="en_US" w:bidi="en_US"/>
+        </w:rPr>
+      </w:r>
+      <w:r>
+        <w:rPr>
           <w:b/>
           <w:lang w:val="en_US" w:bidi="en_US"/>
         </w:rPr>
@@ -1458,6 +1570,20 @@
       </w:r>
       <w:r>
         <w:rPr>
+          <w:lang w:val="en_US" w:bidi="en_US"/>
+        </w:rPr>
+        <w:t>עֶת־בֵּ֥ית יְהוָ֖ה</w:t>
+      </w:r>
+    </w:p>
+    <w:p>
+      <w:pPr/>
+      <w:r>
+        <w:rPr>
+          <w:lang w:val="en_US" w:bidi="en_US"/>
+        </w:rPr>
+      </w:r>
+      <w:r>
+        <w:rPr>
           <w:b/>
           <w:lang w:val="en_US" w:bidi="en_US"/>
         </w:rPr>
@@ -1543,6 +1669,20 @@
         <w:rPr>
           <w:lang w:val="en_US" w:bidi="en_US"/>
         </w:rPr>
+      </w:r>
+    </w:p>
+    <w:p>
+      <w:pPr/>
+      <w:r>
+        <w:rPr>
+          <w:lang w:val="en_US" w:bidi="en_US"/>
+        </w:rPr>
+      </w:r>
+      <w:r>
+        <w:rPr>
+          <w:lang w:val="en_US" w:bidi="en_US"/>
+        </w:rPr>
+        <w:t>וַֽ⁠יְהִי֙ דְּבַר־יְהוָ֔ה בְּ⁠יַד־חַגַּ֥י הַ⁠נָּבִ֖יא</w:t>
       </w:r>
     </w:p>
     <w:p>
@@ -1655,6 +1795,20 @@
       </w:r>
       <w:r>
         <w:rPr>
+          <w:lang w:val="en_US" w:bidi="en_US"/>
+        </w:rPr>
+        <w:t>הַ⁠עֵ֤ת לָ⁠כֶם֙ אַתֶּ֔ם לָ⁠שֶׁ֖בֶת בְּ⁠בָתֵּי⁠כֶ֣ם סְפוּנִ֑ים וְ⁠הַ⁠בַּ֥יִת הַ⁠זֶּ֖ה חָרֵֽב</w:t>
+      </w:r>
+    </w:p>
+    <w:p>
+      <w:pPr/>
+      <w:r>
+        <w:rPr>
+          <w:lang w:val="en_US" w:bidi="en_US"/>
+        </w:rPr>
+      </w:r>
+      <w:r>
+        <w:rPr>
           <w:b/>
           <w:lang w:val="en_US" w:bidi="en_US"/>
         </w:rPr>
@@ -1738,6 +1892,20 @@
       </w:r>
       <w:r>
         <w:rPr>
+          <w:lang w:val="en_US" w:bidi="en_US"/>
+        </w:rPr>
+        <w:t>לָ⁠כֶם֙ אַתֶּ֔ם &amp; בְּ⁠בָתֵּי⁠כֶ֣ם</w:t>
+      </w:r>
+    </w:p>
+    <w:p>
+      <w:pPr/>
+      <w:r>
+        <w:rPr>
+          <w:lang w:val="en_US" w:bidi="en_US"/>
+        </w:rPr>
+      </w:r>
+      <w:r>
+        <w:rPr>
           <w:b/>
           <w:lang w:val="en_US" w:bidi="en_US"/>
         </w:rPr>
@@ -1886,6 +2054,20 @@
       </w:r>
       <w:r>
         <w:rPr>
+          <w:lang w:val="en_US" w:bidi="en_US"/>
+        </w:rPr>
+        <w:t>סְפוּנִ֑ים</w:t>
+      </w:r>
+    </w:p>
+    <w:p>
+      <w:pPr/>
+      <w:r>
+        <w:rPr>
+          <w:lang w:val="en_US" w:bidi="en_US"/>
+        </w:rPr>
+      </w:r>
+      <w:r>
+        <w:rPr>
           <w:b/>
           <w:lang w:val="en_US" w:bidi="en_US"/>
         </w:rPr>
@@ -1982,6 +2164,20 @@
       </w:r>
       <w:r>
         <w:rPr>
+          <w:lang w:val="en_US" w:bidi="en_US"/>
+        </w:rPr>
+        <w:t>וְ⁠עַתָּ֕ה כֹּ֥ה אָמַ֖ר יְהוָ֣ה צְבָא֑וֹת שִׂ֥ימוּ לְבַבְ⁠כֶ֖ם עַל־דַּרְכֵי⁠כֶֽם</w:t>
+      </w:r>
+    </w:p>
+    <w:p>
+      <w:pPr/>
+      <w:r>
+        <w:rPr>
+          <w:lang w:val="en_US" w:bidi="en_US"/>
+        </w:rPr>
+      </w:r>
+      <w:r>
+        <w:rPr>
           <w:b/>
           <w:lang w:val="en_US" w:bidi="en_US"/>
         </w:rPr>
@@ -2065,6 +2261,20 @@
       </w:r>
       <w:r>
         <w:rPr>
+          <w:lang w:val="en_US" w:bidi="en_US"/>
+        </w:rPr>
+        <w:t>שִׂ֥ימוּ לְבַבְ⁠כֶ֖ם עַל־דַּרְכֵי⁠כֶֽם</w:t>
+      </w:r>
+    </w:p>
+    <w:p>
+      <w:pPr/>
+      <w:r>
+        <w:rPr>
+          <w:lang w:val="en_US" w:bidi="en_US"/>
+        </w:rPr>
+      </w:r>
+      <w:r>
+        <w:rPr>
           <w:b/>
           <w:lang w:val="en_US" w:bidi="en_US"/>
         </w:rPr>
@@ -2161,6 +2371,20 @@
       </w:r>
       <w:r>
         <w:rPr>
+          <w:lang w:val="en_US" w:bidi="en_US"/>
+        </w:rPr>
+        <w:t>לְבַבְ⁠כֶ֖ם</w:t>
+      </w:r>
+    </w:p>
+    <w:p>
+      <w:pPr/>
+      <w:r>
+        <w:rPr>
+          <w:lang w:val="en_US" w:bidi="en_US"/>
+        </w:rPr>
+      </w:r>
+      <w:r>
+        <w:rPr>
           <w:b/>
           <w:lang w:val="en_US" w:bidi="en_US"/>
         </w:rPr>
@@ -2257,6 +2481,20 @@
       </w:r>
       <w:r>
         <w:rPr>
+          <w:lang w:val="en_US" w:bidi="en_US"/>
+        </w:rPr>
+        <w:t>דַּרְכֵי⁠כֶֽם</w:t>
+      </w:r>
+    </w:p>
+    <w:p>
+      <w:pPr/>
+      <w:r>
+        <w:rPr>
+          <w:lang w:val="en_US" w:bidi="en_US"/>
+        </w:rPr>
+      </w:r>
+      <w:r>
+        <w:rPr>
           <w:b/>
           <w:lang w:val="en_US" w:bidi="en_US"/>
         </w:rPr>
@@ -2353,6 +2591,20 @@
       </w:r>
       <w:r>
         <w:rPr>
+          <w:lang w:val="en_US" w:bidi="en_US"/>
+        </w:rPr>
+        <w:t>וְ⁠אֵין־לְ⁠שָׂבְעָה֙</w:t>
+      </w:r>
+    </w:p>
+    <w:p>
+      <w:pPr/>
+      <w:r>
+        <w:rPr>
+          <w:lang w:val="en_US" w:bidi="en_US"/>
+        </w:rPr>
+      </w:r>
+      <w:r>
+        <w:rPr>
           <w:b/>
           <w:lang w:val="en_US" w:bidi="en_US"/>
         </w:rPr>
@@ -2449,6 +2701,20 @@
       </w:r>
       <w:r>
         <w:rPr>
+          <w:lang w:val="en_US" w:bidi="en_US"/>
+        </w:rPr>
+        <w:t>וְ⁠אֵין־לְ⁠שָׁכְרָ֔ה</w:t>
+      </w:r>
+    </w:p>
+    <w:p>
+      <w:pPr/>
+      <w:r>
+        <w:rPr>
+          <w:lang w:val="en_US" w:bidi="en_US"/>
+        </w:rPr>
+      </w:r>
+      <w:r>
+        <w:rPr>
           <w:b/>
           <w:lang w:val="en_US" w:bidi="en_US"/>
         </w:rPr>
@@ -2532,6 +2798,20 @@
       </w:r>
       <w:r>
         <w:rPr>
+          <w:lang w:val="en_US" w:bidi="en_US"/>
+        </w:rPr>
+        <w:t>לָב֖וֹשׁ וְ⁠אֵין־לְ⁠חֹ֣ם ל֑⁠וֹ</w:t>
+      </w:r>
+    </w:p>
+    <w:p>
+      <w:pPr/>
+      <w:r>
+        <w:rPr>
+          <w:lang w:val="en_US" w:bidi="en_US"/>
+        </w:rPr>
+      </w:r>
+      <w:r>
+        <w:rPr>
           <w:b/>
           <w:lang w:val="en_US" w:bidi="en_US"/>
         </w:rPr>
@@ -2615,6 +2895,20 @@
       </w:r>
       <w:r>
         <w:rPr>
+          <w:lang w:val="en_US" w:bidi="en_US"/>
+        </w:rPr>
+        <w:t>וְ⁠הַ֨⁠מִּשְׂתַּכֵּ֔ר מִשְׂתַּכֵּ֖ר אֶל־צְר֥וֹר נָקֽוּב</w:t>
+      </w:r>
+    </w:p>
+    <w:p>
+      <w:pPr/>
+      <w:r>
+        <w:rPr>
+          <w:lang w:val="en_US" w:bidi="en_US"/>
+        </w:rPr>
+      </w:r>
+      <w:r>
+        <w:rPr>
           <w:b/>
           <w:lang w:val="en_US" w:bidi="en_US"/>
         </w:rPr>
@@ -2698,6 +2992,20 @@
       </w:r>
       <w:r>
         <w:rPr>
+          <w:lang w:val="en_US" w:bidi="en_US"/>
+        </w:rPr>
+        <w:t>וְ⁠הַ֨⁠מִּשְׂתַּכֵּ֔ר מִשְׂתַּכֵּ֖ר אֶל־צְר֥וֹר נָקֽוּב</w:t>
+      </w:r>
+    </w:p>
+    <w:p>
+      <w:pPr/>
+      <w:r>
+        <w:rPr>
+          <w:lang w:val="en_US" w:bidi="en_US"/>
+        </w:rPr>
+      </w:r>
+      <w:r>
+        <w:rPr>
           <w:b/>
           <w:lang w:val="en_US" w:bidi="en_US"/>
         </w:rPr>
@@ -2807,6 +3115,20 @@
       </w:r>
       <w:r>
         <w:rPr>
+          <w:lang w:val="en_US" w:bidi="en_US"/>
+        </w:rPr>
+        <w:t>צְר֥וֹר נָקֽוּב</w:t>
+      </w:r>
+    </w:p>
+    <w:p>
+      <w:pPr/>
+      <w:r>
+        <w:rPr>
+          <w:lang w:val="en_US" w:bidi="en_US"/>
+        </w:rPr>
+      </w:r>
+      <w:r>
+        <w:rPr>
           <w:b/>
           <w:lang w:val="en_US" w:bidi="en_US"/>
         </w:rPr>
@@ -2890,6 +3212,20 @@
       </w:r>
       <w:r>
         <w:rPr>
+          <w:lang w:val="en_US" w:bidi="en_US"/>
+        </w:rPr>
+        <w:t>כֹּ֥ה אָמַ֖ר יְהוָ֣ה צְבָא֑וֹת שִׂ֥ימוּ לְבַבְ⁠כֶ֖ם עַל־דַּרְכֵי⁠כֶֽם</w:t>
+      </w:r>
+    </w:p>
+    <w:p>
+      <w:pPr/>
+      <w:r>
+        <w:rPr>
+          <w:lang w:val="en_US" w:bidi="en_US"/>
+        </w:rPr>
+      </w:r>
+      <w:r>
+        <w:rPr>
           <w:b/>
           <w:lang w:val="en_US" w:bidi="en_US"/>
         </w:rPr>
@@ -2962,6 +3298,20 @@
         <w:rPr>
           <w:lang w:val="en_US" w:bidi="en_US"/>
         </w:rPr>
+      </w:r>
+    </w:p>
+    <w:p>
+      <w:pPr/>
+      <w:r>
+        <w:rPr>
+          <w:lang w:val="en_US" w:bidi="en_US"/>
+        </w:rPr>
+      </w:r>
+      <w:r>
+        <w:rPr>
+          <w:lang w:val="en_US" w:bidi="en_US"/>
+        </w:rPr>
+        <w:t>שִׂ֥ימוּ לְבַבְ⁠כֶ֖ם עַל־דַּרְכֵי⁠כֶֽם</w:t>
       </w:r>
     </w:p>
     <w:p>
@@ -3074,6 +3424,20 @@
       </w:r>
       <w:r>
         <w:rPr>
+          <w:lang w:val="en_US" w:bidi="en_US"/>
+        </w:rPr>
+        <w:t>עֲל֥וּ הָ⁠הָ֛ר וַ⁠הֲבֵאתֶ֥ם עֵ֖ץ וּ⁠בְנ֣וּ הַ⁠בָּ֑יִת וְ⁠אֶרְצֶה־בּ֥⁠וֹ ו⁠אכבד אָמַ֥ר יְהוָֽה</w:t>
+      </w:r>
+    </w:p>
+    <w:p>
+      <w:pPr/>
+      <w:r>
+        <w:rPr>
+          <w:lang w:val="en_US" w:bidi="en_US"/>
+        </w:rPr>
+      </w:r>
+      <w:r>
+        <w:rPr>
           <w:b/>
           <w:lang w:val="en_US" w:bidi="en_US"/>
         </w:rPr>
@@ -3157,6 +3521,20 @@
       </w:r>
       <w:r>
         <w:rPr>
+          <w:lang w:val="en_US" w:bidi="en_US"/>
+        </w:rPr>
+        <w:t>הָ⁠הָ֛ר</w:t>
+      </w:r>
+    </w:p>
+    <w:p>
+      <w:pPr/>
+      <w:r>
+        <w:rPr>
+          <w:lang w:val="en_US" w:bidi="en_US"/>
+        </w:rPr>
+      </w:r>
+      <w:r>
+        <w:rPr>
           <w:b/>
           <w:lang w:val="en_US" w:bidi="en_US"/>
         </w:rPr>
@@ -3253,6 +3631,20 @@
       </w:r>
       <w:r>
         <w:rPr>
+          <w:lang w:val="en_US" w:bidi="en_US"/>
+        </w:rPr>
+        <w:t>ו⁠אכבד</w:t>
+      </w:r>
+    </w:p>
+    <w:p>
+      <w:pPr/>
+      <w:r>
+        <w:rPr>
+          <w:lang w:val="en_US" w:bidi="en_US"/>
+        </w:rPr>
+      </w:r>
+      <w:r>
+        <w:rPr>
           <w:b/>
           <w:lang w:val="en_US" w:bidi="en_US"/>
         </w:rPr>
@@ -3349,6 +3741,20 @@
       </w:r>
       <w:r>
         <w:rPr>
+          <w:lang w:val="en_US" w:bidi="en_US"/>
+        </w:rPr>
+        <w:t>פָּנֹ֤ה אֶל־הַרְבֵּה֙ וְ⁠הִנֵּ֣ה לִ⁠מְעָ֔ט וַ⁠הֲבֵאתֶ֥ם הַ⁠בַּ֖יִת וְ⁠נָפַ֣חְתִּי ב֑⁠וֹ יַ֣עַן מֶ֗ה נְאֻם֙ יְהוָ֣ה צְבָא֔וֹת יַ֗עַן בֵּיתִ⁠י֙ אֲשֶׁר־ה֣וּא חָרֵ֔ב וְ⁠אַתֶּ֥ם רָצִ֖ים אִ֥ישׁ לְ⁠בֵיתֽ⁠וֹ</w:t>
+      </w:r>
+    </w:p>
+    <w:p>
+      <w:pPr/>
+      <w:r>
+        <w:rPr>
+          <w:lang w:val="en_US" w:bidi="en_US"/>
+        </w:rPr>
+      </w:r>
+      <w:r>
+        <w:rPr>
           <w:b/>
           <w:lang w:val="en_US" w:bidi="en_US"/>
         </w:rPr>
@@ -3432,6 +3838,20 @@
       </w:r>
       <w:r>
         <w:rPr>
+          <w:lang w:val="en_US" w:bidi="en_US"/>
+        </w:rPr>
+        <w:t>וְ⁠הִנֵּ֣ה</w:t>
+      </w:r>
+    </w:p>
+    <w:p>
+      <w:pPr/>
+      <w:r>
+        <w:rPr>
+          <w:lang w:val="en_US" w:bidi="en_US"/>
+        </w:rPr>
+      </w:r>
+      <w:r>
+        <w:rPr>
           <w:b/>
           <w:lang w:val="en_US" w:bidi="en_US"/>
         </w:rPr>
@@ -3528,6 +3948,20 @@
       </w:r>
       <w:r>
         <w:rPr>
+          <w:lang w:val="en_US" w:bidi="en_US"/>
+        </w:rPr>
+        <w:t>וְ⁠הִנֵּ֣ה לִ⁠מְעָ֔ט</w:t>
+      </w:r>
+    </w:p>
+    <w:p>
+      <w:pPr/>
+      <w:r>
+        <w:rPr>
+          <w:lang w:val="en_US" w:bidi="en_US"/>
+        </w:rPr>
+      </w:r>
+      <w:r>
+        <w:rPr>
           <w:b/>
           <w:lang w:val="en_US" w:bidi="en_US"/>
         </w:rPr>
@@ -3611,6 +4045,20 @@
       </w:r>
       <w:r>
         <w:rPr>
+          <w:lang w:val="en_US" w:bidi="en_US"/>
+        </w:rPr>
+        <w:t>וְ⁠נָפַ֣חְתִּי ב֑⁠וֹ</w:t>
+      </w:r>
+    </w:p>
+    <w:p>
+      <w:pPr/>
+      <w:r>
+        <w:rPr>
+          <w:lang w:val="en_US" w:bidi="en_US"/>
+        </w:rPr>
+      </w:r>
+      <w:r>
+        <w:rPr>
           <w:b/>
           <w:lang w:val="en_US" w:bidi="en_US"/>
         </w:rPr>
@@ -3694,6 +4142,20 @@
       </w:r>
       <w:r>
         <w:rPr>
+          <w:lang w:val="en_US" w:bidi="en_US"/>
+        </w:rPr>
+        <w:t>יַ֣עַן מֶ֗ה &amp; יַ֗עַן בֵּיתִ⁠י֙</w:t>
+      </w:r>
+    </w:p>
+    <w:p>
+      <w:pPr/>
+      <w:r>
+        <w:rPr>
+          <w:lang w:val="en_US" w:bidi="en_US"/>
+        </w:rPr>
+      </w:r>
+      <w:r>
+        <w:rPr>
           <w:b/>
           <w:lang w:val="en_US" w:bidi="en_US"/>
         </w:rPr>
@@ -3790,6 +4252,20 @@
       </w:r>
       <w:r>
         <w:rPr>
+          <w:lang w:val="en_US" w:bidi="en_US"/>
+        </w:rPr>
+        <w:t>נְאֻם֙ יְהוָ֣ה צְבָא֔וֹת</w:t>
+      </w:r>
+    </w:p>
+    <w:p>
+      <w:pPr/>
+      <w:r>
+        <w:rPr>
+          <w:lang w:val="en_US" w:bidi="en_US"/>
+        </w:rPr>
+      </w:r>
+      <w:r>
+        <w:rPr>
           <w:b/>
           <w:lang w:val="en_US" w:bidi="en_US"/>
         </w:rPr>
@@ -3886,6 +4362,20 @@
       </w:r>
       <w:r>
         <w:rPr>
+          <w:lang w:val="en_US" w:bidi="en_US"/>
+        </w:rPr>
+        <w:t>וְ⁠אַתֶּ֥ם רָצִ֖ים אִ֥ישׁ לְ⁠בֵיתֽ⁠וֹ</w:t>
+      </w:r>
+    </w:p>
+    <w:p>
+      <w:pPr/>
+      <w:r>
+        <w:rPr>
+          <w:lang w:val="en_US" w:bidi="en_US"/>
+        </w:rPr>
+      </w:r>
+      <w:r>
+        <w:rPr>
           <w:b/>
           <w:lang w:val="en_US" w:bidi="en_US"/>
         </w:rPr>
@@ -3982,6 +4472,20 @@
       </w:r>
       <w:r>
         <w:rPr>
+          <w:lang w:val="en_US" w:bidi="en_US"/>
+        </w:rPr>
+        <w:t>וְ⁠אַתֶּ֥ם רָצִ֖ים אִ֥ישׁ לְ⁠בֵיתֽ⁠וֹ</w:t>
+      </w:r>
+    </w:p>
+    <w:p>
+      <w:pPr/>
+      <w:r>
+        <w:rPr>
+          <w:lang w:val="en_US" w:bidi="en_US"/>
+        </w:rPr>
+      </w:r>
+      <w:r>
+        <w:rPr>
           <w:b/>
           <w:lang w:val="en_US" w:bidi="en_US"/>
         </w:rPr>
@@ -4078,6 +4582,20 @@
       </w:r>
       <w:r>
         <w:rPr>
+          <w:lang w:val="en_US" w:bidi="en_US"/>
+        </w:rPr>
+        <w:t>כָּלְא֥וּ שָמַ֖יִם מִ⁠טָּ֑ל וְ⁠הָ⁠אָ֖רֶץ כָּלְאָ֥ה יְבוּלָֽ⁠הּ</w:t>
+      </w:r>
+    </w:p>
+    <w:p>
+      <w:pPr/>
+      <w:r>
+        <w:rPr>
+          <w:lang w:val="en_US" w:bidi="en_US"/>
+        </w:rPr>
+      </w:r>
+      <w:r>
+        <w:rPr>
           <w:b/>
           <w:lang w:val="en_US" w:bidi="en_US"/>
         </w:rPr>
@@ -4226,6 +4744,20 @@
       </w:r>
       <w:r>
         <w:rPr>
+          <w:lang w:val="en_US" w:bidi="en_US"/>
+        </w:rPr>
+        <w:t>עֲלֵי⁠כֶ֔ם כָּלְא֥וּ שָמַ֖יִם מִ⁠טָּ֑ל</w:t>
+      </w:r>
+    </w:p>
+    <w:p>
+      <w:pPr/>
+      <w:r>
+        <w:rPr>
+          <w:lang w:val="en_US" w:bidi="en_US"/>
+        </w:rPr>
+      </w:r>
+      <w:r>
+        <w:rPr>
           <w:b/>
           <w:lang w:val="en_US" w:bidi="en_US"/>
         </w:rPr>
@@ -4335,6 +4867,20 @@
       </w:r>
       <w:r>
         <w:rPr>
+          <w:lang w:val="en_US" w:bidi="en_US"/>
+        </w:rPr>
+        <w:t>עַל־הָ⁠אָ֣רֶץ וְ⁠עַל־הֶ⁠הָרִ֗ים וְ⁠עַל־הַ⁠דָּגָן֙ וְ⁠עַל־הַ⁠תִּיר֣וֹשׁ וְ⁠עַל־הַ⁠יִּצְהָ֔ר וְ⁠עַ֛ל אֲשֶׁ֥ר תּוֹצִ֖יא הָ⁠אֲדָמָ֑ה וְ⁠עַל־הָֽ⁠אָדָם֙ וְ⁠עַל־הַ⁠בְּהֵמָ֔ה וְ⁠עַ֖ל כָּל־יְגִ֥יעַ כַּפָּֽיִם</w:t>
+      </w:r>
+    </w:p>
+    <w:p>
+      <w:pPr/>
+      <w:r>
+        <w:rPr>
+          <w:lang w:val="en_US" w:bidi="en_US"/>
+        </w:rPr>
+      </w:r>
+      <w:r>
+        <w:rPr>
           <w:b/>
           <w:lang w:val="en_US" w:bidi="en_US"/>
         </w:rPr>
@@ -4444,6 +4990,20 @@
       </w:r>
       <w:r>
         <w:rPr>
+          <w:lang w:val="en_US" w:bidi="en_US"/>
+        </w:rPr>
+        <w:t>וָ⁠אֶקְרָ֨א חֹ֜רֶב עַל־הָ⁠אָ֣רֶץ וְ⁠עַל־הֶ⁠הָרִ֗ים וְ⁠עַל־הַ⁠דָּגָן֙ וְ⁠עַל־הַ⁠תִּיר֣וֹשׁ וְ⁠עַל־הַ⁠יִּצְהָ֔ר וְ⁠עַ֛ל אֲשֶׁ֥ר תּוֹצִ֖יא הָ⁠אֲדָמָ֑ה וְ⁠עַל־הָֽ⁠אָדָם֙ וְ⁠עַל־הַ⁠בְּהֵמָ֔ה וְ⁠עַ֖ל כָּל־יְגִ֥יעַ כַּפָּֽיִם</w:t>
+      </w:r>
+    </w:p>
+    <w:p>
+      <w:pPr/>
+      <w:r>
+        <w:rPr>
+          <w:lang w:val="en_US" w:bidi="en_US"/>
+        </w:rPr>
+      </w:r>
+      <w:r>
+        <w:rPr>
           <w:b/>
           <w:lang w:val="en_US" w:bidi="en_US"/>
         </w:rPr>
@@ -4540,6 +5100,20 @@
       </w:r>
       <w:r>
         <w:rPr>
+          <w:lang w:val="en_US" w:bidi="en_US"/>
+        </w:rPr>
+        <w:t>וָ⁠אֶקְרָ֨א</w:t>
+      </w:r>
+    </w:p>
+    <w:p>
+      <w:pPr/>
+      <w:r>
+        <w:rPr>
+          <w:lang w:val="en_US" w:bidi="en_US"/>
+        </w:rPr>
+      </w:r>
+      <w:r>
+        <w:rPr>
           <w:b/>
           <w:lang w:val="en_US" w:bidi="en_US"/>
         </w:rPr>
@@ -4623,6 +5197,20 @@
       </w:r>
       <w:r>
         <w:rPr>
+          <w:lang w:val="en_US" w:bidi="en_US"/>
+        </w:rPr>
+        <w:t>וְ⁠עַל־הַ⁠דָּגָן֙ וְ⁠עַל־הַ⁠תִּיר֣וֹשׁ וְ⁠עַל־הַ⁠יִּצְהָ֔ר</w:t>
+      </w:r>
+    </w:p>
+    <w:p>
+      <w:pPr/>
+      <w:r>
+        <w:rPr>
+          <w:lang w:val="en_US" w:bidi="en_US"/>
+        </w:rPr>
+      </w:r>
+      <w:r>
+        <w:rPr>
           <w:b/>
           <w:lang w:val="en_US" w:bidi="en_US"/>
         </w:rPr>
@@ -4745,6 +5333,20 @@
       </w:r>
       <w:r>
         <w:rPr>
+          <w:lang w:val="en_US" w:bidi="en_US"/>
+        </w:rPr>
+        <w:t>וְ⁠עַל־הָֽ⁠אָדָם֙ וְ⁠עַל־הַ⁠בְּהֵמָ֔ה</w:t>
+      </w:r>
+    </w:p>
+    <w:p>
+      <w:pPr/>
+      <w:r>
+        <w:rPr>
+          <w:lang w:val="en_US" w:bidi="en_US"/>
+        </w:rPr>
+      </w:r>
+      <w:r>
+        <w:rPr>
           <w:b/>
           <w:lang w:val="en_US" w:bidi="en_US"/>
         </w:rPr>
@@ -4854,6 +5456,20 @@
       </w:r>
       <w:r>
         <w:rPr>
+          <w:lang w:val="en_US" w:bidi="en_US"/>
+        </w:rPr>
+        <w:t>כַּפָּֽיִם</w:t>
+      </w:r>
+    </w:p>
+    <w:p>
+      <w:pPr/>
+      <w:r>
+        <w:rPr>
+          <w:lang w:val="en_US" w:bidi="en_US"/>
+        </w:rPr>
+      </w:r>
+      <w:r>
+        <w:rPr>
           <w:b/>
           <w:lang w:val="en_US" w:bidi="en_US"/>
         </w:rPr>
@@ -4950,6 +5566,20 @@
       </w:r>
       <w:r>
         <w:rPr>
+          <w:lang w:val="en_US" w:bidi="en_US"/>
+        </w:rPr>
+        <w:t>וַ⁠יִּשְׁמַ֣ע &amp; בְּ⁠קוֹל֙ יְהוָ֣ה אֱלֹֽהֵי⁠הֶ֔ם וְ⁠עַל־דִּבְרֵי֙ חַגַּ֣י הַ⁠נָּבִ֔יא</w:t>
+      </w:r>
+    </w:p>
+    <w:p>
+      <w:pPr/>
+      <w:r>
+        <w:rPr>
+          <w:lang w:val="en_US" w:bidi="en_US"/>
+        </w:rPr>
+      </w:r>
+      <w:r>
+        <w:rPr>
           <w:b/>
           <w:lang w:val="en_US" w:bidi="en_US"/>
         </w:rPr>
@@ -5059,6 +5689,20 @@
       </w:r>
       <w:r>
         <w:rPr>
+          <w:lang w:val="en_US" w:bidi="en_US"/>
+        </w:rPr>
+        <w:t>וַ⁠יִּשְׁמַ֣ע &amp; בְּ⁠קוֹל֙ יְהוָ֣ה אֱלֹֽהֵי⁠הֶ֔ם וְ⁠עַל־דִּבְרֵי֙ חַגַּ֣י הַ⁠נָּבִ֔יא</w:t>
+      </w:r>
+    </w:p>
+    <w:p>
+      <w:pPr/>
+      <w:r>
+        <w:rPr>
+          <w:lang w:val="en_US" w:bidi="en_US"/>
+        </w:rPr>
+      </w:r>
+      <w:r>
+        <w:rPr>
           <w:b/>
           <w:lang w:val="en_US" w:bidi="en_US"/>
         </w:rPr>
@@ -5181,6 +5825,20 @@
       </w:r>
       <w:r>
         <w:rPr>
+          <w:lang w:val="en_US" w:bidi="en_US"/>
+        </w:rPr>
+        <w:t>בְּ⁠קוֹל֙ יְהוָ֣ה אֱלֹֽהֵי⁠הֶ֔ם וְ⁠עַל־דִּבְרֵי֙ חַגַּ֣י הַ⁠נָּבִ֔יא</w:t>
+      </w:r>
+    </w:p>
+    <w:p>
+      <w:pPr/>
+      <w:r>
+        <w:rPr>
+          <w:lang w:val="en_US" w:bidi="en_US"/>
+        </w:rPr>
+      </w:r>
+      <w:r>
+        <w:rPr>
           <w:b/>
           <w:lang w:val="en_US" w:bidi="en_US"/>
         </w:rPr>
@@ -5277,6 +5935,20 @@
       </w:r>
       <w:r>
         <w:rPr>
+          <w:lang w:val="en_US" w:bidi="en_US"/>
+        </w:rPr>
+        <w:t>וַ⁠יִּֽירְא֥וּ הָ⁠עָ֖ם מִ⁠פְּנֵ֥י יְהוָֽה</w:t>
+      </w:r>
+    </w:p>
+    <w:p>
+      <w:pPr/>
+      <w:r>
+        <w:rPr>
+          <w:lang w:val="en_US" w:bidi="en_US"/>
+        </w:rPr>
+      </w:r>
+      <w:r>
+        <w:rPr>
           <w:b/>
           <w:lang w:val="en_US" w:bidi="en_US"/>
         </w:rPr>
@@ -5373,6 +6045,20 @@
       </w:r>
       <w:r>
         <w:rPr>
+          <w:lang w:val="en_US" w:bidi="en_US"/>
+        </w:rPr>
+        <w:t>אֲנִ֥י אִתְּ⁠כֶ֖ם נְאֻם־יְהוָֽה</w:t>
+      </w:r>
+    </w:p>
+    <w:p>
+      <w:pPr/>
+      <w:r>
+        <w:rPr>
+          <w:lang w:val="en_US" w:bidi="en_US"/>
+        </w:rPr>
+      </w:r>
+      <w:r>
+        <w:rPr>
           <w:b/>
           <w:lang w:val="en_US" w:bidi="en_US"/>
         </w:rPr>
@@ -5456,6 +6142,20 @@
       </w:r>
       <w:r>
         <w:rPr>
+          <w:lang w:val="en_US" w:bidi="en_US"/>
+        </w:rPr>
+        <w:t>וַ⁠יָּ֣עַר יְהוָ֡ה אֶת־רוּחַ֩ זְרֻבָּבֶ֨ל בֶּן־שַׁלְתִּיאֵ֜ל פַּחַ֣ת יְהוּדָ֗ה וְ⁠אֶת־ר֨וּחַ֙ יְהוֹשֻׁ֤עַ בֶּן־יְהוֹצָדָק֙ הַ⁠כֹּהֵ֣ן הַ⁠גָּד֔וֹל וְֽ⁠אֶת־ר֔וּחַ כֹּ֖ל שְׁאֵרִ֣ית הָ⁠עָ֑ם</w:t>
+      </w:r>
+    </w:p>
+    <w:p>
+      <w:pPr/>
+      <w:r>
+        <w:rPr>
+          <w:lang w:val="en_US" w:bidi="en_US"/>
+        </w:rPr>
+      </w:r>
+      <w:r>
+        <w:rPr>
           <w:b/>
           <w:lang w:val="en_US" w:bidi="en_US"/>
         </w:rPr>
@@ -5552,6 +6252,20 @@
       </w:r>
       <w:r>
         <w:rPr>
+          <w:lang w:val="en_US" w:bidi="en_US"/>
+        </w:rPr>
+        <w:t>וַ⁠יָּ֣עַר יְהוָ֡ה אֶת־רוּחַ֩ זְרֻבָּבֶ֨ל בֶּן־שַׁלְתִּיאֵ֜ל פַּחַ֣ת יְהוּדָ֗ה וְ⁠אֶת־ר֨וּחַ֙ יְהוֹשֻׁ֤עַ בֶּן־יְהוֹצָדָק֙ הַ⁠כֹּהֵ֣ן הַ⁠גָּד֔וֹל וְֽ⁠אֶת־ר֔וּחַ כֹּ֖ל שְׁאֵרִ֣ית הָ⁠עָ֑ם</w:t>
+      </w:r>
+    </w:p>
+    <w:p>
+      <w:pPr/>
+      <w:r>
+        <w:rPr>
+          <w:lang w:val="en_US" w:bidi="en_US"/>
+        </w:rPr>
+      </w:r>
+      <w:r>
+        <w:rPr>
           <w:b/>
           <w:lang w:val="en_US" w:bidi="en_US"/>
         </w:rPr>
@@ -5624,6 +6338,20 @@
         <w:rPr>
           <w:lang w:val="en_US" w:bidi="en_US"/>
         </w:rPr>
+      </w:r>
+    </w:p>
+    <w:p>
+      <w:pPr/>
+      <w:r>
+        <w:rPr>
+          <w:lang w:val="en_US" w:bidi="en_US"/>
+        </w:rPr>
+      </w:r>
+      <w:r>
+        <w:rPr>
+          <w:lang w:val="en_US" w:bidi="en_US"/>
+        </w:rPr>
+        <w:t>בְּ⁠י֨וֹם עֶשְׂרִ֧ים וְ⁠אַרְבָּעָ֛ה לַ⁠חֹ֖דֶשׁ בַּ⁠שִּׁשִּׁ֑י</w:t>
       </w:r>
     </w:p>
     <w:p>
@@ -5749,6 +6477,20 @@
       </w:r>
       <w:r>
         <w:rPr>
+          <w:lang w:val="en_US" w:bidi="en_US"/>
+        </w:rPr>
+        <w:t>בְּ⁠י֨וֹם עֶשְׂרִ֧ים וְ⁠אַרְבָּעָ֛ה לַ⁠חֹ֖דֶשׁ בַּ⁠שִּׁשִּׁ֑י בִּ⁠שְׁנַ֥ת שְׁתַּ֖יִם</w:t>
+      </w:r>
+    </w:p>
+    <w:p>
+      <w:pPr/>
+      <w:r>
+        <w:rPr>
+          <w:lang w:val="en_US" w:bidi="en_US"/>
+        </w:rPr>
+      </w:r>
+      <w:r>
+        <w:rPr>
           <w:b/>
           <w:lang w:val="en_US" w:bidi="en_US"/>
         </w:rPr>
@@ -5941,6 +6683,20 @@
       </w:r>
       <w:r>
         <w:rPr>
+          <w:lang w:val="en_US" w:bidi="en_US"/>
+        </w:rPr>
+        <w:t>בַּ⁠שְּׁבִיעִ֕י בְּ⁠עֶשְׂרִ֥ים וְ⁠אֶחָ֖ד לַ⁠חֹ֑דֶשׁ</w:t>
+      </w:r>
+    </w:p>
+    <w:p>
+      <w:pPr/>
+      <w:r>
+        <w:rPr>
+          <w:lang w:val="en_US" w:bidi="en_US"/>
+        </w:rPr>
+      </w:r>
+      <w:r>
+        <w:rPr>
           <w:b/>
           <w:lang w:val="en_US" w:bidi="en_US"/>
         </w:rPr>
@@ -6024,6 +6780,20 @@
       </w:r>
       <w:r>
         <w:rPr>
+          <w:lang w:val="en_US" w:bidi="en_US"/>
+        </w:rPr>
+        <w:t>בַּ⁠שְּׁבִיעִ֕י בְּ⁠עֶשְׂרִ֥ים וְ⁠אֶחָ֖ד לַ⁠חֹ֑דֶשׁ</w:t>
+      </w:r>
+    </w:p>
+    <w:p>
+      <w:pPr/>
+      <w:r>
+        <w:rPr>
+          <w:lang w:val="en_US" w:bidi="en_US"/>
+        </w:rPr>
+      </w:r>
+      <w:r>
+        <w:rPr>
           <w:b/>
           <w:lang w:val="en_US" w:bidi="en_US"/>
         </w:rPr>
@@ -6096,6 +6866,20 @@
         <w:rPr>
           <w:lang w:val="en_US" w:bidi="en_US"/>
         </w:rPr>
+      </w:r>
+    </w:p>
+    <w:p>
+      <w:pPr/>
+      <w:r>
+        <w:rPr>
+          <w:lang w:val="en_US" w:bidi="en_US"/>
+        </w:rPr>
+      </w:r>
+      <w:r>
+        <w:rPr>
+          <w:lang w:val="en_US" w:bidi="en_US"/>
+        </w:rPr>
+        <w:t>בַּ⁠שְּׁבִיעִ֕י בְּ⁠עֶשְׂרִ֥ים וְ⁠אֶחָ֖ד לַ⁠חֹ֑דֶשׁ</w:t>
       </w:r>
     </w:p>
     <w:p>
@@ -6234,6 +7018,20 @@
       </w:r>
       <w:r>
         <w:rPr>
+          <w:lang w:val="en_US" w:bidi="en_US"/>
+        </w:rPr>
+        <w:t>הָיָה֙ דְּבַר־יְהוָ֔ה בְּ⁠יַד־חַגַּ֥י הַ⁠נָּבִ֖יא</w:t>
+      </w:r>
+    </w:p>
+    <w:p>
+      <w:pPr/>
+      <w:r>
+        <w:rPr>
+          <w:lang w:val="en_US" w:bidi="en_US"/>
+        </w:rPr>
+      </w:r>
+      <w:r>
+        <w:rPr>
           <w:b/>
           <w:lang w:val="en_US" w:bidi="en_US"/>
         </w:rPr>
@@ -6335,6 +7133,20 @@
       </w:r>
       <w:r>
         <w:rPr>
+          <w:lang w:val="en_US" w:bidi="en_US"/>
+        </w:rPr>
+        <w:t>הָ⁠עָ֖ם לֵ⁠אמֹֽר</w:t>
+      </w:r>
+    </w:p>
+    <w:p>
+      <w:pPr/>
+      <w:r>
+        <w:rPr>
+          <w:lang w:val="en_US" w:bidi="en_US"/>
+        </w:rPr>
+      </w:r>
+      <w:r>
+        <w:rPr>
           <w:b/>
           <w:lang w:val="en_US" w:bidi="en_US"/>
         </w:rPr>
@@ -6418,6 +7230,20 @@
       </w:r>
       <w:r>
         <w:rPr>
+          <w:lang w:val="en_US" w:bidi="en_US"/>
+        </w:rPr>
+        <w:t>מִ֤י בָ⁠כֶם֙ הַ⁠נִּשְׁאָ֔ר אֲשֶׁ֤ר רָאָה֙ אֶת־הַ⁠בַּ֣יִת הַ⁠זֶּ֔ה בִּ⁠כְבוֹד֖⁠וֹ הָ⁠רִאשׁ֑וֹן וּ⁠מָ֨ה אַתֶּ֜ם רֹאִ֤ים אֹת⁠וֹ֙ עַ֔תָּה הֲ⁠ל֥וֹא כָמֹ֛⁠הוּ כְּ⁠אַ֖יִן בְּ⁠עֵינֵי⁠כֶֽם</w:t>
+      </w:r>
+    </w:p>
+    <w:p>
+      <w:pPr/>
+      <w:r>
+        <w:rPr>
+          <w:lang w:val="en_US" w:bidi="en_US"/>
+        </w:rPr>
+      </w:r>
+      <w:r>
+        <w:rPr>
           <w:b/>
           <w:lang w:val="en_US" w:bidi="en_US"/>
         </w:rPr>
@@ -6501,6 +7327,20 @@
       </w:r>
       <w:r>
         <w:rPr>
+          <w:lang w:val="en_US" w:bidi="en_US"/>
+        </w:rPr>
+        <w:t>מִ֤י בָ⁠כֶם֙ הַ⁠נִּשְׁאָ֔ר אֲשֶׁ֤ר רָאָה֙ אֶת־הַ⁠בַּ֣יִת הַ⁠זֶּ֔ה בִּ⁠כְבוֹד֖⁠וֹ הָ⁠רִאשׁ֑וֹן וּ⁠מָ֨ה אַתֶּ֜ם רֹאִ֤ים אֹת⁠וֹ֙ עַ֔תָּה הֲ⁠ל֥וֹא כָמֹ֛⁠הוּ כְּ⁠אַ֖יִן בְּ⁠עֵינֵי⁠כֶֽם</w:t>
+      </w:r>
+    </w:p>
+    <w:p>
+      <w:pPr/>
+      <w:r>
+        <w:rPr>
+          <w:lang w:val="en_US" w:bidi="en_US"/>
+        </w:rPr>
+      </w:r>
+      <w:r>
+        <w:rPr>
           <w:b/>
           <w:lang w:val="en_US" w:bidi="en_US"/>
         </w:rPr>
@@ -6584,6 +7424,20 @@
       </w:r>
       <w:r>
         <w:rPr>
+          <w:lang w:val="en_US" w:bidi="en_US"/>
+        </w:rPr>
+        <w:t>בָ⁠כֶם֙ הַ⁠נִּשְׁאָ֔ר אֲשֶׁ֤ר רָאָה֙ אֶת־הַ⁠בַּ֣יִת הַ⁠זֶּ֔ה</w:t>
+      </w:r>
+    </w:p>
+    <w:p>
+      <w:pPr/>
+      <w:r>
+        <w:rPr>
+          <w:lang w:val="en_US" w:bidi="en_US"/>
+        </w:rPr>
+      </w:r>
+      <w:r>
+        <w:rPr>
           <w:b/>
           <w:lang w:val="en_US" w:bidi="en_US"/>
         </w:rPr>
@@ -6667,6 +7521,20 @@
       </w:r>
       <w:r>
         <w:rPr>
+          <w:lang w:val="en_US" w:bidi="en_US"/>
+        </w:rPr>
+        <w:t>אֲשֶׁ֤ר רָאָה֙ אֶת־הַ⁠בַּ֣יִת הַ⁠זֶּ֔ה בִּ⁠כְבוֹד֖⁠וֹ הָ⁠רִאשׁ֑וֹן</w:t>
+      </w:r>
+    </w:p>
+    <w:p>
+      <w:pPr/>
+      <w:r>
+        <w:rPr>
+          <w:lang w:val="en_US" w:bidi="en_US"/>
+        </w:rPr>
+      </w:r>
+      <w:r>
+        <w:rPr>
           <w:b/>
           <w:lang w:val="en_US" w:bidi="en_US"/>
         </w:rPr>
@@ -6763,6 +7631,20 @@
       </w:r>
       <w:r>
         <w:rPr>
+          <w:lang w:val="en_US" w:bidi="en_US"/>
+        </w:rPr>
+        <w:t>כָמֹ֛⁠הוּ</w:t>
+      </w:r>
+    </w:p>
+    <w:p>
+      <w:pPr/>
+      <w:r>
+        <w:rPr>
+          <w:lang w:val="en_US" w:bidi="en_US"/>
+        </w:rPr>
+      </w:r>
+      <w:r>
+        <w:rPr>
           <w:b/>
           <w:lang w:val="en_US" w:bidi="en_US"/>
         </w:rPr>
@@ -6859,6 +7741,20 @@
       </w:r>
       <w:r>
         <w:rPr>
+          <w:lang w:val="en_US" w:bidi="en_US"/>
+        </w:rPr>
+        <w:t>הֲ⁠ל֥וֹא כָמֹ֛⁠הוּ כְּ⁠אַ֖יִן בְּ⁠עֵינֵי⁠כֶֽם</w:t>
+      </w:r>
+    </w:p>
+    <w:p>
+      <w:pPr/>
+      <w:r>
+        <w:rPr>
+          <w:lang w:val="en_US" w:bidi="en_US"/>
+        </w:rPr>
+      </w:r>
+      <w:r>
+        <w:rPr>
           <w:b/>
           <w:lang w:val="en_US" w:bidi="en_US"/>
         </w:rPr>
@@ -6955,6 +7851,20 @@
       </w:r>
       <w:r>
         <w:rPr>
+          <w:lang w:val="en_US" w:bidi="en_US"/>
+        </w:rPr>
+        <w:t>וְ⁠עַתָּ֣ה חֲזַ֣ק זְרֻבָּבֶ֣ל ׀ נְאֻם־יְהוָ֡ה וַ⁠חֲזַ֣ק יְהוֹשֻׁ֣עַ בֶּן־יְהוֹצָדָק֩ הַ⁠כֹּהֵ֨ן הַ⁠גָּד֜וֹל וַ⁠חֲזַ֨ק כָּל־עַ֥ם הָ⁠אָ֛רֶץ נְאֻם־יְהוָ֖ה וַֽ⁠עֲשׂ֑וּ כִּֽי־אֲנִ֣י אִתְּ⁠כֶ֔ם נְאֻ֖ם יְהוָ֥ה צְבָאֽוֹת</w:t>
+      </w:r>
+    </w:p>
+    <w:p>
+      <w:pPr/>
+      <w:r>
+        <w:rPr>
+          <w:lang w:val="en_US" w:bidi="en_US"/>
+        </w:rPr>
+      </w:r>
+      <w:r>
+        <w:rPr>
           <w:b/>
           <w:lang w:val="en_US" w:bidi="en_US"/>
         </w:rPr>
@@ -7027,6 +7937,20 @@
         <w:rPr>
           <w:lang w:val="en_US" w:bidi="en_US"/>
         </w:rPr>
+      </w:r>
+    </w:p>
+    <w:p>
+      <w:pPr/>
+      <w:r>
+        <w:rPr>
+          <w:lang w:val="en_US" w:bidi="en_US"/>
+        </w:rPr>
+      </w:r>
+      <w:r>
+        <w:rPr>
+          <w:lang w:val="en_US" w:bidi="en_US"/>
+        </w:rPr>
+        <w:t>כָּל־עַ֥ם הָ⁠אָ֛רֶץ</w:t>
       </w:r>
     </w:p>
     <w:p>
@@ -7157,6 +8081,20 @@
       </w:r>
       <w:r>
         <w:rPr>
+          <w:lang w:val="en_US" w:bidi="en_US"/>
+        </w:rPr>
+        <w:t>אֶֽת־הַ⁠דָּבָ֞ר אֲשֶׁר־כָּרַ֤תִּי אִתְּ⁠כֶם֙ בְּ⁠צֵאתְ⁠כֶ֣ם מִ⁠מִּצְרַ֔יִם וְ⁠רוּחִ֖⁠י עֹמֶ֣דֶת בְּ⁠תוֹכְ⁠כֶ֑ם אַל־תִּירָֽאוּ</w:t>
+      </w:r>
+    </w:p>
+    <w:p>
+      <w:pPr/>
+      <w:r>
+        <w:rPr>
+          <w:lang w:val="en_US" w:bidi="en_US"/>
+        </w:rPr>
+      </w:r>
+      <w:r>
+        <w:rPr>
           <w:b/>
           <w:lang w:val="en_US" w:bidi="en_US"/>
         </w:rPr>
@@ -7240,6 +8178,20 @@
       </w:r>
       <w:r>
         <w:rPr>
+          <w:lang w:val="en_US" w:bidi="en_US"/>
+        </w:rPr>
+        <w:t>אֶֽת־הַ⁠דָּבָ֞ר אֲשֶׁר־כָּרַ֤תִּי אִתְּ⁠כֶם֙</w:t>
+      </w:r>
+    </w:p>
+    <w:p>
+      <w:pPr/>
+      <w:r>
+        <w:rPr>
+          <w:lang w:val="en_US" w:bidi="en_US"/>
+        </w:rPr>
+      </w:r>
+      <w:r>
+        <w:rPr>
           <w:b/>
           <w:lang w:val="en_US" w:bidi="en_US"/>
         </w:rPr>
@@ -7323,6 +8275,20 @@
       </w:r>
       <w:r>
         <w:rPr>
+          <w:lang w:val="en_US" w:bidi="en_US"/>
+        </w:rPr>
+        <w:t>אֶֽת־הַ⁠דָּבָ֞ר אֲשֶׁר־כָּרַ֤תִּי אִתְּ⁠כֶם֙</w:t>
+      </w:r>
+    </w:p>
+    <w:p>
+      <w:pPr/>
+      <w:r>
+        <w:rPr>
+          <w:lang w:val="en_US" w:bidi="en_US"/>
+        </w:rPr>
+      </w:r>
+      <w:r>
+        <w:rPr>
           <w:b/>
           <w:lang w:val="en_US" w:bidi="en_US"/>
         </w:rPr>
@@ -7408,6 +8374,20 @@
         <w:rPr>
           <w:lang w:val="en_US" w:bidi="en_US"/>
         </w:rPr>
+      </w:r>
+    </w:p>
+    <w:p>
+      <w:pPr/>
+      <w:r>
+        <w:rPr>
+          <w:lang w:val="en_US" w:bidi="en_US"/>
+        </w:rPr>
+      </w:r>
+      <w:r>
+        <w:rPr>
+          <w:lang w:val="en_US" w:bidi="en_US"/>
+        </w:rPr>
+        <w:t>אֶֽת־הַ⁠דָּבָ֞ר אֲשֶׁר־כָּרַ֤תִּי אִתְּ⁠כֶם֙ בְּ⁠צֵאתְ⁠כֶ֣ם מִ⁠מִּצְרַ֔יִם</w:t>
       </w:r>
     </w:p>
     <w:p>
@@ -7546,6 +8526,20 @@
       </w:r>
       <w:r>
         <w:rPr>
+          <w:lang w:val="en_US" w:bidi="en_US"/>
+        </w:rPr>
+        <w:t>וְ⁠רוּחִ֖⁠י עֹמֶ֣דֶת בְּ⁠תוֹכְ⁠כֶ֑ם</w:t>
+      </w:r>
+    </w:p>
+    <w:p>
+      <w:pPr/>
+      <w:r>
+        <w:rPr>
+          <w:lang w:val="en_US" w:bidi="en_US"/>
+        </w:rPr>
+      </w:r>
+      <w:r>
+        <w:rPr>
           <w:b/>
           <w:lang w:val="en_US" w:bidi="en_US"/>
         </w:rPr>
@@ -7629,6 +8623,20 @@
       </w:r>
       <w:r>
         <w:rPr>
+          <w:lang w:val="en_US" w:bidi="en_US"/>
+        </w:rPr>
+        <w:t>כִּ֣י כֹ֤ה אָמַר֙ יְהוָ֣ה צְבָא֔וֹת ע֥וֹד אַחַ֖ת מְעַ֣ט הִ֑יא וַ⁠אֲנִ֗י מַרְעִישׁ֙ אֶת־הַ⁠שָּׁמַ֣יִם וְ⁠אֶת־הָ⁠אָ֔רֶץ וְ⁠אֶת־הַ⁠יָּ֖ם וְ⁠אֶת־הֶ⁠חָרָבָֽה</w:t>
+      </w:r>
+    </w:p>
+    <w:p>
+      <w:pPr/>
+      <w:r>
+        <w:rPr>
+          <w:lang w:val="en_US" w:bidi="en_US"/>
+        </w:rPr>
+      </w:r>
+      <w:r>
+        <w:rPr>
           <w:b/>
           <w:lang w:val="en_US" w:bidi="en_US"/>
         </w:rPr>
@@ -7712,6 +8720,20 @@
       </w:r>
       <w:r>
         <w:rPr>
+          <w:lang w:val="en_US" w:bidi="en_US"/>
+        </w:rPr>
+        <w:t>ע֥וֹד אַחַ֖ת מְעַ֣ט הִ֑יא וַ⁠אֲנִ֗י מַרְעִישׁ֙</w:t>
+      </w:r>
+    </w:p>
+    <w:p>
+      <w:pPr/>
+      <w:r>
+        <w:rPr>
+          <w:lang w:val="en_US" w:bidi="en_US"/>
+        </w:rPr>
+      </w:r>
+      <w:r>
+        <w:rPr>
           <w:b/>
           <w:lang w:val="en_US" w:bidi="en_US"/>
         </w:rPr>
@@ -7821,6 +8843,20 @@
       </w:r>
       <w:r>
         <w:rPr>
+          <w:lang w:val="en_US" w:bidi="en_US"/>
+        </w:rPr>
+        <w:t>וַ⁠אֲנִ֗י מַרְעִישׁ֙</w:t>
+      </w:r>
+    </w:p>
+    <w:p>
+      <w:pPr/>
+      <w:r>
+        <w:rPr>
+          <w:lang w:val="en_US" w:bidi="en_US"/>
+        </w:rPr>
+      </w:r>
+      <w:r>
+        <w:rPr>
           <w:b/>
           <w:lang w:val="en_US" w:bidi="en_US"/>
         </w:rPr>
@@ -7917,6 +8953,20 @@
       </w:r>
       <w:r>
         <w:rPr>
+          <w:lang w:val="en_US" w:bidi="en_US"/>
+        </w:rPr>
+        <w:t>אֶת־הַ⁠שָּׁמַ֣יִם וְ⁠אֶת־הָ⁠אָ֔רֶץ וְ⁠אֶת־הַ⁠יָּ֖ם וְ⁠אֶת־הֶ⁠חָרָבָֽה</w:t>
+      </w:r>
+    </w:p>
+    <w:p>
+      <w:pPr/>
+      <w:r>
+        <w:rPr>
+          <w:lang w:val="en_US" w:bidi="en_US"/>
+        </w:rPr>
+      </w:r>
+      <w:r>
+        <w:rPr>
           <w:b/>
           <w:lang w:val="en_US" w:bidi="en_US"/>
         </w:rPr>
@@ -8052,6 +9102,20 @@
       </w:r>
       <w:r>
         <w:rPr>
+          <w:lang w:val="en_US" w:bidi="en_US"/>
+        </w:rPr>
+        <w:t>וְ⁠הִרְעַשְׁתִּי֙ אֶת־כָּל־הַ⁠גּוֹיִ֔ם וּ⁠בָ֖אוּ חֶמְדַּ֣ת כָּל־הַ⁠גּוֹיִ֑ם וּ⁠מִלֵּאתִ֞י אֶת־הַ⁠בַּ֤יִת הַ⁠זֶּה֙ כָּב֔וֹד אָמַ֖ר יְהוָ֥ה צְבָאֽוֹת</w:t>
+      </w:r>
+    </w:p>
+    <w:p>
+      <w:pPr/>
+      <w:r>
+        <w:rPr>
+          <w:lang w:val="en_US" w:bidi="en_US"/>
+        </w:rPr>
+      </w:r>
+      <w:r>
+        <w:rPr>
           <w:b/>
           <w:lang w:val="en_US" w:bidi="en_US"/>
         </w:rPr>
@@ -8135,6 +9199,20 @@
       </w:r>
       <w:r>
         <w:rPr>
+          <w:lang w:val="en_US" w:bidi="en_US"/>
+        </w:rPr>
+        <w:t>וְ⁠הִרְעַשְׁתִּי֙ אֶת־כָּל־הַ⁠גּוֹיִ֔ם</w:t>
+      </w:r>
+    </w:p>
+    <w:p>
+      <w:pPr/>
+      <w:r>
+        <w:rPr>
+          <w:lang w:val="en_US" w:bidi="en_US"/>
+        </w:rPr>
+      </w:r>
+      <w:r>
+        <w:rPr>
           <w:b/>
           <w:lang w:val="en_US" w:bidi="en_US"/>
         </w:rPr>
@@ -8244,6 +9322,20 @@
       </w:r>
       <w:r>
         <w:rPr>
+          <w:lang w:val="en_US" w:bidi="en_US"/>
+        </w:rPr>
+        <w:t>וּ⁠מִלֵּאתִ֞י אֶת־הַ⁠בַּ֤יִת הַ⁠זֶּה֙ כָּב֔וֹד</w:t>
+      </w:r>
+    </w:p>
+    <w:p>
+      <w:pPr/>
+      <w:r>
+        <w:rPr>
+          <w:lang w:val="en_US" w:bidi="en_US"/>
+        </w:rPr>
+      </w:r>
+      <w:r>
+        <w:rPr>
           <w:b/>
           <w:lang w:val="en_US" w:bidi="en_US"/>
         </w:rPr>
@@ -8379,6 +9471,20 @@
       </w:r>
       <w:r>
         <w:rPr>
+          <w:lang w:val="en_US" w:bidi="en_US"/>
+        </w:rPr>
+        <w:t>לִ֥⁠י הַ⁠כֶּ֖סֶף וְ⁠לִ֣⁠י הַ⁠זָּהָ֑ב נְאֻ֖ם יְהוָ֥ה צְבָאֽוֹת</w:t>
+      </w:r>
+    </w:p>
+    <w:p>
+      <w:pPr/>
+      <w:r>
+        <w:rPr>
+          <w:lang w:val="en_US" w:bidi="en_US"/>
+        </w:rPr>
+      </w:r>
+      <w:r>
+        <w:rPr>
           <w:b/>
           <w:lang w:val="en_US" w:bidi="en_US"/>
         </w:rPr>
@@ -8462,6 +9568,20 @@
       </w:r>
       <w:r>
         <w:rPr>
+          <w:lang w:val="en_US" w:bidi="en_US"/>
+        </w:rPr>
+        <w:t>לִ֥⁠י הַ⁠כֶּ֖סֶף וְ⁠לִ֣⁠י הַ⁠זָּהָ֑ב</w:t>
+      </w:r>
+    </w:p>
+    <w:p>
+      <w:pPr/>
+      <w:r>
+        <w:rPr>
+          <w:lang w:val="en_US" w:bidi="en_US"/>
+        </w:rPr>
+      </w:r>
+      <w:r>
+        <w:rPr>
           <w:b/>
           <w:lang w:val="en_US" w:bidi="en_US"/>
         </w:rPr>
@@ -8545,6 +9665,20 @@
       </w:r>
       <w:r>
         <w:rPr>
+          <w:lang w:val="en_US" w:bidi="en_US"/>
+        </w:rPr>
+        <w:t>גָּד֣וֹל יִֽהְיֶ֡ה כְּבוֹד֩ הַ⁠בַּ֨יִת הַ⁠זֶּ֤ה הָ⁠אַֽחֲרוֹן֙ מִן־הָ֣⁠רִאשׁ֔וֹן אָמַ֖ר יְהוָ֣ה צְבָא֑וֹת וּ⁠בַ⁠מָּק֤וֹם הַ⁠זֶּה֙ אֶתֵּ֣ן שָׁל֔וֹם נְאֻ֖ם יְהוָ֥ה צְבָאֽוֹת</w:t>
+      </w:r>
+    </w:p>
+    <w:p>
+      <w:pPr/>
+      <w:r>
+        <w:rPr>
+          <w:lang w:val="en_US" w:bidi="en_US"/>
+        </w:rPr>
+      </w:r>
+      <w:r>
+        <w:rPr>
           <w:b/>
           <w:lang w:val="en_US" w:bidi="en_US"/>
         </w:rPr>
@@ -8628,6 +9762,20 @@
       </w:r>
       <w:r>
         <w:rPr>
+          <w:lang w:val="en_US" w:bidi="en_US"/>
+        </w:rPr>
+        <w:t>גָּד֣וֹל יִֽהְיֶ֡ה כְּבוֹד֩ הַ⁠בַּ֨יִת הַ⁠זֶּ֤ה הָ⁠אַֽחֲרוֹן֙ מִן־הָ֣⁠רִאשׁ֔וֹן</w:t>
+      </w:r>
+    </w:p>
+    <w:p>
+      <w:pPr/>
+      <w:r>
+        <w:rPr>
+          <w:lang w:val="en_US" w:bidi="en_US"/>
+        </w:rPr>
+      </w:r>
+      <w:r>
+        <w:rPr>
           <w:b/>
           <w:lang w:val="en_US" w:bidi="en_US"/>
         </w:rPr>
@@ -8711,6 +9859,20 @@
       </w:r>
       <w:r>
         <w:rPr>
+          <w:lang w:val="en_US" w:bidi="en_US"/>
+        </w:rPr>
+        <w:t>גָּד֣וֹל יִֽהְיֶ֡ה כְּבוֹד֩ הַ⁠בַּ֨יִת הַ⁠זֶּ֤ה הָ⁠אַֽחֲרוֹן֙ מִן־הָ֣⁠רִאשׁ֔וֹן</w:t>
+      </w:r>
+    </w:p>
+    <w:p>
+      <w:pPr/>
+      <w:r>
+        <w:rPr>
+          <w:lang w:val="en_US" w:bidi="en_US"/>
+        </w:rPr>
+      </w:r>
+      <w:r>
+        <w:rPr>
           <w:b/>
           <w:lang w:val="en_US" w:bidi="en_US"/>
         </w:rPr>
@@ -8807,6 +9969,20 @@
       </w:r>
       <w:r>
         <w:rPr>
+          <w:lang w:val="en_US" w:bidi="en_US"/>
+        </w:rPr>
+        <w:t>הַ⁠בַּ֨יִת</w:t>
+      </w:r>
+    </w:p>
+    <w:p>
+      <w:pPr/>
+      <w:r>
+        <w:rPr>
+          <w:lang w:val="en_US" w:bidi="en_US"/>
+        </w:rPr>
+      </w:r>
+      <w:r>
+        <w:rPr>
           <w:b/>
           <w:lang w:val="en_US" w:bidi="en_US"/>
         </w:rPr>
@@ -8916,6 +10092,20 @@
       </w:r>
       <w:r>
         <w:rPr>
+          <w:lang w:val="en_US" w:bidi="en_US"/>
+        </w:rPr>
+        <w:t>וּ⁠בַ⁠מָּק֤וֹם הַ⁠זֶּה֙ אֶתֵּ֣ן שָׁל֔וֹם</w:t>
+      </w:r>
+    </w:p>
+    <w:p>
+      <w:pPr/>
+      <w:r>
+        <w:rPr>
+          <w:lang w:val="en_US" w:bidi="en_US"/>
+        </w:rPr>
+      </w:r>
+      <w:r>
+        <w:rPr>
           <w:b/>
           <w:lang w:val="en_US" w:bidi="en_US"/>
         </w:rPr>
@@ -9025,6 +10215,20 @@
       </w:r>
       <w:r>
         <w:rPr>
+          <w:lang w:val="en_US" w:bidi="en_US"/>
+        </w:rPr>
+        <w:t>בְּ⁠עֶשְׂרִ֤ים וְ⁠אַרְבָּעָה֙ לַ⁠תְּשִׁיעִ֔י</w:t>
+      </w:r>
+    </w:p>
+    <w:p>
+      <w:pPr/>
+      <w:r>
+        <w:rPr>
+          <w:lang w:val="en_US" w:bidi="en_US"/>
+        </w:rPr>
+      </w:r>
+      <w:r>
+        <w:rPr>
           <w:b/>
           <w:lang w:val="en_US" w:bidi="en_US"/>
         </w:rPr>
@@ -9108,6 +10312,20 @@
       </w:r>
       <w:r>
         <w:rPr>
+          <w:lang w:val="en_US" w:bidi="en_US"/>
+        </w:rPr>
+        <w:t>בְּ⁠עֶשְׂרִ֤ים וְ⁠אַרְבָּעָה֙ לַ⁠תְּשִׁיעִ֔י בִּ⁠שְׁנַ֥ת שְׁתַּ֖יִם לְ⁠דָרְיָ֑וֶשׁ</w:t>
+      </w:r>
+    </w:p>
+    <w:p>
+      <w:pPr/>
+      <w:r>
+        <w:rPr>
+          <w:lang w:val="en_US" w:bidi="en_US"/>
+        </w:rPr>
+      </w:r>
+      <w:r>
+        <w:rPr>
           <w:b/>
           <w:lang w:val="en_US" w:bidi="en_US"/>
         </w:rPr>
@@ -9180,6 +10398,20 @@
         <w:rPr>
           <w:lang w:val="en_US" w:bidi="en_US"/>
         </w:rPr>
+      </w:r>
+    </w:p>
+    <w:p>
+      <w:pPr/>
+      <w:r>
+        <w:rPr>
+          <w:lang w:val="en_US" w:bidi="en_US"/>
+        </w:rPr>
+      </w:r>
+      <w:r>
+        <w:rPr>
+          <w:lang w:val="en_US" w:bidi="en_US"/>
+        </w:rPr>
+        <w:t>בְּ⁠עֶשְׂרִ֤ים וְ⁠אַרְבָּעָה֙ לַ⁠תְּשִׁיעִ֔י</w:t>
       </w:r>
     </w:p>
     <w:p>
@@ -9318,6 +10550,20 @@
       </w:r>
       <w:r>
         <w:rPr>
+          <w:lang w:val="en_US" w:bidi="en_US"/>
+        </w:rPr>
+        <w:t>הָיָה֙ דְּבַר־יְהוָ֔ה אֶל־חַגַּ֥י הַ⁠נָּבִ֖יא לֵ⁠אמֹֽר</w:t>
+      </w:r>
+    </w:p>
+    <w:p>
+      <w:pPr/>
+      <w:r>
+        <w:rPr>
+          <w:lang w:val="en_US" w:bidi="en_US"/>
+        </w:rPr>
+      </w:r>
+      <w:r>
+        <w:rPr>
           <w:b/>
           <w:lang w:val="en_US" w:bidi="en_US"/>
         </w:rPr>
@@ -9419,6 +10665,20 @@
       </w:r>
       <w:r>
         <w:rPr>
+          <w:lang w:val="en_US" w:bidi="en_US"/>
+        </w:rPr>
+        <w:t>כֹּ֥ה אָמַ֖ר יְהוָ֣ה צְבָא֑וֹת שְׁאַל־נָ֧א אֶת־הַ⁠כֹּהֲנִ֛ים תּוֹרָ֖ה לֵ⁠אמֹֽר</w:t>
+      </w:r>
+    </w:p>
+    <w:p>
+      <w:pPr/>
+      <w:r>
+        <w:rPr>
+          <w:lang w:val="en_US" w:bidi="en_US"/>
+        </w:rPr>
+      </w:r>
+      <w:r>
+        <w:rPr>
           <w:b/>
           <w:lang w:val="en_US" w:bidi="en_US"/>
         </w:rPr>
@@ -9502,6 +10762,20 @@
       </w:r>
       <w:r>
         <w:rPr>
+          <w:lang w:val="en_US" w:bidi="en_US"/>
+        </w:rPr>
+        <w:t>הֵ֣ן ׀ יִשָּׂא־אִ֨ישׁ בְּשַׂר־קֹ֜דֶשׁ בִּ⁠כְנַ֣ף בִּגְד֗⁠וֹ וְ⁠נָגַ֣ע בִּ֠⁠כְנָפ⁠וֹ אֶל־הַ⁠לֶּ֨חֶם וְ⁠אֶל־הַ⁠נָּזִ֜יד וְ⁠אֶל־הַ⁠יַּ֧יִן וְ⁠אֶל־שֶׁ֛מֶן וְ⁠אֶל־כָּל־מַאֲכָ֖ל הֲ⁠יִקְדָּ֑שׁ</w:t>
+      </w:r>
+    </w:p>
+    <w:p>
+      <w:pPr/>
+      <w:r>
+        <w:rPr>
+          <w:lang w:val="en_US" w:bidi="en_US"/>
+        </w:rPr>
+      </w:r>
+      <w:r>
+        <w:rPr>
           <w:b/>
           <w:lang w:val="en_US" w:bidi="en_US"/>
         </w:rPr>
@@ -9585,6 +10859,20 @@
       </w:r>
       <w:r>
         <w:rPr>
+          <w:lang w:val="en_US" w:bidi="en_US"/>
+        </w:rPr>
+        <w:t>הֵ֣ן ׀ יִשָּׂא־אִ֨ישׁ בְּשַׂר־קֹ֜דֶשׁ בִּ⁠כְנַ֣ף בִּגְד֗⁠וֹ וְ⁠נָגַ֣ע בִּ֠⁠כְנָפ⁠וֹ אֶל־הַ⁠לֶּ֨חֶם וְ⁠אֶל־הַ⁠נָּזִ֜יד וְ⁠אֶל־הַ⁠יַּ֧יִן וְ⁠אֶל־שֶׁ֛מֶן וְ⁠אֶל־כָּל־מַאֲכָ֖ל הֲ⁠יִקְדָּ֑שׁ</w:t>
+      </w:r>
+    </w:p>
+    <w:p>
+      <w:pPr/>
+      <w:r>
+        <w:rPr>
+          <w:lang w:val="en_US" w:bidi="en_US"/>
+        </w:rPr>
+      </w:r>
+      <w:r>
+        <w:rPr>
           <w:b/>
           <w:lang w:val="en_US" w:bidi="en_US"/>
         </w:rPr>
@@ -9668,6 +10956,20 @@
       </w:r>
       <w:r>
         <w:rPr>
+          <w:lang w:val="en_US" w:bidi="en_US"/>
+        </w:rPr>
+        <w:t>בְּשַׂר־קֹ֜דֶשׁ</w:t>
+      </w:r>
+    </w:p>
+    <w:p>
+      <w:pPr/>
+      <w:r>
+        <w:rPr>
+          <w:lang w:val="en_US" w:bidi="en_US"/>
+        </w:rPr>
+      </w:r>
+      <w:r>
+        <w:rPr>
           <w:b/>
           <w:lang w:val="en_US" w:bidi="en_US"/>
         </w:rPr>
@@ -9753,6 +11055,20 @@
         <w:rPr>
           <w:lang w:val="en_US" w:bidi="en_US"/>
         </w:rPr>
+      </w:r>
+    </w:p>
+    <w:p>
+      <w:pPr/>
+      <w:r>
+        <w:rPr>
+          <w:lang w:val="en_US" w:bidi="en_US"/>
+        </w:rPr>
+      </w:r>
+      <w:r>
+        <w:rPr>
+          <w:lang w:val="en_US" w:bidi="en_US"/>
+        </w:rPr>
+        <w:t>לֹֽא</w:t>
       </w:r>
     </w:p>
     <w:p>
@@ -9878,6 +11194,20 @@
       </w:r>
       <w:r>
         <w:rPr>
+          <w:lang w:val="en_US" w:bidi="en_US"/>
+        </w:rPr>
+        <w:t>טְמֵא־נֶ֛פֶשׁ</w:t>
+      </w:r>
+    </w:p>
+    <w:p>
+      <w:pPr/>
+      <w:r>
+        <w:rPr>
+          <w:lang w:val="en_US" w:bidi="en_US"/>
+        </w:rPr>
+      </w:r>
+      <w:r>
+        <w:rPr>
           <w:b/>
           <w:lang w:val="en_US" w:bidi="en_US"/>
         </w:rPr>
@@ -9974,6 +11304,20 @@
       </w:r>
       <w:r>
         <w:rPr>
+          <w:lang w:val="en_US" w:bidi="en_US"/>
+        </w:rPr>
+        <w:t>טְמֵא־נֶ֛פֶשׁ</w:t>
+      </w:r>
+    </w:p>
+    <w:p>
+      <w:pPr/>
+      <w:r>
+        <w:rPr>
+          <w:lang w:val="en_US" w:bidi="en_US"/>
+        </w:rPr>
+      </w:r>
+      <w:r>
+        <w:rPr>
           <w:b/>
           <w:lang w:val="en_US" w:bidi="en_US"/>
         </w:rPr>
@@ -10059,6 +11403,20 @@
         <w:rPr>
           <w:lang w:val="en_US" w:bidi="en_US"/>
         </w:rPr>
+      </w:r>
+    </w:p>
+    <w:p>
+      <w:pPr/>
+      <w:r>
+        <w:rPr>
+          <w:lang w:val="en_US" w:bidi="en_US"/>
+        </w:rPr>
+      </w:r>
+      <w:r>
+        <w:rPr>
+          <w:lang w:val="en_US" w:bidi="en_US"/>
+        </w:rPr>
+        <w:t>טְמֵא־נֶ֛פֶשׁ</w:t>
       </w:r>
     </w:p>
     <w:p>
@@ -10171,6 +11529,20 @@
       </w:r>
       <w:r>
         <w:rPr>
+          <w:lang w:val="en_US" w:bidi="en_US"/>
+        </w:rPr>
+        <w:t>בְּ⁠כָל־אֵ֖לֶּה הֲ⁠יִטְמָ֑א</w:t>
+      </w:r>
+    </w:p>
+    <w:p>
+      <w:pPr/>
+      <w:r>
+        <w:rPr>
+          <w:lang w:val="en_US" w:bidi="en_US"/>
+        </w:rPr>
+      </w:r>
+      <w:r>
+        <w:rPr>
           <w:b/>
           <w:lang w:val="en_US" w:bidi="en_US"/>
         </w:rPr>
@@ -10280,6 +11652,20 @@
       </w:r>
       <w:r>
         <w:rPr>
+          <w:lang w:val="en_US" w:bidi="en_US"/>
+        </w:rPr>
+        <w:t>יִטְמָֽא</w:t>
+      </w:r>
+    </w:p>
+    <w:p>
+      <w:pPr/>
+      <w:r>
+        <w:rPr>
+          <w:lang w:val="en_US" w:bidi="en_US"/>
+        </w:rPr>
+      </w:r>
+      <w:r>
+        <w:rPr>
           <w:b/>
           <w:lang w:val="en_US" w:bidi="en_US"/>
         </w:rPr>
@@ -10363,6 +11749,20 @@
       </w:r>
       <w:r>
         <w:rPr>
+          <w:lang w:val="en_US" w:bidi="en_US"/>
+        </w:rPr>
+        <w:t>כֵּ֣ן הָֽ⁠עָם־הַ֠⁠זֶּה וְ⁠כֵן־הַ⁠גּ֨וֹי הַ⁠זֶּ֤ה לְ⁠פָנַ⁠י֙ נְאֻם־יְהוָ֔ה וְ⁠כֵ֖ן כָּל־מַעֲשֵׂ֣ה יְדֵי⁠הֶ֑ם וַ⁠אֲשֶׁ֥ר יַקְרִ֛יבוּ שָׁ֖ם טָמֵ֥א הֽוּא</w:t>
+      </w:r>
+    </w:p>
+    <w:p>
+      <w:pPr/>
+      <w:r>
+        <w:rPr>
+          <w:lang w:val="en_US" w:bidi="en_US"/>
+        </w:rPr>
+      </w:r>
+      <w:r>
+        <w:rPr>
           <w:b/>
           <w:lang w:val="en_US" w:bidi="en_US"/>
         </w:rPr>
@@ -10446,6 +11846,20 @@
       </w:r>
       <w:r>
         <w:rPr>
+          <w:lang w:val="en_US" w:bidi="en_US"/>
+        </w:rPr>
+        <w:t>כֵּ֣ן הָֽ⁠עָם־הַ֠⁠זֶּה וְ⁠כֵן־הַ⁠גּ֨וֹי הַ⁠זֶּ֤ה</w:t>
+      </w:r>
+    </w:p>
+    <w:p>
+      <w:pPr/>
+      <w:r>
+        <w:rPr>
+          <w:lang w:val="en_US" w:bidi="en_US"/>
+        </w:rPr>
+      </w:r>
+      <w:r>
+        <w:rPr>
           <w:b/>
           <w:lang w:val="en_US" w:bidi="en_US"/>
         </w:rPr>
@@ -10542,6 +11956,20 @@
       </w:r>
       <w:r>
         <w:rPr>
+          <w:lang w:val="en_US" w:bidi="en_US"/>
+        </w:rPr>
+        <w:t>כֵּ֣ן הָֽ⁠עָם־הַ֠⁠זֶּה וְ⁠כֵן־הַ⁠גּ֨וֹי הַ⁠זֶּ֤ה</w:t>
+      </w:r>
+    </w:p>
+    <w:p>
+      <w:pPr/>
+      <w:r>
+        <w:rPr>
+          <w:lang w:val="en_US" w:bidi="en_US"/>
+        </w:rPr>
+      </w:r>
+      <w:r>
+        <w:rPr>
           <w:b/>
           <w:lang w:val="en_US" w:bidi="en_US"/>
         </w:rPr>
@@ -10651,6 +12079,20 @@
       </w:r>
       <w:r>
         <w:rPr>
+          <w:lang w:val="en_US" w:bidi="en_US"/>
+        </w:rPr>
+        <w:t>לְ⁠פָנַ⁠י֙</w:t>
+      </w:r>
+    </w:p>
+    <w:p>
+      <w:pPr/>
+      <w:r>
+        <w:rPr>
+          <w:lang w:val="en_US" w:bidi="en_US"/>
+        </w:rPr>
+      </w:r>
+      <w:r>
+        <w:rPr>
           <w:b/>
           <w:lang w:val="en_US" w:bidi="en_US"/>
         </w:rPr>
@@ -10747,6 +12189,20 @@
       </w:r>
       <w:r>
         <w:rPr>
+          <w:lang w:val="en_US" w:bidi="en_US"/>
+        </w:rPr>
+        <w:t>לְ⁠פָנַ⁠י֙</w:t>
+      </w:r>
+    </w:p>
+    <w:p>
+      <w:pPr/>
+      <w:r>
+        <w:rPr>
+          <w:lang w:val="en_US" w:bidi="en_US"/>
+        </w:rPr>
+      </w:r>
+      <w:r>
+        <w:rPr>
           <w:b/>
           <w:lang w:val="en_US" w:bidi="en_US"/>
         </w:rPr>
@@ -10830,6 +12286,20 @@
       </w:r>
       <w:r>
         <w:rPr>
+          <w:lang w:val="en_US" w:bidi="en_US"/>
+        </w:rPr>
+        <w:t>וְ⁠כֵ֖ן כָּל־מַעֲשֵׂ֣ה יְדֵי⁠הֶ֑ם</w:t>
+      </w:r>
+    </w:p>
+    <w:p>
+      <w:pPr/>
+      <w:r>
+        <w:rPr>
+          <w:lang w:val="en_US" w:bidi="en_US"/>
+        </w:rPr>
+      </w:r>
+      <w:r>
+        <w:rPr>
           <w:b/>
           <w:lang w:val="en_US" w:bidi="en_US"/>
         </w:rPr>
@@ -10928,6 +12398,20 @@
         <w:rPr>
           <w:lang w:val="en_US" w:bidi="en_US"/>
         </w:rPr>
+      </w:r>
+    </w:p>
+    <w:p>
+      <w:pPr/>
+      <w:r>
+        <w:rPr>
+          <w:lang w:val="en_US" w:bidi="en_US"/>
+        </w:rPr>
+      </w:r>
+      <w:r>
+        <w:rPr>
+          <w:lang w:val="en_US" w:bidi="en_US"/>
+        </w:rPr>
+        <w:t>וַ⁠אֲשֶׁ֥ר יַקְרִ֛יבוּ שָׁ֖ם טָמֵ֥א הֽוּא</w:t>
       </w:r>
     </w:p>
     <w:p>
@@ -11053,6 +12537,20 @@
       </w:r>
       <w:r>
         <w:rPr>
+          <w:lang w:val="en_US" w:bidi="en_US"/>
+        </w:rPr>
+        <w:t>שִֽׂימוּ־נָ֣א לְבַבְ⁠כֶ֔ם</w:t>
+      </w:r>
+    </w:p>
+    <w:p>
+      <w:pPr/>
+      <w:r>
+        <w:rPr>
+          <w:lang w:val="en_US" w:bidi="en_US"/>
+        </w:rPr>
+      </w:r>
+      <w:r>
+        <w:rPr>
           <w:b/>
           <w:lang w:val="en_US" w:bidi="en_US"/>
         </w:rPr>
@@ -11154,6 +12652,20 @@
       </w:r>
       <w:r>
         <w:rPr>
+          <w:lang w:val="en_US" w:bidi="en_US"/>
+        </w:rPr>
+        <w:t>מִן־הַ⁠יּ֥וֹם הַ⁠זֶּ֖ה וָ⁠מָ֑עְלָ⁠ה</w:t>
+      </w:r>
+    </w:p>
+    <w:p>
+      <w:pPr/>
+      <w:r>
+        <w:rPr>
+          <w:lang w:val="en_US" w:bidi="en_US"/>
+        </w:rPr>
+      </w:r>
+      <w:r>
+        <w:rPr>
           <w:b/>
           <w:lang w:val="en_US" w:bidi="en_US"/>
         </w:rPr>
@@ -11250,6 +12762,20 @@
       </w:r>
       <w:r>
         <w:rPr>
+          <w:lang w:val="en_US" w:bidi="en_US"/>
+        </w:rPr>
+        <w:t>מִ⁠טֶּ֧רֶם שֽׂוּם־אֶ֛בֶן אֶל־אֶ֖בֶן בְּ⁠הֵיכַ֥ל יְהוָֽה</w:t>
+      </w:r>
+    </w:p>
+    <w:p>
+      <w:pPr/>
+      <w:r>
+        <w:rPr>
+          <w:lang w:val="en_US" w:bidi="en_US"/>
+        </w:rPr>
+      </w:r>
+      <w:r>
+        <w:rPr>
           <w:b/>
           <w:lang w:val="en_US" w:bidi="en_US"/>
         </w:rPr>
@@ -11333,6 +12859,20 @@
       </w:r>
       <w:r>
         <w:rPr>
+          <w:lang w:val="en_US" w:bidi="en_US"/>
+        </w:rPr>
+        <w:t>בְּ⁠הֵיכַ֥ל יְהוָֽה</w:t>
+      </w:r>
+    </w:p>
+    <w:p>
+      <w:pPr/>
+      <w:r>
+        <w:rPr>
+          <w:lang w:val="en_US" w:bidi="en_US"/>
+        </w:rPr>
+      </w:r>
+      <w:r>
+        <w:rPr>
           <w:b/>
           <w:lang w:val="en_US" w:bidi="en_US"/>
         </w:rPr>
@@ -11416,6 +12956,20 @@
       </w:r>
       <w:r>
         <w:rPr>
+          <w:lang w:val="en_US" w:bidi="en_US"/>
+        </w:rPr>
+        <w:t>מִֽ⁠הְיוֹתָ֥⁠ם</w:t>
+      </w:r>
+    </w:p>
+    <w:p>
+      <w:pPr/>
+      <w:r>
+        <w:rPr>
+          <w:lang w:val="en_US" w:bidi="en_US"/>
+        </w:rPr>
+      </w:r>
+      <w:r>
+        <w:rPr>
           <w:b/>
           <w:lang w:val="en_US" w:bidi="en_US"/>
         </w:rPr>
@@ -11512,6 +13066,20 @@
       </w:r>
       <w:r>
         <w:rPr>
+          <w:lang w:val="en_US" w:bidi="en_US"/>
+        </w:rPr>
+        <w:t>בָּא֙ אֶל־עֲרֵמַ֣ת עֶשְׂרִ֔ים וְ⁠הָיְתָ֖ה עֲשָׂרָ֑ה</w:t>
+      </w:r>
+    </w:p>
+    <w:p>
+      <w:pPr/>
+      <w:r>
+        <w:rPr>
+          <w:lang w:val="en_US" w:bidi="en_US"/>
+        </w:rPr>
+      </w:r>
+      <w:r>
+        <w:rPr>
           <w:b/>
           <w:lang w:val="en_US" w:bidi="en_US"/>
         </w:rPr>
@@ -11595,6 +13163,20 @@
       </w:r>
       <w:r>
         <w:rPr>
+          <w:lang w:val="en_US" w:bidi="en_US"/>
+        </w:rPr>
+        <w:t>בָּא֙ אֶל־עֲרֵמַ֣ת עֶשְׂרִ֔ים וְ⁠הָיְתָ֖ה עֲשָׂרָ֑ה</w:t>
+      </w:r>
+    </w:p>
+    <w:p>
+      <w:pPr/>
+      <w:r>
+        <w:rPr>
+          <w:lang w:val="en_US" w:bidi="en_US"/>
+        </w:rPr>
+      </w:r>
+      <w:r>
+        <w:rPr>
           <w:b/>
           <w:lang w:val="en_US" w:bidi="en_US"/>
         </w:rPr>
@@ -11691,6 +13273,20 @@
       </w:r>
       <w:r>
         <w:rPr>
+          <w:lang w:val="en_US" w:bidi="en_US"/>
+        </w:rPr>
+        <w:t>בָּ֣א אֶל־הַ⁠יֶּ֗קֶב לַ⁠חְשֹׂף֙ חֲמִשִּׁ֣ים פּוּרָ֔ה וְ⁠הָיְתָ֖ה עֶשְׂרִֽים</w:t>
+      </w:r>
+    </w:p>
+    <w:p>
+      <w:pPr/>
+      <w:r>
+        <w:rPr>
+          <w:lang w:val="en_US" w:bidi="en_US"/>
+        </w:rPr>
+      </w:r>
+      <w:r>
+        <w:rPr>
           <w:b/>
           <w:lang w:val="en_US" w:bidi="en_US"/>
         </w:rPr>
@@ -11774,6 +13370,20 @@
       </w:r>
       <w:r>
         <w:rPr>
+          <w:lang w:val="en_US" w:bidi="en_US"/>
+        </w:rPr>
+        <w:t>חֲמִשִּׁ֣ים פּוּרָ֔ה</w:t>
+      </w:r>
+    </w:p>
+    <w:p>
+      <w:pPr/>
+      <w:r>
+        <w:rPr>
+          <w:lang w:val="en_US" w:bidi="en_US"/>
+        </w:rPr>
+      </w:r>
+      <w:r>
+        <w:rPr>
           <w:b/>
           <w:lang w:val="en_US" w:bidi="en_US"/>
         </w:rPr>
@@ -11870,6 +13480,20 @@
       </w:r>
       <w:r>
         <w:rPr>
+          <w:lang w:val="en_US" w:bidi="en_US"/>
+        </w:rPr>
+        <w:t>הִכֵּ֨יתִי אֶתְ⁠כֶ֜ם בַּ⁠שִּׁדָּפ֤וֹן וּ⁠בַ⁠יֵּֽרָקוֹן֙ וּ⁠בַ⁠בָּרָ֔ד אֵ֖ת כָּל־מַעֲשֵׂ֣ה יְדֵי⁠כֶ֑ם וְ⁠אֵין־אֶתְ⁠כֶ֥ם אֵלַ֖⁠י נְאֻם־יְהוָֽה</w:t>
+      </w:r>
+    </w:p>
+    <w:p>
+      <w:pPr/>
+      <w:r>
+        <w:rPr>
+          <w:lang w:val="en_US" w:bidi="en_US"/>
+        </w:rPr>
+      </w:r>
+      <w:r>
+        <w:rPr>
           <w:b/>
           <w:lang w:val="en_US" w:bidi="en_US"/>
         </w:rPr>
@@ -11953,6 +13577,20 @@
       </w:r>
       <w:r>
         <w:rPr>
+          <w:lang w:val="en_US" w:bidi="en_US"/>
+        </w:rPr>
+        <w:t>אֵ֖ת כָּל־מַעֲשֵׂ֣ה יְדֵי⁠כֶ֑ם</w:t>
+      </w:r>
+    </w:p>
+    <w:p>
+      <w:pPr/>
+      <w:r>
+        <w:rPr>
+          <w:lang w:val="en_US" w:bidi="en_US"/>
+        </w:rPr>
+      </w:r>
+      <w:r>
+        <w:rPr>
           <w:b/>
           <w:lang w:val="en_US" w:bidi="en_US"/>
         </w:rPr>
@@ -12025,6 +13663,20 @@
         <w:rPr>
           <w:lang w:val="en_US" w:bidi="en_US"/>
         </w:rPr>
+      </w:r>
+    </w:p>
+    <w:p>
+      <w:pPr/>
+      <w:r>
+        <w:rPr>
+          <w:lang w:val="en_US" w:bidi="en_US"/>
+        </w:rPr>
+      </w:r>
+      <w:r>
+        <w:rPr>
+          <w:lang w:val="en_US" w:bidi="en_US"/>
+        </w:rPr>
+        <w:t>אֵ֖ת כָּל־מַעֲשֵׂ֣ה יְדֵי⁠כֶ֑ם</w:t>
       </w:r>
     </w:p>
     <w:p>
@@ -12137,6 +13789,20 @@
       </w:r>
       <w:r>
         <w:rPr>
+          <w:lang w:val="en_US" w:bidi="en_US"/>
+        </w:rPr>
+        <w:t>וְ⁠אֵין־אֶתְ⁠כֶ֥ם אֵלַ֖⁠י</w:t>
+      </w:r>
+    </w:p>
+    <w:p>
+      <w:pPr/>
+      <w:r>
+        <w:rPr>
+          <w:lang w:val="en_US" w:bidi="en_US"/>
+        </w:rPr>
+      </w:r>
+      <w:r>
+        <w:rPr>
           <w:b/>
           <w:lang w:val="en_US" w:bidi="en_US"/>
         </w:rPr>
@@ -12209,6 +13875,20 @@
         <w:rPr>
           <w:lang w:val="en_US" w:bidi="en_US"/>
         </w:rPr>
+      </w:r>
+    </w:p>
+    <w:p>
+      <w:pPr/>
+      <w:r>
+        <w:rPr>
+          <w:lang w:val="en_US" w:bidi="en_US"/>
+        </w:rPr>
+      </w:r>
+      <w:r>
+        <w:rPr>
+          <w:lang w:val="en_US" w:bidi="en_US"/>
+        </w:rPr>
+        <w:t>שִׂימוּ &amp; לְבַבְ⁠כֶ֔ם</w:t>
       </w:r>
     </w:p>
     <w:p>
@@ -12321,6 +14001,20 @@
       </w:r>
       <w:r>
         <w:rPr>
+          <w:lang w:val="en_US" w:bidi="en_US"/>
+        </w:rPr>
+        <w:t>מִן־הַ⁠יּ֥וֹם הַ⁠זֶּ֖ה וָ⁠מָ֑עְלָ⁠ה מִ⁠יּוֹם֩ עֶשְׂרִ֨ים וְ⁠אַרְבָּעָ֜ה לַ⁠תְּשִׁיעִ֗י לְ⁠מִן־הַ⁠יּ֛וֹם אֲשֶׁר־יֻסַּ֥ד הֵֽיכַל־יְהוָ֖ה</w:t>
+      </w:r>
+    </w:p>
+    <w:p>
+      <w:pPr/>
+      <w:r>
+        <w:rPr>
+          <w:lang w:val="en_US" w:bidi="en_US"/>
+        </w:rPr>
+      </w:r>
+      <w:r>
+        <w:rPr>
           <w:b/>
           <w:lang w:val="en_US" w:bidi="en_US"/>
         </w:rPr>
@@ -12453,6 +14147,20 @@
       </w:r>
       <w:r>
         <w:rPr>
+          <w:lang w:val="en_US" w:bidi="en_US"/>
+        </w:rPr>
+        <w:t>מִ⁠יּוֹם֩ עֶשְׂרִ֨ים וְ⁠אַרְבָּעָ֜ה לַ⁠תְּשִׁיעִ֗י</w:t>
+      </w:r>
+    </w:p>
+    <w:p>
+      <w:pPr/>
+      <w:r>
+        <w:rPr>
+          <w:lang w:val="en_US" w:bidi="en_US"/>
+        </w:rPr>
+      </w:r>
+      <w:r>
+        <w:rPr>
           <w:b/>
           <w:lang w:val="en_US" w:bidi="en_US"/>
         </w:rPr>
@@ -12525,6 +14233,20 @@
         <w:rPr>
           <w:lang w:val="en_US" w:bidi="en_US"/>
         </w:rPr>
+      </w:r>
+    </w:p>
+    <w:p>
+      <w:pPr/>
+      <w:r>
+        <w:rPr>
+          <w:lang w:val="en_US" w:bidi="en_US"/>
+        </w:rPr>
+      </w:r>
+      <w:r>
+        <w:rPr>
+          <w:lang w:val="en_US" w:bidi="en_US"/>
+        </w:rPr>
+        <w:t>מִ⁠יּוֹם֩ עֶשְׂרִ֨ים וְ⁠אַרְבָּעָ֜ה לַ⁠תְּשִׁיעִ֗י</w:t>
       </w:r>
     </w:p>
     <w:p>
@@ -12637,6 +14359,20 @@
       </w:r>
       <w:r>
         <w:rPr>
+          <w:lang w:val="en_US" w:bidi="en_US"/>
+        </w:rPr>
+        <w:t>יֻסַּ֥ד הֵֽיכַל־יְהוָ֖ה</w:t>
+      </w:r>
+    </w:p>
+    <w:p>
+      <w:pPr/>
+      <w:r>
+        <w:rPr>
+          <w:lang w:val="en_US" w:bidi="en_US"/>
+        </w:rPr>
+      </w:r>
+      <w:r>
+        <w:rPr>
           <w:b/>
           <w:lang w:val="en_US" w:bidi="en_US"/>
         </w:rPr>
@@ -12720,6 +14456,20 @@
       </w:r>
       <w:r>
         <w:rPr>
+          <w:lang w:val="en_US" w:bidi="en_US"/>
+        </w:rPr>
+        <w:t>הֵֽיכַל־יְהוָ֖ה</w:t>
+      </w:r>
+    </w:p>
+    <w:p>
+      <w:pPr/>
+      <w:r>
+        <w:rPr>
+          <w:lang w:val="en_US" w:bidi="en_US"/>
+        </w:rPr>
+      </w:r>
+      <w:r>
+        <w:rPr>
           <w:b/>
           <w:lang w:val="en_US" w:bidi="en_US"/>
         </w:rPr>
@@ -12792,6 +14542,20 @@
         <w:rPr>
           <w:lang w:val="en_US" w:bidi="en_US"/>
         </w:rPr>
+      </w:r>
+    </w:p>
+    <w:p>
+      <w:pPr/>
+      <w:r>
+        <w:rPr>
+          <w:lang w:val="en_US" w:bidi="en_US"/>
+        </w:rPr>
+      </w:r>
+      <w:r>
+        <w:rPr>
+          <w:lang w:val="en_US" w:bidi="en_US"/>
+        </w:rPr>
+        <w:t>שִׂ֥ימוּ לְבַבְ⁠כֶֽם</w:t>
       </w:r>
     </w:p>
     <w:p>
@@ -12904,6 +14668,20 @@
       </w:r>
       <w:r>
         <w:rPr>
+          <w:lang w:val="en_US" w:bidi="en_US"/>
+        </w:rPr>
+        <w:t>הַ⁠ע֤וֹד הַ⁠זֶּ֨רַע֙ בַּ⁠מְּגוּרָ֔ה</w:t>
+      </w:r>
+    </w:p>
+    <w:p>
+      <w:pPr/>
+      <w:r>
+        <w:rPr>
+          <w:lang w:val="en_US" w:bidi="en_US"/>
+        </w:rPr>
+      </w:r>
+      <w:r>
+        <w:rPr>
           <w:b/>
           <w:lang w:val="en_US" w:bidi="en_US"/>
         </w:rPr>
@@ -12987,6 +14765,20 @@
       </w:r>
       <w:r>
         <w:rPr>
+          <w:lang w:val="en_US" w:bidi="en_US"/>
+        </w:rPr>
+        <w:t>מִן־הַ⁠יּ֥וֹם הַ⁠זֶּ֖ה אֲבָרֵֽךְ</w:t>
+      </w:r>
+    </w:p>
+    <w:p>
+      <w:pPr/>
+      <w:r>
+        <w:rPr>
+          <w:lang w:val="en_US" w:bidi="en_US"/>
+        </w:rPr>
+      </w:r>
+      <w:r>
+        <w:rPr>
           <w:b/>
           <w:lang w:val="en_US" w:bidi="en_US"/>
         </w:rPr>
@@ -13070,6 +14862,20 @@
       </w:r>
       <w:r>
         <w:rPr>
+          <w:lang w:val="en_US" w:bidi="en_US"/>
+        </w:rPr>
+        <w:t>מִן־הַ⁠יּ֥וֹם הַ⁠זֶּ֖ה</w:t>
+      </w:r>
+    </w:p>
+    <w:p>
+      <w:pPr/>
+      <w:r>
+        <w:rPr>
+          <w:lang w:val="en_US" w:bidi="en_US"/>
+        </w:rPr>
+      </w:r>
+      <w:r>
+        <w:rPr>
           <w:b/>
           <w:lang w:val="en_US" w:bidi="en_US"/>
         </w:rPr>
@@ -13142,6 +14948,20 @@
         <w:rPr>
           <w:lang w:val="en_US" w:bidi="en_US"/>
         </w:rPr>
+      </w:r>
+    </w:p>
+    <w:p>
+      <w:pPr/>
+      <w:r>
+        <w:rPr>
+          <w:lang w:val="en_US" w:bidi="en_US"/>
+        </w:rPr>
+      </w:r>
+      <w:r>
+        <w:rPr>
+          <w:lang w:val="en_US" w:bidi="en_US"/>
+        </w:rPr>
+        <w:t>וַ⁠יְהִ֨י דְבַר־יְהוָ֤ה ׀ שֵׁנִית֙ אֶל־חַגַּ֔י</w:t>
       </w:r>
     </w:p>
     <w:p>
@@ -13254,6 +15074,20 @@
       </w:r>
       <w:r>
         <w:rPr>
+          <w:lang w:val="en_US" w:bidi="en_US"/>
+        </w:rPr>
+        <w:t>שֵׁנִית֙</w:t>
+      </w:r>
+    </w:p>
+    <w:p>
+      <w:pPr/>
+      <w:r>
+        <w:rPr>
+          <w:lang w:val="en_US" w:bidi="en_US"/>
+        </w:rPr>
+      </w:r>
+      <w:r>
+        <w:rPr>
           <w:b/>
           <w:lang w:val="en_US" w:bidi="en_US"/>
         </w:rPr>
@@ -13337,6 +15171,20 @@
       </w:r>
       <w:r>
         <w:rPr>
+          <w:lang w:val="en_US" w:bidi="en_US"/>
+        </w:rPr>
+        <w:t>בְּ⁠עֶשְׂרִ֧ים וְ⁠אַרְבָּעָ֛ה לַ⁠חֹ֖דֶשׁ</w:t>
+      </w:r>
+    </w:p>
+    <w:p>
+      <w:pPr/>
+      <w:r>
+        <w:rPr>
+          <w:lang w:val="en_US" w:bidi="en_US"/>
+        </w:rPr>
+      </w:r>
+      <w:r>
+        <w:rPr>
           <w:b/>
           <w:lang w:val="en_US" w:bidi="en_US"/>
         </w:rPr>
@@ -13409,6 +15257,20 @@
         <w:rPr>
           <w:lang w:val="en_US" w:bidi="en_US"/>
         </w:rPr>
+      </w:r>
+    </w:p>
+    <w:p>
+      <w:pPr/>
+      <w:r>
+        <w:rPr>
+          <w:lang w:val="en_US" w:bidi="en_US"/>
+        </w:rPr>
+      </w:r>
+      <w:r>
+        <w:rPr>
+          <w:lang w:val="en_US" w:bidi="en_US"/>
+        </w:rPr>
+        <w:t>בְּ⁠עֶשְׂרִ֧ים וְ⁠אַרְבָּעָ֛ה לַ⁠חֹ֖דֶשׁ</w:t>
       </w:r>
     </w:p>
     <w:p>
@@ -13604,6 +15466,20 @@
       </w:r>
       <w:r>
         <w:rPr>
+          <w:lang w:val="en_US" w:bidi="en_US"/>
+        </w:rPr>
+        <w:t>אֱמֹ֕ר אֶל־זְרֻבָּבֶ֥ל פַּֽחַת־יְהוּדָ֖ה לֵ⁠אמֹ֑ר אֲנִ֣י מַרְעִ֔ישׁ אֶת־הַ⁠שָּׁמַ֖יִם וְ⁠אֶת־הָ⁠אָֽרֶץ</w:t>
+      </w:r>
+    </w:p>
+    <w:p>
+      <w:pPr/>
+      <w:r>
+        <w:rPr>
+          <w:lang w:val="en_US" w:bidi="en_US"/>
+        </w:rPr>
+      </w:r>
+      <w:r>
+        <w:rPr>
           <w:b/>
           <w:lang w:val="en_US" w:bidi="en_US"/>
         </w:rPr>
@@ -13676,6 +15552,20 @@
         <w:rPr>
           <w:lang w:val="en_US" w:bidi="en_US"/>
         </w:rPr>
+      </w:r>
+    </w:p>
+    <w:p>
+      <w:pPr/>
+      <w:r>
+        <w:rPr>
+          <w:lang w:val="en_US" w:bidi="en_US"/>
+        </w:rPr>
+      </w:r>
+      <w:r>
+        <w:rPr>
+          <w:lang w:val="en_US" w:bidi="en_US"/>
+        </w:rPr>
+        <w:t>אֲנִ֣י מַרְעִ֔ישׁ אֶת־הַ⁠שָּׁמַ֖יִם וְ⁠אֶת־הָ⁠אָֽרֶץ</w:t>
       </w:r>
     </w:p>
     <w:p>
@@ -13788,6 +15678,20 @@
       </w:r>
       <w:r>
         <w:rPr>
+          <w:lang w:val="en_US" w:bidi="en_US"/>
+        </w:rPr>
+        <w:t>אֶת־הַ⁠שָּׁמַ֖יִם וְ⁠אֶת־הָ⁠אָֽרֶץ</w:t>
+      </w:r>
+    </w:p>
+    <w:p>
+      <w:pPr/>
+      <w:r>
+        <w:rPr>
+          <w:lang w:val="en_US" w:bidi="en_US"/>
+        </w:rPr>
+      </w:r>
+      <w:r>
+        <w:rPr>
           <w:b/>
           <w:lang w:val="en_US" w:bidi="en_US"/>
         </w:rPr>
@@ -13915,6 +15819,20 @@
       </w:r>
       <w:r>
         <w:rPr>
+          <w:lang w:val="en_US" w:bidi="en_US"/>
+        </w:rPr>
+        <w:t>כִּסֵּ֣א מַמְלָכ֔וֹת</w:t>
+      </w:r>
+    </w:p>
+    <w:p>
+      <w:pPr/>
+      <w:r>
+        <w:rPr>
+          <w:lang w:val="en_US" w:bidi="en_US"/>
+        </w:rPr>
+      </w:r>
+      <w:r>
+        <w:rPr>
           <w:b/>
           <w:lang w:val="en_US" w:bidi="en_US"/>
         </w:rPr>
@@ -14024,6 +15942,20 @@
       </w:r>
       <w:r>
         <w:rPr>
+          <w:lang w:val="en_US" w:bidi="en_US"/>
+        </w:rPr>
+        <w:t>כִּסֵּ֣א מַמְלָכ֔וֹת</w:t>
+      </w:r>
+    </w:p>
+    <w:p>
+      <w:pPr/>
+      <w:r>
+        <w:rPr>
+          <w:lang w:val="en_US" w:bidi="en_US"/>
+        </w:rPr>
+      </w:r>
+      <w:r>
+        <w:rPr>
           <w:b/>
           <w:lang w:val="en_US" w:bidi="en_US"/>
         </w:rPr>
@@ -14133,6 +16065,20 @@
       </w:r>
       <w:r>
         <w:rPr>
+          <w:lang w:val="en_US" w:bidi="en_US"/>
+        </w:rPr>
+        <w:t>וְ⁠הָפַכְתִּ֤י מֶרְכָּבָה֙ וְ⁠רֹ֣כְבֶ֔י⁠הָ וְ⁠יָרְד֤וּ סוּסִים֙ וְ⁠רֹ֣כְבֵי⁠הֶ֔ם</w:t>
+      </w:r>
+    </w:p>
+    <w:p>
+      <w:pPr/>
+      <w:r>
+        <w:rPr>
+          <w:lang w:val="en_US" w:bidi="en_US"/>
+        </w:rPr>
+      </w:r>
+      <w:r>
+        <w:rPr>
           <w:b/>
           <w:lang w:val="en_US" w:bidi="en_US"/>
         </w:rPr>
@@ -14216,6 +16162,20 @@
       </w:r>
       <w:r>
         <w:rPr>
+          <w:lang w:val="en_US" w:bidi="en_US"/>
+        </w:rPr>
+        <w:t>מֶרְכָּבָה֙ וְ⁠רֹ֣כְבֶ֔י⁠הָ</w:t>
+      </w:r>
+    </w:p>
+    <w:p>
+      <w:pPr/>
+      <w:r>
+        <w:rPr>
+          <w:lang w:val="en_US" w:bidi="en_US"/>
+        </w:rPr>
+      </w:r>
+      <w:r>
+        <w:rPr>
           <w:b/>
           <w:lang w:val="en_US" w:bidi="en_US"/>
         </w:rPr>
@@ -14325,6 +16285,20 @@
       </w:r>
       <w:r>
         <w:rPr>
+          <w:lang w:val="en_US" w:bidi="en_US"/>
+        </w:rPr>
+        <w:t>וְ⁠יָרְד֤וּ</w:t>
+      </w:r>
+    </w:p>
+    <w:p>
+      <w:pPr/>
+      <w:r>
+        <w:rPr>
+          <w:lang w:val="en_US" w:bidi="en_US"/>
+        </w:rPr>
+      </w:r>
+      <w:r>
+        <w:rPr>
           <w:b/>
           <w:lang w:val="en_US" w:bidi="en_US"/>
         </w:rPr>
@@ -14449,6 +16423,20 @@
         <w:rPr>
           <w:lang w:val="en_US" w:bidi="en_US"/>
         </w:rPr>
+      </w:r>
+    </w:p>
+    <w:p>
+      <w:pPr/>
+      <w:r>
+        <w:rPr>
+          <w:lang w:val="en_US" w:bidi="en_US"/>
+        </w:rPr>
+      </w:r>
+      <w:r>
+        <w:rPr>
+          <w:lang w:val="en_US" w:bidi="en_US"/>
+        </w:rPr>
+        <w:t>אִ֖ישׁ בְּ⁠חֶ֥רֶב אָחִֽי⁠ו</w:t>
       </w:r>
     </w:p>
     <w:p>
@@ -14561,6 +16549,20 @@
       </w:r>
       <w:r>
         <w:rPr>
+          <w:lang w:val="en_US" w:bidi="en_US"/>
+        </w:rPr>
+        <w:t>אִ֖ישׁ בְּ⁠חֶ֥רֶב אָחִֽי⁠ו</w:t>
+      </w:r>
+    </w:p>
+    <w:p>
+      <w:pPr/>
+      <w:r>
+        <w:rPr>
+          <w:lang w:val="en_US" w:bidi="en_US"/>
+        </w:rPr>
+      </w:r>
+      <w:r>
+        <w:rPr>
           <w:b/>
           <w:lang w:val="en_US" w:bidi="en_US"/>
         </w:rPr>
@@ -14657,6 +16659,20 @@
       </w:r>
       <w:r>
         <w:rPr>
+          <w:lang w:val="en_US" w:bidi="en_US"/>
+        </w:rPr>
+        <w:t>אָחִֽי⁠ו</w:t>
+      </w:r>
+    </w:p>
+    <w:p>
+      <w:pPr/>
+      <w:r>
+        <w:rPr>
+          <w:lang w:val="en_US" w:bidi="en_US"/>
+        </w:rPr>
+      </w:r>
+      <w:r>
+        <w:rPr>
           <w:b/>
           <w:lang w:val="en_US" w:bidi="en_US"/>
         </w:rPr>
@@ -14753,6 +16769,20 @@
       </w:r>
       <w:r>
         <w:rPr>
+          <w:lang w:val="en_US" w:bidi="en_US"/>
+        </w:rPr>
+        <w:t>בַּ⁠יּ֣וֹם הַ⁠ה֣וּא נְאֻם־יְהוָ֣ה צְבָא֡וֹת אֶ֠קָּחֲ⁠ךָ זְרֻבָּבֶ֨ל בֶּן־שְׁאַלְתִּיאֵ֤ל עַבְדִּ⁠י֙ נְאֻם־יְהוָ֔ה וְ⁠שַׂמְתִּ֖י⁠ךָ כַּֽ⁠חוֹתָ֑ם כִּֽי־בְ⁠ךָ֣ בָחַ֔רְתִּי נְאֻ֖ם יְהוָ֥ה צְבָאֽוֹת</w:t>
+      </w:r>
+    </w:p>
+    <w:p>
+      <w:pPr/>
+      <w:r>
+        <w:rPr>
+          <w:lang w:val="en_US" w:bidi="en_US"/>
+        </w:rPr>
+      </w:r>
+      <w:r>
+        <w:rPr>
           <w:b/>
           <w:lang w:val="en_US" w:bidi="en_US"/>
         </w:rPr>
@@ -14836,6 +16866,20 @@
       </w:r>
       <w:r>
         <w:rPr>
+          <w:lang w:val="en_US" w:bidi="en_US"/>
+        </w:rPr>
+        <w:t>בַּ⁠יּ֣וֹם הַ⁠ה֣וּא</w:t>
+      </w:r>
+    </w:p>
+    <w:p>
+      <w:pPr/>
+      <w:r>
+        <w:rPr>
+          <w:lang w:val="en_US" w:bidi="en_US"/>
+        </w:rPr>
+      </w:r>
+      <w:r>
+        <w:rPr>
           <w:b/>
           <w:lang w:val="en_US" w:bidi="en_US"/>
         </w:rPr>
@@ -14932,6 +16976,20 @@
       </w:r>
       <w:r>
         <w:rPr>
+          <w:lang w:val="en_US" w:bidi="en_US"/>
+        </w:rPr>
+        <w:t>אֶ֠קָּחֲ⁠ךָ &amp; וְ⁠שַׂמְתִּ֖י⁠ךָ &amp; בְ⁠ךָ֣ בָחַ֔רְתִּי</w:t>
+      </w:r>
+    </w:p>
+    <w:p>
+      <w:pPr/>
+      <w:r>
+        <w:rPr>
+          <w:lang w:val="en_US" w:bidi="en_US"/>
+        </w:rPr>
+      </w:r>
+      <w:r>
+        <w:rPr>
           <w:b/>
           <w:lang w:val="en_US" w:bidi="en_US"/>
         </w:rPr>
@@ -15054,6 +17112,20 @@
       </w:r>
       <w:r>
         <w:rPr>
+          <w:lang w:val="en_US" w:bidi="en_US"/>
+        </w:rPr>
+        <w:t>כַּֽ⁠חוֹתָ֑ם</w:t>
+      </w:r>
+    </w:p>
+    <w:p>
+      <w:pPr/>
+      <w:r>
+        <w:rPr>
+          <w:lang w:val="en_US" w:bidi="en_US"/>
+        </w:rPr>
+      </w:r>
+      <w:r>
+        <w:rPr>
           <w:b/>
           <w:lang w:val="en_US" w:bidi="en_US"/>
         </w:rPr>
@@ -15139,6 +17211,20 @@
         <w:rPr>
           <w:lang w:val="en_US" w:bidi="en_US"/>
         </w:rPr>
+      </w:r>
+    </w:p>
+    <w:p>
+      <w:pPr/>
+      <w:r>
+        <w:rPr>
+          <w:lang w:val="en_US" w:bidi="en_US"/>
+        </w:rPr>
+      </w:r>
+      <w:r>
+        <w:rPr>
+          <w:lang w:val="en_US" w:bidi="en_US"/>
+        </w:rPr>
+        <w:t>כַּֽ⁠חוֹתָ֑ם</w:t>
       </w:r>
     </w:p>
     <w:p>

--- a/eng/docx/37.content.docx
+++ b/eng/docx/37.content.docx
@@ -28,49 +28,15 @@
       </w:r>
     </w:p>
     <w:p>
-      <w:pPr>
-        <w:pStyle w:val="Heading2"/>
-      </w:pPr>
-      <w:r>
-        <w:rPr>
-          <w:lang w:val="en_US" w:bidi="en_US"/>
-        </w:rPr>
-        <w:t>License Information</w:t>
-      </w:r>
-      <w:r>
-        <w:rPr>
-          <w:lang w:val="en_US" w:bidi="en_US"/>
-        </w:rPr>
-      </w:r>
-    </w:p>
-    <w:p>
-      <w:pPr/>
-      <w:r>
-        <w:rPr>
-          <w:lang w:val="en_US" w:bidi="en_US"/>
-        </w:rPr>
-      </w:r>
-      <w:r>
-        <w:rPr>
-          <w:b/>
-          <w:lang w:val="en_US" w:bidi="en_US"/>
-        </w:rPr>
-        <w:t>Translation Notes (unfoldingWord)</w:t>
-      </w:r>
-      <w:r>
-        <w:rPr>
-          <w:lang w:val="en_US" w:bidi="en_US"/>
-        </w:rPr>
-        <w:t xml:space="preserve"> is based on</w:t>
-      </w:r>
-      <w:r>
-        <w:rPr>
-          <w:lang w:val="en_US" w:bidi="en_US"/>
-        </w:rPr>
-        <w:t xml:space="preserve">: </w:t>
-      </w:r>
-      <w:r>
-        <w:rPr>
+      <w:pPr/>
+      <w:r>
+        <w:rPr>
+          <w:lang w:val="en_US" w:bidi="en_US"/>
+        </w:rPr>
+      </w:r>
+      <w:r>
+        <w:rPr>
+          <w:b/>
           <w:lang w:val="en_US" w:bidi="en_US"/>
         </w:rPr>
         <w:t>unfoldingWord® Translation Notes</w:t>
@@ -79,62 +45,31 @@
         <w:rPr>
           <w:lang w:val="en_US" w:bidi="en_US"/>
         </w:rPr>
-        <w:t xml:space="preserve">, </w:t>
-      </w:r>
-      <w:hyperlink r:id="rId13">
-        <w:r>
-          <w:rPr>
-            <w:lang w:val="en_US" w:bidi="en_US"/>
-          </w:rPr>
-          <w:rPr>
-            <w:color w:val="0000EE"/>
-            <w:u w:val="single"/>
-          </w:rPr>
-          <w:t>unfoldingWord</w:t>
-        </w:r>
-      </w:hyperlink>
-      <w:r>
-        <w:rPr>
-          <w:lang w:val="en_US" w:bidi="en_US"/>
-        </w:rPr>
-        <w:t xml:space="preserve">, 2022, which is licensed under a </w:t>
-      </w:r>
-      <w:hyperlink r:id="rId14">
-        <w:r>
-          <w:rPr>
-            <w:lang w:val="en_US" w:bidi="en_US"/>
-          </w:rPr>
-          <w:rPr>
-            <w:color w:val="0000EE"/>
-            <w:u w:val="single"/>
-          </w:rPr>
-          <w:t>CC BY-SA 4.0 license</w:t>
-        </w:r>
-      </w:hyperlink>
-      <w:r>
-        <w:rPr>
-          <w:lang w:val="en_US" w:bidi="en_US"/>
-        </w:rPr>
-        <w:t>.</w:t>
-      </w:r>
-      <w:r>
-        <w:rPr>
-          <w:lang w:val="en_US" w:bidi="en_US"/>
-        </w:rPr>
-      </w:r>
-    </w:p>
-    <w:p>
-      <w:pPr/>
-      <w:r>
-        <w:rPr>
-          <w:lang w:val="en_US" w:bidi="en_US"/>
-        </w:rPr>
-      </w:r>
-      <w:r>
-        <w:rPr>
-          <w:lang w:val="en_US" w:bidi="en_US"/>
-        </w:rPr>
-        <w:t>This PDF version is provided under the same license.</w:t>
+        <w:t xml:space="preserve"> © 2022 unfoldingWord. Released under CC BY-SA 4.0 license. </w:t>
+      </w:r>
+      <w:r>
+        <w:rPr>
+          <w:lang w:val="en_US" w:bidi="en_US"/>
+        </w:rPr>
+        <w:t>unfoldingWord® Translation Notes</w:t>
+      </w:r>
+      <w:r>
+        <w:rPr>
+          <w:lang w:val="en_US" w:bidi="en_US"/>
+        </w:rPr>
+        <w:t xml:space="preserve"> has been adapted in the following languages: Tok Pisin, Arabic (عربي), French (Français), Hindi (हिंदी), Indonesian (Bahasa Indonesia), Portuguese (Português), Russian (Русский), Spanish (Español), Swahili (Kiswahili), and Simplified Chinese (简体中文) from </w:t>
+      </w:r>
+      <w:r>
+        <w:rPr>
+          <w:lang w:val="en_US" w:bidi="en_US"/>
+        </w:rPr>
+        <w:t>unfoldingWord® Translation Notes</w:t>
+      </w:r>
+      <w:r>
+        <w:rPr>
+          <w:lang w:val="en_US" w:bidi="en_US"/>
+        </w:rPr>
+        <w:t xml:space="preserve"> © 2022 unfoldingWord. Released under CC BY-SA 4.0 license by Mission Mutual</w:t>
       </w:r>
       <w:r>
         <w:rPr>
@@ -1778,7 +1713,7 @@
         </w:rPr>
         <w:t xml:space="preserve">See how you translated this in </w:t>
       </w:r>
-      <w:hyperlink r:id="rId15">
+      <w:hyperlink r:id="rId13">
         <w:r>
           <w:rPr>
             <w:lang w:val="en_US" w:bidi="en_US"/>
@@ -3407,7 +3342,7 @@
         </w:rPr>
         <w:t xml:space="preserve">See how you translated this in </w:t>
       </w:r>
-      <w:hyperlink r:id="rId16">
+      <w:hyperlink r:id="rId14">
         <w:r>
           <w:rPr>
             <w:lang w:val="en_US" w:bidi="en_US"/>
@@ -6460,7 +6395,7 @@
         </w:rPr>
         <w:t xml:space="preserve"> of the Hebrew calendar includes August and September on Western calendars. See how you decided to translate the similar reference to a day, month, and year in </w:t>
       </w:r>
-      <w:hyperlink r:id="rId15">
+      <w:hyperlink r:id="rId13">
         <w:r>
           <w:rPr>
             <w:lang w:val="en_US" w:bidi="en_US"/>
@@ -7001,7 +6936,7 @@
         </w:rPr>
         <w:t xml:space="preserve"> month on the Hebrew calendar is near the middle of October on Western calendars. See how you decided to translate the similar reference to a day and month in </w:t>
       </w:r>
-      <w:hyperlink r:id="rId15">
+      <w:hyperlink r:id="rId13">
         <w:r>
           <w:rPr>
             <w:lang w:val="en_US" w:bidi="en_US"/>
@@ -7116,7 +7051,7 @@
         </w:rPr>
         <w:t xml:space="preserve">See how you translated this same statement in </w:t>
       </w:r>
-      <w:hyperlink r:id="rId15">
+      <w:hyperlink r:id="rId13">
         <w:r>
           <w:rPr>
             <w:lang w:val="en_US" w:bidi="en_US"/>
@@ -8046,7 +7981,7 @@
         </w:rPr>
         <w:t xml:space="preserve">Yahweh is using this expression to refer to the Judeans who have returned from exile. The phrase means the same thing as the term “remnant” in </w:t>
       </w:r>
-      <w:hyperlink r:id="rId17">
+      <w:hyperlink r:id="rId15">
         <w:r>
           <w:rPr>
             <w:lang w:val="en_US" w:bidi="en_US"/>
@@ -8064,7 +7999,7 @@
         </w:rPr>
         <w:t xml:space="preserve"> and </w:t>
       </w:r>
-      <w:hyperlink r:id="rId18">
+      <w:hyperlink r:id="rId16">
         <w:r>
           <w:rPr>
             <w:lang w:val="en_US" w:bidi="en_US"/>
@@ -8509,7 +8444,7 @@
         </w:rPr>
         <w:t xml:space="preserve">. See, for example, </w:t>
       </w:r>
-      <w:hyperlink r:id="rId19">
+      <w:hyperlink r:id="rId17">
         <w:r>
           <w:rPr>
             <w:lang w:val="en_US" w:bidi="en_US"/>
@@ -10533,7 +10468,7 @@
         </w:rPr>
         <w:t xml:space="preserve"> on the Hebrew calendar is near the middle of December on Western calendars. See how you decided to translate the similar reference to a day and month in </w:t>
       </w:r>
-      <w:hyperlink r:id="rId15">
+      <w:hyperlink r:id="rId13">
         <w:r>
           <w:rPr>
             <w:lang w:val="en_US" w:bidi="en_US"/>
@@ -10648,7 +10583,7 @@
         </w:rPr>
         <w:t xml:space="preserve">See how you translated the similar statement in </w:t>
       </w:r>
-      <w:hyperlink r:id="rId15">
+      <w:hyperlink r:id="rId13">
         <w:r>
           <w:rPr>
             <w:lang w:val="en_US" w:bidi="en_US"/>
@@ -11177,7 +11112,7 @@
         </w:rPr>
         <w:t xml:space="preserve"> makes a person “holy” (and therefore conveys certain privileges but also makes the person subject to certain restrictions, see </w:t>
       </w:r>
-      <w:hyperlink r:id="rId20">
+      <w:hyperlink r:id="rId18">
         <w:r>
           <w:rPr>
             <w:lang w:val="en_US" w:bidi="en_US"/>
@@ -11512,7 +11447,7 @@
         </w:rPr>
         <w:t xml:space="preserve">Haggai and the priests share the knowledge that if an Israelite touches a dead body, something that is ritually unclean, then that Israelite becomes ritually unclean himself for a certain period of time (see </w:t>
       </w:r>
-      <w:hyperlink r:id="rId21">
+      <w:hyperlink r:id="rId19">
         <w:r>
           <w:rPr>
             <w:lang w:val="en_US" w:bidi="en_US"/>
@@ -12520,7 +12455,7 @@
         </w:rPr>
         <w:t xml:space="preserve">, Haggai implicitly means an altar that the returned exiles had set up at the temple site. This is described in </w:t>
       </w:r>
-      <w:hyperlink r:id="rId22">
+      <w:hyperlink r:id="rId20">
         <w:r>
           <w:rPr>
             <w:lang w:val="en_US" w:bidi="en_US"/>
@@ -12635,7 +12570,7 @@
         </w:rPr>
         <w:t xml:space="preserve">See how you translated this expression in </w:t>
       </w:r>
-      <w:hyperlink r:id="rId16">
+      <w:hyperlink r:id="rId14">
         <w:r>
           <w:rPr>
             <w:lang w:val="en_US" w:bidi="en_US"/>
@@ -13772,7 +13707,7 @@
         </w:rPr>
         <w:t xml:space="preserve">See how you translated the similar expression in </w:t>
       </w:r>
-      <w:hyperlink r:id="rId23">
+      <w:hyperlink r:id="rId21">
         <w:r>
           <w:rPr>
             <w:lang w:val="en_US" w:bidi="en_US"/>
@@ -13984,7 +13919,7 @@
         </w:rPr>
         <w:t xml:space="preserve">See how you translated the similar phrase in </w:t>
       </w:r>
-      <w:hyperlink r:id="rId16">
+      <w:hyperlink r:id="rId14">
         <w:r>
           <w:rPr>
             <w:lang w:val="en_US" w:bidi="en_US"/>
@@ -14099,7 +14034,7 @@
         </w:rPr>
         <w:t xml:space="preserve">As in </w:t>
       </w:r>
-      <w:hyperlink r:id="rId24">
+      <w:hyperlink r:id="rId22">
         <w:r>
           <w:rPr>
             <w:lang w:val="en_US" w:bidi="en_US"/>
@@ -14130,7 +14065,7 @@
         </w:rPr>
         <w:t xml:space="preserve"> refers back in time to the whole period after the Judeans returned from exile. The ** twenty-fourth day of the ninth month** means that date in the second year of Darius, as </w:t>
       </w:r>
-      <w:hyperlink r:id="rId25">
+      <w:hyperlink r:id="rId23">
         <w:r>
           <w:rPr>
             <w:lang w:val="en_US" w:bidi="en_US"/>
@@ -14342,7 +14277,7 @@
         </w:rPr>
         <w:t xml:space="preserve">If your language does not use ordinal numbers, you could use cardinal numbers here. See what you did in </w:t>
       </w:r>
-      <w:hyperlink r:id="rId25">
+      <w:hyperlink r:id="rId23">
         <w:r>
           <w:rPr>
             <w:lang w:val="en_US" w:bidi="en_US"/>
@@ -14651,7 +14586,7 @@
         </w:rPr>
         <w:t xml:space="preserve">See how you translated this phrase in </w:t>
       </w:r>
-      <w:hyperlink r:id="rId16">
+      <w:hyperlink r:id="rId14">
         <w:r>
           <w:rPr>
             <w:lang w:val="en_US" w:bidi="en_US"/>
@@ -15057,7 +14992,7 @@
         </w:rPr>
         <w:t xml:space="preserve">See how you translated the similar phrase in </w:t>
       </w:r>
-      <w:hyperlink r:id="rId25">
+      <w:hyperlink r:id="rId23">
         <w:r>
           <w:rPr>
             <w:lang w:val="en_US" w:bidi="en_US"/>
@@ -15449,7 +15384,7 @@
         </w:rPr>
         <w:t xml:space="preserve">See how you translated the name of the Hebrew month in </w:t>
       </w:r>
-      <w:hyperlink r:id="rId25">
+      <w:hyperlink r:id="rId23">
         <w:r>
           <w:rPr>
             <w:lang w:val="en_US" w:bidi="en_US"/>
@@ -15661,7 +15596,7 @@
         </w:rPr>
         <w:t xml:space="preserve">See how you translated the similar expression in </w:t>
       </w:r>
-      <w:hyperlink r:id="rId26">
+      <w:hyperlink r:id="rId24">
         <w:r>
           <w:rPr>
             <w:lang w:val="en_US" w:bidi="en_US"/>
@@ -15802,7 +15737,7 @@
         </w:rPr>
         <w:t xml:space="preserve">, to represent all of creation. See how you translated the similar expression in </w:t>
       </w:r>
-      <w:hyperlink r:id="rId26">
+      <w:hyperlink r:id="rId24">
         <w:r>
           <w:rPr>
             <w:lang w:val="en_US" w:bidi="en_US"/>
@@ -16532,7 +16467,7 @@
         </w:rPr>
         <w:t xml:space="preserve">See how you translated the similar use of the phrase “a man” in </w:t>
       </w:r>
-      <w:hyperlink r:id="rId27">
+      <w:hyperlink r:id="rId25">
         <w:r>
           <w:rPr>
             <w:lang w:val="en_US" w:bidi="en_US"/>

--- a/eng/docx/37.content.docx
+++ b/eng/docx/37.content.docx
@@ -141,13 +141,6 @@
         <w:rPr>
           <w:lang w:val="en_US" w:bidi="en_US"/>
         </w:rPr>
-      </w:r>
-      <w:r>
-        <w:rPr>
-          <w:i/>
-          <w:lang w:val="en_US" w:bidi="en_US"/>
-        </w:rPr>
-        <w:t>Haggai - Introduction, Haggai - Chapter 1 Introduction, Haggai 1:1 (#1), Haggai 1:1 (#2), Haggai 1:1 (#3), Haggai 1:1 (#4), Haggai 1:1 (#5), Haggai 1:2 (#1), Haggai 1:2 (#2), Haggai 1:2 (#3), Haggai 1:2 (#4), Haggai 1:3 (#1), Haggai 1:4 (#1), Haggai 1:4 (#2), Haggai 1:4 (#3), Haggai 1:5 (#1), Haggai 1:5 (#2), Haggai 1:5 (#3), Haggai 1:5 (#4), Haggai 1:6 (#1), Haggai 1:6 (#2), Haggai 1:6 (#3), Haggai 1:6 (#4), Haggai 1:6 (#5), Haggai 1:6 (#6), Haggai 1:7 (#1), Haggai 1:7 (#2), Haggai 1:8 (#1), Haggai 1:8 (#2), Haggai 1:8 (#3), Haggai 1:9 (#1), Haggai 1:9 (#2), Haggai 1:9 (#3), Haggai 1:9 (#4), Haggai 1:9 (#5), Haggai 1:9 (#6), Haggai 1:9 (#7), Haggai 1:9 (#8), Haggai 1:10 (#1), Haggai 1:10 (#2), Haggai 1:11 (#1), Haggai 1:11 (#2), Haggai 1:11 (#3), Haggai 1:11 (#4), Haggai 1:11 (#5), Haggai 1:11 (#6), Haggai 1:12 (#1), Haggai 1:12 (#2), Haggai 1:12 (#3), Haggai 1:12 (#4), Haggai 1:13 (#1), Haggai 1:14 (#1), Haggai 1:14 (#2), Haggai 1:15 (#1), Haggai 1:15 (#2), Haggai - Chapter 2 Introduction, Haggai 2:1 (#1), Haggai 2:1 (#2), Haggai 2:1 (#3), Haggai 2:1 (#4), Haggai 2:2 (#1), Haggai 2:3 (#1), Haggai 2:3 (#2), Haggai 2:3 (#3), Haggai 2:3 (#4), Haggai 2:3 (#5), Haggai 2:3 (#6), Haggai 2:4 (#1), Haggai 2:4 (#2), Haggai 2:5 (#1), Haggai 2:5 (#2), Haggai 2:5 (#3), Haggai 2:5 (#4), Haggai 2:5 (#5), Haggai 2:6 (#1), Haggai 2:6 (#2), Haggai 2:6 (#3), Haggai 2:6 (#4), Haggai 2:7 (#1), Haggai 2:7 (#2), Haggai 2:7 (#3), Haggai 2:8 (#1), Haggai 2:8 (#2), Haggai 2:9 (#1), Haggai 2:9 (#2), Haggai 2:9 (#3), Haggai 2:9 (#4), Haggai 2:9 (#5), Haggai 2:10 (#1), Haggai 2:10 (#2), Haggai 2:10 (#3), Haggai 2:10 (#4), Haggai 2:11 (#1), Haggai 2:12 (#1), Haggai 2:12 (#2), Haggai 2:12 (#3), Haggai 2:12 (#4), Haggai 2:13 (#1), Haggai 2:13 (#2), Haggai 2:13 (#3), Haggai 2:13 (#4), Haggai 2:13 (#5), Haggai 2:14 (#1), Haggai 2:14 (#2), Haggai 2:14 (#3), Haggai 2:14 (#4), Haggai 2:14 (#5), Haggai 2:14 (#6), Haggai 2:14 (#7), Haggai 2:15 (#1), Haggai 2:15 (#2), Haggai 2:15 (#3), Haggai 2:15 (#4), Haggai 2:16 (#1), Haggai 2:16 (#2), Haggai 2:16 (#3), Haggai 2:16 (#4), Haggai 2:16 (#5), Haggai 2:17 (#1), Haggai 2:17 (#2), Haggai 2:17 (#3), Haggai 2:17 (#4), Haggai 2:18 (#1), Haggai 2:18 (#2), Haggai 2:18 (#3), Haggai 2:18 (#4), Haggai 2:18 (#5), Haggai 2:18 (#6), Haggai 2:18 (#7), Haggai 2:19 (#1), Haggai 2:19 (#2), Haggai 2:19 (#3), Haggai 2:20 (#1), Haggai 2:20 (#2), Haggai 2:20 (#3), Haggai 2:20 (#4), Haggai 2:20 (#5), Haggai 2:21 (#1), Haggai 2:21 (#2), Haggai 2:21 (#3), Haggai 2:22 (#1), Haggai 2:22 (#2), Haggai 2:22 (#3), Haggai 2:22 (#4), Haggai 2:22 (#5), Haggai 2:22 (#6), Haggai 2:22 (#7), Haggai 2:22 (#8), Haggai 2:23 (#1), Haggai 2:23 (#2), Haggai 2:23 (#3), Haggai 2:23 (#4), Haggai 2:23 (#5)</w:t>
       </w:r>
       <w:r>
         <w:rPr>

--- a/eng/docx/37.content.docx
+++ b/eng/docx/37.content.docx
@@ -146,19 +146,6 @@
         <w:rPr>
           <w:lang w:val="en_US" w:bidi="en_US"/>
         </w:rPr>
-      </w:r>
-    </w:p>
-    <w:p>
-      <w:pPr/>
-      <w:r>
-        <w:rPr>
-          <w:lang w:val="en_US" w:bidi="en_US"/>
-        </w:rPr>
-      </w:r>
-      <w:r>
-        <w:rPr>
-          <w:lang w:val="en_US" w:bidi="en_US"/>
-        </w:rPr>
         <w:t xml:space="preserve"> </w:t>
       </w:r>
       <w:r>
@@ -565,79 +552,6 @@
           <w:lang w:val="en_US" w:bidi="en_US"/>
         </w:rPr>
         <w:t>.)</w:t>
-      </w:r>
-      <w:r>
-        <w:rPr>
-          <w:lang w:val="en_US" w:bidi="en_US"/>
-        </w:rPr>
-      </w:r>
-      <w:r>
-        <w:rPr>
-          <w:lang w:val="en_US" w:bidi="en_US"/>
-        </w:rPr>
-      </w:r>
-    </w:p>
-    <w:p>
-      <w:pPr/>
-      <w:r>
-        <w:rPr>
-          <w:lang w:val="en_US" w:bidi="en_US"/>
-        </w:rPr>
-      </w:r>
-    </w:p>
-    <w:p>
-      <w:pPr>
-        <w:pStyle w:val="Heading2"/>
-      </w:pPr>
-      <w:r>
-        <w:rPr>
-          <w:lang w:val="en_US" w:bidi="en_US"/>
-        </w:rPr>
-        <w:t>Haggai - Chapter 1 Introduction</w:t>
-      </w:r>
-      <w:r>
-        <w:rPr>
-          <w:lang w:val="en_US" w:bidi="en_US"/>
-        </w:rPr>
-      </w:r>
-    </w:p>
-    <w:p>
-      <w:pPr>
-        <w:pStyle w:val="Heading3"/>
-      </w:pPr>
-      <w:r>
-        <w:rPr>
-          <w:lang w:val="en_US" w:bidi="en_US"/>
-        </w:rPr>
-        <w:t>Structure and Formatting</w:t>
-      </w:r>
-    </w:p>
-    <w:p>
-      <w:pPr/>
-      <w:r>
-        <w:rPr>
-          <w:lang w:val="en_US" w:bidi="en_US"/>
-        </w:rPr>
-      </w:r>
-      <w:r>
-        <w:rPr>
-          <w:lang w:val="en_US" w:bidi="en_US"/>
-        </w:rPr>
-        <w:t>This chapter contains the first oracle that Haggai delivered from Yahweh to the Judeans who had returned from exile.</w:t>
-      </w:r>
-    </w:p>
-    <w:p>
-      <w:pPr/>
-      <w:r>
-        <w:rPr>
-          <w:lang w:val="en_US" w:bidi="en_US"/>
-        </w:rPr>
-      </w:r>
-      <w:r>
-        <w:rPr>
-          <w:lang w:val="en_US" w:bidi="en_US"/>
-        </w:rPr>
-        <w:t>Some translations set each line of poetry farther to the right than the rest of the text to make it easier to read. The ULT does this with the poetry in verses 4, 6, and 8–11.</w:t>
       </w:r>
       <w:r>
         <w:rPr>
@@ -6550,115 +6464,6 @@
         <w:rPr>
           <w:lang w:val="en_US" w:bidi="en_US"/>
         </w:rPr>
-        <w:t>Haggai - Chapter 2 Introduction</w:t>
-      </w:r>
-      <w:r>
-        <w:rPr>
-          <w:lang w:val="en_US" w:bidi="en_US"/>
-        </w:rPr>
-      </w:r>
-    </w:p>
-    <w:p>
-      <w:pPr>
-        <w:pStyle w:val="Heading3"/>
-      </w:pPr>
-      <w:r>
-        <w:rPr>
-          <w:lang w:val="en_US" w:bidi="en_US"/>
-        </w:rPr>
-        <w:t>Structure and Formatting</w:t>
-      </w:r>
-    </w:p>
-    <w:p>
-      <w:pPr/>
-      <w:r>
-        <w:rPr>
-          <w:lang w:val="en_US" w:bidi="en_US"/>
-        </w:rPr>
-      </w:r>
-      <w:r>
-        <w:rPr>
-          <w:lang w:val="en_US" w:bidi="en_US"/>
-        </w:rPr>
-        <w:t>This chapter contains the second (2:1–9), third (2:10–19), and fourth (2:20–23) oracles that Haggai delivered from Yahweh to the Judeans who had returned from exile.</w:t>
-      </w:r>
-    </w:p>
-    <w:p>
-      <w:pPr/>
-      <w:r>
-        <w:rPr>
-          <w:lang w:val="en_US" w:bidi="en_US"/>
-        </w:rPr>
-      </w:r>
-      <w:r>
-        <w:rPr>
-          <w:lang w:val="en_US" w:bidi="en_US"/>
-        </w:rPr>
-        <w:t>Some translations set each line of poetry farther to the right than the rest of the text to make it easier to read. The ULT does this with the poetry in verses 6–7 and 21–22.</w:t>
-      </w:r>
-    </w:p>
-    <w:p>
-      <w:pPr>
-        <w:pStyle w:val="Heading3"/>
-      </w:pPr>
-      <w:r>
-        <w:rPr>
-          <w:lang w:val="en_US" w:bidi="en_US"/>
-        </w:rPr>
-        <w:t>Translation Issues in this Chapter</w:t>
-      </w:r>
-    </w:p>
-    <w:p>
-      <w:pPr>
-        <w:pStyle w:val="Heading4"/>
-      </w:pPr>
-      <w:r>
-        <w:rPr>
-          <w:lang w:val="en_US" w:bidi="en_US"/>
-        </w:rPr>
-        <w:t>The teaching example of uncleanness (verses 12–14)</w:t>
-      </w:r>
-    </w:p>
-    <w:p>
-      <w:pPr/>
-      <w:r>
-        <w:rPr>
-          <w:lang w:val="en_US" w:bidi="en_US"/>
-        </w:rPr>
-      </w:r>
-      <w:r>
-        <w:rPr>
-          <w:lang w:val="en_US" w:bidi="en_US"/>
-        </w:rPr>
-        <w:t>In the third oracle, Yahweh has Haggai speak with the priests in front of the people in order to teach the people by using an example. Haggai has the priests confirm that a person in a state of holiness does not communicate that holy state to foods that he touches. Haggai then has the priests confirm that a person in a state of uncleanness does communicate that unclean state to foods that he touches. Haggai then tells the people that Yahweh considers them to be unclean, meaning not in a proper state to take part in worship, because they have not obeyed him and rebuilt the temple. They have communicated that unclean state to the foods that they have offered in sacrifice, and so those sacrifices are not acceptable to Yahweh. Stated plainly, the message of this example is that the sacrifices the people are offering on the altar do not make up for their disobedience in not rebuilding the temple. Rather, their disobedience in not rebuilding the temple is making their sacrifices unacceptable. Notes to verses 11–14 will suggest ways in which you can indicate this meaning in your translation.</w:t>
-      </w:r>
-      <w:r>
-        <w:rPr>
-          <w:lang w:val="en_US" w:bidi="en_US"/>
-        </w:rPr>
-      </w:r>
-      <w:r>
-        <w:rPr>
-          <w:lang w:val="en_US" w:bidi="en_US"/>
-        </w:rPr>
-      </w:r>
-    </w:p>
-    <w:p>
-      <w:pPr/>
-      <w:r>
-        <w:rPr>
-          <w:lang w:val="en_US" w:bidi="en_US"/>
-        </w:rPr>
-      </w:r>
-    </w:p>
-    <w:p>
-      <w:pPr>
-        <w:pStyle w:val="Heading2"/>
-      </w:pPr>
-      <w:r>
-        <w:rPr>
-          <w:lang w:val="en_US" w:bidi="en_US"/>
-        </w:rPr>
         <w:t>Haggai 2:1 (#1)</w:t>
       </w:r>
       <w:r>
@@ -17293,6 +17098,188 @@
           <w:lang w:val="en_US" w:bidi="en_US"/>
         </w:rPr>
         <w:t>Simile</w:t>
+      </w:r>
+      <w:r>
+        <w:rPr>
+          <w:lang w:val="en_US" w:bidi="en_US"/>
+        </w:rPr>
+      </w:r>
+      <w:r>
+        <w:rPr>
+          <w:lang w:val="en_US" w:bidi="en_US"/>
+        </w:rPr>
+      </w:r>
+    </w:p>
+    <w:p>
+      <w:pPr/>
+      <w:r>
+        <w:rPr>
+          <w:lang w:val="en_US" w:bidi="en_US"/>
+        </w:rPr>
+      </w:r>
+    </w:p>
+    <w:p>
+      <w:pPr>
+        <w:pStyle w:val="Heading2"/>
+      </w:pPr>
+      <w:r>
+        <w:rPr>
+          <w:lang w:val="en_US" w:bidi="en_US"/>
+        </w:rPr>
+        <w:t>Haggai - Chapter 1 Introduction</w:t>
+      </w:r>
+      <w:r>
+        <w:rPr>
+          <w:lang w:val="en_US" w:bidi="en_US"/>
+        </w:rPr>
+      </w:r>
+    </w:p>
+    <w:p>
+      <w:pPr>
+        <w:pStyle w:val="Heading3"/>
+      </w:pPr>
+      <w:r>
+        <w:rPr>
+          <w:lang w:val="en_US" w:bidi="en_US"/>
+        </w:rPr>
+        <w:t>Structure and Formatting</w:t>
+      </w:r>
+    </w:p>
+    <w:p>
+      <w:pPr/>
+      <w:r>
+        <w:rPr>
+          <w:lang w:val="en_US" w:bidi="en_US"/>
+        </w:rPr>
+      </w:r>
+      <w:r>
+        <w:rPr>
+          <w:lang w:val="en_US" w:bidi="en_US"/>
+        </w:rPr>
+        <w:t>This chapter contains the first oracle that Haggai delivered from Yahweh to the Judeans who had returned from exile.</w:t>
+      </w:r>
+    </w:p>
+    <w:p>
+      <w:pPr/>
+      <w:r>
+        <w:rPr>
+          <w:lang w:val="en_US" w:bidi="en_US"/>
+        </w:rPr>
+      </w:r>
+      <w:r>
+        <w:rPr>
+          <w:lang w:val="en_US" w:bidi="en_US"/>
+        </w:rPr>
+        <w:t>Some translations set each line of poetry farther to the right than the rest of the text to make it easier to read. The ULT does this with the poetry in verses 4, 6, and 8–11.</w:t>
+      </w:r>
+      <w:r>
+        <w:rPr>
+          <w:lang w:val="en_US" w:bidi="en_US"/>
+        </w:rPr>
+      </w:r>
+      <w:r>
+        <w:rPr>
+          <w:lang w:val="en_US" w:bidi="en_US"/>
+        </w:rPr>
+      </w:r>
+    </w:p>
+    <w:p>
+      <w:pPr/>
+      <w:r>
+        <w:rPr>
+          <w:lang w:val="en_US" w:bidi="en_US"/>
+        </w:rPr>
+      </w:r>
+    </w:p>
+    <w:p>
+      <w:pPr>
+        <w:pStyle w:val="Heading2"/>
+      </w:pPr>
+      <w:r>
+        <w:rPr>
+          <w:lang w:val="en_US" w:bidi="en_US"/>
+        </w:rPr>
+        <w:t>Haggai - Chapter 2 Introduction</w:t>
+      </w:r>
+      <w:r>
+        <w:rPr>
+          <w:lang w:val="en_US" w:bidi="en_US"/>
+        </w:rPr>
+      </w:r>
+    </w:p>
+    <w:p>
+      <w:pPr>
+        <w:pStyle w:val="Heading3"/>
+      </w:pPr>
+      <w:r>
+        <w:rPr>
+          <w:lang w:val="en_US" w:bidi="en_US"/>
+        </w:rPr>
+        <w:t>Structure and Formatting</w:t>
+      </w:r>
+    </w:p>
+    <w:p>
+      <w:pPr/>
+      <w:r>
+        <w:rPr>
+          <w:lang w:val="en_US" w:bidi="en_US"/>
+        </w:rPr>
+      </w:r>
+      <w:r>
+        <w:rPr>
+          <w:lang w:val="en_US" w:bidi="en_US"/>
+        </w:rPr>
+        <w:t>This chapter contains the second (2:1–9), third (2:10–19), and fourth (2:20–23) oracles that Haggai delivered from Yahweh to the Judeans who had returned from exile.</w:t>
+      </w:r>
+    </w:p>
+    <w:p>
+      <w:pPr/>
+      <w:r>
+        <w:rPr>
+          <w:lang w:val="en_US" w:bidi="en_US"/>
+        </w:rPr>
+      </w:r>
+      <w:r>
+        <w:rPr>
+          <w:lang w:val="en_US" w:bidi="en_US"/>
+        </w:rPr>
+        <w:t>Some translations set each line of poetry farther to the right than the rest of the text to make it easier to read. The ULT does this with the poetry in verses 6–7 and 21–22.</w:t>
+      </w:r>
+    </w:p>
+    <w:p>
+      <w:pPr>
+        <w:pStyle w:val="Heading3"/>
+      </w:pPr>
+      <w:r>
+        <w:rPr>
+          <w:lang w:val="en_US" w:bidi="en_US"/>
+        </w:rPr>
+        <w:t>Translation Issues in this Chapter</w:t>
+      </w:r>
+    </w:p>
+    <w:p>
+      <w:pPr>
+        <w:pStyle w:val="Heading4"/>
+      </w:pPr>
+      <w:r>
+        <w:rPr>
+          <w:lang w:val="en_US" w:bidi="en_US"/>
+        </w:rPr>
+        <w:t>The teaching example of uncleanness (verses 12–14)</w:t>
+      </w:r>
+    </w:p>
+    <w:p>
+      <w:pPr/>
+      <w:r>
+        <w:rPr>
+          <w:lang w:val="en_US" w:bidi="en_US"/>
+        </w:rPr>
+      </w:r>
+      <w:r>
+        <w:rPr>
+          <w:lang w:val="en_US" w:bidi="en_US"/>
+        </w:rPr>
+        <w:t>In the third oracle, Yahweh has Haggai speak with the priests in front of the people in order to teach the people by using an example. Haggai has the priests confirm that a person in a state of holiness does not communicate that holy state to foods that he touches. Haggai then has the priests confirm that a person in a state of uncleanness does communicate that unclean state to foods that he touches. Haggai then tells the people that Yahweh considers them to be unclean, meaning not in a proper state to take part in worship, because they have not obeyed him and rebuilt the temple. They have communicated that unclean state to the foods that they have offered in sacrifice, and so those sacrifices are not acceptable to Yahweh. Stated plainly, the message of this example is that the sacrifices the people are offering on the altar do not make up for their disobedience in not rebuilding the temple. Rather, their disobedience in not rebuilding the temple is making their sacrifices unacceptable. Notes to verses 11–14 will suggest ways in which you can indicate this meaning in your translation.</w:t>
       </w:r>
       <w:r>
         <w:rPr>

--- a/eng/docx/37.content.docx
+++ b/eng/docx/37.content.docx
@@ -19,7 +19,7 @@
         <w:rPr>
           <w:lang w:val="en_US" w:bidi="en_US"/>
         </w:rPr>
-        <w:t>Resource: Translation Notes (unfoldingWord)</w:t>
+        <w:t>Resource: unfoldingWord® Translation Notes</w:t>
       </w:r>
       <w:r>
         <w:rPr>
@@ -90,7 +90,7 @@
         <w:rPr>
           <w:lang w:val="en_US" w:bidi="en_US"/>
         </w:rPr>
-        <w:t>Translation Notes (unfoldingWord)</w:t>
+        <w:t>unfoldingWord® Translation Notes</w:t>
       </w:r>
     </w:p>
     <w:p>

--- a/eng/docx/37.content.docx
+++ b/eng/docx/37.content.docx
@@ -599,7 +599,7 @@
         <w:rPr>
           <w:lang w:val="en_US" w:bidi="en_US"/>
         </w:rPr>
-        <w:t>בִּ⁠שְׁנַ֤ת שְׁתַּ֨יִם֙ לְ⁠דָרְיָ֣וֶשׁ הַ⁠מֶּ֔לֶךְ</w:t>
+        <w:t>בִּ⁠שְׁנַ֤ת שְׁתַּ֨יִם֙ לְ⁠דָרְיָ֣וֶשׁ הַ⁠מֶּ֔לֶךְ</w:t>
       </w:r>
     </w:p>
     <w:p>
@@ -709,7 +709,7 @@
         <w:rPr>
           <w:lang w:val="en_US" w:bidi="en_US"/>
         </w:rPr>
-        <w:t>בִּ⁠שְׁנַ֤ת שְׁתַּ֨יִם֙ &amp; בַּ⁠חֹ֨דֶשׁ֙ הַ⁠שִּׁשִּׁ֔י בְּ⁠י֥וֹם אֶחָ֖ד לַ⁠חֹ֑דֶשׁ</w:t>
+        <w:t>בִּ⁠שְׁנַ֤ת שְׁתַּ֨יִם֙ &amp; בַּ⁠חֹ֨דֶשׁ֙ הַ⁠שִּׁשִּׁ֔י בְּ⁠י֥וֹם אֶחָ֖ד לַ⁠חֹ֑דֶשׁ</w:t>
       </w:r>
     </w:p>
     <w:p>
@@ -819,7 +819,7 @@
         <w:rPr>
           <w:lang w:val="en_US" w:bidi="en_US"/>
         </w:rPr>
-        <w:t>בַּ⁠חֹ֨דֶשׁ֙ הַ⁠שִּׁשִּׁ֔י בְּ⁠י֥וֹם אֶחָ֖ד לַ⁠חֹ֑דֶשׁ</w:t>
+        <w:t>בַּ⁠חֹ֨דֶשׁ֙ הַ⁠שִּׁשִּׁ֔י בְּ⁠י֥וֹם אֶחָ֖ד לַ⁠חֹ֑דֶשׁ</w:t>
       </w:r>
     </w:p>
     <w:p>
@@ -929,7 +929,7 @@
         <w:rPr>
           <w:lang w:val="en_US" w:bidi="en_US"/>
         </w:rPr>
-        <w:t>הָיָ֨ה דְבַר־יְהוָ֜ה בְּ⁠יַד־חַגַּ֣י הַ⁠נָּבִ֗יא</w:t>
+        <w:t>הָיָ֨ה דְבַר־יְהוָ֜ה בְּ⁠יַד־חַגַּ֣י הַ⁠נָּבִ֗יא</w:t>
       </w:r>
     </w:p>
     <w:p>
@@ -1162,7 +1162,7 @@
         <w:rPr>
           <w:lang w:val="en_US" w:bidi="en_US"/>
         </w:rPr>
-        <w:t>כֹּ֥ה אָמַ֛ר יְהוָ֥ה צְבָא֖וֹת לֵ⁠אמֹ֑ר הָ⁠עָ֤ם הַ⁠זֶּה֙ אָֽמְר֔וּ לֹ֥א עֶת־בֹּ֛א עֶת־בֵּ֥ית יְהוָ֖ה לְ⁠הִבָּנֽוֹת</w:t>
+        <w:t>כֹּ֥ה אָמַ֛ר יְהוָ֥ה צְבָא֖וֹת לֵ⁠אמֹ֑ר הָ⁠עָ֤ם הַ⁠זֶּה֙ אָֽמְר֔וּ לֹ֥א עֶת־בֹּ֛א עֶת־בֵּ֥ית יְהוָ֖ה לְ⁠הִבָּנֽוֹת</w:t>
       </w:r>
     </w:p>
     <w:p>
@@ -1369,7 +1369,7 @@
         <w:rPr>
           <w:lang w:val="en_US" w:bidi="en_US"/>
         </w:rPr>
-        <w:t>הָ⁠עָ֤ם הַ⁠זֶּה֙</w:t>
+        <w:t>הָ⁠עָ֤ם הַ⁠זֶּה֙</w:t>
       </w:r>
     </w:p>
     <w:p>
@@ -1479,7 +1479,7 @@
         <w:rPr>
           <w:lang w:val="en_US" w:bidi="en_US"/>
         </w:rPr>
-        <w:t>עֶת־בֵּ֥ית יְהוָ֖ה</w:t>
+        <w:t>עֶת־בֵּ֥ית יְהוָ֖ה</w:t>
       </w:r>
     </w:p>
     <w:p>
@@ -1589,7 +1589,7 @@
         <w:rPr>
           <w:lang w:val="en_US" w:bidi="en_US"/>
         </w:rPr>
-        <w:t>וַֽ⁠יְהִי֙ דְּבַר־יְהוָ֔ה בְּ⁠יַד־חַגַּ֥י הַ⁠נָּבִ֖יא</w:t>
+        <w:t>וַֽ⁠יְהִי֙ דְּבַר־יְהוָ֔ה בְּ⁠יַד־חַגַּ֥י הַ⁠נָּבִ֖יא</w:t>
       </w:r>
     </w:p>
     <w:p>
@@ -1704,7 +1704,7 @@
         <w:rPr>
           <w:lang w:val="en_US" w:bidi="en_US"/>
         </w:rPr>
-        <w:t>הַ⁠עֵ֤ת לָ⁠כֶם֙ אַתֶּ֔ם לָ⁠שֶׁ֖בֶת בְּ⁠בָתֵּי⁠כֶ֣ם סְפוּנִ֑ים וְ⁠הַ⁠בַּ֥יִת הַ⁠זֶּ֖ה חָרֵֽב</w:t>
+        <w:t>הַ⁠עֵ֤ת לָ⁠כֶם֙ אַתֶּ֔ם לָ⁠שֶׁ֖בֶת בְּ⁠בָתֵּי⁠כֶ֣ם סְפוּנִ֑ים וְ⁠הַ⁠בַּ֥יִת הַ⁠זֶּ֖ה חָרֵֽב</w:t>
       </w:r>
     </w:p>
     <w:p>
@@ -1801,7 +1801,7 @@
         <w:rPr>
           <w:lang w:val="en_US" w:bidi="en_US"/>
         </w:rPr>
-        <w:t>לָ⁠כֶם֙ אַתֶּ֔ם &amp; בְּ⁠בָתֵּי⁠כֶ֣ם</w:t>
+        <w:t>לָ⁠כֶם֙ אַתֶּ֔ם &amp; בְּ⁠בָתֵּי⁠כֶ֣ם</w:t>
       </w:r>
     </w:p>
     <w:p>
@@ -2073,7 +2073,7 @@
         <w:rPr>
           <w:lang w:val="en_US" w:bidi="en_US"/>
         </w:rPr>
-        <w:t>וְ⁠עַתָּ֕ה כֹּ֥ה אָמַ֖ר יְהוָ֣ה צְבָא֑וֹת שִׂ֥ימוּ לְבַבְ⁠כֶ֖ם עַל־דַּרְכֵי⁠כֶֽם</w:t>
+        <w:t>וְ⁠עַתָּ֕ה כֹּ֥ה אָמַ֖ר יְהוָ֣ה צְבָא֑וֹת שִׂ֥ימוּ לְבַבְ⁠כֶ֖ם עַל־דַּרְכֵי⁠כֶֽם</w:t>
       </w:r>
     </w:p>
     <w:p>
@@ -2170,7 +2170,7 @@
         <w:rPr>
           <w:lang w:val="en_US" w:bidi="en_US"/>
         </w:rPr>
-        <w:t>שִׂ֥ימוּ לְבַבְ⁠כֶ֖ם עַל־דַּרְכֵי⁠כֶֽם</w:t>
+        <w:t>שִׂ֥ימוּ לְבַבְ⁠כֶ֖ם עַל־דַּרְכֵי⁠כֶֽם</w:t>
       </w:r>
     </w:p>
     <w:p>
@@ -2390,7 +2390,7 @@
         <w:rPr>
           <w:lang w:val="en_US" w:bidi="en_US"/>
         </w:rPr>
-        <w:t>דַּרְכֵי⁠כֶֽם</w:t>
+        <w:t>דַּרְכֵי⁠כֶֽם</w:t>
       </w:r>
     </w:p>
     <w:p>
@@ -2500,7 +2500,7 @@
         <w:rPr>
           <w:lang w:val="en_US" w:bidi="en_US"/>
         </w:rPr>
-        <w:t>וְ⁠אֵין־לְ⁠שָׂבְעָה֙</w:t>
+        <w:t>וְ⁠אֵין־לְ⁠שָׂבְעָה֙</w:t>
       </w:r>
     </w:p>
     <w:p>
@@ -2610,7 +2610,7 @@
         <w:rPr>
           <w:lang w:val="en_US" w:bidi="en_US"/>
         </w:rPr>
-        <w:t>וְ⁠אֵין־לְ⁠שָׁכְרָ֔ה</w:t>
+        <w:t>וְ⁠אֵין־לְ⁠שָׁכְרָ֔ה</w:t>
       </w:r>
     </w:p>
     <w:p>
@@ -2804,7 +2804,7 @@
         <w:rPr>
           <w:lang w:val="en_US" w:bidi="en_US"/>
         </w:rPr>
-        <w:t>וְ⁠הַ֨⁠מִּשְׂתַּכֵּ֔ר מִשְׂתַּכֵּ֖ר אֶל־צְר֥וֹר נָקֽוּב</w:t>
+        <w:t>וְ⁠הַ֨⁠מִּשְׂתַּכֵּ֔ר מִשְׂתַּכֵּ֖ר אֶל־צְר֥וֹר נָקֽוּב</w:t>
       </w:r>
     </w:p>
     <w:p>
@@ -2901,7 +2901,7 @@
         <w:rPr>
           <w:lang w:val="en_US" w:bidi="en_US"/>
         </w:rPr>
-        <w:t>וְ⁠הַ֨⁠מִּשְׂתַּכֵּ֔ר מִשְׂתַּכֵּ֖ר אֶל־צְר֥וֹר נָקֽוּב</w:t>
+        <w:t>וְ⁠הַ֨⁠מִּשְׂתַּכֵּ֔ר מִשְׂתַּכֵּ֖ר אֶל־צְר֥וֹר נָקֽוּב</w:t>
       </w:r>
     </w:p>
     <w:p>
@@ -3121,7 +3121,7 @@
         <w:rPr>
           <w:lang w:val="en_US" w:bidi="en_US"/>
         </w:rPr>
-        <w:t>כֹּ֥ה אָמַ֖ר יְהוָ֣ה צְבָא֑וֹת שִׂ֥ימוּ לְבַבְ⁠כֶ֖ם עַל־דַּרְכֵי⁠כֶֽם</w:t>
+        <w:t>כֹּ֥ה אָמַ֖ר יְהוָ֣ה צְבָא֑וֹת שִׂ֥ימוּ לְבַבְ⁠כֶ֖ם עַל־דַּרְכֵי⁠כֶֽם</w:t>
       </w:r>
     </w:p>
     <w:p>
@@ -3218,7 +3218,7 @@
         <w:rPr>
           <w:lang w:val="en_US" w:bidi="en_US"/>
         </w:rPr>
-        <w:t>שִׂ֥ימוּ לְבַבְ⁠כֶ֖ם עַל־דַּרְכֵי⁠כֶֽם</w:t>
+        <w:t>שִׂ֥ימוּ לְבַבְ⁠כֶ֖ם עַל־דַּרְכֵי⁠כֶֽם</w:t>
       </w:r>
     </w:p>
     <w:p>
@@ -3333,7 +3333,7 @@
         <w:rPr>
           <w:lang w:val="en_US" w:bidi="en_US"/>
         </w:rPr>
-        <w:t>עֲל֥וּ הָ⁠הָ֛ר וַ⁠הֲבֵאתֶ֥ם עֵ֖ץ וּ⁠בְנ֣וּ הַ⁠בָּ֑יִת וְ⁠אֶרְצֶה־בּ֥⁠וֹ ו⁠אכבד אָמַ֥ר יְהוָֽה</w:t>
+        <w:t>עֲל֥וּ הָ⁠הָ֛ר וַ⁠הֲבֵאתֶ֥ם עֵ֖ץ וּ⁠בְנ֣וּ הַ⁠בָּ֑יִת וְ⁠אֶרְצֶה־בּ֥⁠וֹ ו⁠אכבד אָמַ֥ר יְהוָֽה</w:t>
       </w:r>
     </w:p>
     <w:p>
@@ -3650,7 +3650,7 @@
         <w:rPr>
           <w:lang w:val="en_US" w:bidi="en_US"/>
         </w:rPr>
-        <w:t>פָּנֹ֤ה אֶל־הַרְבֵּה֙ וְ⁠הִנֵּ֣ה לִ⁠מְעָ֔ט וַ⁠הֲבֵאתֶ֥ם הַ⁠בַּ֖יִת וְ⁠נָפַ֣חְתִּי ב֑⁠וֹ יַ֣עַן מֶ֗ה נְאֻם֙ יְהוָ֣ה צְבָא֔וֹת יַ֗עַן בֵּיתִ⁠י֙ אֲשֶׁר־ה֣וּא חָרֵ֔ב וְ⁠אַתֶּ֥ם רָצִ֖ים אִ֥ישׁ לְ⁠בֵיתֽ⁠וֹ</w:t>
+        <w:t>פָּנֹ֤ה אֶל־הַרְבֵּה֙ וְ⁠הִנֵּ֣ה לִ⁠מְעָ֔ט וַ⁠הֲבֵאתֶ֥ם הַ⁠בַּ֖יִת וְ⁠נָפַ֣חְתִּי ב֑⁠וֹ יַ֣עַן מֶ֗ה נְאֻם֙ יְהוָ֣ה צְבָא֔וֹת יַ֗עַן בֵּיתִ⁠י֙ אֲשֶׁר־ה֣וּא חָרֵ֔ב וְ⁠אַתֶּ֥ם רָצִ֖ים אִ֥ישׁ לְ⁠בֵיתֽ⁠וֹ</w:t>
       </w:r>
     </w:p>
     <w:p>
@@ -3747,7 +3747,7 @@
         <w:rPr>
           <w:lang w:val="en_US" w:bidi="en_US"/>
         </w:rPr>
-        <w:t>וְ⁠הִנֵּ֣ה</w:t>
+        <w:t>וְ⁠הִנֵּ֣ה</w:t>
       </w:r>
     </w:p>
     <w:p>
@@ -3857,7 +3857,7 @@
         <w:rPr>
           <w:lang w:val="en_US" w:bidi="en_US"/>
         </w:rPr>
-        <w:t>וְ⁠הִנֵּ֣ה לִ⁠מְעָ֔ט</w:t>
+        <w:t>וְ⁠הִנֵּ֣ה לִ⁠מְעָ֔ט</w:t>
       </w:r>
     </w:p>
     <w:p>
@@ -3954,7 +3954,7 @@
         <w:rPr>
           <w:lang w:val="en_US" w:bidi="en_US"/>
         </w:rPr>
-        <w:t>וְ⁠נָפַ֣חְתִּי ב֑⁠וֹ</w:t>
+        <w:t>וְ⁠נָפַ֣חְתִּי ב֑⁠וֹ</w:t>
       </w:r>
     </w:p>
     <w:p>
@@ -4051,7 +4051,7 @@
         <w:rPr>
           <w:lang w:val="en_US" w:bidi="en_US"/>
         </w:rPr>
-        <w:t>יַ֣עַן מֶ֗ה &amp; יַ֗עַן בֵּיתִ⁠י֙</w:t>
+        <w:t>יַ֣עַן מֶ֗ה &amp; יַ֗עַן בֵּיתִ⁠י֙</w:t>
       </w:r>
     </w:p>
     <w:p>
@@ -4271,7 +4271,7 @@
         <w:rPr>
           <w:lang w:val="en_US" w:bidi="en_US"/>
         </w:rPr>
-        <w:t>וְ⁠אַתֶּ֥ם רָצִ֖ים אִ֥ישׁ לְ⁠בֵיתֽ⁠וֹ</w:t>
+        <w:t>וְ⁠אַתֶּ֥ם רָצִ֖ים אִ֥ישׁ לְ⁠בֵיתֽ⁠וֹ</w:t>
       </w:r>
     </w:p>
     <w:p>
@@ -4381,7 +4381,7 @@
         <w:rPr>
           <w:lang w:val="en_US" w:bidi="en_US"/>
         </w:rPr>
-        <w:t>וְ⁠אַתֶּ֥ם רָצִ֖ים אִ֥ישׁ לְ⁠בֵיתֽ⁠וֹ</w:t>
+        <w:t>וְ⁠אַתֶּ֥ם רָצִ֖ים אִ֥ישׁ לְ⁠בֵיתֽ⁠וֹ</w:t>
       </w:r>
     </w:p>
     <w:p>
@@ -4491,7 +4491,7 @@
         <w:rPr>
           <w:lang w:val="en_US" w:bidi="en_US"/>
         </w:rPr>
-        <w:t>כָּלְא֥וּ שָמַ֖יִם מִ⁠טָּ֑ל וְ⁠הָ⁠אָ֖רֶץ כָּלְאָ֥ה יְבוּלָֽ⁠הּ</w:t>
+        <w:t>כָּלְא֥וּ שָמַ֖יִם מִ⁠טָּ֑ל וְ⁠הָ⁠אָ֖רֶץ כָּלְאָ֥ה יְבוּלָֽ⁠הּ</w:t>
       </w:r>
     </w:p>
     <w:p>
@@ -4653,7 +4653,7 @@
         <w:rPr>
           <w:lang w:val="en_US" w:bidi="en_US"/>
         </w:rPr>
-        <w:t>עֲלֵי⁠כֶ֔ם כָּלְא֥וּ שָמַ֖יִם מִ⁠טָּ֑ל</w:t>
+        <w:t>עֲלֵי⁠כֶ֔ם כָּלְא֥וּ שָמַ֖יִם מִ⁠טָּ֑ל</w:t>
       </w:r>
     </w:p>
     <w:p>
@@ -4776,7 +4776,7 @@
         <w:rPr>
           <w:lang w:val="en_US" w:bidi="en_US"/>
         </w:rPr>
-        <w:t>עַל־הָ⁠אָ֣רֶץ וְ⁠עַל־הֶ⁠הָרִ֗ים וְ⁠עַל־הַ⁠דָּגָן֙ וְ⁠עַל־הַ⁠תִּיר֣וֹשׁ וְ⁠עַל־הַ⁠יִּצְהָ֔ר וְ⁠עַ֛ל אֲשֶׁ֥ר תּוֹצִ֖יא הָ⁠אֲדָמָ֑ה וְ⁠עַל־הָֽ⁠אָדָם֙ וְ⁠עַל־הַ⁠בְּהֵמָ֔ה וְ⁠עַ֖ל כָּל־יְגִ֥יעַ כַּפָּֽיִם</w:t>
+        <w:t>עַל־הָ⁠אָ֣רֶץ וְ⁠עַל־הֶ⁠הָרִ֗ים וְ⁠עַל־הַ⁠דָּגָן֙ וְ⁠עַל־הַ⁠תִּיר֣וֹשׁ וְ⁠עַל־הַ⁠יִּצְהָ֔ר וְ⁠עַ֛ל אֲשֶׁ֥ר תּוֹצִ֖יא הָ⁠אֲדָמָ֑ה וְ⁠עַל־הָֽ⁠אָדָם֙ וְ⁠עַל־הַ⁠בְּהֵמָ֔ה וְ⁠עַ֖ל כָּל־יְגִ֥יעַ כַּפָּֽיִם</w:t>
       </w:r>
     </w:p>
     <w:p>
@@ -4899,7 +4899,7 @@
         <w:rPr>
           <w:lang w:val="en_US" w:bidi="en_US"/>
         </w:rPr>
-        <w:t>וָ⁠אֶקְרָ֨א חֹ֜רֶב עַל־הָ⁠אָ֣רֶץ וְ⁠עַל־הֶ⁠הָרִ֗ים וְ⁠עַל־הַ⁠דָּגָן֙ וְ⁠עַל־הַ⁠תִּיר֣וֹשׁ וְ⁠עַל־הַ⁠יִּצְהָ֔ר וְ⁠עַ֛ל אֲשֶׁ֥ר תּוֹצִ֖יא הָ⁠אֲדָמָ֑ה וְ⁠עַל־הָֽ⁠אָדָם֙ וְ⁠עַל־הַ⁠בְּהֵמָ֔ה וְ⁠עַ֖ל כָּל־יְגִ֥יעַ כַּפָּֽיִם</w:t>
+        <w:t>וָ⁠אֶקְרָ֨א חֹ֜רֶב עַל־הָ⁠אָ֣רֶץ וְ⁠עַל־הֶ⁠הָרִ֗ים וְ⁠עַל־הַ⁠דָּגָן֙ וְ⁠עַל־הַ⁠תִּיר֣וֹשׁ וְ⁠עַל־הַ⁠יִּצְהָ֔ר וְ⁠עַ֛ל אֲשֶׁ֥ר תּוֹצִ֖יא הָ⁠אֲדָמָ֑ה וְ⁠עַל־הָֽ⁠אָדָם֙ וְ⁠עַל־הַ⁠בְּהֵמָ֔ה וְ⁠עַ֖ל כָּל־יְגִ֥יעַ כַּפָּֽיִם</w:t>
       </w:r>
     </w:p>
     <w:p>
@@ -5106,7 +5106,7 @@
         <w:rPr>
           <w:lang w:val="en_US" w:bidi="en_US"/>
         </w:rPr>
-        <w:t>וְ⁠עַל־הַ⁠דָּגָן֙ וְ⁠עַל־הַ⁠תִּיר֣וֹשׁ וְ⁠עַל־הַ⁠יִּצְהָ֔ר</w:t>
+        <w:t>וְ⁠עַל־הַ⁠דָּגָן֙ וְ⁠עַל־הַ⁠תִּיר֣וֹשׁ וְ⁠עַל־הַ⁠יִּצְהָ֔ר</w:t>
       </w:r>
     </w:p>
     <w:p>
@@ -5242,7 +5242,7 @@
         <w:rPr>
           <w:lang w:val="en_US" w:bidi="en_US"/>
         </w:rPr>
-        <w:t>וְ⁠עַל־הָֽ⁠אָדָם֙ וְ⁠עַל־הַ⁠בְּהֵמָ֔ה</w:t>
+        <w:t>וְ⁠עַל־הָֽ⁠אָדָם֙ וְ⁠עַל־הַ⁠בְּהֵמָ֔ה</w:t>
       </w:r>
     </w:p>
     <w:p>
@@ -5365,7 +5365,7 @@
         <w:rPr>
           <w:lang w:val="en_US" w:bidi="en_US"/>
         </w:rPr>
-        <w:t>כַּפָּֽיִם</w:t>
+        <w:t>כַּפָּֽיִם</w:t>
       </w:r>
     </w:p>
     <w:p>
@@ -5475,7 +5475,7 @@
         <w:rPr>
           <w:lang w:val="en_US" w:bidi="en_US"/>
         </w:rPr>
-        <w:t>וַ⁠יִּשְׁמַ֣ע &amp; בְּ⁠קוֹל֙ יְהוָ֣ה אֱלֹֽהֵי⁠הֶ֔ם וְ⁠עַל־דִּבְרֵי֙ חַגַּ֣י הַ⁠נָּבִ֔יא</w:t>
+        <w:t>וַ⁠יִּשְׁמַ֣ע &amp; בְּ⁠קוֹל֙ יְהוָ֣ה אֱלֹֽהֵי⁠הֶ֔ם וְ⁠עַל־דִּבְרֵי֙ חַגַּ֣י הַ⁠נָּבִ֔יא</w:t>
       </w:r>
     </w:p>
     <w:p>
@@ -5598,7 +5598,7 @@
         <w:rPr>
           <w:lang w:val="en_US" w:bidi="en_US"/>
         </w:rPr>
-        <w:t>וַ⁠יִּשְׁמַ֣ע &amp; בְּ⁠קוֹל֙ יְהוָ֣ה אֱלֹֽהֵי⁠הֶ֔ם וְ⁠עַל־דִּבְרֵי֙ חַגַּ֣י הַ⁠נָּבִ֔יא</w:t>
+        <w:t>וַ⁠יִּשְׁמַ֣ע &amp; בְּ⁠קוֹל֙ יְהוָ֣ה אֱלֹֽהֵי⁠הֶ֔ם וְ⁠עַל־דִּבְרֵי֙ חַגַּ֣י הַ⁠נָּבִ֔יא</w:t>
       </w:r>
     </w:p>
     <w:p>
@@ -5734,7 +5734,7 @@
         <w:rPr>
           <w:lang w:val="en_US" w:bidi="en_US"/>
         </w:rPr>
-        <w:t>בְּ⁠קוֹל֙ יְהוָ֣ה אֱלֹֽהֵי⁠הֶ֔ם וְ⁠עַל־דִּבְרֵי֙ חַגַּ֣י הַ⁠נָּבִ֔יא</w:t>
+        <w:t>בְּ⁠קוֹל֙ יְהוָ֣ה אֱלֹֽהֵי⁠הֶ֔ם וְ⁠עַל־דִּבְרֵי֙ חַגַּ֣י הַ⁠נָּבִ֔יא</w:t>
       </w:r>
     </w:p>
     <w:p>
@@ -5844,7 +5844,7 @@
         <w:rPr>
           <w:lang w:val="en_US" w:bidi="en_US"/>
         </w:rPr>
-        <w:t>וַ⁠יִּֽירְא֥וּ הָ⁠עָ֖ם מִ⁠פְּנֵ֥י יְהוָֽה</w:t>
+        <w:t>וַ⁠יִּֽירְא֥וּ הָ⁠עָ֖ם מִ⁠פְּנֵ֥י יְהוָֽה</w:t>
       </w:r>
     </w:p>
     <w:p>
@@ -5954,7 +5954,7 @@
         <w:rPr>
           <w:lang w:val="en_US" w:bidi="en_US"/>
         </w:rPr>
-        <w:t>אֲנִ֥י אִתְּ⁠כֶ֖ם נְאֻם־יְהוָֽה</w:t>
+        <w:t>אֲנִ֥י אִתְּ⁠כֶ֖ם נְאֻם־יְהוָֽה</w:t>
       </w:r>
     </w:p>
     <w:p>
@@ -6051,7 +6051,7 @@
         <w:rPr>
           <w:lang w:val="en_US" w:bidi="en_US"/>
         </w:rPr>
-        <w:t>וַ⁠יָּ֣עַר יְהוָ֡ה אֶת־רוּחַ֩ זְרֻבָּבֶ֨ל בֶּן־שַׁלְתִּיאֵ֜ל פַּחַ֣ת יְהוּדָ֗ה וְ⁠אֶת־ר֨וּחַ֙ יְהוֹשֻׁ֤עַ בֶּן־יְהוֹצָדָק֙ הַ⁠כֹּהֵ֣ן הַ⁠גָּד֔וֹל וְֽ⁠אֶת־ר֔וּחַ כֹּ֖ל שְׁאֵרִ֣ית הָ⁠עָ֑ם</w:t>
+        <w:t>וַ⁠יָּ֣עַר יְהוָ֡ה אֶת־רוּחַ֩ זְרֻבָּבֶ֨ל בֶּן־שַׁלְתִּיאֵ֜ל פַּחַ֣ת יְהוּדָ֗ה וְ⁠אֶת־ר֨וּחַ֙ יְהוֹשֻׁ֤עַ בֶּן־יְהוֹצָדָק֙ הַ⁠כֹּהֵ֣ן הַ⁠גָּד֔וֹל וְֽ⁠אֶת־ר֔וּחַ כֹּ֖ל שְׁאֵרִ֣ית הָ⁠עָ֑ם</w:t>
       </w:r>
     </w:p>
     <w:p>
@@ -6161,7 +6161,7 @@
         <w:rPr>
           <w:lang w:val="en_US" w:bidi="en_US"/>
         </w:rPr>
-        <w:t>וַ⁠יָּ֣עַר יְהוָ֡ה אֶת־רוּחַ֩ זְרֻבָּבֶ֨ל בֶּן־שַׁלְתִּיאֵ֜ל פַּחַ֣ת יְהוּדָ֗ה וְ⁠אֶת־ר֨וּחַ֙ יְהוֹשֻׁ֤עַ בֶּן־יְהוֹצָדָק֙ הַ⁠כֹּהֵ֣ן הַ⁠גָּד֔וֹל וְֽ⁠אֶת־ר֔וּחַ כֹּ֖ל שְׁאֵרִ֣ית הָ⁠עָ֑ם</w:t>
+        <w:t>וַ⁠יָּ֣עַר יְהוָ֡ה אֶת־רוּחַ֩ זְרֻבָּבֶ֨ל בֶּן־שַׁלְתִּיאֵ֜ל פַּחַ֣ת יְהוּדָ֗ה וְ⁠אֶת־ר֨וּחַ֙ יְהוֹשֻׁ֤עַ בֶּן־יְהוֹצָדָק֙ הַ⁠כֹּהֵ֣ן הַ⁠גָּד֔וֹל וְֽ⁠אֶת־ר֔וּחַ כֹּ֖ל שְׁאֵרִ֣ית הָ⁠עָ֑ם</w:t>
       </w:r>
     </w:p>
     <w:p>
@@ -6258,7 +6258,7 @@
         <w:rPr>
           <w:lang w:val="en_US" w:bidi="en_US"/>
         </w:rPr>
-        <w:t>בְּ⁠י֨וֹם עֶשְׂרִ֧ים וְ⁠אַרְבָּעָ֛ה לַ⁠חֹ֖דֶשׁ בַּ⁠שִּׁשִּׁ֑י</w:t>
+        <w:t>בְּ⁠י֨וֹם עֶשְׂרִ֧ים וְ⁠אַרְבָּעָ֛ה לַ⁠חֹ֖דֶשׁ בַּ⁠שִּׁשִּׁ֑י</w:t>
       </w:r>
     </w:p>
     <w:p>
@@ -6386,7 +6386,7 @@
         <w:rPr>
           <w:lang w:val="en_US" w:bidi="en_US"/>
         </w:rPr>
-        <w:t>בְּ⁠י֨וֹם עֶשְׂרִ֧ים וְ⁠אַרְבָּעָ֛ה לַ⁠חֹ֖דֶשׁ בַּ⁠שִּׁשִּׁ֑י בִּ⁠שְׁנַ֥ת שְׁתַּ֖יִם</w:t>
+        <w:t>בְּ⁠י֨וֹם עֶשְׂרִ֧ים וְ⁠אַרְבָּעָ֛ה לַ⁠חֹ֖דֶשׁ בַּ⁠שִּׁשִּׁ֑י בִּ⁠שְׁנַ֥ת שְׁתַּ֖יִם</w:t>
       </w:r>
     </w:p>
     <w:p>
@@ -6483,7 +6483,7 @@
         <w:rPr>
           <w:lang w:val="en_US" w:bidi="en_US"/>
         </w:rPr>
-        <w:t>בַּ⁠שְּׁבִיעִ֕י בְּ⁠עֶשְׂרִ֥ים וְ⁠אֶחָ֖ד לַ⁠חֹ֑דֶשׁ</w:t>
+        <w:t>בַּ⁠שְּׁבִיעִ֕י בְּ⁠עֶשְׂרִ֥ים וְ⁠אֶחָ֖ד לַ⁠חֹ֑דֶשׁ</w:t>
       </w:r>
     </w:p>
     <w:p>
@@ -6580,7 +6580,7 @@
         <w:rPr>
           <w:lang w:val="en_US" w:bidi="en_US"/>
         </w:rPr>
-        <w:t>בַּ⁠שְּׁבִיעִ֕י בְּ⁠עֶשְׂרִ֥ים וְ⁠אֶחָ֖ד לַ⁠חֹ֑דֶשׁ</w:t>
+        <w:t>בַּ⁠שְּׁבִיעִ֕י בְּ⁠עֶשְׂרִ֥ים וְ⁠אֶחָ֖ד לַ⁠חֹ֑דֶשׁ</w:t>
       </w:r>
     </w:p>
     <w:p>
@@ -6677,7 +6677,7 @@
         <w:rPr>
           <w:lang w:val="en_US" w:bidi="en_US"/>
         </w:rPr>
-        <w:t>בַּ⁠שְּׁבִיעִ֕י בְּ⁠עֶשְׂרִ֥ים וְ⁠אֶחָ֖ד לַ⁠חֹ֑דֶשׁ</w:t>
+        <w:t>בַּ⁠שְּׁבִיעִ֕י בְּ⁠עֶשְׂרִ֥ים וְ⁠אֶחָ֖ד לַ⁠חֹ֑דֶשׁ</w:t>
       </w:r>
     </w:p>
     <w:p>
@@ -6818,7 +6818,7 @@
         <w:rPr>
           <w:lang w:val="en_US" w:bidi="en_US"/>
         </w:rPr>
-        <w:t>הָיָה֙ דְּבַר־יְהוָ֔ה בְּ⁠יַד־חַגַּ֥י הַ⁠נָּבִ֖יא</w:t>
+        <w:t>הָיָה֙ דְּבַר־יְהוָ֔ה בְּ⁠יַד־חַגַּ֥י הַ⁠נָּבִ֖יא</w:t>
       </w:r>
     </w:p>
     <w:p>
@@ -7030,7 +7030,7 @@
         <w:rPr>
           <w:lang w:val="en_US" w:bidi="en_US"/>
         </w:rPr>
-        <w:t>מִ֤י בָ⁠כֶם֙ הַ⁠נִּשְׁאָ֔ר אֲשֶׁ֤ר רָאָה֙ אֶת־הַ⁠בַּ֣יִת הַ⁠זֶּ֔ה בִּ⁠כְבוֹד֖⁠וֹ הָ⁠רִאשׁ֑וֹן וּ⁠מָ֨ה אַתֶּ֜ם רֹאִ֤ים אֹת⁠וֹ֙ עַ֔תָּה הֲ⁠ל֥וֹא כָמֹ֛⁠הוּ כְּ⁠אַ֖יִן בְּ⁠עֵינֵי⁠כֶֽם</w:t>
+        <w:t>מִ֤י בָ⁠כֶם֙ הַ⁠נִּשְׁאָ֔ר אֲשֶׁ֤ר רָאָה֙ אֶת־הַ⁠בַּ֣יִת הַ⁠זֶּ֔ה בִּ⁠כְבוֹד֖⁠וֹ הָ⁠רִאשׁ֑וֹן וּ⁠מָ֨ה אַתֶּ֜ם רֹאִ֤ים אֹת⁠וֹ֙ עַ֔תָּה הֲ⁠ל֥וֹא כָמֹ֛⁠הוּ כְּ⁠אַ֖יִן בְּ⁠עֵינֵי⁠כֶֽם</w:t>
       </w:r>
     </w:p>
     <w:p>
@@ -7127,7 +7127,7 @@
         <w:rPr>
           <w:lang w:val="en_US" w:bidi="en_US"/>
         </w:rPr>
-        <w:t>מִ֤י בָ⁠כֶם֙ הַ⁠נִּשְׁאָ֔ר אֲשֶׁ֤ר רָאָה֙ אֶת־הַ⁠בַּ֣יִת הַ⁠זֶּ֔ה בִּ⁠כְבוֹד֖⁠וֹ הָ⁠רִאשׁ֑וֹן וּ⁠מָ֨ה אַתֶּ֜ם רֹאִ֤ים אֹת⁠וֹ֙ עַ֔תָּה הֲ⁠ל֥וֹא כָמֹ֛⁠הוּ כְּ⁠אַ֖יִן בְּ⁠עֵינֵי⁠כֶֽם</w:t>
+        <w:t>מִ֤י בָ⁠כֶם֙ הַ⁠נִּשְׁאָ֔ר אֲשֶׁ֤ר רָאָה֙ אֶת־הַ⁠בַּ֣יִת הַ⁠זֶּ֔ה בִּ⁠כְבוֹד֖⁠וֹ הָ⁠רִאשׁ֑וֹן וּ⁠מָ֨ה אַתֶּ֜ם רֹאִ֤ים אֹת⁠וֹ֙ עַ֔תָּה הֲ⁠ל֥וֹא כָמֹ֛⁠הוּ כְּ⁠אַ֖יִן בְּ⁠עֵינֵי⁠כֶֽם</w:t>
       </w:r>
     </w:p>
     <w:p>
@@ -7224,7 +7224,7 @@
         <w:rPr>
           <w:lang w:val="en_US" w:bidi="en_US"/>
         </w:rPr>
-        <w:t>בָ⁠כֶם֙ הַ⁠נִּשְׁאָ֔ר אֲשֶׁ֤ר רָאָה֙ אֶת־הַ⁠בַּ֣יִת הַ⁠זֶּ֔ה</w:t>
+        <w:t>בָ⁠כֶם֙ הַ⁠נִּשְׁאָ֔ר אֲשֶׁ֤ר רָאָה֙ אֶת־הַ⁠בַּ֣יִת הַ⁠זֶּ֔ה</w:t>
       </w:r>
     </w:p>
     <w:p>
@@ -7321,7 +7321,7 @@
         <w:rPr>
           <w:lang w:val="en_US" w:bidi="en_US"/>
         </w:rPr>
-        <w:t>אֲשֶׁ֤ר רָאָה֙ אֶת־הַ⁠בַּ֣יִת הַ⁠זֶּ֔ה בִּ⁠כְבוֹד֖⁠וֹ הָ⁠רִאשׁ֑וֹן</w:t>
+        <w:t>אֲשֶׁ֤ר רָאָה֙ אֶת־הַ⁠בַּ֣יִת הַ⁠זֶּ֔ה בִּ⁠כְבוֹד֖⁠וֹ הָ⁠רִאשׁ֑וֹן</w:t>
       </w:r>
     </w:p>
     <w:p>
@@ -7541,7 +7541,7 @@
         <w:rPr>
           <w:lang w:val="en_US" w:bidi="en_US"/>
         </w:rPr>
-        <w:t>הֲ⁠ל֥וֹא כָמֹ֛⁠הוּ כְּ⁠אַ֖יִן בְּ⁠עֵינֵי⁠כֶֽם</w:t>
+        <w:t>הֲ⁠ל֥וֹא כָמֹ֛⁠הוּ כְּ⁠אַ֖יִן בְּ⁠עֵינֵי⁠כֶֽם</w:t>
       </w:r>
     </w:p>
     <w:p>
@@ -7651,7 +7651,7 @@
         <w:rPr>
           <w:lang w:val="en_US" w:bidi="en_US"/>
         </w:rPr>
-        <w:t>וְ⁠עַתָּ֣ה חֲזַ֣ק זְרֻבָּבֶ֣ל ׀ נְאֻם־יְהוָ֡ה וַ⁠חֲזַ֣ק יְהוֹשֻׁ֣עַ בֶּן־יְהוֹצָדָק֩ הַ⁠כֹּהֵ֨ן הַ⁠גָּד֜וֹל וַ⁠חֲזַ֨ק כָּל־עַ֥ם הָ⁠אָ֛רֶץ נְאֻם־יְהוָ֖ה וַֽ⁠עֲשׂ֑וּ כִּֽי־אֲנִ֣י אִתְּ⁠כֶ֔ם נְאֻ֖ם יְהוָ֥ה צְבָאֽוֹת</w:t>
+        <w:t>וְ⁠עַתָּ֣ה חֲזַ֣ק זְרֻבָּבֶ֣ל ׀ נְאֻם־יְהוָ֡ה וַ⁠חֲזַ֣ק יְהוֹשֻׁ֣עַ בֶּן־יְהוֹצָדָק֩ הַ⁠כֹּהֵ֨ן הַ⁠גָּד֜וֹל וַ⁠חֲזַ֨ק כָּל־עַ֥ם הָ⁠אָ֛רֶץ נְאֻם־יְהוָ֖ה וַֽ⁠עֲשׂ֑וּ כִּֽי־אֲנִ֣י אִתְּ⁠כֶ֔ם נְאֻ֖ם יְהוָ֥ה צְבָאֽוֹת</w:t>
       </w:r>
     </w:p>
     <w:p>
@@ -7748,7 +7748,7 @@
         <w:rPr>
           <w:lang w:val="en_US" w:bidi="en_US"/>
         </w:rPr>
-        <w:t>כָּל־עַ֥ם הָ⁠אָ֛רֶץ</w:t>
+        <w:t>כָּל־עַ֥ם הָ⁠אָ֛רֶץ</w:t>
       </w:r>
     </w:p>
     <w:p>
@@ -7881,7 +7881,7 @@
         <w:rPr>
           <w:lang w:val="en_US" w:bidi="en_US"/>
         </w:rPr>
-        <w:t>אֶֽת־הַ⁠דָּבָ֞ר אֲשֶׁר־כָּרַ֤תִּי אִתְּ⁠כֶם֙ בְּ⁠צֵאתְ⁠כֶ֣ם מִ⁠מִּצְרַ֔יִם וְ⁠רוּחִ֖⁠י עֹמֶ֣דֶת בְּ⁠תוֹכְ⁠כֶ֑ם אַל־תִּירָֽאוּ</w:t>
+        <w:t>אֶֽת־הַ⁠דָּבָ֞ר אֲשֶׁר־כָּרַ֤תִּי אִתְּ⁠כֶם֙ בְּ⁠צֵאתְ⁠כֶ֣ם מִ⁠מִּצְרַ֔יִם וְ⁠רוּחִ֖⁠י עֹמֶ֣דֶת בְּ⁠תוֹכְ⁠כֶ֑ם אַל־תִּירָֽאוּ</w:t>
       </w:r>
     </w:p>
     <w:p>
@@ -7978,7 +7978,7 @@
         <w:rPr>
           <w:lang w:val="en_US" w:bidi="en_US"/>
         </w:rPr>
-        <w:t>אֶֽת־הַ⁠דָּבָ֞ר אֲשֶׁר־כָּרַ֤תִּי אִתְּ⁠כֶם֙</w:t>
+        <w:t>אֶֽת־הַ⁠דָּבָ֞ר אֲשֶׁר־כָּרַ֤תִּי אִתְּ⁠כֶם֙</w:t>
       </w:r>
     </w:p>
     <w:p>
@@ -8075,7 +8075,7 @@
         <w:rPr>
           <w:lang w:val="en_US" w:bidi="en_US"/>
         </w:rPr>
-        <w:t>אֶֽת־הַ⁠דָּבָ֞ר אֲשֶׁר־כָּרַ֤תִּי אִתְּ⁠כֶם֙</w:t>
+        <w:t>אֶֽת־הַ⁠דָּבָ֞ר אֲשֶׁר־כָּרַ֤תִּי אִתְּ⁠כֶם֙</w:t>
       </w:r>
     </w:p>
     <w:p>
@@ -8185,7 +8185,7 @@
         <w:rPr>
           <w:lang w:val="en_US" w:bidi="en_US"/>
         </w:rPr>
-        <w:t>אֶֽת־הַ⁠דָּבָ֞ר אֲשֶׁר־כָּרַ֤תִּי אִתְּ⁠כֶם֙ בְּ⁠צֵאתְ⁠כֶ֣ם מִ⁠מִּצְרַ֔יִם</w:t>
+        <w:t>אֶֽת־הַ⁠דָּבָ֞ר אֲשֶׁר־כָּרַ֤תִּי אִתְּ⁠כֶם֙ בְּ⁠צֵאתְ⁠כֶ֣ם מִ⁠מִּצְרַ֔יִם</w:t>
       </w:r>
     </w:p>
     <w:p>
@@ -8326,7 +8326,7 @@
         <w:rPr>
           <w:lang w:val="en_US" w:bidi="en_US"/>
         </w:rPr>
-        <w:t>וְ⁠רוּחִ֖⁠י עֹמֶ֣דֶת בְּ⁠תוֹכְ⁠כֶ֑ם</w:t>
+        <w:t>וְ⁠רוּחִ֖⁠י עֹמֶ֣דֶת בְּ⁠תוֹכְ⁠כֶ֑ם</w:t>
       </w:r>
     </w:p>
     <w:p>
@@ -8423,7 +8423,7 @@
         <w:rPr>
           <w:lang w:val="en_US" w:bidi="en_US"/>
         </w:rPr>
-        <w:t>כִּ֣י כֹ֤ה אָמַר֙ יְהוָ֣ה צְבָא֔וֹת ע֥וֹד אַחַ֖ת מְעַ֣ט הִ֑יא וַ⁠אֲנִ֗י מַרְעִישׁ֙ אֶת־הַ⁠שָּׁמַ֣יִם וְ⁠אֶת־הָ⁠אָ֔רֶץ וְ⁠אֶת־הַ⁠יָּ֖ם וְ⁠אֶת־הֶ⁠חָרָבָֽה</w:t>
+        <w:t>כִּ֣י כֹ֤ה אָמַר֙ יְהוָ֣ה צְבָא֔וֹת ע֥וֹד אַחַ֖ת מְעַ֣ט הִ֑יא וַ⁠אֲנִ֗י מַרְעִישׁ֙ אֶת־הַ⁠שָּׁמַ֣יִם וְ⁠אֶת־הָ⁠אָ֔רֶץ וְ⁠אֶת־הַ⁠יָּ֖ם וְ⁠אֶת־הֶ⁠חָרָבָֽה</w:t>
       </w:r>
     </w:p>
     <w:p>
@@ -8753,7 +8753,7 @@
         <w:rPr>
           <w:lang w:val="en_US" w:bidi="en_US"/>
         </w:rPr>
-        <w:t>אֶת־הַ⁠שָּׁמַ֣יִם וְ⁠אֶת־הָ⁠אָ֔רֶץ וְ⁠אֶת־הַ⁠יָּ֖ם וְ⁠אֶת־הֶ⁠חָרָבָֽה</w:t>
+        <w:t>אֶת־הַ⁠שָּׁמַ֣יִם וְ⁠אֶת־הָ⁠אָ֔רֶץ וְ⁠אֶת־הַ⁠יָּ֖ם וְ⁠אֶת־הֶ⁠חָרָבָֽה</w:t>
       </w:r>
     </w:p>
     <w:p>
@@ -8902,7 +8902,7 @@
         <w:rPr>
           <w:lang w:val="en_US" w:bidi="en_US"/>
         </w:rPr>
-        <w:t>וְ⁠הִרְעַשְׁתִּי֙ אֶת־כָּל־הַ⁠גּוֹיִ֔ם וּ⁠בָ֖אוּ חֶמְדַּ֣ת כָּל־הַ⁠גּוֹיִ֑ם וּ⁠מִלֵּאתִ֞י אֶת־הַ⁠בַּ֤יִת הַ⁠זֶּה֙ כָּב֔וֹד אָמַ֖ר יְהוָ֥ה צְבָאֽוֹת</w:t>
+        <w:t>וְ⁠הִרְעַשְׁתִּי֙ אֶת־כָּל־הַ⁠גּוֹיִ֔ם וּ⁠בָ֖אוּ חֶמְדַּ֣ת כָּל־הַ⁠גּוֹיִ֑ם וּ⁠מִלֵּאתִ֞י אֶת־הַ⁠בַּ֤יִת הַ⁠זֶּה֙ כָּב֔וֹד אָמַ֖ר יְהוָ֥ה צְבָאֽוֹת</w:t>
       </w:r>
     </w:p>
     <w:p>
@@ -8999,7 +8999,7 @@
         <w:rPr>
           <w:lang w:val="en_US" w:bidi="en_US"/>
         </w:rPr>
-        <w:t>וְ⁠הִרְעַשְׁתִּי֙ אֶת־כָּל־הַ⁠גּוֹיִ֔ם</w:t>
+        <w:t>וְ⁠הִרְעַשְׁתִּי֙ אֶת־כָּל־הַ⁠גּוֹיִ֔ם</w:t>
       </w:r>
     </w:p>
     <w:p>
@@ -9122,7 +9122,7 @@
         <w:rPr>
           <w:lang w:val="en_US" w:bidi="en_US"/>
         </w:rPr>
-        <w:t>וּ⁠מִלֵּאתִ֞י אֶת־הַ⁠בַּ֤יִת הַ⁠זֶּה֙ כָּב֔וֹד</w:t>
+        <w:t>וּ⁠מִלֵּאתִ֞י אֶת־הַ⁠בַּ֤יִת הַ⁠זֶּה֙ כָּב֔וֹד</w:t>
       </w:r>
     </w:p>
     <w:p>
@@ -9271,7 +9271,7 @@
         <w:rPr>
           <w:lang w:val="en_US" w:bidi="en_US"/>
         </w:rPr>
-        <w:t>לִ֥⁠י הַ⁠כֶּ֖סֶף וְ⁠לִ֣⁠י הַ⁠זָּהָ֑ב נְאֻ֖ם יְהוָ֥ה צְבָאֽוֹת</w:t>
+        <w:t>לִ֥⁠י הַ⁠כֶּ֖סֶף וְ⁠לִ֣⁠י הַ⁠זָּהָ֑ב נְאֻ֖ם יְהוָ֥ה צְבָאֽוֹת</w:t>
       </w:r>
     </w:p>
     <w:p>
@@ -9368,7 +9368,7 @@
         <w:rPr>
           <w:lang w:val="en_US" w:bidi="en_US"/>
         </w:rPr>
-        <w:t>לִ֥⁠י הַ⁠כֶּ֖סֶף וְ⁠לִ֣⁠י הַ⁠זָּהָ֑ב</w:t>
+        <w:t>לִ֥⁠י הַ⁠כֶּ֖סֶף וְ⁠לִ֣⁠י הַ⁠זָּהָ֑ב</w:t>
       </w:r>
     </w:p>
     <w:p>
@@ -9465,7 +9465,7 @@
         <w:rPr>
           <w:lang w:val="en_US" w:bidi="en_US"/>
         </w:rPr>
-        <w:t>גָּד֣וֹל יִֽהְיֶ֡ה כְּבוֹד֩ הַ⁠בַּ֨יִת הַ⁠זֶּ֤ה הָ⁠אַֽחֲרוֹן֙ מִן־הָ֣⁠רִאשׁ֔וֹן אָמַ֖ר יְהוָ֣ה צְבָא֑וֹת וּ⁠בַ⁠מָּק֤וֹם הַ⁠זֶּה֙ אֶתֵּ֣ן שָׁל֔וֹם נְאֻ֖ם יְהוָ֥ה צְבָאֽוֹת</w:t>
+        <w:t>גָּד֣וֹל יִֽהְיֶ֡ה כְּבוֹד֩ הַ⁠בַּ֨יִת הַ⁠זֶּ֤ה הָ⁠אַֽחֲרוֹן֙ מִן־הָ֣⁠רִאשׁ֔וֹן אָמַ֖ר יְהוָ֣ה צְבָא֑וֹת וּ⁠בַ⁠מָּק֤וֹם הַ⁠זֶּה֙ אֶתֵּ֣ן שָׁל֔וֹם נְאֻ֖ם יְהוָ֥ה צְבָאֽוֹת</w:t>
       </w:r>
     </w:p>
     <w:p>
@@ -9562,7 +9562,7 @@
         <w:rPr>
           <w:lang w:val="en_US" w:bidi="en_US"/>
         </w:rPr>
-        <w:t>גָּד֣וֹל יִֽהְיֶ֡ה כְּבוֹד֩ הַ⁠בַּ֨יִת הַ⁠זֶּ֤ה הָ⁠אַֽחֲרוֹן֙ מִן־הָ֣⁠רִאשׁ֔וֹן</w:t>
+        <w:t>גָּד֣וֹל יִֽהְיֶ֡ה כְּבוֹד֩ הַ⁠בַּ֨יִת הַ⁠זֶּ֤ה הָ⁠אַֽחֲרוֹן֙ מִן־הָ֣⁠רִאשׁ֔וֹן</w:t>
       </w:r>
     </w:p>
     <w:p>
@@ -9659,7 +9659,7 @@
         <w:rPr>
           <w:lang w:val="en_US" w:bidi="en_US"/>
         </w:rPr>
-        <w:t>גָּד֣וֹל יִֽהְיֶ֡ה כְּבוֹד֩ הַ⁠בַּ֨יִת הַ⁠זֶּ֤ה הָ⁠אַֽחֲרוֹן֙ מִן־הָ֣⁠רִאשׁ֔וֹן</w:t>
+        <w:t>גָּד֣וֹל יִֽהְיֶ֡ה כְּבוֹד֩ הַ⁠בַּ֨יִת הַ⁠זֶּ֤ה הָ⁠אַֽחֲרוֹן֙ מִן־הָ֣⁠רִאשׁ֔וֹן</w:t>
       </w:r>
     </w:p>
     <w:p>
@@ -9769,7 +9769,7 @@
         <w:rPr>
           <w:lang w:val="en_US" w:bidi="en_US"/>
         </w:rPr>
-        <w:t>הַ⁠בַּ֨יִת</w:t>
+        <w:t>הַ⁠בַּ֨יִת</w:t>
       </w:r>
     </w:p>
     <w:p>
@@ -9892,7 +9892,7 @@
         <w:rPr>
           <w:lang w:val="en_US" w:bidi="en_US"/>
         </w:rPr>
-        <w:t>וּ⁠בַ⁠מָּק֤וֹם הַ⁠זֶּה֙ אֶתֵּ֣ן שָׁל֔וֹם</w:t>
+        <w:t>וּ⁠בַ⁠מָּק֤וֹם הַ⁠זֶּה֙ אֶתֵּ֣ן שָׁל֔וֹם</w:t>
       </w:r>
     </w:p>
     <w:p>
@@ -10015,7 +10015,7 @@
         <w:rPr>
           <w:lang w:val="en_US" w:bidi="en_US"/>
         </w:rPr>
-        <w:t>בְּ⁠עֶשְׂרִ֤ים וְ⁠אַרְבָּעָה֙ לַ⁠תְּשִׁיעִ֔י</w:t>
+        <w:t>בְּ⁠עֶשְׂרִ֤ים וְ⁠אַרְבָּעָה֙ לַ⁠תְּשִׁיעִ֔י</w:t>
       </w:r>
     </w:p>
     <w:p>
@@ -10112,7 +10112,7 @@
         <w:rPr>
           <w:lang w:val="en_US" w:bidi="en_US"/>
         </w:rPr>
-        <w:t>בְּ⁠עֶשְׂרִ֤ים וְ⁠אַרְבָּעָה֙ לַ⁠תְּשִׁיעִ֔י בִּ⁠שְׁנַ֥ת שְׁתַּ֖יִם לְ⁠דָרְיָ֑וֶשׁ</w:t>
+        <w:t>בְּ⁠עֶשְׂרִ֤ים וְ⁠אַרְבָּעָה֙ לַ⁠תְּשִׁיעִ֔י בִּ⁠שְׁנַ֥ת שְׁתַּ֖יִם לְ⁠דָרְיָ֑וֶשׁ</w:t>
       </w:r>
     </w:p>
     <w:p>
@@ -10209,7 +10209,7 @@
         <w:rPr>
           <w:lang w:val="en_US" w:bidi="en_US"/>
         </w:rPr>
-        <w:t>בְּ⁠עֶשְׂרִ֤ים וְ⁠אַרְבָּעָה֙ לַ⁠תְּשִׁיעִ֔י</w:t>
+        <w:t>בְּ⁠עֶשְׂרִ֤ים וְ⁠אַרְבָּעָה֙ לַ⁠תְּשִׁיעִ֔י</w:t>
       </w:r>
     </w:p>
     <w:p>
@@ -10350,7 +10350,7 @@
         <w:rPr>
           <w:lang w:val="en_US" w:bidi="en_US"/>
         </w:rPr>
-        <w:t>הָיָה֙ דְּבַר־יְהוָ֔ה אֶל־חַגַּ֥י הַ⁠נָּבִ֖יא לֵ⁠אמֹֽר</w:t>
+        <w:t>הָיָה֙ דְּבַר־יְהוָ֔ה אֶל־חַגַּ֥י הַ⁠נָּבִ֖יא לֵ⁠אמֹֽר</w:t>
       </w:r>
     </w:p>
     <w:p>
@@ -10465,7 +10465,7 @@
         <w:rPr>
           <w:lang w:val="en_US" w:bidi="en_US"/>
         </w:rPr>
-        <w:t>כֹּ֥ה אָמַ֖ר יְהוָ֣ה צְבָא֑וֹת שְׁאַל־נָ֧א אֶת־הַ⁠כֹּהֲנִ֛ים תּוֹרָ֖ה לֵ⁠אמֹֽר</w:t>
+        <w:t>כֹּ֥ה אָמַ֖ר יְהוָ֣ה צְבָא֑וֹת שְׁאַל־נָ֧א אֶת־הַ⁠כֹּהֲנִ֛ים תּוֹרָ֖ה לֵ⁠אמֹֽר</w:t>
       </w:r>
     </w:p>
     <w:p>
@@ -10562,7 +10562,7 @@
         <w:rPr>
           <w:lang w:val="en_US" w:bidi="en_US"/>
         </w:rPr>
-        <w:t>הֵ֣ן ׀ יִשָּׂא־אִ֨ישׁ בְּשַׂר־קֹ֜דֶשׁ בִּ⁠כְנַ֣ף בִּגְד֗⁠וֹ וְ⁠נָגַ֣ע בִּ֠⁠כְנָפ⁠וֹ אֶל־הַ⁠לֶּ֨חֶם וְ⁠אֶל־הַ⁠נָּזִ֜יד וְ⁠אֶל־הַ⁠יַּ֧יִן וְ⁠אֶל־שֶׁ֛מֶן וְ⁠אֶל־כָּל־מַאֲכָ֖ל הֲ⁠יִקְדָּ֑שׁ</w:t>
+        <w:t>הֵ֣ן ׀ יִשָּׂא־אִ֨ישׁ בְּשַׂר־קֹ֜דֶשׁ בִּ⁠כְנַ֣ף בִּגְד֗⁠וֹ וְ⁠נָגַ֣ע בִּ֠⁠כְנָפ⁠וֹ אֶל־הַ⁠לֶּ֨חֶם וְ⁠אֶל־הַ⁠נָּזִ֜יד וְ⁠אֶל־הַ⁠יַּ֧יִן וְ⁠אֶל־שֶׁ֛מֶן וְ⁠אֶל־כָּל־מַאֲכָ֖ל הֲ⁠יִקְדָּ֑שׁ</w:t>
       </w:r>
     </w:p>
     <w:p>
@@ -10659,7 +10659,7 @@
         <w:rPr>
           <w:lang w:val="en_US" w:bidi="en_US"/>
         </w:rPr>
-        <w:t>הֵ֣ן ׀ יִשָּׂא־אִ֨ישׁ בְּשַׂר־קֹ֜דֶשׁ בִּ⁠כְנַ֣ף בִּגְד֗⁠וֹ וְ⁠נָגַ֣ע בִּ֠⁠כְנָפ⁠וֹ אֶל־הַ⁠לֶּ֨חֶם וְ⁠אֶל־הַ⁠נָּזִ֜יד וְ⁠אֶל־הַ⁠יַּ֧יִן וְ⁠אֶל־שֶׁ֛מֶן וְ⁠אֶל־כָּל־מַאֲכָ֖ל הֲ⁠יִקְדָּ֑שׁ</w:t>
+        <w:t>הֵ֣ן ׀ יִשָּׂא־אִ֨ישׁ בְּשַׂר־קֹ֜דֶשׁ בִּ⁠כְנַ֣ף בִּגְד֗⁠וֹ וְ⁠נָגַ֣ע בִּ֠⁠כְנָפ⁠וֹ אֶל־הַ⁠לֶּ֨חֶם וְ⁠אֶל־הַ⁠נָּזִ֜יד וְ⁠אֶל־הַ⁠יַּ֧יִן וְ⁠אֶל־שֶׁ֛מֶן וְ⁠אֶל־כָּל־מַאֲכָ֖ל הֲ⁠יִקְדָּ֑שׁ</w:t>
       </w:r>
     </w:p>
     <w:p>
@@ -10756,7 +10756,7 @@
         <w:rPr>
           <w:lang w:val="en_US" w:bidi="en_US"/>
         </w:rPr>
-        <w:t>בְּשַׂר־קֹ֜דֶשׁ</w:t>
+        <w:t>בְּשַׂר־קֹ֜דֶשׁ</w:t>
       </w:r>
     </w:p>
     <w:p>
@@ -11329,7 +11329,7 @@
         <w:rPr>
           <w:lang w:val="en_US" w:bidi="en_US"/>
         </w:rPr>
-        <w:t>בְּ⁠כָל־אֵ֖לֶּה הֲ⁠יִטְמָ֑א</w:t>
+        <w:t>בְּ⁠כָל־אֵ֖לֶּה הֲ⁠יִטְמָ֑א</w:t>
       </w:r>
     </w:p>
     <w:p>
@@ -11549,7 +11549,7 @@
         <w:rPr>
           <w:lang w:val="en_US" w:bidi="en_US"/>
         </w:rPr>
-        <w:t>כֵּ֣ן הָֽ⁠עָם־הַ֠⁠זֶּה וְ⁠כֵן־הַ⁠גּ֨וֹי הַ⁠זֶּ֤ה לְ⁠פָנַ⁠י֙ נְאֻם־יְהוָ֔ה וְ⁠כֵ֖ן כָּל־מַעֲשֵׂ֣ה יְדֵי⁠הֶ֑ם וַ⁠אֲשֶׁ֥ר יַקְרִ֛יבוּ שָׁ֖ם טָמֵ֥א הֽוּא</w:t>
+        <w:t>כֵּ֣ן הָֽ⁠עָם־הַ֠⁠זֶּה וְ⁠כֵן־הַ⁠גּ֨וֹי הַ⁠זֶּ֤ה לְ⁠פָנַ⁠י֙ נְאֻם־יְהוָ֔ה וְ⁠כֵ֖ן כָּל־מַעֲשֵׂ֣ה יְדֵי⁠הֶ֑ם וַ⁠אֲשֶׁ֥ר יַקְרִ֛יבוּ שָׁ֖ם טָמֵ֥א הֽוּא</w:t>
       </w:r>
     </w:p>
     <w:p>
@@ -11646,7 +11646,7 @@
         <w:rPr>
           <w:lang w:val="en_US" w:bidi="en_US"/>
         </w:rPr>
-        <w:t>כֵּ֣ן הָֽ⁠עָם־הַ֠⁠זֶּה וְ⁠כֵן־הַ⁠גּ֨וֹי הַ⁠זֶּ֤ה</w:t>
+        <w:t>כֵּ֣ן הָֽ⁠עָם־הַ֠⁠זֶּה וְ⁠כֵן־הַ⁠גּ֨וֹי הַ⁠זֶּ֤ה</w:t>
       </w:r>
     </w:p>
     <w:p>
@@ -11756,7 +11756,7 @@
         <w:rPr>
           <w:lang w:val="en_US" w:bidi="en_US"/>
         </w:rPr>
-        <w:t>כֵּ֣ן הָֽ⁠עָם־הַ֠⁠זֶּה וְ⁠כֵן־הַ⁠גּ֨וֹי הַ⁠זֶּ֤ה</w:t>
+        <w:t>כֵּ֣ן הָֽ⁠עָם־הַ֠⁠זֶּה וְ⁠כֵן־הַ⁠גּ֨וֹי הַ⁠זֶּ֤ה</w:t>
       </w:r>
     </w:p>
     <w:p>
@@ -12086,7 +12086,7 @@
         <w:rPr>
           <w:lang w:val="en_US" w:bidi="en_US"/>
         </w:rPr>
-        <w:t>וְ⁠כֵ֖ן כָּל־מַעֲשֵׂ֣ה יְדֵי⁠הֶ֑ם</w:t>
+        <w:t>וְ⁠כֵ֖ן כָּל־מַעֲשֵׂ֣ה יְדֵי⁠הֶ֑ם</w:t>
       </w:r>
     </w:p>
     <w:p>
@@ -12209,7 +12209,7 @@
         <w:rPr>
           <w:lang w:val="en_US" w:bidi="en_US"/>
         </w:rPr>
-        <w:t>וַ⁠אֲשֶׁ֥ר יַקְרִ֛יבוּ שָׁ֖ם טָמֵ֥א הֽוּא</w:t>
+        <w:t>וַ⁠אֲשֶׁ֥ר יַקְרִ֛יבוּ שָׁ֖ם טָמֵ֥א הֽוּא</w:t>
       </w:r>
     </w:p>
     <w:p>
@@ -12337,7 +12337,7 @@
         <w:rPr>
           <w:lang w:val="en_US" w:bidi="en_US"/>
         </w:rPr>
-        <w:t>שִֽׂימוּ־נָ֣א לְבַבְ⁠כֶ֔ם</w:t>
+        <w:t>שִֽׂימוּ־נָ֣א לְבַבְ⁠כֶ֔ם</w:t>
       </w:r>
     </w:p>
     <w:p>
@@ -12452,7 +12452,7 @@
         <w:rPr>
           <w:lang w:val="en_US" w:bidi="en_US"/>
         </w:rPr>
-        <w:t>מִן־הַ⁠יּ֥וֹם הַ⁠זֶּ֖ה וָ⁠מָ֑עְלָ⁠ה</w:t>
+        <w:t>מִן־הַ⁠יּ֥וֹם הַ⁠זֶּ֖ה וָ⁠מָ֑עְלָ⁠ה</w:t>
       </w:r>
     </w:p>
     <w:p>
@@ -12562,7 +12562,7 @@
         <w:rPr>
           <w:lang w:val="en_US" w:bidi="en_US"/>
         </w:rPr>
-        <w:t>מִ⁠טֶּ֧רֶם שֽׂוּם־אֶ֛בֶן אֶל־אֶ֖בֶן בְּ⁠הֵיכַ֥ל יְהוָֽה</w:t>
+        <w:t>מִ⁠טֶּ֧רֶם שֽׂוּם־אֶ֛בֶן אֶל־אֶ֖בֶן בְּ⁠הֵיכַ֥ל יְהוָֽה</w:t>
       </w:r>
     </w:p>
     <w:p>
@@ -12659,7 +12659,7 @@
         <w:rPr>
           <w:lang w:val="en_US" w:bidi="en_US"/>
         </w:rPr>
-        <w:t>בְּ⁠הֵיכַ֥ל יְהוָֽה</w:t>
+        <w:t>בְּ⁠הֵיכַ֥ל יְהוָֽה</w:t>
       </w:r>
     </w:p>
     <w:p>
@@ -12866,7 +12866,7 @@
         <w:rPr>
           <w:lang w:val="en_US" w:bidi="en_US"/>
         </w:rPr>
-        <w:t>בָּא֙ אֶל־עֲרֵמַ֣ת עֶשְׂרִ֔ים וְ⁠הָיְתָ֖ה עֲשָׂרָ֑ה</w:t>
+        <w:t>בָּא֙ אֶל־עֲרֵמַ֣ת עֶשְׂרִ֔ים וְ⁠הָיְתָ֖ה עֲשָׂרָ֑ה</w:t>
       </w:r>
     </w:p>
     <w:p>
@@ -12963,7 +12963,7 @@
         <w:rPr>
           <w:lang w:val="en_US" w:bidi="en_US"/>
         </w:rPr>
-        <w:t>בָּא֙ אֶל־עֲרֵמַ֣ת עֶשְׂרִ֔ים וְ⁠הָיְתָ֖ה עֲשָׂרָ֑ה</w:t>
+        <w:t>בָּא֙ אֶל־עֲרֵמַ֣ת עֶשְׂרִ֔ים וְ⁠הָיְתָ֖ה עֲשָׂרָ֑ה</w:t>
       </w:r>
     </w:p>
     <w:p>
@@ -13073,7 +13073,7 @@
         <w:rPr>
           <w:lang w:val="en_US" w:bidi="en_US"/>
         </w:rPr>
-        <w:t>בָּ֣א אֶל־הַ⁠יֶּ֗קֶב לַ⁠חְשֹׂף֙ חֲמִשִּׁ֣ים פּוּרָ֔ה וְ⁠הָיְתָ֖ה עֶשְׂרִֽים</w:t>
+        <w:t>בָּ֣א אֶל־הַ⁠יֶּ֗קֶב לַ⁠חְשֹׂף֙ חֲמִשִּׁ֣ים פּוּרָ֔ה וְ⁠הָיְתָ֖ה עֶשְׂרִֽים</w:t>
       </w:r>
     </w:p>
     <w:p>
@@ -13170,7 +13170,7 @@
         <w:rPr>
           <w:lang w:val="en_US" w:bidi="en_US"/>
         </w:rPr>
-        <w:t>חֲמִשִּׁ֣ים פּוּרָ֔ה</w:t>
+        <w:t>חֲמִשִּׁ֣ים פּוּרָ֔ה</w:t>
       </w:r>
     </w:p>
     <w:p>
@@ -13280,7 +13280,7 @@
         <w:rPr>
           <w:lang w:val="en_US" w:bidi="en_US"/>
         </w:rPr>
-        <w:t>הִכֵּ֨יתִי אֶתְ⁠כֶ֜ם בַּ⁠שִּׁדָּפ֤וֹן וּ⁠בַ⁠יֵּֽרָקוֹן֙ וּ⁠בַ⁠בָּרָ֔ד אֵ֖ת כָּל־מַעֲשֵׂ֣ה יְדֵי⁠כֶ֑ם וְ⁠אֵין־אֶתְ⁠כֶ֥ם אֵלַ֖⁠י נְאֻם־יְהוָֽה</w:t>
+        <w:t>הִכֵּ֨יתִי אֶתְ⁠כֶ֜ם בַּ⁠שִּׁדָּפ֤וֹן וּ⁠בַ⁠יֵּֽרָקוֹן֙ וּ⁠בַ⁠בָּרָ֔ד אֵ֖ת כָּל־מַעֲשֵׂ֣ה יְדֵי⁠כֶ֑ם וְ⁠אֵין־אֶתְ⁠כֶ֥ם אֵלַ֖⁠י נְאֻם־יְהוָֽה</w:t>
       </w:r>
     </w:p>
     <w:p>
@@ -13377,7 +13377,7 @@
         <w:rPr>
           <w:lang w:val="en_US" w:bidi="en_US"/>
         </w:rPr>
-        <w:t>אֵ֖ת כָּל־מַעֲשֵׂ֣ה יְדֵי⁠כֶ֑ם</w:t>
+        <w:t>אֵ֖ת כָּל־מַעֲשֵׂ֣ה יְדֵי⁠כֶ֑ם</w:t>
       </w:r>
     </w:p>
     <w:p>
@@ -13474,7 +13474,7 @@
         <w:rPr>
           <w:lang w:val="en_US" w:bidi="en_US"/>
         </w:rPr>
-        <w:t>אֵ֖ת כָּל־מַעֲשֵׂ֣ה יְדֵי⁠כֶ֑ם</w:t>
+        <w:t>אֵ֖ת כָּל־מַעֲשֵׂ֣ה יְדֵי⁠כֶ֑ם</w:t>
       </w:r>
     </w:p>
     <w:p>
@@ -13686,7 +13686,7 @@
         <w:rPr>
           <w:lang w:val="en_US" w:bidi="en_US"/>
         </w:rPr>
-        <w:t>שִׂימוּ &amp; לְבַבְ⁠כֶ֔ם</w:t>
+        <w:t>שִׂימוּ &amp; לְבַבְ⁠כֶ֔ם</w:t>
       </w:r>
     </w:p>
     <w:p>
@@ -13801,7 +13801,7 @@
         <w:rPr>
           <w:lang w:val="en_US" w:bidi="en_US"/>
         </w:rPr>
-        <w:t>מִן־הַ⁠יּ֥וֹם הַ⁠זֶּ֖ה וָ⁠מָ֑עְלָ⁠ה מִ⁠יּוֹם֩ עֶשְׂרִ֨ים וְ⁠אַרְבָּעָ֜ה לַ⁠תְּשִׁיעִ֗י לְ⁠מִן־הַ⁠יּ֛וֹם אֲשֶׁר־יֻסַּ֥ד הֵֽיכַל־יְהוָ֖ה</w:t>
+        <w:t>מִן־הַ⁠יּ֥וֹם הַ⁠זֶּ֖ה וָ⁠מָ֑עְלָ⁠ה מִ⁠יּוֹם֩ עֶשְׂרִ֨ים וְ⁠אַרְבָּעָ֜ה לַ⁠תְּשִׁיעִ֗י לְ⁠מִן־הַ⁠יּ֛וֹם אֲשֶׁר־יֻסַּ֥ד הֵֽיכַל־יְהוָ֖ה</w:t>
       </w:r>
     </w:p>
     <w:p>
@@ -13947,7 +13947,7 @@
         <w:rPr>
           <w:lang w:val="en_US" w:bidi="en_US"/>
         </w:rPr>
-        <w:t>מִ⁠יּוֹם֩ עֶשְׂרִ֨ים וְ⁠אַרְבָּעָ֜ה לַ⁠תְּשִׁיעִ֗י</w:t>
+        <w:t>מִ⁠יּוֹם֩ עֶשְׂרִ֨ים וְ⁠אַרְבָּעָ֜ה לַ⁠תְּשִׁיעִ֗י</w:t>
       </w:r>
     </w:p>
     <w:p>
@@ -14044,7 +14044,7 @@
         <w:rPr>
           <w:lang w:val="en_US" w:bidi="en_US"/>
         </w:rPr>
-        <w:t>מִ⁠יּוֹם֩ עֶשְׂרִ֨ים וְ⁠אַרְבָּעָ֜ה לַ⁠תְּשִׁיעִ֗י</w:t>
+        <w:t>מִ⁠יּוֹם֩ עֶשְׂרִ֨ים וְ⁠אַרְבָּעָ֜ה לַ⁠תְּשִׁיעִ֗י</w:t>
       </w:r>
     </w:p>
     <w:p>
@@ -14159,7 +14159,7 @@
         <w:rPr>
           <w:lang w:val="en_US" w:bidi="en_US"/>
         </w:rPr>
-        <w:t>יֻסַּ֥ד הֵֽיכַל־יְהוָ֖ה</w:t>
+        <w:t>יֻסַּ֥ד הֵֽיכַל־יְהוָ֖ה</w:t>
       </w:r>
     </w:p>
     <w:p>
@@ -14353,7 +14353,7 @@
         <w:rPr>
           <w:lang w:val="en_US" w:bidi="en_US"/>
         </w:rPr>
-        <w:t>שִׂ֥ימוּ לְבַבְ⁠כֶֽם</w:t>
+        <w:t>שִׂ֥ימוּ לְבַבְ⁠כֶֽם</w:t>
       </w:r>
     </w:p>
     <w:p>
@@ -14468,7 +14468,7 @@
         <w:rPr>
           <w:lang w:val="en_US" w:bidi="en_US"/>
         </w:rPr>
-        <w:t>הַ⁠ע֤וֹד הַ⁠זֶּ֨רַע֙ בַּ⁠מְּגוּרָ֔ה</w:t>
+        <w:t>הַ⁠ע֤וֹד הַ⁠זֶּ֨רַע֙ בַּ⁠מְּגוּרָ֔ה</w:t>
       </w:r>
     </w:p>
     <w:p>
@@ -14565,7 +14565,7 @@
         <w:rPr>
           <w:lang w:val="en_US" w:bidi="en_US"/>
         </w:rPr>
-        <w:t>מִן־הַ⁠יּ֥וֹם הַ⁠זֶּ֖ה אֲבָרֵֽךְ</w:t>
+        <w:t>מִן־הַ⁠יּ֥וֹם הַ⁠זֶּ֖ה אֲבָרֵֽךְ</w:t>
       </w:r>
     </w:p>
     <w:p>
@@ -14662,7 +14662,7 @@
         <w:rPr>
           <w:lang w:val="en_US" w:bidi="en_US"/>
         </w:rPr>
-        <w:t>מִן־הַ⁠יּ֥וֹם הַ⁠זֶּ֖ה</w:t>
+        <w:t>מִן־הַ⁠יּ֥וֹם הַ⁠זֶּ֖ה</w:t>
       </w:r>
     </w:p>
     <w:p>
@@ -14759,7 +14759,7 @@
         <w:rPr>
           <w:lang w:val="en_US" w:bidi="en_US"/>
         </w:rPr>
-        <w:t>וַ⁠יְהִ֨י דְבַר־יְהוָ֤ה ׀ שֵׁנִית֙ אֶל־חַגַּ֔י</w:t>
+        <w:t>וַ⁠יְהִ֨י דְבַר־יְהוָ֤ה ׀ שֵׁנִית֙ אֶל־חַגַּ֔י</w:t>
       </w:r>
     </w:p>
     <w:p>
@@ -14874,7 +14874,7 @@
         <w:rPr>
           <w:lang w:val="en_US" w:bidi="en_US"/>
         </w:rPr>
-        <w:t>שֵׁנִית֙</w:t>
+        <w:t>שֵׁנִית֙</w:t>
       </w:r>
     </w:p>
     <w:p>
@@ -14971,7 +14971,7 @@
         <w:rPr>
           <w:lang w:val="en_US" w:bidi="en_US"/>
         </w:rPr>
-        <w:t>בְּ⁠עֶשְׂרִ֧ים וְ⁠אַרְבָּעָ֛ה לַ⁠חֹ֖דֶשׁ</w:t>
+        <w:t>בְּ⁠עֶשְׂרִ֧ים וְ⁠אַרְבָּעָ֛ה לַ⁠חֹ֖דֶשׁ</w:t>
       </w:r>
     </w:p>
     <w:p>
@@ -15068,7 +15068,7 @@
         <w:rPr>
           <w:lang w:val="en_US" w:bidi="en_US"/>
         </w:rPr>
-        <w:t>בְּ⁠עֶשְׂרִ֧ים וְ⁠אַרְבָּעָ֛ה לַ⁠חֹ֖דֶשׁ</w:t>
+        <w:t>בְּ⁠עֶשְׂרִ֧ים וְ⁠אַרְבָּעָ֛ה לַ⁠חֹ֖דֶשׁ</w:t>
       </w:r>
     </w:p>
     <w:p>
@@ -15266,7 +15266,7 @@
         <w:rPr>
           <w:lang w:val="en_US" w:bidi="en_US"/>
         </w:rPr>
-        <w:t>אֱמֹ֕ר אֶל־זְרֻבָּבֶ֥ל פַּֽחַת־יְהוּדָ֖ה לֵ⁠אמֹ֑ר אֲנִ֣י מַרְעִ֔ישׁ אֶת־הַ⁠שָּׁמַ֖יִם וְ⁠אֶת־הָ⁠אָֽרֶץ</w:t>
+        <w:t>אֱמֹ֕ר אֶל־זְרֻבָּבֶ֥ל פַּֽחַת־יְהוּדָ֖ה לֵ⁠אמֹ֑ר אֲנִ֣י מַרְעִ֔ישׁ אֶת־הַ⁠שָּׁמַ֖יִם וְ⁠אֶת־הָ⁠אָֽרֶץ</w:t>
       </w:r>
     </w:p>
     <w:p>
@@ -15363,7 +15363,7 @@
         <w:rPr>
           <w:lang w:val="en_US" w:bidi="en_US"/>
         </w:rPr>
-        <w:t>אֲנִ֣י מַרְעִ֔ישׁ אֶת־הַ⁠שָּׁמַ֖יִם וְ⁠אֶת־הָ⁠אָֽרֶץ</w:t>
+        <w:t>אֲנִ֣י מַרְעִ֔ישׁ אֶת־הַ⁠שָּׁמַ֖יִם וְ⁠אֶת־הָ⁠אָֽרֶץ</w:t>
       </w:r>
     </w:p>
     <w:p>
@@ -15478,7 +15478,7 @@
         <w:rPr>
           <w:lang w:val="en_US" w:bidi="en_US"/>
         </w:rPr>
-        <w:t>אֶת־הַ⁠שָּׁמַ֖יִם וְ⁠אֶת־הָ⁠אָֽרֶץ</w:t>
+        <w:t>אֶת־הַ⁠שָּׁמַ֖יִם וְ⁠אֶת־הָ⁠אָֽרֶץ</w:t>
       </w:r>
     </w:p>
     <w:p>
@@ -15619,7 +15619,7 @@
         <w:rPr>
           <w:lang w:val="en_US" w:bidi="en_US"/>
         </w:rPr>
-        <w:t>כִּסֵּ֣א מַמְלָכ֔וֹת</w:t>
+        <w:t>כִּסֵּ֣א מַמְלָכ֔וֹת</w:t>
       </w:r>
     </w:p>
     <w:p>
@@ -15742,7 +15742,7 @@
         <w:rPr>
           <w:lang w:val="en_US" w:bidi="en_US"/>
         </w:rPr>
-        <w:t>כִּסֵּ֣א מַמְלָכ֔וֹת</w:t>
+        <w:t>כִּסֵּ֣א מַמְלָכ֔וֹת</w:t>
       </w:r>
     </w:p>
     <w:p>
@@ -15865,7 +15865,7 @@
         <w:rPr>
           <w:lang w:val="en_US" w:bidi="en_US"/>
         </w:rPr>
-        <w:t>וְ⁠הָפַכְתִּ֤י מֶרְכָּבָה֙ וְ⁠רֹ֣כְבֶ֔י⁠הָ וְ⁠יָרְד֤וּ סוּסִים֙ וְ⁠רֹ֣כְבֵי⁠הֶ֔ם</w:t>
+        <w:t>וְ⁠הָפַכְתִּ֤י מֶרְכָּבָה֙ וְ⁠רֹ֣כְבֶ֔י⁠הָ וְ⁠יָרְד֤וּ סוּסִים֙ וְ⁠רֹ֣כְבֵי⁠הֶ֔ם</w:t>
       </w:r>
     </w:p>
     <w:p>
@@ -15962,7 +15962,7 @@
         <w:rPr>
           <w:lang w:val="en_US" w:bidi="en_US"/>
         </w:rPr>
-        <w:t>מֶרְכָּבָה֙ וְ⁠רֹ֣כְבֶ֔י⁠הָ</w:t>
+        <w:t>מֶרְכָּבָה֙ וְ⁠רֹ֣כְבֶ֔י⁠הָ</w:t>
       </w:r>
     </w:p>
     <w:p>
@@ -16234,7 +16234,7 @@
         <w:rPr>
           <w:lang w:val="en_US" w:bidi="en_US"/>
         </w:rPr>
-        <w:t>אִ֖ישׁ בְּ⁠חֶ֥רֶב אָחִֽי⁠ו</w:t>
+        <w:t>אִ֖ישׁ בְּ⁠חֶ֥רֶב אָחִֽי⁠ו</w:t>
       </w:r>
     </w:p>
     <w:p>
@@ -16349,7 +16349,7 @@
         <w:rPr>
           <w:lang w:val="en_US" w:bidi="en_US"/>
         </w:rPr>
-        <w:t>אִ֖ישׁ בְּ⁠חֶ֥רֶב אָחִֽי⁠ו</w:t>
+        <w:t>אִ֖ישׁ בְּ⁠חֶ֥רֶב אָחִֽי⁠ו</w:t>
       </w:r>
     </w:p>
     <w:p>
@@ -16569,7 +16569,7 @@
         <w:rPr>
           <w:lang w:val="en_US" w:bidi="en_US"/>
         </w:rPr>
-        <w:t>בַּ⁠יּ֣וֹם הַ⁠ה֣וּא נְאֻם־יְהוָ֣ה צְבָא֡וֹת אֶ֠קָּחֲ⁠ךָ זְרֻבָּבֶ֨ל בֶּן־שְׁאַלְתִּיאֵ֤ל עַבְדִּ⁠י֙ נְאֻם־יְהוָ֔ה וְ⁠שַׂמְתִּ֖י⁠ךָ כַּֽ⁠חוֹתָ֑ם כִּֽי־בְ⁠ךָ֣ בָחַ֔רְתִּי נְאֻ֖ם יְהוָ֥ה צְבָאֽוֹת</w:t>
+        <w:t>בַּ⁠יּ֣וֹם הַ⁠ה֣וּא נְאֻם־יְהוָ֣ה צְבָא֡וֹת אֶ֠קָּחֲ⁠ךָ זְרֻבָּבֶ֨ל בֶּן־שְׁאַלְתִּיאֵ֤ל עַבְדִּ⁠י֙ נְאֻם־יְהוָ֔ה וְ⁠שַׂמְתִּ֖י⁠ךָ כַּֽ⁠חוֹתָ֑ם כִּֽי־בְ⁠ךָ֣ בָחַ֔רְתִּי נְאֻ֖ם יְהוָ֥ה צְבָאֽוֹת</w:t>
       </w:r>
     </w:p>
     <w:p>
@@ -16666,7 +16666,7 @@
         <w:rPr>
           <w:lang w:val="en_US" w:bidi="en_US"/>
         </w:rPr>
-        <w:t>בַּ⁠יּ֣וֹם הַ⁠ה֣וּא</w:t>
+        <w:t>בַּ⁠יּ֣וֹם הַ⁠ה֣וּא</w:t>
       </w:r>
     </w:p>
     <w:p>
@@ -16776,7 +16776,7 @@
         <w:rPr>
           <w:lang w:val="en_US" w:bidi="en_US"/>
         </w:rPr>
-        <w:t>אֶ֠קָּחֲ⁠ךָ &amp; וְ⁠שַׂמְתִּ֖י⁠ךָ &amp; בְ⁠ךָ֣ בָחַ֔רְתִּי</w:t>
+        <w:t>אֶ֠קָּחֲ⁠ךָ &amp; וְ⁠שַׂמְתִּ֖י⁠ךָ &amp; בְ⁠ךָ֣ בָחַ֔רְתִּי</w:t>
       </w:r>
     </w:p>
     <w:p>
@@ -16912,7 +16912,7 @@
         <w:rPr>
           <w:lang w:val="en_US" w:bidi="en_US"/>
         </w:rPr>
-        <w:t>כַּֽ⁠חוֹתָ֑ם</w:t>
+        <w:t>כַּֽ⁠חוֹתָ֑ם</w:t>
       </w:r>
     </w:p>
     <w:p>
@@ -17022,7 +17022,7 @@
         <w:rPr>
           <w:lang w:val="en_US" w:bidi="en_US"/>
         </w:rPr>
-        <w:t>כַּֽ⁠חוֹתָ֑ם</w:t>
+        <w:t>כַּֽ⁠חוֹתָ֑ם</w:t>
       </w:r>
     </w:p>
     <w:p>

--- a/eng/docx/37.content.docx
+++ b/eng/docx/37.content.docx
@@ -580,6 +580,79 @@
         <w:rPr>
           <w:lang w:val="en_US" w:bidi="en_US"/>
         </w:rPr>
+        <w:t>Haggai - Chapter 1 Introduction</w:t>
+      </w:r>
+      <w:r>
+        <w:rPr>
+          <w:lang w:val="en_US" w:bidi="en_US"/>
+        </w:rPr>
+      </w:r>
+    </w:p>
+    <w:p>
+      <w:pPr>
+        <w:pStyle w:val="Heading3"/>
+      </w:pPr>
+      <w:r>
+        <w:rPr>
+          <w:lang w:val="en_US" w:bidi="en_US"/>
+        </w:rPr>
+        <w:t>Structure and Formatting</w:t>
+      </w:r>
+    </w:p>
+    <w:p>
+      <w:pPr/>
+      <w:r>
+        <w:rPr>
+          <w:lang w:val="en_US" w:bidi="en_US"/>
+        </w:rPr>
+      </w:r>
+      <w:r>
+        <w:rPr>
+          <w:lang w:val="en_US" w:bidi="en_US"/>
+        </w:rPr>
+        <w:t>This chapter contains the first oracle that Haggai delivered from Yahweh to the Judeans who had returned from exile.</w:t>
+      </w:r>
+    </w:p>
+    <w:p>
+      <w:pPr/>
+      <w:r>
+        <w:rPr>
+          <w:lang w:val="en_US" w:bidi="en_US"/>
+        </w:rPr>
+      </w:r>
+      <w:r>
+        <w:rPr>
+          <w:lang w:val="en_US" w:bidi="en_US"/>
+        </w:rPr>
+        <w:t>Some translations set each line of poetry farther to the right than the rest of the text to make it easier to read. The ULT does this with the poetry in verses 4, 6, and 8–11.</w:t>
+      </w:r>
+      <w:r>
+        <w:rPr>
+          <w:lang w:val="en_US" w:bidi="en_US"/>
+        </w:rPr>
+      </w:r>
+      <w:r>
+        <w:rPr>
+          <w:lang w:val="en_US" w:bidi="en_US"/>
+        </w:rPr>
+      </w:r>
+    </w:p>
+    <w:p>
+      <w:pPr/>
+      <w:r>
+        <w:rPr>
+          <w:lang w:val="en_US" w:bidi="en_US"/>
+        </w:rPr>
+      </w:r>
+    </w:p>
+    <w:p>
+      <w:pPr>
+        <w:pStyle w:val="Heading2"/>
+      </w:pPr>
+      <w:r>
+        <w:rPr>
+          <w:lang w:val="en_US" w:bidi="en_US"/>
+        </w:rPr>
         <w:t>Haggai 1:1 (#1)</w:t>
       </w:r>
       <w:r>
@@ -6464,6 +6537,115 @@
         <w:rPr>
           <w:lang w:val="en_US" w:bidi="en_US"/>
         </w:rPr>
+        <w:t>Haggai - Chapter 2 Introduction</w:t>
+      </w:r>
+      <w:r>
+        <w:rPr>
+          <w:lang w:val="en_US" w:bidi="en_US"/>
+        </w:rPr>
+      </w:r>
+    </w:p>
+    <w:p>
+      <w:pPr>
+        <w:pStyle w:val="Heading3"/>
+      </w:pPr>
+      <w:r>
+        <w:rPr>
+          <w:lang w:val="en_US" w:bidi="en_US"/>
+        </w:rPr>
+        <w:t>Structure and Formatting</w:t>
+      </w:r>
+    </w:p>
+    <w:p>
+      <w:pPr/>
+      <w:r>
+        <w:rPr>
+          <w:lang w:val="en_US" w:bidi="en_US"/>
+        </w:rPr>
+      </w:r>
+      <w:r>
+        <w:rPr>
+          <w:lang w:val="en_US" w:bidi="en_US"/>
+        </w:rPr>
+        <w:t>This chapter contains the second (2:1–9), third (2:10–19), and fourth (2:20–23) oracles that Haggai delivered from Yahweh to the Judeans who had returned from exile.</w:t>
+      </w:r>
+    </w:p>
+    <w:p>
+      <w:pPr/>
+      <w:r>
+        <w:rPr>
+          <w:lang w:val="en_US" w:bidi="en_US"/>
+        </w:rPr>
+      </w:r>
+      <w:r>
+        <w:rPr>
+          <w:lang w:val="en_US" w:bidi="en_US"/>
+        </w:rPr>
+        <w:t>Some translations set each line of poetry farther to the right than the rest of the text to make it easier to read. The ULT does this with the poetry in verses 6–7 and 21–22.</w:t>
+      </w:r>
+    </w:p>
+    <w:p>
+      <w:pPr>
+        <w:pStyle w:val="Heading3"/>
+      </w:pPr>
+      <w:r>
+        <w:rPr>
+          <w:lang w:val="en_US" w:bidi="en_US"/>
+        </w:rPr>
+        <w:t>Translation Issues in this Chapter</w:t>
+      </w:r>
+    </w:p>
+    <w:p>
+      <w:pPr>
+        <w:pStyle w:val="Heading4"/>
+      </w:pPr>
+      <w:r>
+        <w:rPr>
+          <w:lang w:val="en_US" w:bidi="en_US"/>
+        </w:rPr>
+        <w:t>The teaching example of uncleanness (verses 12–14)</w:t>
+      </w:r>
+    </w:p>
+    <w:p>
+      <w:pPr/>
+      <w:r>
+        <w:rPr>
+          <w:lang w:val="en_US" w:bidi="en_US"/>
+        </w:rPr>
+      </w:r>
+      <w:r>
+        <w:rPr>
+          <w:lang w:val="en_US" w:bidi="en_US"/>
+        </w:rPr>
+        <w:t>In the third oracle, Yahweh has Haggai speak with the priests in front of the people in order to teach the people by using an example. Haggai has the priests confirm that a person in a state of holiness does not communicate that holy state to foods that he touches. Haggai then has the priests confirm that a person in a state of uncleanness does communicate that unclean state to foods that he touches. Haggai then tells the people that Yahweh considers them to be unclean, meaning not in a proper state to take part in worship, because they have not obeyed him and rebuilt the temple. They have communicated that unclean state to the foods that they have offered in sacrifice, and so those sacrifices are not acceptable to Yahweh. Stated plainly, the message of this example is that the sacrifices the people are offering on the altar do not make up for their disobedience in not rebuilding the temple. Rather, their disobedience in not rebuilding the temple is making their sacrifices unacceptable. Notes to verses 11–14 will suggest ways in which you can indicate this meaning in your translation.</w:t>
+      </w:r>
+      <w:r>
+        <w:rPr>
+          <w:lang w:val="en_US" w:bidi="en_US"/>
+        </w:rPr>
+      </w:r>
+      <w:r>
+        <w:rPr>
+          <w:lang w:val="en_US" w:bidi="en_US"/>
+        </w:rPr>
+      </w:r>
+    </w:p>
+    <w:p>
+      <w:pPr/>
+      <w:r>
+        <w:rPr>
+          <w:lang w:val="en_US" w:bidi="en_US"/>
+        </w:rPr>
+      </w:r>
+    </w:p>
+    <w:p>
+      <w:pPr>
+        <w:pStyle w:val="Heading2"/>
+      </w:pPr>
+      <w:r>
+        <w:rPr>
+          <w:lang w:val="en_US" w:bidi="en_US"/>
+        </w:rPr>
         <w:t>Haggai 2:1 (#1)</w:t>
       </w:r>
       <w:r>
@@ -17098,188 +17280,6 @@
           <w:lang w:val="en_US" w:bidi="en_US"/>
         </w:rPr>
         <w:t>Simile</w:t>
-      </w:r>
-      <w:r>
-        <w:rPr>
-          <w:lang w:val="en_US" w:bidi="en_US"/>
-        </w:rPr>
-      </w:r>
-      <w:r>
-        <w:rPr>
-          <w:lang w:val="en_US" w:bidi="en_US"/>
-        </w:rPr>
-      </w:r>
-    </w:p>
-    <w:p>
-      <w:pPr/>
-      <w:r>
-        <w:rPr>
-          <w:lang w:val="en_US" w:bidi="en_US"/>
-        </w:rPr>
-      </w:r>
-    </w:p>
-    <w:p>
-      <w:pPr>
-        <w:pStyle w:val="Heading2"/>
-      </w:pPr>
-      <w:r>
-        <w:rPr>
-          <w:lang w:val="en_US" w:bidi="en_US"/>
-        </w:rPr>
-        <w:t>Haggai - Chapter 1 Introduction</w:t>
-      </w:r>
-      <w:r>
-        <w:rPr>
-          <w:lang w:val="en_US" w:bidi="en_US"/>
-        </w:rPr>
-      </w:r>
-    </w:p>
-    <w:p>
-      <w:pPr>
-        <w:pStyle w:val="Heading3"/>
-      </w:pPr>
-      <w:r>
-        <w:rPr>
-          <w:lang w:val="en_US" w:bidi="en_US"/>
-        </w:rPr>
-        <w:t>Structure and Formatting</w:t>
-      </w:r>
-    </w:p>
-    <w:p>
-      <w:pPr/>
-      <w:r>
-        <w:rPr>
-          <w:lang w:val="en_US" w:bidi="en_US"/>
-        </w:rPr>
-      </w:r>
-      <w:r>
-        <w:rPr>
-          <w:lang w:val="en_US" w:bidi="en_US"/>
-        </w:rPr>
-        <w:t>This chapter contains the first oracle that Haggai delivered from Yahweh to the Judeans who had returned from exile.</w:t>
-      </w:r>
-    </w:p>
-    <w:p>
-      <w:pPr/>
-      <w:r>
-        <w:rPr>
-          <w:lang w:val="en_US" w:bidi="en_US"/>
-        </w:rPr>
-      </w:r>
-      <w:r>
-        <w:rPr>
-          <w:lang w:val="en_US" w:bidi="en_US"/>
-        </w:rPr>
-        <w:t>Some translations set each line of poetry farther to the right than the rest of the text to make it easier to read. The ULT does this with the poetry in verses 4, 6, and 8–11.</w:t>
-      </w:r>
-      <w:r>
-        <w:rPr>
-          <w:lang w:val="en_US" w:bidi="en_US"/>
-        </w:rPr>
-      </w:r>
-      <w:r>
-        <w:rPr>
-          <w:lang w:val="en_US" w:bidi="en_US"/>
-        </w:rPr>
-      </w:r>
-    </w:p>
-    <w:p>
-      <w:pPr/>
-      <w:r>
-        <w:rPr>
-          <w:lang w:val="en_US" w:bidi="en_US"/>
-        </w:rPr>
-      </w:r>
-    </w:p>
-    <w:p>
-      <w:pPr>
-        <w:pStyle w:val="Heading2"/>
-      </w:pPr>
-      <w:r>
-        <w:rPr>
-          <w:lang w:val="en_US" w:bidi="en_US"/>
-        </w:rPr>
-        <w:t>Haggai - Chapter 2 Introduction</w:t>
-      </w:r>
-      <w:r>
-        <w:rPr>
-          <w:lang w:val="en_US" w:bidi="en_US"/>
-        </w:rPr>
-      </w:r>
-    </w:p>
-    <w:p>
-      <w:pPr>
-        <w:pStyle w:val="Heading3"/>
-      </w:pPr>
-      <w:r>
-        <w:rPr>
-          <w:lang w:val="en_US" w:bidi="en_US"/>
-        </w:rPr>
-        <w:t>Structure and Formatting</w:t>
-      </w:r>
-    </w:p>
-    <w:p>
-      <w:pPr/>
-      <w:r>
-        <w:rPr>
-          <w:lang w:val="en_US" w:bidi="en_US"/>
-        </w:rPr>
-      </w:r>
-      <w:r>
-        <w:rPr>
-          <w:lang w:val="en_US" w:bidi="en_US"/>
-        </w:rPr>
-        <w:t>This chapter contains the second (2:1–9), third (2:10–19), and fourth (2:20–23) oracles that Haggai delivered from Yahweh to the Judeans who had returned from exile.</w:t>
-      </w:r>
-    </w:p>
-    <w:p>
-      <w:pPr/>
-      <w:r>
-        <w:rPr>
-          <w:lang w:val="en_US" w:bidi="en_US"/>
-        </w:rPr>
-      </w:r>
-      <w:r>
-        <w:rPr>
-          <w:lang w:val="en_US" w:bidi="en_US"/>
-        </w:rPr>
-        <w:t>Some translations set each line of poetry farther to the right than the rest of the text to make it easier to read. The ULT does this with the poetry in verses 6–7 and 21–22.</w:t>
-      </w:r>
-    </w:p>
-    <w:p>
-      <w:pPr>
-        <w:pStyle w:val="Heading3"/>
-      </w:pPr>
-      <w:r>
-        <w:rPr>
-          <w:lang w:val="en_US" w:bidi="en_US"/>
-        </w:rPr>
-        <w:t>Translation Issues in this Chapter</w:t>
-      </w:r>
-    </w:p>
-    <w:p>
-      <w:pPr>
-        <w:pStyle w:val="Heading4"/>
-      </w:pPr>
-      <w:r>
-        <w:rPr>
-          <w:lang w:val="en_US" w:bidi="en_US"/>
-        </w:rPr>
-        <w:t>The teaching example of uncleanness (verses 12–14)</w:t>
-      </w:r>
-    </w:p>
-    <w:p>
-      <w:pPr/>
-      <w:r>
-        <w:rPr>
-          <w:lang w:val="en_US" w:bidi="en_US"/>
-        </w:rPr>
-      </w:r>
-      <w:r>
-        <w:rPr>
-          <w:lang w:val="en_US" w:bidi="en_US"/>
-        </w:rPr>
-        <w:t>In the third oracle, Yahweh has Haggai speak with the priests in front of the people in order to teach the people by using an example. Haggai has the priests confirm that a person in a state of holiness does not communicate that holy state to foods that he touches. Haggai then has the priests confirm that a person in a state of uncleanness does communicate that unclean state to foods that he touches. Haggai then tells the people that Yahweh considers them to be unclean, meaning not in a proper state to take part in worship, because they have not obeyed him and rebuilt the temple. They have communicated that unclean state to the foods that they have offered in sacrifice, and so those sacrifices are not acceptable to Yahweh. Stated plainly, the message of this example is that the sacrifices the people are offering on the altar do not make up for their disobedience in not rebuilding the temple. Rather, their disobedience in not rebuilding the temple is making their sacrifices unacceptable. Notes to verses 11–14 will suggest ways in which you can indicate this meaning in your translation.</w:t>
       </w:r>
       <w:r>
         <w:rPr>
